--- a/reports/간판떼고_연구계획서.docx
+++ b/reports/간판떼고_연구계획서.docx
@@ -17457,7 +17457,7 @@
                 <w:sz w:val="17"/>
                 <w:szCs w:val="17"/>
               </w:rPr>
-              <w:t xml:space="preserve">외국인투자기업 등 해석이 갈릴 수 있는 기업은 주최 측에 서면으로 확인하고, 불가하면 같은 지역의 예비후보(부산 성우하이텍, 경남 씨티알, 울산 덕산하이메탈)를 같은 기준으로 재검토해 대체</w:t>
+              <w:t xml:space="preserve">외국인투자기업 등 해석이 갈릴 수 있는 기업은 주최 측에 서면으로 확인하고, 불가하면 같은 지역의 예비후보(부산 성우하이텍·부산신항만, 경남 씨티알, 울산 덕산하이메탈)를 같은 기준으로 재검토해 대체</w:t>
             </w:r>
           </w:p>
         </w:tc>
@@ -19994,7 +19994,7 @@
                 <w:sz w:val="16"/>
                 <w:szCs w:val="16"/>
               </w:rPr>
-              <w:t xml:space="preserve">부산 강서구에서 생산기술 신입(4년제)을 뽑는 반도체·산업용 초정밀 밸브 기업이다[7].</w:t>
+              <w:t xml:space="preserve">부산 강서구에서 생산기술 신입(4년제)을 뽑는 반도체·산업용 초정밀 밸브 기업이다[7]. 부산시 청끌기업(2024~2026)으로 선정됐다[29].</w:t>
             </w:r>
           </w:p>
           <w:p>
@@ -24217,7 +24217,7 @@
                 <w:sz w:val="17"/>
                 <w:szCs w:val="17"/>
               </w:rPr>
-              <w:t xml:space="preserve">윌로펌프</w:t>
+              <w:t xml:space="preserve">부산신항만(PNC)</w:t>
             </w:r>
           </w:p>
         </w:tc>
@@ -24249,7 +24249,7 @@
                 <w:sz w:val="17"/>
                 <w:szCs w:val="17"/>
               </w:rPr>
-              <w:t xml:space="preserve">건물·산업용 펌프 (부산 강서)</w:t>
+              <w:t xml:space="preserve">컨테이너 터미널 운영, 설비·자재관리 직무 (부산 강서)</w:t>
             </w:r>
           </w:p>
         </w:tc>
@@ -24281,7 +24281,7 @@
                 <w:sz w:val="17"/>
                 <w:szCs w:val="17"/>
               </w:rPr>
-              <w:t xml:space="preserve">평판 ‘적합’. 최근 공고가 경력직뿐이어서 학사 신입 지원 가능 공고를 확보하면 검토</w:t>
+              <w:t xml:space="preserve">부산 우선 후보. 2026년 10월 신입 포함 공고(4년제, 부산 강서) 확인. 평판 ‘주의’(최대주주 해외 그룹 관련 사안, 2019·2020년 사업장 사고 이력)</w:t>
             </w:r>
           </w:p>
         </w:tc>

--- a/reports/간판떼고_연구계획서.docx
+++ b/reports/간판떼고_연구계획서.docx
@@ -11365,7 +11365,7 @@
           <w:sz w:val="20"/>
           <w:szCs w:val="20"/>
         </w:rPr>
-        <w:t xml:space="preserve">공개자료로 확인하기 어려운 실제 업무와 처우를 보완하기 위해 인사담당자·현직자·전문가 총 9명을 목표로 인터뷰한다.</w:t>
+        <w:t xml:space="preserve">공개자료로 확인하기 어려운 실제 업무와 처우를 보완하기 위해 인사담당자·현직자·전문가 총 9명을 목표로 인터뷰한다. 전문가 3명은 2026년 상반기 다른 활동에서 인터뷰한 적이 있어 섭외 경로를 확보했다.</w:t>
       </w:r>
     </w:p>
     <w:tbl>
@@ -11808,14 +11808,110 @@
             <w:r>
               <w:rPr>
                 <w:rFonts w:ascii="맑은 고딕" w:cs="맑은 고딕" w:eastAsia="맑은 고딕" w:hAnsi="맑은 고딕"/>
-                <w:b w:val="false"/>
-                <w:bCs w:val="false"/>
+                <w:b/>
+                <w:bCs/>
                 <w:i w:val="false"/>
                 <w:iCs w:val="false"/>
                 <w:sz w:val="17"/>
                 <w:szCs w:val="17"/>
               </w:rPr>
-              <w:t xml:space="preserve">회계사는 현금흐름·재무 위험, 세무사는 세무·해외사업 실무와 필요 역량, 관세사는 통상·물류·수출입 직무와 관세 위험 검토 (기업별 판정 근거가 아닌 자문으로 활용)</w:t>
+              <w:t xml:space="preserve">삼일회계법인 조○○ 회계사</w:t>
+            </w:r>
+            <w:r>
+              <w:rPr>
+                <w:rFonts w:ascii="맑은 고딕" w:cs="맑은 고딕" w:eastAsia="맑은 고딕" w:hAnsi="맑은 고딕"/>
+                <w:b w:val="false"/>
+                <w:bCs w:val="false"/>
+                <w:i w:val="false"/>
+                <w:iCs w:val="false"/>
+                <w:sz w:val="17"/>
+                <w:szCs w:val="17"/>
+              </w:rPr>
+              <w:t xml:space="preserve"> 현금흐름·재무 위험 검토</w:t>
+            </w:r>
+          </w:p>
+          <w:p>
+            <w:pPr>
+              <w:autoSpaceDE w:val="0"/>
+              <w:autoSpaceDN w:val="0"/>
+              <w:spacing w:after="20" w:before="0" w:line="231" w:lineRule="exact"/>
+              <w:jc w:val="left"/>
+            </w:pPr>
+            <w:r>
+              <w:rPr>
+                <w:rFonts w:ascii="맑은 고딕" w:cs="맑은 고딕" w:eastAsia="맑은 고딕" w:hAnsi="맑은 고딕"/>
+                <w:b/>
+                <w:bCs/>
+                <w:i w:val="false"/>
+                <w:iCs w:val="false"/>
+                <w:sz w:val="17"/>
+                <w:szCs w:val="17"/>
+              </w:rPr>
+              <w:t xml:space="preserve">성현회계법인 김○○ 세무사</w:t>
+            </w:r>
+            <w:r>
+              <w:rPr>
+                <w:rFonts w:ascii="맑은 고딕" w:cs="맑은 고딕" w:eastAsia="맑은 고딕" w:hAnsi="맑은 고딕"/>
+                <w:b w:val="false"/>
+                <w:bCs w:val="false"/>
+                <w:i w:val="false"/>
+                <w:iCs w:val="false"/>
+                <w:sz w:val="17"/>
+                <w:szCs w:val="17"/>
+              </w:rPr>
+              <w:t xml:space="preserve"> 세무·해외사업 실무와 필요 역량 검토</w:t>
+            </w:r>
+          </w:p>
+          <w:p>
+            <w:pPr>
+              <w:autoSpaceDE w:val="0"/>
+              <w:autoSpaceDN w:val="0"/>
+              <w:spacing w:after="20" w:before="0" w:line="231" w:lineRule="exact"/>
+              <w:jc w:val="left"/>
+            </w:pPr>
+            <w:r>
+              <w:rPr>
+                <w:rFonts w:ascii="맑은 고딕" w:cs="맑은 고딕" w:eastAsia="맑은 고딕" w:hAnsi="맑은 고딕"/>
+                <w:b/>
+                <w:bCs/>
+                <w:i w:val="false"/>
+                <w:iCs w:val="false"/>
+                <w:sz w:val="17"/>
+                <w:szCs w:val="17"/>
+              </w:rPr>
+              <w:t xml:space="preserve">세인관세법인 안○○ 관세사</w:t>
+            </w:r>
+            <w:r>
+              <w:rPr>
+                <w:rFonts w:ascii="맑은 고딕" w:cs="맑은 고딕" w:eastAsia="맑은 고딕" w:hAnsi="맑은 고딕"/>
+                <w:b w:val="false"/>
+                <w:bCs w:val="false"/>
+                <w:i w:val="false"/>
+                <w:iCs w:val="false"/>
+                <w:sz w:val="17"/>
+                <w:szCs w:val="17"/>
+              </w:rPr>
+              <w:t xml:space="preserve"> 통상·물류·수출입 직무와 관세 위험 검토</w:t>
+            </w:r>
+          </w:p>
+          <w:p>
+            <w:pPr>
+              <w:autoSpaceDE w:val="0"/>
+              <w:autoSpaceDN w:val="0"/>
+              <w:spacing w:after="20" w:before="0" w:line="231" w:lineRule="exact"/>
+              <w:jc w:val="left"/>
+            </w:pPr>
+            <w:r>
+              <w:rPr>
+                <w:rFonts w:ascii="맑은 고딕" w:cs="맑은 고딕" w:eastAsia="맑은 고딕" w:hAnsi="맑은 고딕"/>
+                <w:b w:val="false"/>
+                <w:bCs w:val="false"/>
+                <w:i w:val="false"/>
+                <w:iCs w:val="false"/>
+                <w:sz w:val="17"/>
+                <w:szCs w:val="17"/>
+              </w:rPr>
+              <w:t xml:space="preserve">기업별 판정 근거가 아닌 자문으로 활용</w:t>
             </w:r>
           </w:p>
         </w:tc>
@@ -11937,6 +12033,43 @@
           <w:szCs w:val="20"/>
         </w:rPr>
         <w:t xml:space="preserve"> 주의 판정 기업에는 해당 사안의 현재 상황, 재발 방지 조치, 신입 근무에 미치는 영향을 함께 묻고, 회사의 답변과 공개 자료를 구분해 기록한다.</w:t>
+      </w:r>
+    </w:p>
+    <w:p>
+      <w:pPr>
+        <w:pStyle w:val="ListParagraph"/>
+        <w:keepLines/>
+        <w:numPr>
+          <w:ilvl w:val="0"/>
+          <w:numId w:val="2"/>
+        </w:numPr>
+        <w:autoSpaceDE w:val="0"/>
+        <w:autoSpaceDN w:val="0"/>
+        <w:spacing w:after="50" w:before="0" w:line="300" w:lineRule="exact"/>
+      </w:pPr>
+      <w:r>
+        <w:rPr>
+          <w:rFonts w:ascii="맑은 고딕" w:cs="맑은 고딕" w:eastAsia="맑은 고딕" w:hAnsi="맑은 고딕"/>
+          <w:b/>
+          <w:bCs/>
+          <w:i w:val="false"/>
+          <w:iCs w:val="false"/>
+          <w:sz w:val="20"/>
+          <w:szCs w:val="20"/>
+        </w:rPr>
+        <w:t xml:space="preserve">이해관계 확인</w:t>
+      </w:r>
+      <w:r>
+        <w:rPr>
+          <w:rFonts w:ascii="맑은 고딕" w:cs="맑은 고딕" w:eastAsia="맑은 고딕" w:hAnsi="맑은 고딕"/>
+          <w:b w:val="false"/>
+          <w:bCs w:val="false"/>
+          <w:i w:val="false"/>
+          <w:iCs w:val="false"/>
+          <w:sz w:val="20"/>
+          <w:szCs w:val="20"/>
+        </w:rPr>
+        <w:t xml:space="preserve"> 자문 전에 전문가의 소속 법인이 대상 기업의 외부감사·세무·관세 업무를 맡고 있는지 확인하고, 맡고 있는 기업에 대해서는 개별 의견을 묻지 않는다.</w:t>
       </w:r>
     </w:p>
     <w:p>
@@ -17695,7 +17828,7 @@
                 <w:sz w:val="17"/>
                 <w:szCs w:val="17"/>
               </w:rPr>
-              <w:t xml:space="preserve">최소 3개 기업 직접 응답 + 산업관계자 1명</w:t>
+              <w:t xml:space="preserve">최소 3개 기업 직접 응답 + 전문가 2명 이상</w:t>
             </w:r>
           </w:p>
         </w:tc>

--- a/reports/간판떼고_연구계획서.docx
+++ b/reports/간판떼고_연구계획서.docx
@@ -11365,7 +11365,7 @@
           <w:sz w:val="20"/>
           <w:szCs w:val="20"/>
         </w:rPr>
-        <w:t xml:space="preserve">공개자료로 확인하기 어려운 실제 업무와 처우를 보완하기 위해 인사담당자·현직자·전문가 총 9명을 목표로 인터뷰한다. 전문가 3명은 2026년 상반기 다른 활동에서 인터뷰한 적이 있어 섭외 경로를 확보했다.</w:t>
+        <w:t xml:space="preserve">공개자료로 확인하기 어려운 실제 업무와 처우를 보완하기 위해 인사담당자·현직자·전문가 총 9명을 목표로 인터뷰한다. 전문가 3명은 2026년 상반기 교수학습지원센터가 주최한 「학습플러스코칭동아리」 활동에서 인터뷰한 적이 있어 섭외 경로를 확보했다.</w:t>
       </w:r>
     </w:p>
     <w:tbl>

--- a/reports/간판떼고_연구계획서.docx
+++ b/reports/간판떼고_연구계획서.docx
@@ -10369,7 +10369,7 @@
           <w:sz w:val="20"/>
           <w:szCs w:val="20"/>
         </w:rPr>
-        <w:t xml:space="preserve"> 기업의 부정적 정보는 공식 기록·확정 판정·회사 공시로 확인한 사실만 출처와 기준일을 붙여 중립적으로 쓰고, 쟁점이 있는 사실은 회사 입장을 함께 적는다. 수사 중인 의혹과 익명 후기 문장은 공개 문서에 싣지 않고, 점검에서 제외한 기업의 이름과 사유는 내부 기록으로만 남긴다. 결과물에는 ‘공개자료와 제한된 표본에 근거한 학생 연구로 기업을 보증하지 않으며 자료 기준일 이후 달라질 수 있다’는 문장을 넣는다.</w:t>
+        <w:t xml:space="preserve"> 기업의 부정적 정보는 공식 기록·확정 판정·회사 공시·언론 보도로 확인한 사실만 출처와 기준일을 붙여 중립적으로 쓰고, 쟁점이 있는 사실은 회사 입장을 함께 적는다. 수사 중인 의혹과 익명 후기 문장은 공개 문서에 싣지 않고, 점검에서 제외한 기업은 같은 원칙으로 사유를 한 줄씩 요약해 부록 2에 밝힌다. 결과물에는 ‘공개자료와 제한된 표본에 근거한 학생 연구로 기업을 보증하지 않으며 자료 기준일 이후 달라질 수 있다’는 문장을 넣는다.</w:t>
       </w:r>
     </w:p>
     <w:p>
@@ -19084,7 +19084,7 @@
           <w:sz w:val="17"/>
           <w:szCs w:val="17"/>
         </w:rPr>
-        <w:t xml:space="preserve">후보는 주최 측 참고목록(60개사)과 팀의 기존 후보 15곳에서 출발해 ① 지역·규모 → ② 부울경 학사 신입 직무 → ③ 평판·결격 점검 → ④ 업종·직무 다양성 순서로 걸렀다[3]. 표 구성은 공식 양식을 따르며[20], 자료 공개 여부는 기업의 우수성과 구분해 기록하고 대상 변경은 본조사 전에 완료해 이유를 남긴다.</w:t>
+        <w:t xml:space="preserve">후보는 주최 측 참고목록(60개사)과 팀의 기존 후보 15곳에서 출발해 ① 지역·규모 → ② 부울경 학사 신입 직무 → ③ 평판·결격 점검 → ④ 업종·직무 다양성 순서로 걸렀다[3](과정과 선정하지 않은 기업은 부록 2). 표 구성은 공식 양식을 따르며[20], 자료 공개 여부는 기업의 우수성과 구분해 기록하고 대상 변경은 본조사 전에 완료해 이유를 남긴다.</w:t>
       </w:r>
     </w:p>
     <w:p>
@@ -23727,7 +23727,7 @@
           <w:sz w:val="20"/>
           <w:szCs w:val="20"/>
         </w:rPr>
-        <w:t xml:space="preserve"> 처음 정한 10곳을 Ⅳ-2 기준으로 점검해 4곳을 교체했다. 2곳은 노동자 사망·건강 관련 사건(같은 기업집단의 지배회사 사건 포함), 2곳은 직원 평가 기준 미달로 결격에 해당했다. 기업별 사유와 출처는 내부 점검표에 기록하고 공개 문서에는 싣지 않는다.</w:t>
+        <w:t xml:space="preserve"> 처음 정한 10곳을 Ⅳ-2 기준으로 점검해 4곳을 교체했다. 2곳은 노동자 사망·건강 관련 사건(같은 기업집단의 지배회사 사건 포함), 2곳은 직원 평가 기준 미달로 결격에 해당했다. 기업별 사유와 출처는 부록 2에 요약했다.</w:t>
       </w:r>
     </w:p>
     <w:p>
@@ -27812,7 +27812,1964 @@
           <w:sz w:val="28"/>
           <w:szCs w:val="28"/>
         </w:rPr>
-        <w:t xml:space="preserve">부록 2  주요 근거 자료</w:t>
+        <w:t xml:space="preserve">부록 2  대상 기업 선정 과정</w:t>
+      </w:r>
+    </w:p>
+    <w:p>
+      <w:pPr>
+        <w:keepNext/>
+        <w:keepLines/>
+        <w:autoSpaceDE w:val="0"/>
+        <w:autoSpaceDN w:val="0"/>
+        <w:spacing w:after="100" w:before="0" w:line="300" w:lineRule="exact"/>
+      </w:pPr>
+      <w:r>
+        <w:rPr>
+          <w:rFonts w:ascii="맑은 고딕" w:cs="맑은 고딕" w:eastAsia="맑은 고딕" w:hAnsi="맑은 고딕"/>
+          <w:b/>
+          <w:bCs/>
+          <w:i w:val="false"/>
+          <w:iCs w:val="false"/>
+          <w:color w:val="2F5597"/>
+          <w:sz w:val="20"/>
+          <w:szCs w:val="20"/>
+        </w:rPr>
+        <w:t xml:space="preserve">대상 10곳은 주최 측 참고목록(60개사)과 팀 후보 15곳에서 출발해 네 단계로 골랐다. 평판 점검은 처음 정한 대상·예비후보와 대체 후보를 합친 23곳에 같은 기준을 적용했다(점검일 2026. 10. 18.).</w:t>
+      </w:r>
+    </w:p>
+    <w:tbl>
+      <w:tblPr>
+        <w:tblW w:type="dxa" w:w="9866"/>
+        <w:tblBorders>
+          <w:top w:val="single" w:color="A6A6A6" w:sz="4"/>
+          <w:left w:val="single" w:color="A6A6A6" w:sz="4"/>
+          <w:bottom w:val="single" w:color="A6A6A6" w:sz="4"/>
+          <w:right w:val="single" w:color="A6A6A6" w:sz="4"/>
+          <w:insideH w:val="single" w:color="A6A6A6" w:sz="4"/>
+          <w:insideV w:val="single" w:color="A6A6A6" w:sz="4"/>
+        </w:tblBorders>
+        <w:tblLayout w:type="fixed"/>
+      </w:tblPr>
+      <w:tblGrid>
+        <w:gridCol w:w="1479"/>
+        <w:gridCol w:w="2959"/>
+        <w:gridCol w:w="5428"/>
+      </w:tblGrid>
+      <w:tr>
+        <w:trPr>
+          <w:cantSplit/>
+          <w:tblHeader/>
+        </w:trPr>
+        <w:tc>
+          <w:tcPr>
+            <w:tcW w:type="dxa" w:w="1479"/>
+            <w:shd w:fill="D9E2F3" w:color="auto" w:val="clear"/>
+            <w:tcMar>
+              <w:top w:type="dxa" w:w="50"/>
+              <w:left w:type="dxa" w:w="90"/>
+              <w:bottom w:type="dxa" w:w="50"/>
+              <w:right w:type="dxa" w:w="90"/>
+            </w:tcMar>
+            <w:vAlign w:val="center"/>
+          </w:tcPr>
+          <w:p>
+            <w:pPr>
+              <w:autoSpaceDE w:val="0"/>
+              <w:autoSpaceDN w:val="0"/>
+              <w:spacing w:after="20" w:before="0" w:line="231" w:lineRule="exact"/>
+              <w:jc w:val="center"/>
+            </w:pPr>
+            <w:r>
+              <w:rPr>
+                <w:rFonts w:ascii="맑은 고딕" w:cs="맑은 고딕" w:eastAsia="맑은 고딕" w:hAnsi="맑은 고딕"/>
+                <w:b/>
+                <w:bCs/>
+                <w:i w:val="false"/>
+                <w:iCs w:val="false"/>
+                <w:sz w:val="17"/>
+                <w:szCs w:val="17"/>
+              </w:rPr>
+              <w:t xml:space="preserve">단계</w:t>
+            </w:r>
+          </w:p>
+        </w:tc>
+        <w:tc>
+          <w:tcPr>
+            <w:tcW w:type="dxa" w:w="2959"/>
+            <w:shd w:fill="D9E2F3" w:color="auto" w:val="clear"/>
+            <w:tcMar>
+              <w:top w:type="dxa" w:w="50"/>
+              <w:left w:type="dxa" w:w="90"/>
+              <w:bottom w:type="dxa" w:w="50"/>
+              <w:right w:type="dxa" w:w="90"/>
+            </w:tcMar>
+            <w:vAlign w:val="center"/>
+          </w:tcPr>
+          <w:p>
+            <w:pPr>
+              <w:autoSpaceDE w:val="0"/>
+              <w:autoSpaceDN w:val="0"/>
+              <w:spacing w:after="20" w:before="0" w:line="231" w:lineRule="exact"/>
+              <w:jc w:val="center"/>
+            </w:pPr>
+            <w:r>
+              <w:rPr>
+                <w:rFonts w:ascii="맑은 고딕" w:cs="맑은 고딕" w:eastAsia="맑은 고딕" w:hAnsi="맑은 고딕"/>
+                <w:b/>
+                <w:bCs/>
+                <w:i w:val="false"/>
+                <w:iCs w:val="false"/>
+                <w:sz w:val="17"/>
+                <w:szCs w:val="17"/>
+              </w:rPr>
+              <w:t xml:space="preserve">기준</w:t>
+            </w:r>
+          </w:p>
+        </w:tc>
+        <w:tc>
+          <w:tcPr>
+            <w:tcW w:type="dxa" w:w="5428"/>
+            <w:shd w:fill="D9E2F3" w:color="auto" w:val="clear"/>
+            <w:tcMar>
+              <w:top w:type="dxa" w:w="50"/>
+              <w:left w:type="dxa" w:w="90"/>
+              <w:bottom w:type="dxa" w:w="50"/>
+              <w:right w:type="dxa" w:w="90"/>
+            </w:tcMar>
+            <w:vAlign w:val="center"/>
+          </w:tcPr>
+          <w:p>
+            <w:pPr>
+              <w:autoSpaceDE w:val="0"/>
+              <w:autoSpaceDN w:val="0"/>
+              <w:spacing w:after="20" w:before="0" w:line="231" w:lineRule="exact"/>
+              <w:jc w:val="center"/>
+            </w:pPr>
+            <w:r>
+              <w:rPr>
+                <w:rFonts w:ascii="맑은 고딕" w:cs="맑은 고딕" w:eastAsia="맑은 고딕" w:hAnsi="맑은 고딕"/>
+                <w:b/>
+                <w:bCs/>
+                <w:i w:val="false"/>
+                <w:iCs w:val="false"/>
+                <w:sz w:val="17"/>
+                <w:szCs w:val="17"/>
+              </w:rPr>
+              <w:t xml:space="preserve">결과</w:t>
+            </w:r>
+          </w:p>
+        </w:tc>
+      </w:tr>
+      <w:tr>
+        <w:trPr>
+          <w:cantSplit/>
+          <w:tblHeader w:val="false"/>
+        </w:trPr>
+        <w:tc>
+          <w:tcPr>
+            <w:tcW w:type="dxa" w:w="1479"/>
+            <w:shd w:fill="DEEAF6" w:color="auto" w:val="clear"/>
+            <w:tcMar>
+              <w:top w:type="dxa" w:w="50"/>
+              <w:left w:type="dxa" w:w="90"/>
+              <w:bottom w:type="dxa" w:w="50"/>
+              <w:right w:type="dxa" w:w="90"/>
+            </w:tcMar>
+            <w:vAlign w:val="center"/>
+          </w:tcPr>
+          <w:p>
+            <w:pPr>
+              <w:autoSpaceDE w:val="0"/>
+              <w:autoSpaceDN w:val="0"/>
+              <w:spacing w:after="20" w:before="0" w:line="231" w:lineRule="exact"/>
+              <w:jc w:val="center"/>
+            </w:pPr>
+            <w:r>
+              <w:rPr>
+                <w:rFonts w:ascii="맑은 고딕" w:cs="맑은 고딕" w:eastAsia="맑은 고딕" w:hAnsi="맑은 고딕"/>
+                <w:b/>
+                <w:bCs/>
+                <w:i w:val="false"/>
+                <w:iCs w:val="false"/>
+                <w:sz w:val="17"/>
+                <w:szCs w:val="17"/>
+              </w:rPr>
+              <w:t xml:space="preserve">① 지역·규모</w:t>
+            </w:r>
+          </w:p>
+        </w:tc>
+        <w:tc>
+          <w:tcPr>
+            <w:tcW w:type="dxa" w:w="2959"/>
+            <w:tcMar>
+              <w:top w:type="dxa" w:w="50"/>
+              <w:left w:type="dxa" w:w="90"/>
+              <w:bottom w:type="dxa" w:w="50"/>
+              <w:right w:type="dxa" w:w="90"/>
+            </w:tcMar>
+            <w:vAlign w:val="center"/>
+          </w:tcPr>
+          <w:p>
+            <w:pPr>
+              <w:autoSpaceDE w:val="0"/>
+              <w:autoSpaceDN w:val="0"/>
+              <w:spacing w:after="20" w:before="0" w:line="231" w:lineRule="exact"/>
+              <w:jc w:val="left"/>
+            </w:pPr>
+            <w:r>
+              <w:rPr>
+                <w:rFonts w:ascii="맑은 고딕" w:cs="맑은 고딕" w:eastAsia="맑은 고딕" w:hAnsi="맑은 고딕"/>
+                <w:b w:val="false"/>
+                <w:bCs w:val="false"/>
+                <w:i w:val="false"/>
+                <w:iCs w:val="false"/>
+                <w:sz w:val="17"/>
+                <w:szCs w:val="17"/>
+              </w:rPr>
+              <w:t xml:space="preserve">등기 본점이 부울경이고 대기업·공기업이 아닐 것</w:t>
+            </w:r>
+          </w:p>
+        </w:tc>
+        <w:tc>
+          <w:tcPr>
+            <w:tcW w:type="dxa" w:w="5428"/>
+            <w:tcMar>
+              <w:top w:type="dxa" w:w="50"/>
+              <w:left w:type="dxa" w:w="90"/>
+              <w:bottom w:type="dxa" w:w="50"/>
+              <w:right w:type="dxa" w:w="90"/>
+            </w:tcMar>
+            <w:vAlign w:val="center"/>
+          </w:tcPr>
+          <w:p>
+            <w:pPr>
+              <w:autoSpaceDE w:val="0"/>
+              <w:autoSpaceDN w:val="0"/>
+              <w:spacing w:after="20" w:before="0" w:line="231" w:lineRule="exact"/>
+              <w:jc w:val="left"/>
+            </w:pPr>
+            <w:r>
+              <w:rPr>
+                <w:rFonts w:ascii="맑은 고딕" w:cs="맑은 고딕" w:eastAsia="맑은 고딕" w:hAnsi="맑은 고딕"/>
+                <w:b w:val="false"/>
+                <w:bCs w:val="false"/>
+                <w:i w:val="false"/>
+                <w:iCs w:val="false"/>
+                <w:sz w:val="17"/>
+                <w:szCs w:val="17"/>
+              </w:rPr>
+              <w:t xml:space="preserve">참고목록과 팀 후보에서 조건을 확인. 외국계·금융그룹 계열처럼 해석이 갈리는 곳은 주최 측 확인 대상으로 표시</w:t>
+            </w:r>
+          </w:p>
+        </w:tc>
+      </w:tr>
+      <w:tr>
+        <w:trPr>
+          <w:cantSplit/>
+          <w:tblHeader w:val="false"/>
+        </w:trPr>
+        <w:tc>
+          <w:tcPr>
+            <w:tcW w:type="dxa" w:w="1479"/>
+            <w:shd w:fill="DEEAF6" w:color="auto" w:val="clear"/>
+            <w:tcMar>
+              <w:top w:type="dxa" w:w="50"/>
+              <w:left w:type="dxa" w:w="90"/>
+              <w:bottom w:type="dxa" w:w="50"/>
+              <w:right w:type="dxa" w:w="90"/>
+            </w:tcMar>
+            <w:vAlign w:val="center"/>
+          </w:tcPr>
+          <w:p>
+            <w:pPr>
+              <w:autoSpaceDE w:val="0"/>
+              <w:autoSpaceDN w:val="0"/>
+              <w:spacing w:after="20" w:before="0" w:line="231" w:lineRule="exact"/>
+              <w:jc w:val="center"/>
+            </w:pPr>
+            <w:r>
+              <w:rPr>
+                <w:rFonts w:ascii="맑은 고딕" w:cs="맑은 고딕" w:eastAsia="맑은 고딕" w:hAnsi="맑은 고딕"/>
+                <w:b/>
+                <w:bCs/>
+                <w:i w:val="false"/>
+                <w:iCs w:val="false"/>
+                <w:sz w:val="17"/>
+                <w:szCs w:val="17"/>
+              </w:rPr>
+              <w:t xml:space="preserve">② 신입 직무</w:t>
+            </w:r>
+          </w:p>
+        </w:tc>
+        <w:tc>
+          <w:tcPr>
+            <w:tcW w:type="dxa" w:w="2959"/>
+            <w:tcMar>
+              <w:top w:type="dxa" w:w="50"/>
+              <w:left w:type="dxa" w:w="90"/>
+              <w:bottom w:type="dxa" w:w="50"/>
+              <w:right w:type="dxa" w:w="90"/>
+            </w:tcMar>
+            <w:vAlign w:val="center"/>
+          </w:tcPr>
+          <w:p>
+            <w:pPr>
+              <w:autoSpaceDE w:val="0"/>
+              <w:autoSpaceDN w:val="0"/>
+              <w:spacing w:after="20" w:before="0" w:line="231" w:lineRule="exact"/>
+              <w:jc w:val="left"/>
+            </w:pPr>
+            <w:r>
+              <w:rPr>
+                <w:rFonts w:ascii="맑은 고딕" w:cs="맑은 고딕" w:eastAsia="맑은 고딕" w:hAnsi="맑은 고딕"/>
+                <w:b w:val="false"/>
+                <w:bCs w:val="false"/>
+                <w:i w:val="false"/>
+                <w:iCs w:val="false"/>
+                <w:sz w:val="17"/>
+                <w:szCs w:val="17"/>
+              </w:rPr>
+              <w:t xml:space="preserve">부울경에서 근무하는 학사 신입 직무 1개 이상</w:t>
+            </w:r>
+          </w:p>
+        </w:tc>
+        <w:tc>
+          <w:tcPr>
+            <w:tcW w:type="dxa" w:w="5428"/>
+            <w:tcMar>
+              <w:top w:type="dxa" w:w="50"/>
+              <w:left w:type="dxa" w:w="90"/>
+              <w:bottom w:type="dxa" w:w="50"/>
+              <w:right w:type="dxa" w:w="90"/>
+            </w:tcMar>
+            <w:vAlign w:val="center"/>
+          </w:tcPr>
+          <w:p>
+            <w:pPr>
+              <w:autoSpaceDE w:val="0"/>
+              <w:autoSpaceDN w:val="0"/>
+              <w:spacing w:after="20" w:before="0" w:line="231" w:lineRule="exact"/>
+              <w:jc w:val="left"/>
+            </w:pPr>
+            <w:r>
+              <w:rPr>
+                <w:rFonts w:ascii="맑은 고딕" w:cs="맑은 고딕" w:eastAsia="맑은 고딕" w:hAnsi="맑은 고딕"/>
+                <w:b w:val="false"/>
+                <w:bCs w:val="false"/>
+                <w:i w:val="false"/>
+                <w:iCs w:val="false"/>
+                <w:sz w:val="17"/>
+                <w:szCs w:val="17"/>
+              </w:rPr>
+              <w:t xml:space="preserve">채용 공고로 확인. 평판이 적합했던 윌로펌프는 최근 공고가 모두 경력직이어서 제외</w:t>
+            </w:r>
+          </w:p>
+        </w:tc>
+      </w:tr>
+      <w:tr>
+        <w:trPr>
+          <w:cantSplit/>
+          <w:tblHeader w:val="false"/>
+        </w:trPr>
+        <w:tc>
+          <w:tcPr>
+            <w:tcW w:type="dxa" w:w="1479"/>
+            <w:shd w:fill="DEEAF6" w:color="auto" w:val="clear"/>
+            <w:tcMar>
+              <w:top w:type="dxa" w:w="50"/>
+              <w:left w:type="dxa" w:w="90"/>
+              <w:bottom w:type="dxa" w:w="50"/>
+              <w:right w:type="dxa" w:w="90"/>
+            </w:tcMar>
+            <w:vAlign w:val="center"/>
+          </w:tcPr>
+          <w:p>
+            <w:pPr>
+              <w:autoSpaceDE w:val="0"/>
+              <w:autoSpaceDN w:val="0"/>
+              <w:spacing w:after="20" w:before="0" w:line="231" w:lineRule="exact"/>
+              <w:jc w:val="center"/>
+            </w:pPr>
+            <w:r>
+              <w:rPr>
+                <w:rFonts w:ascii="맑은 고딕" w:cs="맑은 고딕" w:eastAsia="맑은 고딕" w:hAnsi="맑은 고딕"/>
+                <w:b/>
+                <w:bCs/>
+                <w:i w:val="false"/>
+                <w:iCs w:val="false"/>
+                <w:sz w:val="17"/>
+                <w:szCs w:val="17"/>
+              </w:rPr>
+              <w:t xml:space="preserve">③ 평판·결격 점검</w:t>
+            </w:r>
+          </w:p>
+        </w:tc>
+        <w:tc>
+          <w:tcPr>
+            <w:tcW w:type="dxa" w:w="2959"/>
+            <w:tcMar>
+              <w:top w:type="dxa" w:w="50"/>
+              <w:left w:type="dxa" w:w="90"/>
+              <w:bottom w:type="dxa" w:w="50"/>
+              <w:right w:type="dxa" w:w="90"/>
+            </w:tcMar>
+            <w:vAlign w:val="center"/>
+          </w:tcPr>
+          <w:p>
+            <w:pPr>
+              <w:autoSpaceDE w:val="0"/>
+              <w:autoSpaceDN w:val="0"/>
+              <w:spacing w:after="20" w:before="0" w:line="231" w:lineRule="exact"/>
+              <w:jc w:val="left"/>
+            </w:pPr>
+            <w:r>
+              <w:rPr>
+                <w:rFonts w:ascii="맑은 고딕" w:cs="맑은 고딕" w:eastAsia="맑은 고딕" w:hAnsi="맑은 고딕"/>
+                <w:b w:val="false"/>
+                <w:bCs w:val="false"/>
+                <w:i w:val="false"/>
+                <w:iCs w:val="false"/>
+                <w:sz w:val="17"/>
+                <w:szCs w:val="17"/>
+              </w:rPr>
+              <w:t xml:space="preserve">Ⅳ-2 기준 (2021년 이후, 지배·종속회사 포함)</w:t>
+            </w:r>
+          </w:p>
+        </w:tc>
+        <w:tc>
+          <w:tcPr>
+            <w:tcW w:type="dxa" w:w="5428"/>
+            <w:tcMar>
+              <w:top w:type="dxa" w:w="50"/>
+              <w:left w:type="dxa" w:w="90"/>
+              <w:bottom w:type="dxa" w:w="50"/>
+              <w:right w:type="dxa" w:w="90"/>
+            </w:tcMar>
+            <w:vAlign w:val="center"/>
+          </w:tcPr>
+          <w:p>
+            <w:pPr>
+              <w:autoSpaceDE w:val="0"/>
+              <w:autoSpaceDN w:val="0"/>
+              <w:spacing w:after="20" w:before="0" w:line="231" w:lineRule="exact"/>
+              <w:jc w:val="left"/>
+            </w:pPr>
+            <w:r>
+              <w:rPr>
+                <w:rFonts w:ascii="맑은 고딕" w:cs="맑은 고딕" w:eastAsia="맑은 고딕" w:hAnsi="맑은 고딕"/>
+                <w:b w:val="false"/>
+                <w:bCs w:val="false"/>
+                <w:i w:val="false"/>
+                <w:iCs w:val="false"/>
+                <w:sz w:val="17"/>
+                <w:szCs w:val="17"/>
+              </w:rPr>
+              <w:t xml:space="preserve">23곳 중 7곳 결격. 처음 대상 10곳 중 4곳을 교체하고 예비후보 2곳과 대체 후보 1곳을 뺌</w:t>
+            </w:r>
+          </w:p>
+        </w:tc>
+      </w:tr>
+      <w:tr>
+        <w:trPr>
+          <w:cantSplit/>
+          <w:tblHeader w:val="false"/>
+        </w:trPr>
+        <w:tc>
+          <w:tcPr>
+            <w:tcW w:type="dxa" w:w="1479"/>
+            <w:shd w:fill="DEEAF6" w:color="auto" w:val="clear"/>
+            <w:tcMar>
+              <w:top w:type="dxa" w:w="50"/>
+              <w:left w:type="dxa" w:w="90"/>
+              <w:bottom w:type="dxa" w:w="50"/>
+              <w:right w:type="dxa" w:w="90"/>
+            </w:tcMar>
+            <w:vAlign w:val="center"/>
+          </w:tcPr>
+          <w:p>
+            <w:pPr>
+              <w:autoSpaceDE w:val="0"/>
+              <w:autoSpaceDN w:val="0"/>
+              <w:spacing w:after="20" w:before="0" w:line="231" w:lineRule="exact"/>
+              <w:jc w:val="center"/>
+            </w:pPr>
+            <w:r>
+              <w:rPr>
+                <w:rFonts w:ascii="맑은 고딕" w:cs="맑은 고딕" w:eastAsia="맑은 고딕" w:hAnsi="맑은 고딕"/>
+                <w:b/>
+                <w:bCs/>
+                <w:i w:val="false"/>
+                <w:iCs w:val="false"/>
+                <w:sz w:val="17"/>
+                <w:szCs w:val="17"/>
+              </w:rPr>
+              <w:t xml:space="preserve">④ 구성</w:t>
+            </w:r>
+          </w:p>
+        </w:tc>
+        <w:tc>
+          <w:tcPr>
+            <w:tcW w:type="dxa" w:w="2959"/>
+            <w:tcMar>
+              <w:top w:type="dxa" w:w="50"/>
+              <w:left w:type="dxa" w:w="90"/>
+              <w:bottom w:type="dxa" w:w="50"/>
+              <w:right w:type="dxa" w:w="90"/>
+            </w:tcMar>
+            <w:vAlign w:val="center"/>
+          </w:tcPr>
+          <w:p>
+            <w:pPr>
+              <w:autoSpaceDE w:val="0"/>
+              <w:autoSpaceDN w:val="0"/>
+              <w:spacing w:after="20" w:before="0" w:line="231" w:lineRule="exact"/>
+              <w:jc w:val="left"/>
+            </w:pPr>
+            <w:r>
+              <w:rPr>
+                <w:rFonts w:ascii="맑은 고딕" w:cs="맑은 고딕" w:eastAsia="맑은 고딕" w:hAnsi="맑은 고딕"/>
+                <w:b w:val="false"/>
+                <w:bCs w:val="false"/>
+                <w:i w:val="false"/>
+                <w:iCs w:val="false"/>
+                <w:sz w:val="17"/>
+                <w:szCs w:val="17"/>
+              </w:rPr>
+              <w:t xml:space="preserve">부산·울산·경남 각 1곳 이상, 업종·직무가 겹치지 않게</w:t>
+            </w:r>
+          </w:p>
+        </w:tc>
+        <w:tc>
+          <w:tcPr>
+            <w:tcW w:type="dxa" w:w="5428"/>
+            <w:tcMar>
+              <w:top w:type="dxa" w:w="50"/>
+              <w:left w:type="dxa" w:w="90"/>
+              <w:bottom w:type="dxa" w:w="50"/>
+              <w:right w:type="dxa" w:w="90"/>
+            </w:tcMar>
+            <w:vAlign w:val="center"/>
+          </w:tcPr>
+          <w:p>
+            <w:pPr>
+              <w:autoSpaceDE w:val="0"/>
+              <w:autoSpaceDN w:val="0"/>
+              <w:spacing w:after="20" w:before="0" w:line="231" w:lineRule="exact"/>
+              <w:jc w:val="left"/>
+            </w:pPr>
+            <w:r>
+              <w:rPr>
+                <w:rFonts w:ascii="맑은 고딕" w:cs="맑은 고딕" w:eastAsia="맑은 고딕" w:hAnsi="맑은 고딕"/>
+                <w:b w:val="false"/>
+                <w:bCs w:val="false"/>
+                <w:i w:val="false"/>
+                <w:iCs w:val="false"/>
+                <w:sz w:val="17"/>
+                <w:szCs w:val="17"/>
+              </w:rPr>
+              <w:t xml:space="preserve">대상 10곳(부산 4·울산 1·경남 5)과 예비후보 5곳 확정. 부산 마지막 자리는 둘 다 ‘주의’인 파나시아와 부산신항만을 비교해, 산재 공표 이력이 없고 부산시 청끌기업에 3년 연속 선정된 파나시아로 정함(재량 판단)</w:t>
+            </w:r>
+          </w:p>
+        </w:tc>
+      </w:tr>
+    </w:tbl>
+    <w:p>
+      <w:pPr>
+        <w:pStyle w:val="Heading3"/>
+        <w:keepNext/>
+        <w:autoSpaceDE w:val="0"/>
+        <w:autoSpaceDN w:val="0"/>
+        <w:spacing w:after="30" w:before="140" w:line="305" w:lineRule="exact"/>
+      </w:pPr>
+      <w:r>
+        <w:rPr>
+          <w:rFonts w:ascii="맑은 고딕" w:cs="맑은 고딕" w:eastAsia="맑은 고딕" w:hAnsi="맑은 고딕"/>
+          <w:b/>
+          <w:bCs/>
+          <w:i w:val="false"/>
+          <w:iCs w:val="false"/>
+          <w:sz w:val="21"/>
+          <w:szCs w:val="21"/>
+        </w:rPr>
+        <w:t xml:space="preserve">선정하지 않은 기업과 사유</w:t>
+      </w:r>
+    </w:p>
+    <w:tbl>
+      <w:tblPr>
+        <w:tblW w:type="dxa" w:w="9866"/>
+        <w:tblBorders>
+          <w:top w:val="single" w:color="A6A6A6" w:sz="4"/>
+          <w:left w:val="single" w:color="A6A6A6" w:sz="4"/>
+          <w:bottom w:val="single" w:color="A6A6A6" w:sz="4"/>
+          <w:right w:val="single" w:color="A6A6A6" w:sz="4"/>
+          <w:insideH w:val="single" w:color="A6A6A6" w:sz="4"/>
+          <w:insideV w:val="single" w:color="A6A6A6" w:sz="4"/>
+        </w:tblBorders>
+        <w:tblLayout w:type="fixed"/>
+      </w:tblPr>
+      <w:tblGrid>
+        <w:gridCol w:w="1973"/>
+        <w:gridCol w:w="986"/>
+        <w:gridCol w:w="6018"/>
+        <w:gridCol w:w="889"/>
+      </w:tblGrid>
+      <w:tr>
+        <w:trPr>
+          <w:cantSplit/>
+          <w:tblHeader/>
+        </w:trPr>
+        <w:tc>
+          <w:tcPr>
+            <w:tcW w:type="dxa" w:w="1973"/>
+            <w:shd w:fill="D9E2F3" w:color="auto" w:val="clear"/>
+            <w:tcMar>
+              <w:top w:type="dxa" w:w="50"/>
+              <w:left w:type="dxa" w:w="60"/>
+              <w:bottom w:type="dxa" w:w="50"/>
+              <w:right w:type="dxa" w:w="60"/>
+            </w:tcMar>
+            <w:vAlign w:val="center"/>
+          </w:tcPr>
+          <w:p>
+            <w:pPr>
+              <w:autoSpaceDE w:val="0"/>
+              <w:autoSpaceDN w:val="0"/>
+              <w:spacing w:after="20" w:before="0" w:line="218" w:lineRule="exact"/>
+              <w:jc w:val="center"/>
+            </w:pPr>
+            <w:r>
+              <w:rPr>
+                <w:rFonts w:ascii="맑은 고딕" w:cs="맑은 고딕" w:eastAsia="맑은 고딕" w:hAnsi="맑은 고딕"/>
+                <w:b/>
+                <w:bCs/>
+                <w:i w:val="false"/>
+                <w:iCs w:val="false"/>
+                <w:sz w:val="16"/>
+                <w:szCs w:val="16"/>
+              </w:rPr>
+              <w:t xml:space="preserve">기업 (본점)</w:t>
+            </w:r>
+          </w:p>
+        </w:tc>
+        <w:tc>
+          <w:tcPr>
+            <w:tcW w:type="dxa" w:w="986"/>
+            <w:shd w:fill="D9E2F3" w:color="auto" w:val="clear"/>
+            <w:tcMar>
+              <w:top w:type="dxa" w:w="50"/>
+              <w:left w:type="dxa" w:w="60"/>
+              <w:bottom w:type="dxa" w:w="50"/>
+              <w:right w:type="dxa" w:w="60"/>
+            </w:tcMar>
+            <w:vAlign w:val="center"/>
+          </w:tcPr>
+          <w:p>
+            <w:pPr>
+              <w:autoSpaceDE w:val="0"/>
+              <w:autoSpaceDN w:val="0"/>
+              <w:spacing w:after="20" w:before="0" w:line="218" w:lineRule="exact"/>
+              <w:jc w:val="center"/>
+            </w:pPr>
+            <w:r>
+              <w:rPr>
+                <w:rFonts w:ascii="맑은 고딕" w:cs="맑은 고딕" w:eastAsia="맑은 고딕" w:hAnsi="맑은 고딕"/>
+                <w:b/>
+                <w:bCs/>
+                <w:i w:val="false"/>
+                <w:iCs w:val="false"/>
+                <w:sz w:val="16"/>
+                <w:szCs w:val="16"/>
+              </w:rPr>
+              <w:t xml:space="preserve">원래 위치</w:t>
+            </w:r>
+          </w:p>
+        </w:tc>
+        <w:tc>
+          <w:tcPr>
+            <w:tcW w:type="dxa" w:w="6018"/>
+            <w:shd w:fill="D9E2F3" w:color="auto" w:val="clear"/>
+            <w:tcMar>
+              <w:top w:type="dxa" w:w="50"/>
+              <w:left w:type="dxa" w:w="60"/>
+              <w:bottom w:type="dxa" w:w="50"/>
+              <w:right w:type="dxa" w:w="60"/>
+            </w:tcMar>
+            <w:vAlign w:val="center"/>
+          </w:tcPr>
+          <w:p>
+            <w:pPr>
+              <w:autoSpaceDE w:val="0"/>
+              <w:autoSpaceDN w:val="0"/>
+              <w:spacing w:after="20" w:before="0" w:line="218" w:lineRule="exact"/>
+              <w:jc w:val="center"/>
+            </w:pPr>
+            <w:r>
+              <w:rPr>
+                <w:rFonts w:ascii="맑은 고딕" w:cs="맑은 고딕" w:eastAsia="맑은 고딕" w:hAnsi="맑은 고딕"/>
+                <w:b/>
+                <w:bCs/>
+                <w:i w:val="false"/>
+                <w:iCs w:val="false"/>
+                <w:sz w:val="16"/>
+                <w:szCs w:val="16"/>
+              </w:rPr>
+              <w:t xml:space="preserve">선정하지 않은 사유</w:t>
+            </w:r>
+          </w:p>
+        </w:tc>
+        <w:tc>
+          <w:tcPr>
+            <w:tcW w:type="dxa" w:w="889"/>
+            <w:shd w:fill="D9E2F3" w:color="auto" w:val="clear"/>
+            <w:tcMar>
+              <w:top w:type="dxa" w:w="50"/>
+              <w:left w:type="dxa" w:w="60"/>
+              <w:bottom w:type="dxa" w:w="50"/>
+              <w:right w:type="dxa" w:w="60"/>
+            </w:tcMar>
+            <w:vAlign w:val="center"/>
+          </w:tcPr>
+          <w:p>
+            <w:pPr>
+              <w:autoSpaceDE w:val="0"/>
+              <w:autoSpaceDN w:val="0"/>
+              <w:spacing w:after="20" w:before="0" w:line="218" w:lineRule="exact"/>
+              <w:jc w:val="center"/>
+            </w:pPr>
+            <w:r>
+              <w:rPr>
+                <w:rFonts w:ascii="맑은 고딕" w:cs="맑은 고딕" w:eastAsia="맑은 고딕" w:hAnsi="맑은 고딕"/>
+                <w:b/>
+                <w:bCs/>
+                <w:i w:val="false"/>
+                <w:iCs w:val="false"/>
+                <w:sz w:val="16"/>
+                <w:szCs w:val="16"/>
+              </w:rPr>
+              <w:t xml:space="preserve">근거</w:t>
+            </w:r>
+          </w:p>
+        </w:tc>
+      </w:tr>
+      <w:tr>
+        <w:trPr>
+          <w:cantSplit/>
+          <w:tblHeader w:val="false"/>
+        </w:trPr>
+        <w:tc>
+          <w:tcPr>
+            <w:tcW w:type="dxa" w:w="1973"/>
+            <w:shd w:fill="DEEAF6" w:color="auto" w:val="clear"/>
+            <w:tcMar>
+              <w:top w:type="dxa" w:w="50"/>
+              <w:left w:type="dxa" w:w="60"/>
+              <w:bottom w:type="dxa" w:w="50"/>
+              <w:right w:type="dxa" w:w="60"/>
+            </w:tcMar>
+            <w:vAlign w:val="center"/>
+          </w:tcPr>
+          <w:p>
+            <w:pPr>
+              <w:autoSpaceDE w:val="0"/>
+              <w:autoSpaceDN w:val="0"/>
+              <w:spacing w:after="20" w:before="0" w:line="218" w:lineRule="exact"/>
+              <w:jc w:val="center"/>
+            </w:pPr>
+            <w:r>
+              <w:rPr>
+                <w:rFonts w:ascii="맑은 고딕" w:cs="맑은 고딕" w:eastAsia="맑은 고딕" w:hAnsi="맑은 고딕"/>
+                <w:b/>
+                <w:bCs/>
+                <w:i w:val="false"/>
+                <w:iCs w:val="false"/>
+                <w:sz w:val="16"/>
+                <w:szCs w:val="16"/>
+              </w:rPr>
+              <w:t xml:space="preserve">DN솔루션즈 (창원)</w:t>
+            </w:r>
+          </w:p>
+        </w:tc>
+        <w:tc>
+          <w:tcPr>
+            <w:tcW w:type="dxa" w:w="986"/>
+            <w:tcMar>
+              <w:top w:type="dxa" w:w="50"/>
+              <w:left w:type="dxa" w:w="60"/>
+              <w:bottom w:type="dxa" w:w="50"/>
+              <w:right w:type="dxa" w:w="60"/>
+            </w:tcMar>
+            <w:vAlign w:val="center"/>
+          </w:tcPr>
+          <w:p>
+            <w:pPr>
+              <w:autoSpaceDE w:val="0"/>
+              <w:autoSpaceDN w:val="0"/>
+              <w:spacing w:after="20" w:before="0" w:line="218" w:lineRule="exact"/>
+              <w:jc w:val="left"/>
+            </w:pPr>
+            <w:r>
+              <w:rPr>
+                <w:rFonts w:ascii="맑은 고딕" w:cs="맑은 고딕" w:eastAsia="맑은 고딕" w:hAnsi="맑은 고딕"/>
+                <w:b w:val="false"/>
+                <w:bCs w:val="false"/>
+                <w:i w:val="false"/>
+                <w:iCs w:val="false"/>
+                <w:sz w:val="16"/>
+                <w:szCs w:val="16"/>
+              </w:rPr>
+              <w:t xml:space="preserve">대상</w:t>
+            </w:r>
+          </w:p>
+        </w:tc>
+        <w:tc>
+          <w:tcPr>
+            <w:tcW w:type="dxa" w:w="6018"/>
+            <w:tcMar>
+              <w:top w:type="dxa" w:w="50"/>
+              <w:left w:type="dxa" w:w="60"/>
+              <w:bottom w:type="dxa" w:w="50"/>
+              <w:right w:type="dxa" w:w="60"/>
+            </w:tcMar>
+            <w:vAlign w:val="center"/>
+          </w:tcPr>
+          <w:p>
+            <w:pPr>
+              <w:autoSpaceDE w:val="0"/>
+              <w:autoSpaceDN w:val="0"/>
+              <w:spacing w:after="20" w:before="0" w:line="218" w:lineRule="exact"/>
+              <w:jc w:val="left"/>
+            </w:pPr>
+            <w:r>
+              <w:rPr>
+                <w:rFonts w:ascii="맑은 고딕" w:cs="맑은 고딕" w:eastAsia="맑은 고딕" w:hAnsi="맑은 고딕"/>
+                <w:b/>
+                <w:bCs/>
+                <w:i w:val="false"/>
+                <w:iCs w:val="false"/>
+                <w:sz w:val="16"/>
+                <w:szCs w:val="16"/>
+              </w:rPr>
+              <w:t xml:space="preserve">노동자 건강 침해(지배회사 사건)</w:t>
+            </w:r>
+            <w:r>
+              <w:rPr>
+                <w:rFonts w:ascii="맑은 고딕" w:cs="맑은 고딕" w:eastAsia="맑은 고딕" w:hAnsi="맑은 고딕"/>
+                <w:b w:val="false"/>
+                <w:bCs w:val="false"/>
+                <w:i w:val="false"/>
+                <w:iCs w:val="false"/>
+                <w:sz w:val="16"/>
+                <w:szCs w:val="16"/>
+              </w:rPr>
+              <w:t xml:space="preserve"> 지분 85.39%를 가진 지배회사 DN오토모티브의 울산공장이 납 취급 노동자 건강 문제로 노동부 감독을 받아 산업안전보건법 위반 88건이 적발되고 68건이 사법처리됨(2026. 4.). DN솔루션즈 자체의 위반은 확인되지 않음</w:t>
+            </w:r>
+          </w:p>
+        </w:tc>
+        <w:tc>
+          <w:tcPr>
+            <w:tcW w:type="dxa" w:w="889"/>
+            <w:tcMar>
+              <w:top w:type="dxa" w:w="50"/>
+              <w:left w:type="dxa" w:w="60"/>
+              <w:bottom w:type="dxa" w:w="50"/>
+              <w:right w:type="dxa" w:w="60"/>
+            </w:tcMar>
+            <w:vAlign w:val="center"/>
+          </w:tcPr>
+          <w:p>
+            <w:pPr>
+              <w:autoSpaceDE w:val="0"/>
+              <w:autoSpaceDN w:val="0"/>
+              <w:spacing w:after="20" w:before="0" w:line="218" w:lineRule="exact"/>
+              <w:jc w:val="left"/>
+            </w:pPr>
+            <w:r>
+              <w:rPr>
+                <w:rFonts w:ascii="맑은 고딕" w:cs="맑은 고딕" w:eastAsia="맑은 고딕" w:hAnsi="맑은 고딕"/>
+                <w:b w:val="false"/>
+                <w:bCs w:val="false"/>
+                <w:i w:val="false"/>
+                <w:iCs w:val="false"/>
+                <w:sz w:val="16"/>
+                <w:szCs w:val="16"/>
+              </w:rPr>
+              <w:t xml:space="preserve">[37]</w:t>
+            </w:r>
+          </w:p>
+        </w:tc>
+      </w:tr>
+      <w:tr>
+        <w:trPr>
+          <w:cantSplit/>
+          <w:tblHeader w:val="false"/>
+        </w:trPr>
+        <w:tc>
+          <w:tcPr>
+            <w:tcW w:type="dxa" w:w="1973"/>
+            <w:shd w:fill="DEEAF6" w:color="auto" w:val="clear"/>
+            <w:tcMar>
+              <w:top w:type="dxa" w:w="50"/>
+              <w:left w:type="dxa" w:w="60"/>
+              <w:bottom w:type="dxa" w:w="50"/>
+              <w:right w:type="dxa" w:w="60"/>
+            </w:tcMar>
+            <w:vAlign w:val="center"/>
+          </w:tcPr>
+          <w:p>
+            <w:pPr>
+              <w:autoSpaceDE w:val="0"/>
+              <w:autoSpaceDN w:val="0"/>
+              <w:spacing w:after="20" w:before="0" w:line="218" w:lineRule="exact"/>
+              <w:jc w:val="center"/>
+            </w:pPr>
+            <w:r>
+              <w:rPr>
+                <w:rFonts w:ascii="맑은 고딕" w:cs="맑은 고딕" w:eastAsia="맑은 고딕" w:hAnsi="맑은 고딕"/>
+                <w:b/>
+                <w:bCs/>
+                <w:i w:val="false"/>
+                <w:iCs w:val="false"/>
+                <w:sz w:val="16"/>
+                <w:szCs w:val="16"/>
+              </w:rPr>
+              <w:t xml:space="preserve">한국카본 (밀양)</w:t>
+            </w:r>
+          </w:p>
+        </w:tc>
+        <w:tc>
+          <w:tcPr>
+            <w:tcW w:type="dxa" w:w="986"/>
+            <w:tcMar>
+              <w:top w:type="dxa" w:w="50"/>
+              <w:left w:type="dxa" w:w="60"/>
+              <w:bottom w:type="dxa" w:w="50"/>
+              <w:right w:type="dxa" w:w="60"/>
+            </w:tcMar>
+            <w:vAlign w:val="center"/>
+          </w:tcPr>
+          <w:p>
+            <w:pPr>
+              <w:autoSpaceDE w:val="0"/>
+              <w:autoSpaceDN w:val="0"/>
+              <w:spacing w:after="20" w:before="0" w:line="218" w:lineRule="exact"/>
+              <w:jc w:val="left"/>
+            </w:pPr>
+            <w:r>
+              <w:rPr>
+                <w:rFonts w:ascii="맑은 고딕" w:cs="맑은 고딕" w:eastAsia="맑은 고딕" w:hAnsi="맑은 고딕"/>
+                <w:b w:val="false"/>
+                <w:bCs w:val="false"/>
+                <w:i w:val="false"/>
+                <w:iCs w:val="false"/>
+                <w:sz w:val="16"/>
+                <w:szCs w:val="16"/>
+              </w:rPr>
+              <w:t xml:space="preserve">대상</w:t>
+            </w:r>
+          </w:p>
+        </w:tc>
+        <w:tc>
+          <w:tcPr>
+            <w:tcW w:type="dxa" w:w="6018"/>
+            <w:tcMar>
+              <w:top w:type="dxa" w:w="50"/>
+              <w:left w:type="dxa" w:w="60"/>
+              <w:bottom w:type="dxa" w:w="50"/>
+              <w:right w:type="dxa" w:w="60"/>
+            </w:tcMar>
+            <w:vAlign w:val="center"/>
+          </w:tcPr>
+          <w:p>
+            <w:pPr>
+              <w:autoSpaceDE w:val="0"/>
+              <w:autoSpaceDN w:val="0"/>
+              <w:spacing w:after="20" w:before="0" w:line="218" w:lineRule="exact"/>
+              <w:jc w:val="left"/>
+            </w:pPr>
+            <w:r>
+              <w:rPr>
+                <w:rFonts w:ascii="맑은 고딕" w:cs="맑은 고딕" w:eastAsia="맑은 고딕" w:hAnsi="맑은 고딕"/>
+                <w:b/>
+                <w:bCs/>
+                <w:i w:val="false"/>
+                <w:iCs w:val="false"/>
+                <w:sz w:val="16"/>
+                <w:szCs w:val="16"/>
+              </w:rPr>
+              <w:t xml:space="preserve">노동자 사망</w:t>
+            </w:r>
+            <w:r>
+              <w:rPr>
+                <w:rFonts w:ascii="맑은 고딕" w:cs="맑은 고딕" w:eastAsia="맑은 고딕" w:hAnsi="맑은 고딕"/>
+                <w:b w:val="false"/>
+                <w:bCs w:val="false"/>
+                <w:i w:val="false"/>
+                <w:iCs w:val="false"/>
+                <w:sz w:val="16"/>
+                <w:szCs w:val="16"/>
+              </w:rPr>
+              <w:t xml:space="preserve"> 밀양 공장 폭발 사고로 노동자 2명 사망(2022. 12.). 직원 평가도 기준 미달(블라인드 평점 2.0점·추천율 22%)</w:t>
+            </w:r>
+          </w:p>
+        </w:tc>
+        <w:tc>
+          <w:tcPr>
+            <w:tcW w:type="dxa" w:w="889"/>
+            <w:tcMar>
+              <w:top w:type="dxa" w:w="50"/>
+              <w:left w:type="dxa" w:w="60"/>
+              <w:bottom w:type="dxa" w:w="50"/>
+              <w:right w:type="dxa" w:w="60"/>
+            </w:tcMar>
+            <w:vAlign w:val="center"/>
+          </w:tcPr>
+          <w:p>
+            <w:pPr>
+              <w:autoSpaceDE w:val="0"/>
+              <w:autoSpaceDN w:val="0"/>
+              <w:spacing w:after="20" w:before="0" w:line="218" w:lineRule="exact"/>
+              <w:jc w:val="left"/>
+            </w:pPr>
+            <w:r>
+              <w:rPr>
+                <w:rFonts w:ascii="맑은 고딕" w:cs="맑은 고딕" w:eastAsia="맑은 고딕" w:hAnsi="맑은 고딕"/>
+                <w:b w:val="false"/>
+                <w:bCs w:val="false"/>
+                <w:i w:val="false"/>
+                <w:iCs w:val="false"/>
+                <w:sz w:val="16"/>
+                <w:szCs w:val="16"/>
+              </w:rPr>
+              <w:t xml:space="preserve">[38][34]</w:t>
+            </w:r>
+          </w:p>
+        </w:tc>
+      </w:tr>
+      <w:tr>
+        <w:trPr>
+          <w:cantSplit/>
+          <w:tblHeader w:val="false"/>
+        </w:trPr>
+        <w:tc>
+          <w:tcPr>
+            <w:tcW w:type="dxa" w:w="1973"/>
+            <w:shd w:fill="DEEAF6" w:color="auto" w:val="clear"/>
+            <w:tcMar>
+              <w:top w:type="dxa" w:w="50"/>
+              <w:left w:type="dxa" w:w="60"/>
+              <w:bottom w:type="dxa" w:w="50"/>
+              <w:right w:type="dxa" w:w="60"/>
+            </w:tcMar>
+            <w:vAlign w:val="center"/>
+          </w:tcPr>
+          <w:p>
+            <w:pPr>
+              <w:autoSpaceDE w:val="0"/>
+              <w:autoSpaceDN w:val="0"/>
+              <w:spacing w:after="20" w:before="0" w:line="218" w:lineRule="exact"/>
+              <w:jc w:val="center"/>
+            </w:pPr>
+            <w:r>
+              <w:rPr>
+                <w:rFonts w:ascii="맑은 고딕" w:cs="맑은 고딕" w:eastAsia="맑은 고딕" w:hAnsi="맑은 고딕"/>
+                <w:b/>
+                <w:bCs/>
+                <w:i w:val="false"/>
+                <w:iCs w:val="false"/>
+                <w:sz w:val="16"/>
+                <w:szCs w:val="16"/>
+              </w:rPr>
+              <w:t xml:space="preserve">비엠티 (부산 기장)</w:t>
+            </w:r>
+          </w:p>
+        </w:tc>
+        <w:tc>
+          <w:tcPr>
+            <w:tcW w:type="dxa" w:w="986"/>
+            <w:tcMar>
+              <w:top w:type="dxa" w:w="50"/>
+              <w:left w:type="dxa" w:w="60"/>
+              <w:bottom w:type="dxa" w:w="50"/>
+              <w:right w:type="dxa" w:w="60"/>
+            </w:tcMar>
+            <w:vAlign w:val="center"/>
+          </w:tcPr>
+          <w:p>
+            <w:pPr>
+              <w:autoSpaceDE w:val="0"/>
+              <w:autoSpaceDN w:val="0"/>
+              <w:spacing w:after="20" w:before="0" w:line="218" w:lineRule="exact"/>
+              <w:jc w:val="left"/>
+            </w:pPr>
+            <w:r>
+              <w:rPr>
+                <w:rFonts w:ascii="맑은 고딕" w:cs="맑은 고딕" w:eastAsia="맑은 고딕" w:hAnsi="맑은 고딕"/>
+                <w:b w:val="false"/>
+                <w:bCs w:val="false"/>
+                <w:i w:val="false"/>
+                <w:iCs w:val="false"/>
+                <w:sz w:val="16"/>
+                <w:szCs w:val="16"/>
+              </w:rPr>
+              <w:t xml:space="preserve">대상</w:t>
+            </w:r>
+          </w:p>
+        </w:tc>
+        <w:tc>
+          <w:tcPr>
+            <w:tcW w:type="dxa" w:w="6018"/>
+            <w:tcMar>
+              <w:top w:type="dxa" w:w="50"/>
+              <w:left w:type="dxa" w:w="60"/>
+              <w:bottom w:type="dxa" w:w="50"/>
+              <w:right w:type="dxa" w:w="60"/>
+            </w:tcMar>
+            <w:vAlign w:val="center"/>
+          </w:tcPr>
+          <w:p>
+            <w:pPr>
+              <w:autoSpaceDE w:val="0"/>
+              <w:autoSpaceDN w:val="0"/>
+              <w:spacing w:after="20" w:before="0" w:line="218" w:lineRule="exact"/>
+              <w:jc w:val="left"/>
+            </w:pPr>
+            <w:r>
+              <w:rPr>
+                <w:rFonts w:ascii="맑은 고딕" w:cs="맑은 고딕" w:eastAsia="맑은 고딕" w:hAnsi="맑은 고딕"/>
+                <w:b/>
+                <w:bCs/>
+                <w:i w:val="false"/>
+                <w:iCs w:val="false"/>
+                <w:sz w:val="16"/>
+                <w:szCs w:val="16"/>
+              </w:rPr>
+              <w:t xml:space="preserve">직원 평가 기준 미달</w:t>
+            </w:r>
+            <w:r>
+              <w:rPr>
+                <w:rFonts w:ascii="맑은 고딕" w:cs="맑은 고딕" w:eastAsia="맑은 고딕" w:hAnsi="맑은 고딕"/>
+                <w:b w:val="false"/>
+                <w:bCs w:val="false"/>
+                <w:i w:val="false"/>
+                <w:iCs w:val="false"/>
+                <w:sz w:val="16"/>
+                <w:szCs w:val="16"/>
+              </w:rPr>
+              <w:t xml:space="preserve"> 블라인드 평점 2.0점(리뷰 44건)</w:t>
+            </w:r>
+          </w:p>
+        </w:tc>
+        <w:tc>
+          <w:tcPr>
+            <w:tcW w:type="dxa" w:w="889"/>
+            <w:tcMar>
+              <w:top w:type="dxa" w:w="50"/>
+              <w:left w:type="dxa" w:w="60"/>
+              <w:bottom w:type="dxa" w:w="50"/>
+              <w:right w:type="dxa" w:w="60"/>
+            </w:tcMar>
+            <w:vAlign w:val="center"/>
+          </w:tcPr>
+          <w:p>
+            <w:pPr>
+              <w:autoSpaceDE w:val="0"/>
+              <w:autoSpaceDN w:val="0"/>
+              <w:spacing w:after="20" w:before="0" w:line="218" w:lineRule="exact"/>
+              <w:jc w:val="left"/>
+            </w:pPr>
+            <w:r>
+              <w:rPr>
+                <w:rFonts w:ascii="맑은 고딕" w:cs="맑은 고딕" w:eastAsia="맑은 고딕" w:hAnsi="맑은 고딕"/>
+                <w:b w:val="false"/>
+                <w:bCs w:val="false"/>
+                <w:i w:val="false"/>
+                <w:iCs w:val="false"/>
+                <w:sz w:val="16"/>
+                <w:szCs w:val="16"/>
+              </w:rPr>
+              <w:t xml:space="preserve">[34]</w:t>
+            </w:r>
+          </w:p>
+        </w:tc>
+      </w:tr>
+      <w:tr>
+        <w:trPr>
+          <w:cantSplit/>
+          <w:tblHeader w:val="false"/>
+        </w:trPr>
+        <w:tc>
+          <w:tcPr>
+            <w:tcW w:type="dxa" w:w="1973"/>
+            <w:shd w:fill="DEEAF6" w:color="auto" w:val="clear"/>
+            <w:tcMar>
+              <w:top w:type="dxa" w:w="50"/>
+              <w:left w:type="dxa" w:w="60"/>
+              <w:bottom w:type="dxa" w:w="50"/>
+              <w:right w:type="dxa" w:w="60"/>
+            </w:tcMar>
+            <w:vAlign w:val="center"/>
+          </w:tcPr>
+          <w:p>
+            <w:pPr>
+              <w:autoSpaceDE w:val="0"/>
+              <w:autoSpaceDN w:val="0"/>
+              <w:spacing w:after="20" w:before="0" w:line="218" w:lineRule="exact"/>
+              <w:jc w:val="center"/>
+            </w:pPr>
+            <w:r>
+              <w:rPr>
+                <w:rFonts w:ascii="맑은 고딕" w:cs="맑은 고딕" w:eastAsia="맑은 고딕" w:hAnsi="맑은 고딕"/>
+                <w:b/>
+                <w:bCs/>
+                <w:i w:val="false"/>
+                <w:iCs w:val="false"/>
+                <w:sz w:val="16"/>
+                <w:szCs w:val="16"/>
+              </w:rPr>
+              <w:t xml:space="preserve">은산해운항공 (부산 중구)</w:t>
+            </w:r>
+          </w:p>
+        </w:tc>
+        <w:tc>
+          <w:tcPr>
+            <w:tcW w:type="dxa" w:w="986"/>
+            <w:tcMar>
+              <w:top w:type="dxa" w:w="50"/>
+              <w:left w:type="dxa" w:w="60"/>
+              <w:bottom w:type="dxa" w:w="50"/>
+              <w:right w:type="dxa" w:w="60"/>
+            </w:tcMar>
+            <w:vAlign w:val="center"/>
+          </w:tcPr>
+          <w:p>
+            <w:pPr>
+              <w:autoSpaceDE w:val="0"/>
+              <w:autoSpaceDN w:val="0"/>
+              <w:spacing w:after="20" w:before="0" w:line="218" w:lineRule="exact"/>
+              <w:jc w:val="left"/>
+            </w:pPr>
+            <w:r>
+              <w:rPr>
+                <w:rFonts w:ascii="맑은 고딕" w:cs="맑은 고딕" w:eastAsia="맑은 고딕" w:hAnsi="맑은 고딕"/>
+                <w:b w:val="false"/>
+                <w:bCs w:val="false"/>
+                <w:i w:val="false"/>
+                <w:iCs w:val="false"/>
+                <w:sz w:val="16"/>
+                <w:szCs w:val="16"/>
+              </w:rPr>
+              <w:t xml:space="preserve">대상</w:t>
+            </w:r>
+          </w:p>
+        </w:tc>
+        <w:tc>
+          <w:tcPr>
+            <w:tcW w:type="dxa" w:w="6018"/>
+            <w:tcMar>
+              <w:top w:type="dxa" w:w="50"/>
+              <w:left w:type="dxa" w:w="60"/>
+              <w:bottom w:type="dxa" w:w="50"/>
+              <w:right w:type="dxa" w:w="60"/>
+            </w:tcMar>
+            <w:vAlign w:val="center"/>
+          </w:tcPr>
+          <w:p>
+            <w:pPr>
+              <w:autoSpaceDE w:val="0"/>
+              <w:autoSpaceDN w:val="0"/>
+              <w:spacing w:after="20" w:before="0" w:line="218" w:lineRule="exact"/>
+              <w:jc w:val="left"/>
+            </w:pPr>
+            <w:r>
+              <w:rPr>
+                <w:rFonts w:ascii="맑은 고딕" w:cs="맑은 고딕" w:eastAsia="맑은 고딕" w:hAnsi="맑은 고딕"/>
+                <w:b/>
+                <w:bCs/>
+                <w:i w:val="false"/>
+                <w:iCs w:val="false"/>
+                <w:sz w:val="16"/>
+                <w:szCs w:val="16"/>
+              </w:rPr>
+              <w:t xml:space="preserve">직원 평가 기준 미달</w:t>
+            </w:r>
+            <w:r>
+              <w:rPr>
+                <w:rFonts w:ascii="맑은 고딕" w:cs="맑은 고딕" w:eastAsia="맑은 고딕" w:hAnsi="맑은 고딕"/>
+                <w:b w:val="false"/>
+                <w:bCs w:val="false"/>
+                <w:i w:val="false"/>
+                <w:iCs w:val="false"/>
+                <w:sz w:val="16"/>
+                <w:szCs w:val="16"/>
+              </w:rPr>
+              <w:t xml:space="preserve"> 블라인드 추천율 20%(리뷰 73건)</w:t>
+            </w:r>
+          </w:p>
+        </w:tc>
+        <w:tc>
+          <w:tcPr>
+            <w:tcW w:type="dxa" w:w="889"/>
+            <w:tcMar>
+              <w:top w:type="dxa" w:w="50"/>
+              <w:left w:type="dxa" w:w="60"/>
+              <w:bottom w:type="dxa" w:w="50"/>
+              <w:right w:type="dxa" w:w="60"/>
+            </w:tcMar>
+            <w:vAlign w:val="center"/>
+          </w:tcPr>
+          <w:p>
+            <w:pPr>
+              <w:autoSpaceDE w:val="0"/>
+              <w:autoSpaceDN w:val="0"/>
+              <w:spacing w:after="20" w:before="0" w:line="218" w:lineRule="exact"/>
+              <w:jc w:val="left"/>
+            </w:pPr>
+            <w:r>
+              <w:rPr>
+                <w:rFonts w:ascii="맑은 고딕" w:cs="맑은 고딕" w:eastAsia="맑은 고딕" w:hAnsi="맑은 고딕"/>
+                <w:b w:val="false"/>
+                <w:bCs w:val="false"/>
+                <w:i w:val="false"/>
+                <w:iCs w:val="false"/>
+                <w:sz w:val="16"/>
+                <w:szCs w:val="16"/>
+              </w:rPr>
+              <w:t xml:space="preserve">[34]</w:t>
+            </w:r>
+          </w:p>
+        </w:tc>
+      </w:tr>
+      <w:tr>
+        <w:trPr>
+          <w:cantSplit/>
+          <w:tblHeader w:val="false"/>
+        </w:trPr>
+        <w:tc>
+          <w:tcPr>
+            <w:tcW w:type="dxa" w:w="1973"/>
+            <w:shd w:fill="DEEAF6" w:color="auto" w:val="clear"/>
+            <w:tcMar>
+              <w:top w:type="dxa" w:w="50"/>
+              <w:left w:type="dxa" w:w="60"/>
+              <w:bottom w:type="dxa" w:w="50"/>
+              <w:right w:type="dxa" w:w="60"/>
+            </w:tcMar>
+            <w:vAlign w:val="center"/>
+          </w:tcPr>
+          <w:p>
+            <w:pPr>
+              <w:autoSpaceDE w:val="0"/>
+              <w:autoSpaceDN w:val="0"/>
+              <w:spacing w:after="20" w:before="0" w:line="218" w:lineRule="exact"/>
+              <w:jc w:val="center"/>
+            </w:pPr>
+            <w:r>
+              <w:rPr>
+                <w:rFonts w:ascii="맑은 고딕" w:cs="맑은 고딕" w:eastAsia="맑은 고딕" w:hAnsi="맑은 고딕"/>
+                <w:b/>
+                <w:bCs/>
+                <w:i w:val="false"/>
+                <w:iCs w:val="false"/>
+                <w:sz w:val="16"/>
+                <w:szCs w:val="16"/>
+              </w:rPr>
+              <w:t xml:space="preserve">대한제강 (부산 사하)</w:t>
+            </w:r>
+          </w:p>
+        </w:tc>
+        <w:tc>
+          <w:tcPr>
+            <w:tcW w:type="dxa" w:w="986"/>
+            <w:tcMar>
+              <w:top w:type="dxa" w:w="50"/>
+              <w:left w:type="dxa" w:w="60"/>
+              <w:bottom w:type="dxa" w:w="50"/>
+              <w:right w:type="dxa" w:w="60"/>
+            </w:tcMar>
+            <w:vAlign w:val="center"/>
+          </w:tcPr>
+          <w:p>
+            <w:pPr>
+              <w:autoSpaceDE w:val="0"/>
+              <w:autoSpaceDN w:val="0"/>
+              <w:spacing w:after="20" w:before="0" w:line="218" w:lineRule="exact"/>
+              <w:jc w:val="left"/>
+            </w:pPr>
+            <w:r>
+              <w:rPr>
+                <w:rFonts w:ascii="맑은 고딕" w:cs="맑은 고딕" w:eastAsia="맑은 고딕" w:hAnsi="맑은 고딕"/>
+                <w:b w:val="false"/>
+                <w:bCs w:val="false"/>
+                <w:i w:val="false"/>
+                <w:iCs w:val="false"/>
+                <w:sz w:val="16"/>
+                <w:szCs w:val="16"/>
+              </w:rPr>
+              <w:t xml:space="preserve">대체 후보</w:t>
+            </w:r>
+          </w:p>
+        </w:tc>
+        <w:tc>
+          <w:tcPr>
+            <w:tcW w:type="dxa" w:w="6018"/>
+            <w:tcMar>
+              <w:top w:type="dxa" w:w="50"/>
+              <w:left w:type="dxa" w:w="60"/>
+              <w:bottom w:type="dxa" w:w="50"/>
+              <w:right w:type="dxa" w:w="60"/>
+            </w:tcMar>
+            <w:vAlign w:val="center"/>
+          </w:tcPr>
+          <w:p>
+            <w:pPr>
+              <w:autoSpaceDE w:val="0"/>
+              <w:autoSpaceDN w:val="0"/>
+              <w:spacing w:after="20" w:before="0" w:line="218" w:lineRule="exact"/>
+              <w:jc w:val="left"/>
+            </w:pPr>
+            <w:r>
+              <w:rPr>
+                <w:rFonts w:ascii="맑은 고딕" w:cs="맑은 고딕" w:eastAsia="맑은 고딕" w:hAnsi="맑은 고딕"/>
+                <w:b/>
+                <w:bCs/>
+                <w:i w:val="false"/>
+                <w:iCs w:val="false"/>
+                <w:sz w:val="16"/>
+                <w:szCs w:val="16"/>
+              </w:rPr>
+              <w:t xml:space="preserve">노동자 사망(종속회사)</w:t>
+            </w:r>
+            <w:r>
+              <w:rPr>
+                <w:rFonts w:ascii="맑은 고딕" w:cs="맑은 고딕" w:eastAsia="맑은 고딕" w:hAnsi="맑은 고딕"/>
+                <w:b w:val="false"/>
+                <w:bCs w:val="false"/>
+                <w:i w:val="false"/>
+                <w:iCs w:val="false"/>
+                <w:sz w:val="16"/>
+                <w:szCs w:val="16"/>
+              </w:rPr>
+              <w:t xml:space="preserve"> 종속회사 와이케이스틸 공장의 사망사고(2021. 7.)로 법인과 안전보건관리책임자가 1심 유죄 판결을 받음(2022. 11.)</w:t>
+            </w:r>
+          </w:p>
+        </w:tc>
+        <w:tc>
+          <w:tcPr>
+            <w:tcW w:type="dxa" w:w="889"/>
+            <w:tcMar>
+              <w:top w:type="dxa" w:w="50"/>
+              <w:left w:type="dxa" w:w="60"/>
+              <w:bottom w:type="dxa" w:w="50"/>
+              <w:right w:type="dxa" w:w="60"/>
+            </w:tcMar>
+            <w:vAlign w:val="center"/>
+          </w:tcPr>
+          <w:p>
+            <w:pPr>
+              <w:autoSpaceDE w:val="0"/>
+              <w:autoSpaceDN w:val="0"/>
+              <w:spacing w:after="20" w:before="0" w:line="218" w:lineRule="exact"/>
+              <w:jc w:val="left"/>
+            </w:pPr>
+            <w:r>
+              <w:rPr>
+                <w:rFonts w:ascii="맑은 고딕" w:cs="맑은 고딕" w:eastAsia="맑은 고딕" w:hAnsi="맑은 고딕"/>
+                <w:b w:val="false"/>
+                <w:bCs w:val="false"/>
+                <w:i w:val="false"/>
+                <w:iCs w:val="false"/>
+                <w:sz w:val="16"/>
+                <w:szCs w:val="16"/>
+              </w:rPr>
+              <w:t xml:space="preserve">[39]</w:t>
+            </w:r>
+          </w:p>
+        </w:tc>
+      </w:tr>
+      <w:tr>
+        <w:trPr>
+          <w:cantSplit/>
+          <w:tblHeader w:val="false"/>
+        </w:trPr>
+        <w:tc>
+          <w:tcPr>
+            <w:tcW w:type="dxa" w:w="1973"/>
+            <w:shd w:fill="DEEAF6" w:color="auto" w:val="clear"/>
+            <w:tcMar>
+              <w:top w:type="dxa" w:w="50"/>
+              <w:left w:type="dxa" w:w="60"/>
+              <w:bottom w:type="dxa" w:w="50"/>
+              <w:right w:type="dxa" w:w="60"/>
+            </w:tcMar>
+            <w:vAlign w:val="center"/>
+          </w:tcPr>
+          <w:p>
+            <w:pPr>
+              <w:autoSpaceDE w:val="0"/>
+              <w:autoSpaceDN w:val="0"/>
+              <w:spacing w:after="20" w:before="0" w:line="218" w:lineRule="exact"/>
+              <w:jc w:val="center"/>
+            </w:pPr>
+            <w:r>
+              <w:rPr>
+                <w:rFonts w:ascii="맑은 고딕" w:cs="맑은 고딕" w:eastAsia="맑은 고딕" w:hAnsi="맑은 고딕"/>
+                <w:b/>
+                <w:bCs/>
+                <w:i w:val="false"/>
+                <w:iCs w:val="false"/>
+                <w:sz w:val="16"/>
+                <w:szCs w:val="16"/>
+              </w:rPr>
+              <w:t xml:space="preserve">DN오토모티브 (양산)</w:t>
+            </w:r>
+          </w:p>
+        </w:tc>
+        <w:tc>
+          <w:tcPr>
+            <w:tcW w:type="dxa" w:w="986"/>
+            <w:tcMar>
+              <w:top w:type="dxa" w:w="50"/>
+              <w:left w:type="dxa" w:w="60"/>
+              <w:bottom w:type="dxa" w:w="50"/>
+              <w:right w:type="dxa" w:w="60"/>
+            </w:tcMar>
+            <w:vAlign w:val="center"/>
+          </w:tcPr>
+          <w:p>
+            <w:pPr>
+              <w:autoSpaceDE w:val="0"/>
+              <w:autoSpaceDN w:val="0"/>
+              <w:spacing w:after="20" w:before="0" w:line="218" w:lineRule="exact"/>
+              <w:jc w:val="left"/>
+            </w:pPr>
+            <w:r>
+              <w:rPr>
+                <w:rFonts w:ascii="맑은 고딕" w:cs="맑은 고딕" w:eastAsia="맑은 고딕" w:hAnsi="맑은 고딕"/>
+                <w:b w:val="false"/>
+                <w:bCs w:val="false"/>
+                <w:i w:val="false"/>
+                <w:iCs w:val="false"/>
+                <w:sz w:val="16"/>
+                <w:szCs w:val="16"/>
+              </w:rPr>
+              <w:t xml:space="preserve">예비후보</w:t>
+            </w:r>
+          </w:p>
+        </w:tc>
+        <w:tc>
+          <w:tcPr>
+            <w:tcW w:type="dxa" w:w="6018"/>
+            <w:tcMar>
+              <w:top w:type="dxa" w:w="50"/>
+              <w:left w:type="dxa" w:w="60"/>
+              <w:bottom w:type="dxa" w:w="50"/>
+              <w:right w:type="dxa" w:w="60"/>
+            </w:tcMar>
+            <w:vAlign w:val="center"/>
+          </w:tcPr>
+          <w:p>
+            <w:pPr>
+              <w:autoSpaceDE w:val="0"/>
+              <w:autoSpaceDN w:val="0"/>
+              <w:spacing w:after="20" w:before="0" w:line="218" w:lineRule="exact"/>
+              <w:jc w:val="left"/>
+            </w:pPr>
+            <w:r>
+              <w:rPr>
+                <w:rFonts w:ascii="맑은 고딕" w:cs="맑은 고딕" w:eastAsia="맑은 고딕" w:hAnsi="맑은 고딕"/>
+                <w:b/>
+                <w:bCs/>
+                <w:i w:val="false"/>
+                <w:iCs w:val="false"/>
+                <w:sz w:val="16"/>
+                <w:szCs w:val="16"/>
+              </w:rPr>
+              <w:t xml:space="preserve">노동자 건강 침해</w:t>
+            </w:r>
+            <w:r>
+              <w:rPr>
+                <w:rFonts w:ascii="맑은 고딕" w:cs="맑은 고딕" w:eastAsia="맑은 고딕" w:hAnsi="맑은 고딕"/>
+                <w:b w:val="false"/>
+                <w:bCs w:val="false"/>
+                <w:i w:val="false"/>
+                <w:iCs w:val="false"/>
+                <w:sz w:val="16"/>
+                <w:szCs w:val="16"/>
+              </w:rPr>
+              <w:t xml:space="preserve"> 위 노동부 감독의 당사자</w:t>
+            </w:r>
+          </w:p>
+        </w:tc>
+        <w:tc>
+          <w:tcPr>
+            <w:tcW w:type="dxa" w:w="889"/>
+            <w:tcMar>
+              <w:top w:type="dxa" w:w="50"/>
+              <w:left w:type="dxa" w:w="60"/>
+              <w:bottom w:type="dxa" w:w="50"/>
+              <w:right w:type="dxa" w:w="60"/>
+            </w:tcMar>
+            <w:vAlign w:val="center"/>
+          </w:tcPr>
+          <w:p>
+            <w:pPr>
+              <w:autoSpaceDE w:val="0"/>
+              <w:autoSpaceDN w:val="0"/>
+              <w:spacing w:after="20" w:before="0" w:line="218" w:lineRule="exact"/>
+              <w:jc w:val="left"/>
+            </w:pPr>
+            <w:r>
+              <w:rPr>
+                <w:rFonts w:ascii="맑은 고딕" w:cs="맑은 고딕" w:eastAsia="맑은 고딕" w:hAnsi="맑은 고딕"/>
+                <w:b w:val="false"/>
+                <w:bCs w:val="false"/>
+                <w:i w:val="false"/>
+                <w:iCs w:val="false"/>
+                <w:sz w:val="16"/>
+                <w:szCs w:val="16"/>
+              </w:rPr>
+              <w:t xml:space="preserve">[37]</w:t>
+            </w:r>
+          </w:p>
+        </w:tc>
+      </w:tr>
+      <w:tr>
+        <w:trPr>
+          <w:cantSplit/>
+          <w:tblHeader w:val="false"/>
+        </w:trPr>
+        <w:tc>
+          <w:tcPr>
+            <w:tcW w:type="dxa" w:w="1973"/>
+            <w:shd w:fill="DEEAF6" w:color="auto" w:val="clear"/>
+            <w:tcMar>
+              <w:top w:type="dxa" w:w="50"/>
+              <w:left w:type="dxa" w:w="60"/>
+              <w:bottom w:type="dxa" w:w="50"/>
+              <w:right w:type="dxa" w:w="60"/>
+            </w:tcMar>
+            <w:vAlign w:val="center"/>
+          </w:tcPr>
+          <w:p>
+            <w:pPr>
+              <w:autoSpaceDE w:val="0"/>
+              <w:autoSpaceDN w:val="0"/>
+              <w:spacing w:after="20" w:before="0" w:line="218" w:lineRule="exact"/>
+              <w:jc w:val="center"/>
+            </w:pPr>
+            <w:r>
+              <w:rPr>
+                <w:rFonts w:ascii="맑은 고딕" w:cs="맑은 고딕" w:eastAsia="맑은 고딕" w:hAnsi="맑은 고딕"/>
+                <w:b/>
+                <w:bCs/>
+                <w:i w:val="false"/>
+                <w:iCs w:val="false"/>
+                <w:sz w:val="16"/>
+                <w:szCs w:val="16"/>
+              </w:rPr>
+              <w:t xml:space="preserve">동원개발 (부산 수영)</w:t>
+            </w:r>
+          </w:p>
+        </w:tc>
+        <w:tc>
+          <w:tcPr>
+            <w:tcW w:type="dxa" w:w="986"/>
+            <w:tcMar>
+              <w:top w:type="dxa" w:w="50"/>
+              <w:left w:type="dxa" w:w="60"/>
+              <w:bottom w:type="dxa" w:w="50"/>
+              <w:right w:type="dxa" w:w="60"/>
+            </w:tcMar>
+            <w:vAlign w:val="center"/>
+          </w:tcPr>
+          <w:p>
+            <w:pPr>
+              <w:autoSpaceDE w:val="0"/>
+              <w:autoSpaceDN w:val="0"/>
+              <w:spacing w:after="20" w:before="0" w:line="218" w:lineRule="exact"/>
+              <w:jc w:val="left"/>
+            </w:pPr>
+            <w:r>
+              <w:rPr>
+                <w:rFonts w:ascii="맑은 고딕" w:cs="맑은 고딕" w:eastAsia="맑은 고딕" w:hAnsi="맑은 고딕"/>
+                <w:b w:val="false"/>
+                <w:bCs w:val="false"/>
+                <w:i w:val="false"/>
+                <w:iCs w:val="false"/>
+                <w:sz w:val="16"/>
+                <w:szCs w:val="16"/>
+              </w:rPr>
+              <w:t xml:space="preserve">예비후보</w:t>
+            </w:r>
+          </w:p>
+        </w:tc>
+        <w:tc>
+          <w:tcPr>
+            <w:tcW w:type="dxa" w:w="6018"/>
+            <w:tcMar>
+              <w:top w:type="dxa" w:w="50"/>
+              <w:left w:type="dxa" w:w="60"/>
+              <w:bottom w:type="dxa" w:w="50"/>
+              <w:right w:type="dxa" w:w="60"/>
+            </w:tcMar>
+            <w:vAlign w:val="center"/>
+          </w:tcPr>
+          <w:p>
+            <w:pPr>
+              <w:autoSpaceDE w:val="0"/>
+              <w:autoSpaceDN w:val="0"/>
+              <w:spacing w:after="20" w:before="0" w:line="218" w:lineRule="exact"/>
+              <w:jc w:val="left"/>
+            </w:pPr>
+            <w:r>
+              <w:rPr>
+                <w:rFonts w:ascii="맑은 고딕" w:cs="맑은 고딕" w:eastAsia="맑은 고딕" w:hAnsi="맑은 고딕"/>
+                <w:b/>
+                <w:bCs/>
+                <w:i w:val="false"/>
+                <w:iCs w:val="false"/>
+                <w:sz w:val="16"/>
+                <w:szCs w:val="16"/>
+              </w:rPr>
+              <w:t xml:space="preserve">노동자 사망</w:t>
+            </w:r>
+            <w:r>
+              <w:rPr>
+                <w:rFonts w:ascii="맑은 고딕" w:cs="맑은 고딕" w:eastAsia="맑은 고딕" w:hAnsi="맑은 고딕"/>
+                <w:b w:val="false"/>
+                <w:bCs w:val="false"/>
+                <w:i w:val="false"/>
+                <w:iCs w:val="false"/>
+                <w:sz w:val="16"/>
+                <w:szCs w:val="16"/>
+              </w:rPr>
+              <w:t xml:space="preserve"> 직접 시공한 공사 현장에서 하청 노동자 사망사고 2건(2023. 8., 2025. 12.)</w:t>
+            </w:r>
+          </w:p>
+        </w:tc>
+        <w:tc>
+          <w:tcPr>
+            <w:tcW w:type="dxa" w:w="889"/>
+            <w:tcMar>
+              <w:top w:type="dxa" w:w="50"/>
+              <w:left w:type="dxa" w:w="60"/>
+              <w:bottom w:type="dxa" w:w="50"/>
+              <w:right w:type="dxa" w:w="60"/>
+            </w:tcMar>
+            <w:vAlign w:val="center"/>
+          </w:tcPr>
+          <w:p>
+            <w:pPr>
+              <w:autoSpaceDE w:val="0"/>
+              <w:autoSpaceDN w:val="0"/>
+              <w:spacing w:after="20" w:before="0" w:line="218" w:lineRule="exact"/>
+              <w:jc w:val="left"/>
+            </w:pPr>
+            <w:r>
+              <w:rPr>
+                <w:rFonts w:ascii="맑은 고딕" w:cs="맑은 고딕" w:eastAsia="맑은 고딕" w:hAnsi="맑은 고딕"/>
+                <w:b w:val="false"/>
+                <w:bCs w:val="false"/>
+                <w:i w:val="false"/>
+                <w:iCs w:val="false"/>
+                <w:sz w:val="16"/>
+                <w:szCs w:val="16"/>
+              </w:rPr>
+              <w:t xml:space="preserve">[40][41]</w:t>
+            </w:r>
+          </w:p>
+        </w:tc>
+      </w:tr>
+      <w:tr>
+        <w:trPr>
+          <w:cantSplit/>
+          <w:tblHeader w:val="false"/>
+        </w:trPr>
+        <w:tc>
+          <w:tcPr>
+            <w:tcW w:type="dxa" w:w="1973"/>
+            <w:shd w:fill="DEEAF6" w:color="auto" w:val="clear"/>
+            <w:tcMar>
+              <w:top w:type="dxa" w:w="50"/>
+              <w:left w:type="dxa" w:w="60"/>
+              <w:bottom w:type="dxa" w:w="50"/>
+              <w:right w:type="dxa" w:w="60"/>
+            </w:tcMar>
+            <w:vAlign w:val="center"/>
+          </w:tcPr>
+          <w:p>
+            <w:pPr>
+              <w:autoSpaceDE w:val="0"/>
+              <w:autoSpaceDN w:val="0"/>
+              <w:spacing w:after="20" w:before="0" w:line="218" w:lineRule="exact"/>
+              <w:jc w:val="center"/>
+            </w:pPr>
+            <w:r>
+              <w:rPr>
+                <w:rFonts w:ascii="맑은 고딕" w:cs="맑은 고딕" w:eastAsia="맑은 고딕" w:hAnsi="맑은 고딕"/>
+                <w:b/>
+                <w:bCs/>
+                <w:i w:val="false"/>
+                <w:iCs w:val="false"/>
+                <w:sz w:val="16"/>
+                <w:szCs w:val="16"/>
+              </w:rPr>
+              <w:t xml:space="preserve">윌로펌프 (부산 강서)</w:t>
+            </w:r>
+          </w:p>
+        </w:tc>
+        <w:tc>
+          <w:tcPr>
+            <w:tcW w:type="dxa" w:w="986"/>
+            <w:tcMar>
+              <w:top w:type="dxa" w:w="50"/>
+              <w:left w:type="dxa" w:w="60"/>
+              <w:bottom w:type="dxa" w:w="50"/>
+              <w:right w:type="dxa" w:w="60"/>
+            </w:tcMar>
+            <w:vAlign w:val="center"/>
+          </w:tcPr>
+          <w:p>
+            <w:pPr>
+              <w:autoSpaceDE w:val="0"/>
+              <w:autoSpaceDN w:val="0"/>
+              <w:spacing w:after="20" w:before="0" w:line="218" w:lineRule="exact"/>
+              <w:jc w:val="left"/>
+            </w:pPr>
+            <w:r>
+              <w:rPr>
+                <w:rFonts w:ascii="맑은 고딕" w:cs="맑은 고딕" w:eastAsia="맑은 고딕" w:hAnsi="맑은 고딕"/>
+                <w:b w:val="false"/>
+                <w:bCs w:val="false"/>
+                <w:i w:val="false"/>
+                <w:iCs w:val="false"/>
+                <w:sz w:val="16"/>
+                <w:szCs w:val="16"/>
+              </w:rPr>
+              <w:t xml:space="preserve">대체 후보</w:t>
+            </w:r>
+          </w:p>
+        </w:tc>
+        <w:tc>
+          <w:tcPr>
+            <w:tcW w:type="dxa" w:w="6018"/>
+            <w:tcMar>
+              <w:top w:type="dxa" w:w="50"/>
+              <w:left w:type="dxa" w:w="60"/>
+              <w:bottom w:type="dxa" w:w="50"/>
+              <w:right w:type="dxa" w:w="60"/>
+            </w:tcMar>
+            <w:vAlign w:val="center"/>
+          </w:tcPr>
+          <w:p>
+            <w:pPr>
+              <w:autoSpaceDE w:val="0"/>
+              <w:autoSpaceDN w:val="0"/>
+              <w:spacing w:after="20" w:before="0" w:line="218" w:lineRule="exact"/>
+              <w:jc w:val="left"/>
+            </w:pPr>
+            <w:r>
+              <w:rPr>
+                <w:rFonts w:ascii="맑은 고딕" w:cs="맑은 고딕" w:eastAsia="맑은 고딕" w:hAnsi="맑은 고딕"/>
+                <w:b/>
+                <w:bCs/>
+                <w:i w:val="false"/>
+                <w:iCs w:val="false"/>
+                <w:sz w:val="16"/>
+                <w:szCs w:val="16"/>
+              </w:rPr>
+              <w:t xml:space="preserve">신입 직무 없음</w:t>
+            </w:r>
+            <w:r>
+              <w:rPr>
+                <w:rFonts w:ascii="맑은 고딕" w:cs="맑은 고딕" w:eastAsia="맑은 고딕" w:hAnsi="맑은 고딕"/>
+                <w:b w:val="false"/>
+                <w:bCs w:val="false"/>
+                <w:i w:val="false"/>
+                <w:iCs w:val="false"/>
+                <w:sz w:val="16"/>
+                <w:szCs w:val="16"/>
+              </w:rPr>
+              <w:t xml:space="preserve"> 평판은 적합했으나 최근 공고가 모두 경력직</w:t>
+            </w:r>
+          </w:p>
+        </w:tc>
+        <w:tc>
+          <w:tcPr>
+            <w:tcW w:type="dxa" w:w="889"/>
+            <w:tcMar>
+              <w:top w:type="dxa" w:w="50"/>
+              <w:left w:type="dxa" w:w="60"/>
+              <w:bottom w:type="dxa" w:w="50"/>
+              <w:right w:type="dxa" w:w="60"/>
+            </w:tcMar>
+            <w:vAlign w:val="center"/>
+          </w:tcPr>
+          <w:p>
+            <w:pPr>
+              <w:autoSpaceDE w:val="0"/>
+              <w:autoSpaceDN w:val="0"/>
+              <w:spacing w:after="20" w:before="0" w:line="218" w:lineRule="exact"/>
+              <w:jc w:val="left"/>
+            </w:pPr>
+            <w:r>
+              <w:rPr>
+                <w:rFonts w:ascii="맑은 고딕" w:cs="맑은 고딕" w:eastAsia="맑은 고딕" w:hAnsi="맑은 고딕"/>
+                <w:b w:val="false"/>
+                <w:bCs w:val="false"/>
+                <w:i w:val="false"/>
+                <w:iCs w:val="false"/>
+                <w:sz w:val="16"/>
+                <w:szCs w:val="16"/>
+              </w:rPr>
+              <w:t xml:space="preserve">[42]</w:t>
+            </w:r>
+          </w:p>
+        </w:tc>
+      </w:tr>
+    </w:tbl>
+    <w:p>
+      <w:pPr>
+        <w:keepLines/>
+        <w:autoSpaceDE w:val="0"/>
+        <w:autoSpaceDN w:val="0"/>
+        <w:spacing w:after="60" w:before="40" w:line="255" w:lineRule="exact"/>
+      </w:pPr>
+      <w:r>
+        <w:rPr>
+          <w:rFonts w:ascii="맑은 고딕" w:cs="맑은 고딕" w:eastAsia="맑은 고딕" w:hAnsi="맑은 고딕"/>
+          <w:b w:val="false"/>
+          <w:bCs w:val="false"/>
+          <w:i w:val="false"/>
+          <w:iCs w:val="false"/>
+          <w:color w:val="595959"/>
+          <w:sz w:val="17"/>
+          <w:szCs w:val="17"/>
+        </w:rPr>
+        <w:t xml:space="preserve">제외는 연구팀 기준(Ⅳ-2)을 적용한 결과이며 기업 전체를 평가한 것이 아니다. 사실관계는 자료 기준일(2026. 10. 18.) 이후 달라질 수 있고, 수사·재판이 끝나지 않은 사안은 결론을 단정하지 않는다. 블라인드 수치는 공개된 평균 평점·추천율·리뷰 수만 적었다.</w:t>
+      </w:r>
+    </w:p>
+    <w:p>
+      <w:pPr>
+        <w:pStyle w:val="Heading1"/>
+        <w:keepNext/>
+        <w:pageBreakBefore/>
+        <w:autoSpaceDE w:val="0"/>
+        <w:autoSpaceDN w:val="0"/>
+        <w:spacing w:after="100" w:before="0" w:line="392" w:lineRule="exact"/>
+      </w:pPr>
+      <w:r>
+        <w:rPr>
+          <w:rFonts w:ascii="맑은 고딕" w:cs="맑은 고딕" w:eastAsia="맑은 고딕" w:hAnsi="맑은 고딕"/>
+          <w:b/>
+          <w:bCs/>
+          <w:i w:val="false"/>
+          <w:iCs w:val="false"/>
+          <w:color w:val="1F3864"/>
+          <w:sz w:val="28"/>
+          <w:szCs w:val="28"/>
+        </w:rPr>
+        <w:t xml:space="preserve">부록 3  주요 근거 자료</w:t>
       </w:r>
     </w:p>
     <w:p>
@@ -30157,6 +32114,390 @@
           <w:szCs w:val="14"/>
         </w:rPr>
         <w:t xml:space="preserve">https://linkareer.com/activity/301677</w:t>
+      </w:r>
+    </w:p>
+    <w:p>
+      <w:pPr>
+        <w:keepNext/>
+        <w:autoSpaceDE w:val="0"/>
+        <w:autoSpaceDN w:val="0"/>
+        <w:spacing w:after="0" w:before="50" w:line="238" w:lineRule="exact"/>
+      </w:pPr>
+      <w:r>
+        <w:rPr>
+          <w:rFonts w:ascii="맑은 고딕" w:cs="맑은 고딕" w:eastAsia="맑은 고딕" w:hAnsi="맑은 고딕"/>
+          <w:b/>
+          <w:bCs/>
+          <w:i w:val="false"/>
+          <w:iCs w:val="false"/>
+          <w:sz w:val="17"/>
+          <w:szCs w:val="17"/>
+        </w:rPr>
+        <w:t xml:space="preserve">[37] </w:t>
+      </w:r>
+      <w:r>
+        <w:rPr>
+          <w:rFonts w:ascii="맑은 고딕" w:cs="맑은 고딕" w:eastAsia="맑은 고딕" w:hAnsi="맑은 고딕"/>
+          <w:b/>
+          <w:bCs/>
+          <w:i w:val="false"/>
+          <w:iCs w:val="false"/>
+          <w:sz w:val="17"/>
+          <w:szCs w:val="17"/>
+        </w:rPr>
+        <w:t xml:space="preserve">고용노동부 울산지청 보도자료</w:t>
+      </w:r>
+      <w:r>
+        <w:rPr>
+          <w:rFonts w:ascii="맑은 고딕" w:cs="맑은 고딕" w:eastAsia="맑은 고딕" w:hAnsi="맑은 고딕"/>
+          <w:b w:val="false"/>
+          <w:bCs w:val="false"/>
+          <w:i w:val="false"/>
+          <w:iCs w:val="false"/>
+          <w:sz w:val="17"/>
+          <w:szCs w:val="17"/>
+        </w:rPr>
+        <w:t xml:space="preserve">  2026년 4월 20일, DN오토모티브 울산공장 감독 결과(산업안전보건법 위반 88건 적발, 68건 사법처리, 과태료 4,620만 원)</w:t>
+      </w:r>
+    </w:p>
+    <w:p>
+      <w:pPr>
+        <w:autoSpaceDE w:val="0"/>
+        <w:autoSpaceDN w:val="0"/>
+        <w:spacing w:after="10" w:line="190" w:lineRule="exact"/>
+      </w:pPr>
+      <w:r>
+        <w:rPr>
+          <w:rFonts w:ascii="맑은 고딕" w:cs="맑은 고딕" w:eastAsia="맑은 고딕" w:hAnsi="맑은 고딕"/>
+          <w:b w:val="false"/>
+          <w:bCs w:val="false"/>
+          <w:i w:val="false"/>
+          <w:iCs w:val="false"/>
+          <w:color w:val="595959"/>
+          <w:sz w:val="14"/>
+          <w:szCs w:val="14"/>
+        </w:rPr>
+        <w:t xml:space="preserve">https://www.moel.go.kr/local/ulsan/news/reportexplan/view.do?bbs_seq=20260401003</w:t>
+      </w:r>
+    </w:p>
+    <w:p>
+      <w:pPr>
+        <w:keepNext/>
+        <w:autoSpaceDE w:val="0"/>
+        <w:autoSpaceDN w:val="0"/>
+        <w:spacing w:after="0" w:before="50" w:line="238" w:lineRule="exact"/>
+      </w:pPr>
+      <w:r>
+        <w:rPr>
+          <w:rFonts w:ascii="맑은 고딕" w:cs="맑은 고딕" w:eastAsia="맑은 고딕" w:hAnsi="맑은 고딕"/>
+          <w:b/>
+          <w:bCs/>
+          <w:i w:val="false"/>
+          <w:iCs w:val="false"/>
+          <w:sz w:val="17"/>
+          <w:szCs w:val="17"/>
+        </w:rPr>
+        <w:t xml:space="preserve">[38] </w:t>
+      </w:r>
+      <w:r>
+        <w:rPr>
+          <w:rFonts w:ascii="맑은 고딕" w:cs="맑은 고딕" w:eastAsia="맑은 고딕" w:hAnsi="맑은 고딕"/>
+          <w:b/>
+          <w:bCs/>
+          <w:i w:val="false"/>
+          <w:iCs w:val="false"/>
+          <w:sz w:val="17"/>
+          <w:szCs w:val="17"/>
+        </w:rPr>
+        <w:t xml:space="preserve">한국카본 밀양공장 폭발 사고 보도(국제뉴스)</w:t>
+      </w:r>
+      <w:r>
+        <w:rPr>
+          <w:rFonts w:ascii="맑은 고딕" w:cs="맑은 고딕" w:eastAsia="맑은 고딕" w:hAnsi="맑은 고딕"/>
+          <w:b w:val="false"/>
+          <w:bCs w:val="false"/>
+          <w:i w:val="false"/>
+          <w:iCs w:val="false"/>
+          <w:sz w:val="17"/>
+          <w:szCs w:val="17"/>
+        </w:rPr>
+        <w:t xml:space="preserve">  2023년 1월 16일, 2022년 12월 15일 폭발로 6명 부상, 그중 2명 사망</w:t>
+      </w:r>
+    </w:p>
+    <w:p>
+      <w:pPr>
+        <w:autoSpaceDE w:val="0"/>
+        <w:autoSpaceDN w:val="0"/>
+        <w:spacing w:after="10" w:line="190" w:lineRule="exact"/>
+      </w:pPr>
+      <w:r>
+        <w:rPr>
+          <w:rFonts w:ascii="맑은 고딕" w:cs="맑은 고딕" w:eastAsia="맑은 고딕" w:hAnsi="맑은 고딕"/>
+          <w:b w:val="false"/>
+          <w:bCs w:val="false"/>
+          <w:i w:val="false"/>
+          <w:iCs w:val="false"/>
+          <w:color w:val="595959"/>
+          <w:sz w:val="14"/>
+          <w:szCs w:val="14"/>
+        </w:rPr>
+        <w:t xml:space="preserve">https://www.gukjenews.com/news/articleView.html?idxno=2636659</w:t>
+      </w:r>
+    </w:p>
+    <w:p>
+      <w:pPr>
+        <w:keepNext/>
+        <w:autoSpaceDE w:val="0"/>
+        <w:autoSpaceDN w:val="0"/>
+        <w:spacing w:after="0" w:before="50" w:line="238" w:lineRule="exact"/>
+      </w:pPr>
+      <w:r>
+        <w:rPr>
+          <w:rFonts w:ascii="맑은 고딕" w:cs="맑은 고딕" w:eastAsia="맑은 고딕" w:hAnsi="맑은 고딕"/>
+          <w:b/>
+          <w:bCs/>
+          <w:i w:val="false"/>
+          <w:iCs w:val="false"/>
+          <w:sz w:val="17"/>
+          <w:szCs w:val="17"/>
+        </w:rPr>
+        <w:t xml:space="preserve">[39] </w:t>
+      </w:r>
+      <w:r>
+        <w:rPr>
+          <w:rFonts w:ascii="맑은 고딕" w:cs="맑은 고딕" w:eastAsia="맑은 고딕" w:hAnsi="맑은 고딕"/>
+          <w:b/>
+          <w:bCs/>
+          <w:i w:val="false"/>
+          <w:iCs w:val="false"/>
+          <w:sz w:val="17"/>
+          <w:szCs w:val="17"/>
+        </w:rPr>
+        <w:t xml:space="preserve">대한제강 2025년 사업보고서(DART)</w:t>
+      </w:r>
+      <w:r>
+        <w:rPr>
+          <w:rFonts w:ascii="맑은 고딕" w:cs="맑은 고딕" w:eastAsia="맑은 고딕" w:hAnsi="맑은 고딕"/>
+          <w:b w:val="false"/>
+          <w:bCs w:val="false"/>
+          <w:i w:val="false"/>
+          <w:iCs w:val="false"/>
+          <w:sz w:val="17"/>
+          <w:szCs w:val="17"/>
+        </w:rPr>
+        <w:t xml:space="preserve">  ‘제재 등’ 항목, 종속회사 와이케이스틸의 2021년 7월 사망사고에 대한 2022년 11월 1심 유죄 판결</w:t>
+      </w:r>
+    </w:p>
+    <w:p>
+      <w:pPr>
+        <w:autoSpaceDE w:val="0"/>
+        <w:autoSpaceDN w:val="0"/>
+        <w:spacing w:after="10" w:line="190" w:lineRule="exact"/>
+      </w:pPr>
+      <w:r>
+        <w:rPr>
+          <w:rFonts w:ascii="맑은 고딕" w:cs="맑은 고딕" w:eastAsia="맑은 고딕" w:hAnsi="맑은 고딕"/>
+          <w:b w:val="false"/>
+          <w:bCs w:val="false"/>
+          <w:i w:val="false"/>
+          <w:iCs w:val="false"/>
+          <w:color w:val="595959"/>
+          <w:sz w:val="14"/>
+          <w:szCs w:val="14"/>
+        </w:rPr>
+        <w:t xml:space="preserve">https://dart.fss.or.kr/dsaf001/main.do?rcpNo=20260318000780</w:t>
+      </w:r>
+    </w:p>
+    <w:p>
+      <w:pPr>
+        <w:keepNext/>
+        <w:autoSpaceDE w:val="0"/>
+        <w:autoSpaceDN w:val="0"/>
+        <w:spacing w:after="0" w:before="50" w:line="238" w:lineRule="exact"/>
+      </w:pPr>
+      <w:r>
+        <w:rPr>
+          <w:rFonts w:ascii="맑은 고딕" w:cs="맑은 고딕" w:eastAsia="맑은 고딕" w:hAnsi="맑은 고딕"/>
+          <w:b/>
+          <w:bCs/>
+          <w:i w:val="false"/>
+          <w:iCs w:val="false"/>
+          <w:sz w:val="17"/>
+          <w:szCs w:val="17"/>
+        </w:rPr>
+        <w:t xml:space="preserve">[40] </w:t>
+      </w:r>
+      <w:r>
+        <w:rPr>
+          <w:rFonts w:ascii="맑은 고딕" w:cs="맑은 고딕" w:eastAsia="맑은 고딕" w:hAnsi="맑은 고딕"/>
+          <w:b/>
+          <w:bCs/>
+          <w:i w:val="false"/>
+          <w:iCs w:val="false"/>
+          <w:sz w:val="17"/>
+          <w:szCs w:val="17"/>
+        </w:rPr>
+        <w:t xml:space="preserve">동원개발 시공 현장 사망사고 보도(KBS)</w:t>
+      </w:r>
+      <w:r>
+        <w:rPr>
+          <w:rFonts w:ascii="맑은 고딕" w:cs="맑은 고딕" w:eastAsia="맑은 고딕" w:hAnsi="맑은 고딕"/>
+          <w:b w:val="false"/>
+          <w:bCs w:val="false"/>
+          <w:i w:val="false"/>
+          <w:iCs w:val="false"/>
+          <w:sz w:val="17"/>
+          <w:szCs w:val="17"/>
+        </w:rPr>
+        <w:t xml:space="preserve">  2023년 8월 16일, 부산진구 공사 현장 하청 노동자 사망</w:t>
+      </w:r>
+    </w:p>
+    <w:p>
+      <w:pPr>
+        <w:autoSpaceDE w:val="0"/>
+        <w:autoSpaceDN w:val="0"/>
+        <w:spacing w:after="10" w:line="190" w:lineRule="exact"/>
+      </w:pPr>
+      <w:r>
+        <w:rPr>
+          <w:rFonts w:ascii="맑은 고딕" w:cs="맑은 고딕" w:eastAsia="맑은 고딕" w:hAnsi="맑은 고딕"/>
+          <w:b w:val="false"/>
+          <w:bCs w:val="false"/>
+          <w:i w:val="false"/>
+          <w:iCs w:val="false"/>
+          <w:color w:val="595959"/>
+          <w:sz w:val="14"/>
+          <w:szCs w:val="14"/>
+        </w:rPr>
+        <w:t xml:space="preserve">https://news.kbs.co.kr/news/view.do?ncd=7749782</w:t>
+      </w:r>
+    </w:p>
+    <w:p>
+      <w:pPr>
+        <w:keepNext/>
+        <w:autoSpaceDE w:val="0"/>
+        <w:autoSpaceDN w:val="0"/>
+        <w:spacing w:after="0" w:before="50" w:line="238" w:lineRule="exact"/>
+      </w:pPr>
+      <w:r>
+        <w:rPr>
+          <w:rFonts w:ascii="맑은 고딕" w:cs="맑은 고딕" w:eastAsia="맑은 고딕" w:hAnsi="맑은 고딕"/>
+          <w:b/>
+          <w:bCs/>
+          <w:i w:val="false"/>
+          <w:iCs w:val="false"/>
+          <w:sz w:val="17"/>
+          <w:szCs w:val="17"/>
+        </w:rPr>
+        <w:t xml:space="preserve">[41] </w:t>
+      </w:r>
+      <w:r>
+        <w:rPr>
+          <w:rFonts w:ascii="맑은 고딕" w:cs="맑은 고딕" w:eastAsia="맑은 고딕" w:hAnsi="맑은 고딕"/>
+          <w:b/>
+          <w:bCs/>
+          <w:i w:val="false"/>
+          <w:iCs w:val="false"/>
+          <w:sz w:val="17"/>
+          <w:szCs w:val="17"/>
+        </w:rPr>
+        <w:t xml:space="preserve">동원개발 시공 현장 사망사고 보도(브릿지경제)</w:t>
+      </w:r>
+      <w:r>
+        <w:rPr>
+          <w:rFonts w:ascii="맑은 고딕" w:cs="맑은 고딕" w:eastAsia="맑은 고딕" w:hAnsi="맑은 고딕"/>
+          <w:b w:val="false"/>
+          <w:bCs w:val="false"/>
+          <w:i w:val="false"/>
+          <w:iCs w:val="false"/>
+          <w:sz w:val="17"/>
+          <w:szCs w:val="17"/>
+        </w:rPr>
+        <w:t xml:space="preserve">  2025년 12월 28일, 해운대구 공사 현장 하청 노동자 사망</w:t>
+      </w:r>
+    </w:p>
+    <w:p>
+      <w:pPr>
+        <w:autoSpaceDE w:val="0"/>
+        <w:autoSpaceDN w:val="0"/>
+        <w:spacing w:after="10" w:line="190" w:lineRule="exact"/>
+      </w:pPr>
+      <w:r>
+        <w:rPr>
+          <w:rFonts w:ascii="맑은 고딕" w:cs="맑은 고딕" w:eastAsia="맑은 고딕" w:hAnsi="맑은 고딕"/>
+          <w:b w:val="false"/>
+          <w:bCs w:val="false"/>
+          <w:i w:val="false"/>
+          <w:iCs w:val="false"/>
+          <w:color w:val="595959"/>
+          <w:sz w:val="14"/>
+          <w:szCs w:val="14"/>
+        </w:rPr>
+        <w:t xml:space="preserve">https://www.viva100.com/article/20251228500562</w:t>
+      </w:r>
+    </w:p>
+    <w:p>
+      <w:pPr>
+        <w:keepNext/>
+        <w:autoSpaceDE w:val="0"/>
+        <w:autoSpaceDN w:val="0"/>
+        <w:spacing w:after="0" w:before="50" w:line="238" w:lineRule="exact"/>
+      </w:pPr>
+      <w:r>
+        <w:rPr>
+          <w:rFonts w:ascii="맑은 고딕" w:cs="맑은 고딕" w:eastAsia="맑은 고딕" w:hAnsi="맑은 고딕"/>
+          <w:b/>
+          <w:bCs/>
+          <w:i w:val="false"/>
+          <w:iCs w:val="false"/>
+          <w:sz w:val="17"/>
+          <w:szCs w:val="17"/>
+        </w:rPr>
+        <w:t xml:space="preserve">[42] </w:t>
+      </w:r>
+      <w:r>
+        <w:rPr>
+          <w:rFonts w:ascii="맑은 고딕" w:cs="맑은 고딕" w:eastAsia="맑은 고딕" w:hAnsi="맑은 고딕"/>
+          <w:b/>
+          <w:bCs/>
+          <w:i w:val="false"/>
+          <w:iCs w:val="false"/>
+          <w:sz w:val="17"/>
+          <w:szCs w:val="17"/>
+        </w:rPr>
+        <w:t xml:space="preserve">윌로펌프 R&amp;D 하드웨어 엔지니어 채용(사람인)</w:t>
+      </w:r>
+      <w:r>
+        <w:rPr>
+          <w:rFonts w:ascii="맑은 고딕" w:cs="맑은 고딕" w:eastAsia="맑은 고딕" w:hAnsi="맑은 고딕"/>
+          <w:b w:val="false"/>
+          <w:bCs w:val="false"/>
+          <w:i w:val="false"/>
+          <w:iCs w:val="false"/>
+          <w:sz w:val="17"/>
+          <w:szCs w:val="17"/>
+        </w:rPr>
+        <w:t xml:space="preserve">  2026년 10월 6일 게시, 요약란은 ‘경력무관’이나 본문 자격은 경력 4~10년(같은 날 공고 3건 모두 경력직)</w:t>
+      </w:r>
+    </w:p>
+    <w:p>
+      <w:pPr>
+        <w:autoSpaceDE w:val="0"/>
+        <w:autoSpaceDN w:val="0"/>
+        <w:spacing w:after="10" w:line="190" w:lineRule="exact"/>
+      </w:pPr>
+      <w:r>
+        <w:rPr>
+          <w:rFonts w:ascii="맑은 고딕" w:cs="맑은 고딕" w:eastAsia="맑은 고딕" w:hAnsi="맑은 고딕"/>
+          <w:b w:val="false"/>
+          <w:bCs w:val="false"/>
+          <w:i w:val="false"/>
+          <w:iCs w:val="false"/>
+          <w:color w:val="595959"/>
+          <w:sz w:val="14"/>
+          <w:szCs w:val="14"/>
+        </w:rPr>
+        <w:t xml:space="preserve">https://www.saramin.co.kr/zf_user/jobs/relay/view?rec_idx=55205508</w:t>
       </w:r>
     </w:p>
     <w:sectPr>

--- a/reports/간판떼고_연구계획서.docx
+++ b/reports/간판떼고_연구계획서.docx
@@ -775,7 +775,7 @@
                 <w:sz w:val="19"/>
                 <w:szCs w:val="19"/>
               </w:rPr>
-              <w:t xml:space="preserve"> 오토닉스·동화엔텍·태광후지킨·파나시아 / </w:t>
+              <w:t xml:space="preserve"> 조광요턴·동화엔텍·태광후지킨·파나시아 / </w:t>
             </w:r>
             <w:r>
               <w:rPr>
@@ -799,7 +799,7 @@
                 <w:sz w:val="19"/>
                 <w:szCs w:val="19"/>
               </w:rPr>
-              <w:t xml:space="preserve"> 경동도시가스 / </w:t>
+              <w:t xml:space="preserve"> 송원산업 / </w:t>
             </w:r>
             <w:r>
               <w:rPr>
@@ -7389,7 +7389,7 @@
           <w:sz w:val="18"/>
           <w:szCs w:val="18"/>
         </w:rPr>
-        <w:t xml:space="preserve">‘가장 일하고 싶은 기업’으로 추천할 수 없는 사유가 있는지 2021년 이후 자료로 먼저 확인한다. 같은 기업집단의 지배·종속회사에서 일어난 사건도 함께 보며, 결격 사유를 먼저 거르는 「청년일자리 강소기업」의 방식을 참고했다[28].</w:t>
+        <w:t xml:space="preserve">‘가장 일하고 싶은 기업’으로 추천할 수 없는 사유가 있는지 2021년 이후 자료로 먼저 확인한다. 자사뿐 아니라 지배·종속회사와 대표이사가 대표를 겸직하는 계열회사에서 일어난 사건도 함께 보며, 결격 사유를 먼저 거르는 「청년일자리 강소기업」의 방식을 참고했다[28].</w:t>
       </w:r>
     </w:p>
     <w:tbl>
@@ -7586,7 +7586,7 @@
                 <w:sz w:val="16"/>
                 <w:szCs w:val="16"/>
               </w:rPr>
-              <w:t xml:space="preserve">자사 사업장(시공하는 공사 현장 포함) 노동자의 사망·직업병 등 중대재해로 수사·처벌</w:t>
+              <w:t xml:space="preserve">사업장(시공하는 공사 현장 포함)에서 노동자가 숨지거나 직업병을 얻어 노동당국의 조사·수사나 처벌을 받음(자사·지배회사·종속회사와 대표이사가 대표를 겸직하는 계열회사)</w:t>
             </w:r>
           </w:p>
           <w:p>
@@ -10369,7 +10369,7 @@
           <w:sz w:val="20"/>
           <w:szCs w:val="20"/>
         </w:rPr>
-        <w:t xml:space="preserve"> 기업의 부정적 정보는 공식 기록·확정 판정·회사 공시·언론 보도로 확인한 사실만 출처와 기준일을 붙여 중립적으로 쓰고, 쟁점이 있는 사실은 회사 입장을 함께 적는다. 수사 중인 의혹과 익명 후기 문장은 공개 문서에 싣지 않고, 점검에서 제외한 기업은 같은 원칙으로 사유를 한 줄씩 요약해 부록 2에 밝힌다. 결과물에는 ‘공개자료와 제한된 표본에 근거한 학생 연구로 기업을 보증하지 않으며 자료 기준일 이후 달라질 수 있다’는 문장을 넣는다.</w:t>
+        <w:t xml:space="preserve"> 기업의 부정적 정보는 공식 기록·확정 판정·회사 공시·언론 보도로 확인한 사실만 출처와 기준일을 붙여 중립적으로 쓰고, 쟁점이 있는 사실은 회사 입장을 함께 적는다. 수사 중인 의혹과 익명 후기 문장은 공개 문서에 싣지 않고, 점검에서 제외한 기업과 주최 측 참고목록에서 선정하지 않은 기업은 같은 원칙으로 사유를 한 줄씩 요약해 부록 2에 밝힌다. 결과물에는 ‘공개자료와 제한된 표본에 근거한 학생 연구로 기업을 보증하지 않으며 자료 기준일 이후 달라질 수 있다’는 문장을 넣는다.</w:t>
       </w:r>
     </w:p>
     <w:p>
@@ -13601,7 +13601,7 @@
                 <w:sz w:val="17"/>
                 <w:szCs w:val="17"/>
               </w:rPr>
-              <w:t xml:space="preserve">예) TKG태광 공시 재무정보로 매출·영업이익 추이표와 원가 직무 질문 정리 [12], 오토닉스 공식 제품 자료로 센서·제어 입출력 흐름 작성 [21]</w:t>
+              <w:t xml:space="preserve">예) TKG태광 공시 재무정보로 매출·영업이익 추이표와 원가 직무 질문 정리 [12], 동화엔텍 공식 사업 자료로 열교환기 설계·제작 흐름 정리 [15]</w:t>
             </w:r>
           </w:p>
         </w:tc>
@@ -14764,7 +14764,7 @@
                 <w:sz w:val="14"/>
                 <w:szCs w:val="14"/>
               </w:rPr>
-              <w:t xml:space="preserve">기존 후보 15곳과 대체 후보 비교 → 평판 점검표·기업 기초자료표</w:t>
+              <w:t xml:space="preserve">기존 후보 15곳과 참고목록 60행 비교 → 평판 점검표·기업 기초자료표</w:t>
             </w:r>
           </w:p>
         </w:tc>
@@ -17590,7 +17590,7 @@
                 <w:sz w:val="17"/>
                 <w:szCs w:val="17"/>
               </w:rPr>
-              <w:t xml:space="preserve">외국인투자기업 등 해석이 갈릴 수 있는 기업은 주최 측에 서면으로 확인하고, 불가하면 같은 지역의 예비후보(부산 성우하이텍·부산신항만, 경남 씨티알, 울산 덕산하이메탈)를 같은 기준으로 재검토해 대체</w:t>
+              <w:t xml:space="preserve">외국인투자기업 등 해석이 갈릴 수 있는 기업은 주최 측에 서면으로 확인하고, 불가하면 같은 지역의 예비후보(부산 오토닉스·성우하이텍·부산신항만, 울산 덕산하이메탈, 경남 씨티알)를 같은 기준으로 재검토해 대체</w:t>
             </w:r>
           </w:p>
         </w:tc>
@@ -18424,7 +18424,7 @@
           <w:sz w:val="20"/>
           <w:szCs w:val="20"/>
         </w:rPr>
-        <w:t xml:space="preserve">연구팀 기준과 평판 점검을 통과한 본점 기준 부산 4곳, 울산 1곳, 경남 5곳을 연구대상으로 정했으며, 전공별 지원 기회가 한쪽에 치우치지 않도록 센서·열교환기·밸브·친환경 선박 기자재·에너지·발전설비·자동차부품·반도체 소재·신발 등 여러 업종으로 구성했다.</w:t>
+        <w:t xml:space="preserve">연구팀 기준과 평판 점검을 통과한 본점 기준 부산 4곳, 울산 1곳, 경남 5곳을 연구대상으로 정했으며, 전공별 지원 기회가 한쪽에 치우치지 않도록 선박·플랜트 도료·열교환기·밸브·친환경 선박 기자재·정밀화학·발전설비·자동차부품·반도체 소재·신발 등 여러 업종으로 구성했다.</w:t>
       </w:r>
     </w:p>
     <w:tbl>
@@ -18957,7 +18957,7 @@
                 <w:sz w:val="17"/>
                 <w:szCs w:val="17"/>
               </w:rPr>
-              <w:t xml:space="preserve">Ⅳ-2의 평판·결격 점검 기준으로 노동자 사망·건강 침해, 경영진 형사 사건, 직원 평가(블라인드)를 확인(같은 기업집단의 지배·종속회사 포함). 당국 제재·논란 등 주의 사항은 Ⅴ-2에 표시</w:t>
+              <w:t xml:space="preserve">Ⅳ-2의 평판·결격 점검 기준으로 노동자 사망·건강 침해, 경영진 형사 사건, 직원 평가(블라인드)를 확인(지배·종속회사와 대표이사가 대표를 겸직하는 계열회사 포함). 당국 제재·논란 등 주의 사항은 Ⅴ-2에 표시</w:t>
             </w:r>
           </w:p>
         </w:tc>
@@ -19084,7 +19084,7 @@
           <w:sz w:val="17"/>
           <w:szCs w:val="17"/>
         </w:rPr>
-        <w:t xml:space="preserve">후보는 주최 측 참고목록(60개사)과 팀의 기존 후보 15곳에서 출발해 ① 지역·규모 → ② 부울경 학사 신입 직무 → ③ 평판·결격 점검 → ④ 업종·직무 다양성 순서로 걸렀다[3](과정과 선정하지 않은 기업은 부록 2). 표 구성은 공식 양식을 따르며[20], 자료 공개 여부는 기업의 우수성과 구분해 기록하고 대상 변경은 본조사 전에 완료해 이유를 남긴다.</w:t>
+        <w:t xml:space="preserve">후보는 주최 측 참고목록(60개사)과 팀의 기존 후보 15곳에서 출발해 ① 지역·규모 → ② 부울경 학사 신입 직무 → ③ 평판·결격 점검 → ④ 업종·직무 다양성 순서로 걸렀다[3](과정과 참고목록 60행의 선정하지 않은 사유는 부록 2). 표 구성은 공식 양식을 따르며[20], 자료 공개 여부는 기업의 우수성과 구분해 기록하고 대상 변경은 본조사 전에 완료해 이유를 남긴다.</w:t>
       </w:r>
     </w:p>
     <w:p>
@@ -19226,7 +19226,7 @@
                 <w:sz w:val="18"/>
                 <w:szCs w:val="18"/>
               </w:rPr>
-              <w:t xml:space="preserve">오토닉스, 동화엔텍, 태광후지킨, 파나시아</w:t>
+              <w:t xml:space="preserve">조광요턴, 동화엔텍, 태광후지킨, 파나시아</w:t>
             </w:r>
           </w:p>
         </w:tc>
@@ -19331,7 +19331,7 @@
                 <w:sz w:val="18"/>
                 <w:szCs w:val="18"/>
               </w:rPr>
-              <w:t xml:space="preserve">경동도시가스</w:t>
+              <w:t xml:space="preserve">송원산업</w:t>
             </w:r>
           </w:p>
         </w:tc>
@@ -19743,7 +19743,7 @@
                 <w:sz w:val="16"/>
                 <w:szCs w:val="16"/>
               </w:rPr>
-              <w:t xml:space="preserve">① 오토닉스</w:t>
+              <w:t xml:space="preserve">① 조광요턴</w:t>
             </w:r>
           </w:p>
         </w:tc>
@@ -19775,7 +19775,7 @@
                 <w:sz w:val="16"/>
                 <w:szCs w:val="16"/>
               </w:rPr>
-              <w:t xml:space="preserve">센서·제어, 산업 자동화</w:t>
+              <w:t xml:space="preserve">선박·플랜트 도료 (부산 강서)</w:t>
             </w:r>
           </w:p>
         </w:tc>
@@ -19807,27 +19807,27 @@
                 <w:sz w:val="16"/>
                 <w:szCs w:val="16"/>
               </w:rPr>
-              <w:t xml:space="preserve">부산 해운대 본사에서 관리회계 신입을 뽑는 센서·제어기기 기업이다[14].</w:t>
-            </w:r>
-          </w:p>
-          <w:p>
-            <w:pPr>
-              <w:autoSpaceDE w:val="0"/>
-              <w:autoSpaceDN w:val="0"/>
-              <w:spacing w:after="20" w:before="0" w:line="218" w:lineRule="exact"/>
-              <w:jc w:val="left"/>
-            </w:pPr>
-            <w:r>
-              <w:rPr>
-                <w:rFonts w:ascii="맑은 고딕" w:cs="맑은 고딕" w:eastAsia="맑은 고딕" w:hAnsi="맑은 고딕"/>
-                <w:b w:val="false"/>
-                <w:bCs w:val="false"/>
-                <w:i w:val="false"/>
-                <w:iCs w:val="false"/>
-                <w:sz w:val="16"/>
-                <w:szCs w:val="16"/>
-              </w:rPr>
-              <w:t xml:space="preserve">(연구 질문) 전기·자동화 기술과 관리회계·기획 직무의 연결, 부산 본사와 서울 마곡 연구소 근무 직무의 구분을 확인한다[33].</w:t>
+              <w:t xml:space="preserve">부산 강서구 본사·공장에서 구매·기술영업 등 신입(4년제)을 뽑는 선박·플랜트용 방식 도료 기업으로, 조광페인트와 노르웨이 요턴(JOTUN)이 50%씩 출자한 외국인투자 공동기업이다[14][21][33]. 부산시 청끌기업(2024~2026)으로 선정됐다[29].</w:t>
+            </w:r>
+          </w:p>
+          <w:p>
+            <w:pPr>
+              <w:autoSpaceDE w:val="0"/>
+              <w:autoSpaceDN w:val="0"/>
+              <w:spacing w:after="20" w:before="0" w:line="218" w:lineRule="exact"/>
+              <w:jc w:val="left"/>
+            </w:pPr>
+            <w:r>
+              <w:rPr>
+                <w:rFonts w:ascii="맑은 고딕" w:cs="맑은 고딕" w:eastAsia="맑은 고딕" w:hAnsi="맑은 고딕"/>
+                <w:b w:val="false"/>
+                <w:bCs w:val="false"/>
+                <w:i w:val="false"/>
+                <w:iCs w:val="false"/>
+                <w:sz w:val="16"/>
+                <w:szCs w:val="16"/>
+              </w:rPr>
+              <w:t xml:space="preserve">(연구 질문) 기술영업·구매·연구개발 직무의 진입 조건과 조선소 현장 근무(기술감리)의 범위, 해외 합작사와 함께 일하는 국내 직무의 특징을 확인한다.</w:t>
             </w:r>
           </w:p>
         </w:tc>
@@ -19859,7 +19859,7 @@
                 <w:sz w:val="16"/>
                 <w:szCs w:val="16"/>
               </w:rPr>
-              <w:t xml:space="preserve">부산 근무 신입 공고, 공식 제품 자료 [14][21][33]</w:t>
+              <w:t xml:space="preserve">감사보고서, 신입 공고 [14][21][33]</w:t>
             </w:r>
           </w:p>
         </w:tc>
@@ -20410,7 +20410,7 @@
                 <w:sz w:val="16"/>
                 <w:szCs w:val="16"/>
               </w:rPr>
-              <w:t xml:space="preserve">⑤ 경동도시가스</w:t>
+              <w:t xml:space="preserve">⑤ 송원산업</w:t>
             </w:r>
           </w:p>
         </w:tc>
@@ -20442,7 +20442,7 @@
                 <w:sz w:val="16"/>
                 <w:szCs w:val="16"/>
               </w:rPr>
-              <w:t xml:space="preserve">도시가스, 에너지</w:t>
+              <w:t xml:space="preserve">고분자 첨가제, 정밀화학 (울산 남구)</w:t>
             </w:r>
           </w:p>
         </w:tc>
@@ -20474,27 +20474,27 @@
                 <w:sz w:val="16"/>
                 <w:szCs w:val="16"/>
               </w:rPr>
-              <w:t xml:space="preserve">울산 본점의 민간 도시가스사(공기업 아님)로 부산대에 안전·기술직 추천채용을 냈다[8][9].</w:t>
-            </w:r>
-          </w:p>
-          <w:p>
-            <w:pPr>
-              <w:autoSpaceDE w:val="0"/>
-              <w:autoSpaceDN w:val="0"/>
-              <w:spacing w:after="20" w:before="0" w:line="218" w:lineRule="exact"/>
-              <w:jc w:val="left"/>
-            </w:pPr>
-            <w:r>
-              <w:rPr>
-                <w:rFonts w:ascii="맑은 고딕" w:cs="맑은 고딕" w:eastAsia="맑은 고딕" w:hAnsi="맑은 고딕"/>
-                <w:b w:val="false"/>
-                <w:bCs w:val="false"/>
-                <w:i w:val="false"/>
-                <w:iCs w:val="false"/>
-                <w:sz w:val="16"/>
-                <w:szCs w:val="16"/>
-              </w:rPr>
-              <w:t xml:space="preserve">(연구 질문) 지원 조건과 실제 안전 업무, 검침·점검을 맡는 고객서비스센터와 본사 직무의 관계를 확인한다.</w:t>
+              <w:t xml:space="preserve">울산 남구 본사·공장에서 산화방지제 등 고분자 첨가제를 만드는 화학 기업으로, 부산대 추천채용으로 공정관리(P&amp;E) 신입 정규직을 뽑았다(2026. 2.)[9].</w:t>
+            </w:r>
+          </w:p>
+          <w:p>
+            <w:pPr>
+              <w:autoSpaceDE w:val="0"/>
+              <w:autoSpaceDN w:val="0"/>
+              <w:spacing w:after="20" w:before="0" w:line="218" w:lineRule="exact"/>
+              <w:jc w:val="left"/>
+            </w:pPr>
+            <w:r>
+              <w:rPr>
+                <w:rFonts w:ascii="맑은 고딕" w:cs="맑은 고딕" w:eastAsia="맑은 고딕" w:hAnsi="맑은 고딕"/>
+                <w:b w:val="false"/>
+                <w:bCs w:val="false"/>
+                <w:i w:val="false"/>
+                <w:iCs w:val="false"/>
+                <w:sz w:val="16"/>
+                <w:szCs w:val="16"/>
+              </w:rPr>
+              <w:t xml:space="preserve">(연구 질문) 화학 관련 전공을 요구하는 공정·기술개발·R&amp;D 직무(울산)의 조건과 다른 전공의 진입 경로, 울산 화학 사업장의 안전관리 체계를 확인한다.</w:t>
             </w:r>
           </w:p>
         </w:tc>
@@ -20526,7 +20526,7 @@
                 <w:sz w:val="16"/>
                 <w:szCs w:val="16"/>
               </w:rPr>
-              <w:t xml:space="preserve">공시, 부산대 추천채용 안내, 직무·안전 자료 [8][9]</w:t>
+              <w:t xml:space="preserve">2026년 반기보고서, 부산대 추천채용 안내 [8][9]</w:t>
             </w:r>
           </w:p>
         </w:tc>
@@ -21378,7 +21378,7 @@
           <w:sz w:val="17"/>
           <w:szCs w:val="17"/>
         </w:rPr>
-        <w:t xml:space="preserve">※ 부산·울산·경남 각 지역 기업을 최소 1개 이상 포함하여 총 10개 기업을 선정. 주최 측 참고목록(60개사)에는 8곳(동화엔텍·태광후지킨·파나시아·경동도시가스·지엠비코리아·넥센타이어·BHI·TKG태광)이 실려 있고, 오토닉스·해성디에스는 목록 밖에서 같은 기준으로 선정했다[3]. 모든 기업에 같은 인사 질의를 보내고, 인터뷰는 정보 충족률이 낮은 기업부터 배정한다(Ⅳ-4).</w:t>
+        <w:t xml:space="preserve">※ 부산·울산·경남 각 지역 기업을 최소 1개 이상 포함하여 총 10개 기업을 선정. 주최 측 참고목록(60개사)에는 9곳(조광요턴·동화엔텍·태광후지킨·파나시아·송원산업·지엠비코리아·넥센타이어·BHI·TKG태광)이 실려 있고, 해성디에스는 목록 밖에서 같은 기준으로 선정했다[3]. 모든 기업에 같은 인사 질의를 보내고, 인터뷰는 정보 충족률이 낮은 기업부터 배정한다(Ⅳ-4).</w:t>
       </w:r>
     </w:p>
     <w:p>
@@ -21684,7 +21684,7 @@
                 <w:sz w:val="16"/>
                 <w:szCs w:val="16"/>
               </w:rPr>
-              <w:t xml:space="preserve">오토닉스</w:t>
+              <w:t xml:space="preserve">조광요턴</w:t>
             </w:r>
           </w:p>
         </w:tc>
@@ -21716,7 +21716,7 @@
                 <w:sz w:val="16"/>
                 <w:szCs w:val="16"/>
               </w:rPr>
-              <w:t xml:space="preserve">부산 해운대</w:t>
+              <w:t xml:space="preserve">부산 강서</w:t>
             </w:r>
           </w:p>
         </w:tc>
@@ -21748,7 +21748,7 @@
                 <w:sz w:val="16"/>
                 <w:szCs w:val="16"/>
               </w:rPr>
-              <w:t xml:space="preserve">중소·중견 (매출 1,520억, 감사보고서)</w:t>
+              <w:t xml:space="preserve">중견 (참고목록), 외국인투자</w:t>
             </w:r>
           </w:p>
         </w:tc>
@@ -21780,14 +21780,14 @@
                 <w:sz w:val="16"/>
                 <w:szCs w:val="16"/>
               </w:rPr>
-              <w:t xml:space="preserve">X</w:t>
+              <w:t xml:space="preserve">O</w:t>
             </w:r>
           </w:p>
         </w:tc>
         <w:tc>
           <w:tcPr>
             <w:tcW w:type="dxa" w:w="690"/>
-            <w:shd w:fill="FFF2CC" w:color="auto" w:val="clear"/>
+            <w:shd w:fill="E2EFDA" w:color="auto" w:val="clear"/>
             <w:tcMar>
               <w:top w:type="dxa" w:w="50"/>
               <w:left w:type="dxa" w:w="60"/>
@@ -21813,7 +21813,7 @@
                 <w:sz w:val="16"/>
                 <w:szCs w:val="16"/>
               </w:rPr>
-              <w:t xml:space="preserve">주의</w:t>
+              <w:t xml:space="preserve">적합</w:t>
             </w:r>
           </w:p>
         </w:tc>
@@ -21845,7 +21845,7 @@
                 <w:sz w:val="16"/>
                 <w:szCs w:val="16"/>
               </w:rPr>
-              <w:t xml:space="preserve">직원 평가(보상·성장)</w:t>
+              <w:t xml:space="preserve">—</w:t>
             </w:r>
           </w:p>
         </w:tc>
@@ -22484,7 +22484,7 @@
                 <w:sz w:val="16"/>
                 <w:szCs w:val="16"/>
               </w:rPr>
-              <w:t xml:space="preserve">경동도시가스</w:t>
+              <w:t xml:space="preserve">송원산업</w:t>
             </w:r>
           </w:p>
         </w:tc>
@@ -22516,7 +22516,7 @@
                 <w:sz w:val="16"/>
                 <w:szCs w:val="16"/>
               </w:rPr>
-              <w:t xml:space="preserve">울산 북구</w:t>
+              <w:t xml:space="preserve">울산 남구</w:t>
             </w:r>
           </w:p>
         </w:tc>
@@ -22645,7 +22645,7 @@
                 <w:sz w:val="16"/>
                 <w:szCs w:val="16"/>
               </w:rPr>
-              <w:t xml:space="preserve">고객서비스센터의 노동 분쟁과 운영 변화(2026. 7. 센터 지분 외부 매각), 같은 그룹 계열사 사고</w:t>
+              <w:t xml:space="preserve">안전·환경(2021년 매암공장 화학물질 누출과 화학물질관리법 위반 조처의 결과), 고용평등(적극적 고용개선조치 미이행 명단 공표, 2023), 노사관계(단체협약)</w:t>
             </w:r>
           </w:p>
         </w:tc>
@@ -23669,7 +23669,7 @@
           <w:sz w:val="17"/>
           <w:szCs w:val="17"/>
         </w:rPr>
-        <w:t xml:space="preserve">점검일 2026. 10. 18.(기준 Ⅳ-2(1)). 규모는 공시 또는 주최 측 참고목록 분류[3]. 세부 근거는 내부 점검표에 기록하며, ‘적합’은 2021년 이후 검색에서 해당 사항을 찾지 못했다는 뜻이다. TOP3 확정 전에 다시 점검한다.</w:t>
+        <w:t xml:space="preserve">점검일 2026. 10. 18.~19.(기준 Ⅳ-2(1)). 규모는 공시 또는 주최 측 참고목록 분류[3]. 세부 근거는 내부 점검표에 기록하며, ‘적합’은 2021년 이후 검색에서 해당 사항을 찾지 못했다는 뜻이다. 대표이사가 대표를 겸직하는 국내 계열회사는 10곳 모두 공시·감사보고서로 대조했고, 대표를 공시로 확인하지 못한 일부 비상장 계열회사와 해외 모회사는 TOP3 확정 전 재점검(11. 11.~17.)에서 보완한다.</w:t>
       </w:r>
     </w:p>
     <w:p>
@@ -23715,7 +23715,7 @@
           <w:sz w:val="20"/>
           <w:szCs w:val="20"/>
         </w:rPr>
-        <w:t xml:space="preserve">평판 점검에 따른 교체(2026. 10. 18.)</w:t>
+        <w:t xml:space="preserve">평판 점검에 따른 교체(2026. 10. 18.~19.)</w:t>
       </w:r>
       <w:r>
         <w:rPr>
@@ -23727,7 +23727,7 @@
           <w:sz w:val="20"/>
           <w:szCs w:val="20"/>
         </w:rPr>
-        <w:t xml:space="preserve"> 처음 정한 10곳을 Ⅳ-2 기준으로 점검해 4곳을 교체했다. 2곳은 노동자 사망·건강 관련 사건(같은 기업집단의 지배회사 사건 포함), 2곳은 직원 평가 기준 미달로 결격에 해당했다. 기업별 사유와 출처는 부록 2에 요약했다.</w:t>
+        <w:t xml:space="preserve"> 처음 정한 10곳을 Ⅳ-2 기준으로 점검해 5곳을 교체했다. 3곳은 노동자 사망·건강 관련 사건(지배회사와 대표이사가 대표를 겸직하는 계열회사의 사건 포함), 2곳은 직원 평가 기준 미달로 결격에 해당했다. 기업별 사유와 출처는 부록 2에 요약했다.</w:t>
       </w:r>
     </w:p>
     <w:p>
@@ -23789,7 +23789,7 @@
           <w:sz w:val="20"/>
           <w:szCs w:val="20"/>
         </w:rPr>
-        <w:t xml:space="preserve">외국인투자기업</w:t>
+        <w:t xml:space="preserve">울산 교체</w:t>
       </w:r>
       <w:r>
         <w:rPr>
@@ -23801,7 +23801,7 @@
           <w:sz w:val="20"/>
           <w:szCs w:val="20"/>
         </w:rPr>
-        <w:t xml:space="preserve"> 지엠비코리아(일본 GMB 계열)·태광후지킨(일본 후지킨 100% 출자)은 주최 측 참고목록의 중견기업이고 공정위 공시대상기업집단에 속하지 않는다[3][30]. 자격 해석이 다르면 주최 측에 서면으로 확인하고 같은 지역의 예비후보로 대체한다.</w:t>
+        <w:t xml:space="preserve"> 경동도시가스를 뺀 뒤 참고목록에서 본점이 울산인 덕산하이메탈·송원산업·코엔텍을 같은 기준으로 비교했다. 블라인드 리뷰 수가 같은(106건) 두 회사 가운데 직원 평가가 높은 송원산업(평점 3.8점·추천율 62% 대 2.6점·45%)을 골랐고, 덕산하이메탈은 예비후보로 둔다[34]. 송원산업의 대표이사는 국내 계열회사의 대표를 겸하지 않는다(2026. 6. 30. 기준)[8].</w:t>
       </w:r>
     </w:p>
     <w:p>
@@ -23826,6 +23826,80 @@
           <w:sz w:val="20"/>
           <w:szCs w:val="20"/>
         </w:rPr>
+        <w:t xml:space="preserve">부산 교체</w:t>
+      </w:r>
+      <w:r>
+        <w:rPr>
+          <w:rFonts w:ascii="맑은 고딕" w:cs="맑은 고딕" w:eastAsia="맑은 고딕" w:hAnsi="맑은 고딕"/>
+          <w:b w:val="false"/>
+          <w:bCs w:val="false"/>
+          <w:i w:val="false"/>
+          <w:iCs w:val="false"/>
+          <w:sz w:val="20"/>
+          <w:szCs w:val="20"/>
+        </w:rPr>
+        <w:t xml:space="preserve"> 처음 대상 오토닉스는 결격 사유가 없으나 직원 평가가 10곳 가운데 가장 낮았다(블라인드 평점 2.4점·추천율 35%, 리뷰 301건). 참고목록을 다시 검토해 같은 부산의 조광요턴(3.2점·56%, 리뷰 55건)으로 바꿨다. 추천율 차이는 표본 오차의 약 2.9배이고, 조광요턴은 두 명이 따로 한 평판 점검에서 모두 ‘적합’이었다. 오토닉스는 부산 예비 1순위로 둔다[34].</w:t>
+      </w:r>
+    </w:p>
+    <w:p>
+      <w:pPr>
+        <w:pStyle w:val="ListParagraph"/>
+        <w:keepLines/>
+        <w:numPr>
+          <w:ilvl w:val="0"/>
+          <w:numId w:val="2"/>
+        </w:numPr>
+        <w:autoSpaceDE w:val="0"/>
+        <w:autoSpaceDN w:val="0"/>
+        <w:spacing w:after="50" w:before="0" w:line="300" w:lineRule="exact"/>
+      </w:pPr>
+      <w:r>
+        <w:rPr>
+          <w:rFonts w:ascii="맑은 고딕" w:cs="맑은 고딕" w:eastAsia="맑은 고딕" w:hAnsi="맑은 고딕"/>
+          <w:b/>
+          <w:bCs/>
+          <w:i w:val="false"/>
+          <w:iCs w:val="false"/>
+          <w:sz w:val="20"/>
+          <w:szCs w:val="20"/>
+        </w:rPr>
+        <w:t xml:space="preserve">외국인투자기업</w:t>
+      </w:r>
+      <w:r>
+        <w:rPr>
+          <w:rFonts w:ascii="맑은 고딕" w:cs="맑은 고딕" w:eastAsia="맑은 고딕" w:hAnsi="맑은 고딕"/>
+          <w:b w:val="false"/>
+          <w:bCs w:val="false"/>
+          <w:i w:val="false"/>
+          <w:iCs w:val="false"/>
+          <w:sz w:val="20"/>
+          <w:szCs w:val="20"/>
+        </w:rPr>
+        <w:t xml:space="preserve"> 지엠비코리아(일본 GMB 계열)·태광후지킨(일본 후지킨 100% 출자)·조광요턴(노르웨이 요턴과 조광페인트의 50:50 공동기업)은 주최 측 참고목록의 중견기업이고 공정위 공시대상기업집단에 속하지 않는다[3][30]. 자격 해석이 다르면 주최 측에 서면으로 확인하고 같은 지역의 예비후보로 대체한다.</w:t>
+      </w:r>
+    </w:p>
+    <w:p>
+      <w:pPr>
+        <w:pStyle w:val="ListParagraph"/>
+        <w:keepLines/>
+        <w:numPr>
+          <w:ilvl w:val="0"/>
+          <w:numId w:val="2"/>
+        </w:numPr>
+        <w:autoSpaceDE w:val="0"/>
+        <w:autoSpaceDN w:val="0"/>
+        <w:spacing w:after="50" w:before="0" w:line="300" w:lineRule="exact"/>
+      </w:pPr>
+      <w:r>
+        <w:rPr>
+          <w:rFonts w:ascii="맑은 고딕" w:cs="맑은 고딕" w:eastAsia="맑은 고딕" w:hAnsi="맑은 고딕"/>
+          <w:b/>
+          <w:bCs/>
+          <w:i w:val="false"/>
+          <w:iCs w:val="false"/>
+          <w:sz w:val="20"/>
+          <w:szCs w:val="20"/>
+        </w:rPr>
         <w:t xml:space="preserve">해성디에스</w:t>
       </w:r>
       <w:r>
@@ -23859,7 +23933,7 @@
           <w:sz w:val="23"/>
           <w:szCs w:val="23"/>
         </w:rPr>
-        <w:t xml:space="preserve">3  예비후보 5곳</w:t>
+        <w:t xml:space="preserve">3  예비후보 6곳</w:t>
       </w:r>
     </w:p>
     <w:p>
@@ -23881,7 +23955,7 @@
           <w:sz w:val="20"/>
           <w:szCs w:val="20"/>
         </w:rPr>
-        <w:t xml:space="preserve">자격·직무·평판 조건을 못 갖춘 대상이 생기면 아래 5곳을 같은 기준으로 재검토해 대체한다. 기존 예비후보 중 결격 2곳은 뺐다.</w:t>
+        <w:t xml:space="preserve">자격·직무·평판 조건을 못 갖춘 대상이 생기면 아래 6곳을 같은 기준으로 재검토해 대체한다. 기존 예비후보 중 결격 2곳은 뺐다.</w:t>
       </w:r>
     </w:p>
     <w:tbl>
@@ -24041,7 +24115,7 @@
                 <w:sz w:val="17"/>
                 <w:szCs w:val="17"/>
               </w:rPr>
-              <w:t xml:space="preserve">덕산하이메탈</w:t>
+              <w:t xml:space="preserve">오토닉스</w:t>
             </w:r>
           </w:p>
         </w:tc>
@@ -24073,7 +24147,7 @@
                 <w:sz w:val="17"/>
                 <w:szCs w:val="17"/>
               </w:rPr>
-              <w:t xml:space="preserve">반도체 소재와 공정 직무 (울산 북구 본사)</w:t>
+              <w:t xml:space="preserve">센서·제어기기, 관리회계·연구소 회계 직무 (부산 해운대 본사)</w:t>
             </w:r>
           </w:p>
         </w:tc>
@@ -24105,7 +24179,110 @@
                 <w:sz w:val="17"/>
                 <w:szCs w:val="17"/>
               </w:rPr>
-              <w:t xml:space="preserve">울산 대상을 바꿔야 할 때의 우선 후보. 평판 ‘주의’ 사항과 2025년 연결 순손실의 영향을 먼저 확인</w:t>
+              <w:t xml:space="preserve">부산 1순위 후보(조광요턴의 자격 해석이 다를 때). 2026년 관리회계·연구소 회계 신입 공고(부산 해운대·서울 마곡) 확인. 평판 ‘주의’(직원 평가 저조: 블라인드 2.4점·추천율 35%)</w:t>
+            </w:r>
+          </w:p>
+        </w:tc>
+      </w:tr>
+      <w:tr>
+        <w:trPr>
+          <w:cantSplit/>
+          <w:tblHeader w:val="false"/>
+        </w:trPr>
+        <w:tc>
+          <w:tcPr>
+            <w:tcW w:type="dxa" w:w="1677"/>
+            <w:shd w:fill="DEEAF6" w:color="auto" w:val="clear"/>
+            <w:tcMar>
+              <w:top w:type="dxa" w:w="50"/>
+              <w:left w:type="dxa" w:w="90"/>
+              <w:bottom w:type="dxa" w:w="50"/>
+              <w:right w:type="dxa" w:w="90"/>
+            </w:tcMar>
+            <w:vAlign w:val="center"/>
+          </w:tcPr>
+          <w:p>
+            <w:pPr>
+              <w:autoSpaceDE w:val="0"/>
+              <w:autoSpaceDN w:val="0"/>
+              <w:spacing w:after="20" w:before="0" w:line="231" w:lineRule="exact"/>
+              <w:jc w:val="center"/>
+            </w:pPr>
+            <w:r>
+              <w:rPr>
+                <w:rFonts w:ascii="맑은 고딕" w:cs="맑은 고딕" w:eastAsia="맑은 고딕" w:hAnsi="맑은 고딕"/>
+                <w:b/>
+                <w:bCs/>
+                <w:i w:val="false"/>
+                <w:iCs w:val="false"/>
+                <w:sz w:val="17"/>
+                <w:szCs w:val="17"/>
+              </w:rPr>
+              <w:t xml:space="preserve">덕산하이메탈</w:t>
+            </w:r>
+          </w:p>
+        </w:tc>
+        <w:tc>
+          <w:tcPr>
+            <w:tcW w:type="dxa" w:w="2663"/>
+            <w:tcMar>
+              <w:top w:type="dxa" w:w="50"/>
+              <w:left w:type="dxa" w:w="90"/>
+              <w:bottom w:type="dxa" w:w="50"/>
+              <w:right w:type="dxa" w:w="90"/>
+            </w:tcMar>
+            <w:vAlign w:val="center"/>
+          </w:tcPr>
+          <w:p>
+            <w:pPr>
+              <w:autoSpaceDE w:val="0"/>
+              <w:autoSpaceDN w:val="0"/>
+              <w:spacing w:after="20" w:before="0" w:line="231" w:lineRule="exact"/>
+              <w:jc w:val="left"/>
+            </w:pPr>
+            <w:r>
+              <w:rPr>
+                <w:rFonts w:ascii="맑은 고딕" w:cs="맑은 고딕" w:eastAsia="맑은 고딕" w:hAnsi="맑은 고딕"/>
+                <w:b w:val="false"/>
+                <w:bCs w:val="false"/>
+                <w:i w:val="false"/>
+                <w:iCs w:val="false"/>
+                <w:sz w:val="17"/>
+                <w:szCs w:val="17"/>
+              </w:rPr>
+              <w:t xml:space="preserve">반도체 소재와 공정 직무 (울산 북구 본사)</w:t>
+            </w:r>
+          </w:p>
+        </w:tc>
+        <w:tc>
+          <w:tcPr>
+            <w:tcW w:type="dxa" w:w="5526"/>
+            <w:tcMar>
+              <w:top w:type="dxa" w:w="50"/>
+              <w:left w:type="dxa" w:w="90"/>
+              <w:bottom w:type="dxa" w:w="50"/>
+              <w:right w:type="dxa" w:w="90"/>
+            </w:tcMar>
+            <w:vAlign w:val="center"/>
+          </w:tcPr>
+          <w:p>
+            <w:pPr>
+              <w:autoSpaceDE w:val="0"/>
+              <w:autoSpaceDN w:val="0"/>
+              <w:spacing w:after="20" w:before="0" w:line="231" w:lineRule="exact"/>
+              <w:jc w:val="left"/>
+            </w:pPr>
+            <w:r>
+              <w:rPr>
+                <w:rFonts w:ascii="맑은 고딕" w:cs="맑은 고딕" w:eastAsia="맑은 고딕" w:hAnsi="맑은 고딕"/>
+                <w:b w:val="false"/>
+                <w:bCs w:val="false"/>
+                <w:i w:val="false"/>
+                <w:iCs w:val="false"/>
+                <w:sz w:val="17"/>
+                <w:szCs w:val="17"/>
+              </w:rPr>
+              <w:t xml:space="preserve">울산 우선 후보. 2026년 10월 연구직 신입 포함 공고(4년제, 울산 북구) 확인. 직원 평가가 송원산업보다 낮고(블라인드 2.6점·추천율 45%), 평판 ‘주의’(공정거래 사안, 2025년 연결 순손실)</w:t>
             </w:r>
           </w:p>
         </w:tc>
@@ -27834,7 +28011,7 @@
           <w:sz w:val="20"/>
           <w:szCs w:val="20"/>
         </w:rPr>
-        <w:t xml:space="preserve">대상 10곳은 주최 측 참고목록(60개사)과 팀 후보 15곳에서 출발해 네 단계로 골랐다. 평판 점검은 처음 정한 대상·예비후보와 대체 후보를 합친 23곳에 같은 기준을 적용했다(점검일 2026. 10. 18.).</w:t>
+        <w:t xml:space="preserve">대상 10곳은 주최 측 참고목록(60행, 서로 다른 기업 59곳)과 팀 후보 15곳에서 출발해 네 단계로 골랐다. 참고목록 59곳 모두와 참고목록 밖 팀 후보에 같은 기준을 적용했고(점검일 2026. 10. 18.~19.), 새로 조사한 기업의 사유는 두 번째 점검자가 원문을 다시 열어 대조했다.</w:t>
       </w:r>
     </w:p>
     <w:tbl>
@@ -28058,7 +28235,7 @@
                 <w:sz w:val="17"/>
                 <w:szCs w:val="17"/>
               </w:rPr>
-              <w:t xml:space="preserve">참고목록과 팀 후보에서 조건을 확인. 외국계·금융그룹 계열처럼 해석이 갈리는 곳은 주최 측 확인 대상으로 표시</w:t>
+              <w:t xml:space="preserve">참고목록 14곳은 공장만 부울경에 있고 등기 본점이 서울·경기·대전·경북이라 제외. 공시대상기업집단 소속은 따로 표시하고, 외국계·금융그룹 계열처럼 해석이 갈리는 곳은 주최 측 확인 대상으로 둠</w:t>
             </w:r>
           </w:p>
         </w:tc>
@@ -28129,7 +28306,7 @@
                 <w:sz w:val="17"/>
                 <w:szCs w:val="17"/>
               </w:rPr>
-              <w:t xml:space="preserve">부울경에서 근무하는 학사 신입 직무 1개 이상</w:t>
+              <w:t xml:space="preserve">부울경에서 근무하는 학사 신입 직무 1개 이상 (최근 24개월)</w:t>
             </w:r>
           </w:p>
         </w:tc>
@@ -28161,7 +28338,7 @@
                 <w:sz w:val="17"/>
                 <w:szCs w:val="17"/>
               </w:rPr>
-              <w:t xml:space="preserve">채용 공고로 확인. 평판이 적합했던 윌로펌프는 최근 공고가 모두 경력직이어서 제외</w:t>
+              <w:t xml:space="preserve">6곳은 공고가 모두 경력직이거나 학사 신입 근거가 약해 제외. ‘공고 없음’ 판정은 다른 채용 경로로 다시 찾아 4곳을 바로잡음</w:t>
             </w:r>
           </w:p>
         </w:tc>
@@ -28232,7 +28409,7 @@
                 <w:sz w:val="17"/>
                 <w:szCs w:val="17"/>
               </w:rPr>
-              <w:t xml:space="preserve">Ⅳ-2 기준 (2021년 이후, 지배·종속회사 포함)</w:t>
+              <w:t xml:space="preserve">Ⅳ-2 기준 (2021년 이후, 지배·종속회사와 대표 겸직 계열회사 포함)</w:t>
             </w:r>
           </w:p>
         </w:tc>
@@ -28264,7 +28441,7 @@
                 <w:sz w:val="17"/>
                 <w:szCs w:val="17"/>
               </w:rPr>
-              <w:t xml:space="preserve">23곳 중 7곳 결격. 처음 대상 10곳 중 4곳을 교체하고 예비후보 2곳과 대체 후보 1곳을 뺌</w:t>
+              <w:t xml:space="preserve">참고목록 11곳(노동자 안전·건강 6곳, 직원 평가 5곳)과 참고목록 밖 팀 후보 2곳이 결격. 처음 대상 10곳 중 5곳을 교체</w:t>
             </w:r>
           </w:p>
         </w:tc>
@@ -28303,7 +28480,7 @@
                 <w:sz w:val="17"/>
                 <w:szCs w:val="17"/>
               </w:rPr>
-              <w:t xml:space="preserve">④ 구성</w:t>
+              <w:t xml:space="preserve">④ 비교·구성</w:t>
             </w:r>
           </w:p>
         </w:tc>
@@ -28335,7 +28512,7 @@
                 <w:sz w:val="17"/>
                 <w:szCs w:val="17"/>
               </w:rPr>
-              <w:t xml:space="preserve">부산·울산·경남 각 1곳 이상, 업종·직무가 겹치지 않게</w:t>
+              <w:t xml:space="preserve">같은 기업집단 1곳, 부산·울산·경남 각 1곳 이상, 업종·직무가 겹치지 않게</w:t>
             </w:r>
           </w:p>
         </w:tc>
@@ -28367,7 +28544,7 @@
                 <w:sz w:val="17"/>
                 <w:szCs w:val="17"/>
               </w:rPr>
-              <w:t xml:space="preserve">대상 10곳(부산 4·울산 1·경남 5)과 예비후보 5곳 확정. 부산 마지막 자리는 둘 다 ‘주의’인 파나시아와 부산신항만을 비교해, 산재 공표 이력이 없고 부산시 청끌기업에 3년 연속 선정된 파나시아로 정함(재량 판단)</w:t>
+              <w:t xml:space="preserve">같은 집단 4곳은 1곳만 남김. 나머지는 현재 대상과 직원 평가·신입 근거·주의 사항을 비교해 예비후보로 둠. 울산은 직원 평가가 높은 송원산업으로 바꿈. 부산은 직원 평가가 가장 낮던 오토닉스를 조광요턴으로 바꿈. 부산 마지막 자리는 파나시아와 부산신항만을 비교해 산재 공표 이력이 없고 부산시 청끌기업에 3년 연속 선정된 파나시아로 정함(재량 판단)</w:t>
             </w:r>
           </w:p>
         </w:tc>
@@ -28391,7 +28568,28 @@
           <w:sz w:val="21"/>
           <w:szCs w:val="21"/>
         </w:rPr>
-        <w:t xml:space="preserve">선정하지 않은 기업과 사유</w:t>
+        <w:t xml:space="preserve">선정하지 않은 기업과 사유 — 주최 측 참고목록 60행과 팀 후보</w:t>
+      </w:r>
+    </w:p>
+    <w:p>
+      <w:pPr>
+        <w:keepNext/>
+        <w:keepLines/>
+        <w:autoSpaceDE w:val="0"/>
+        <w:autoSpaceDN w:val="0"/>
+        <w:spacing w:after="80" w:before="0" w:line="270" w:lineRule="exact"/>
+      </w:pPr>
+      <w:r>
+        <w:rPr>
+          <w:rFonts w:ascii="맑은 고딕" w:cs="맑은 고딕" w:eastAsia="맑은 고딕" w:hAnsi="맑은 고딕"/>
+          <w:b w:val="false"/>
+          <w:bCs w:val="false"/>
+          <w:i w:val="false"/>
+          <w:iCs w:val="false"/>
+          <w:sz w:val="18"/>
+          <w:szCs w:val="18"/>
+        </w:rPr>
+        <w:t xml:space="preserve">참고목록 60행 가운데 연구대상은 9행(조광요턴·동화엔텍·태광후지킨·파나시아·송원산업·지엠비코리아·넥센타이어·BHI·TKG태광)이다. 나머지 51행(12행 EUNSAN은 40행 은산해운항공과 같은 회사)은 아래 사유로 선정하지 않았고, 참고목록 밖 팀 후보 가운데 뺀 3곳도 함께 적었다.</w:t>
       </w:r>
     </w:p>
     <w:tbl>
@@ -28408,10 +28606,8 @@
         <w:tblLayout w:type="fixed"/>
       </w:tblPr>
       <w:tblGrid>
-        <w:gridCol w:w="1973"/>
-        <w:gridCol w:w="986"/>
-        <w:gridCol w:w="6018"/>
-        <w:gridCol w:w="889"/>
+        <w:gridCol w:w="2170"/>
+        <w:gridCol w:w="7696"/>
       </w:tblGrid>
       <w:tr>
         <w:trPr>
@@ -28420,7 +28616,7 @@
         </w:trPr>
         <w:tc>
           <w:tcPr>
-            <w:tcW w:type="dxa" w:w="1973"/>
+            <w:tcW w:type="dxa" w:w="2170"/>
             <w:shd w:fill="D9E2F3" w:color="auto" w:val="clear"/>
             <w:tcMar>
               <w:top w:type="dxa" w:w="50"/>
@@ -28453,7 +28649,7 @@
         </w:tc>
         <w:tc>
           <w:tcPr>
-            <w:tcW w:type="dxa" w:w="986"/>
+            <w:tcW w:type="dxa" w:w="7696"/>
             <w:shd w:fill="D9E2F3" w:color="auto" w:val="clear"/>
             <w:tcMar>
               <w:top w:type="dxa" w:w="50"/>
@@ -28480,73 +28676,7 @@
                 <w:sz w:val="16"/>
                 <w:szCs w:val="16"/>
               </w:rPr>
-              <w:t xml:space="preserve">원래 위치</w:t>
-            </w:r>
-          </w:p>
-        </w:tc>
-        <w:tc>
-          <w:tcPr>
-            <w:tcW w:type="dxa" w:w="6018"/>
-            <w:shd w:fill="D9E2F3" w:color="auto" w:val="clear"/>
-            <w:tcMar>
-              <w:top w:type="dxa" w:w="50"/>
-              <w:left w:type="dxa" w:w="60"/>
-              <w:bottom w:type="dxa" w:w="50"/>
-              <w:right w:type="dxa" w:w="60"/>
-            </w:tcMar>
-            <w:vAlign w:val="center"/>
-          </w:tcPr>
-          <w:p>
-            <w:pPr>
-              <w:autoSpaceDE w:val="0"/>
-              <w:autoSpaceDN w:val="0"/>
-              <w:spacing w:after="20" w:before="0" w:line="218" w:lineRule="exact"/>
-              <w:jc w:val="center"/>
-            </w:pPr>
-            <w:r>
-              <w:rPr>
-                <w:rFonts w:ascii="맑은 고딕" w:cs="맑은 고딕" w:eastAsia="맑은 고딕" w:hAnsi="맑은 고딕"/>
-                <w:b/>
-                <w:bCs/>
-                <w:i w:val="false"/>
-                <w:iCs w:val="false"/>
-                <w:sz w:val="16"/>
-                <w:szCs w:val="16"/>
-              </w:rPr>
               <w:t xml:space="preserve">선정하지 않은 사유</w:t>
-            </w:r>
-          </w:p>
-        </w:tc>
-        <w:tc>
-          <w:tcPr>
-            <w:tcW w:type="dxa" w:w="889"/>
-            <w:shd w:fill="D9E2F3" w:color="auto" w:val="clear"/>
-            <w:tcMar>
-              <w:top w:type="dxa" w:w="50"/>
-              <w:left w:type="dxa" w:w="60"/>
-              <w:bottom w:type="dxa" w:w="50"/>
-              <w:right w:type="dxa" w:w="60"/>
-            </w:tcMar>
-            <w:vAlign w:val="center"/>
-          </w:tcPr>
-          <w:p>
-            <w:pPr>
-              <w:autoSpaceDE w:val="0"/>
-              <w:autoSpaceDN w:val="0"/>
-              <w:spacing w:after="20" w:before="0" w:line="218" w:lineRule="exact"/>
-              <w:jc w:val="center"/>
-            </w:pPr>
-            <w:r>
-              <w:rPr>
-                <w:rFonts w:ascii="맑은 고딕" w:cs="맑은 고딕" w:eastAsia="맑은 고딕" w:hAnsi="맑은 고딕"/>
-                <w:b/>
-                <w:bCs/>
-                <w:i w:val="false"/>
-                <w:iCs w:val="false"/>
-                <w:sz w:val="16"/>
-                <w:szCs w:val="16"/>
-              </w:rPr>
-              <w:t xml:space="preserve">근거</w:t>
             </w:r>
           </w:p>
         </w:tc>
@@ -28558,8 +28688,9 @@
         </w:trPr>
         <w:tc>
           <w:tcPr>
-            <w:tcW w:type="dxa" w:w="1973"/>
-            <w:shd w:fill="DEEAF6" w:color="auto" w:val="clear"/>
+            <w:tcW w:type="dxa" w:w="9866"/>
+            <w:gridSpan w:val="2"/>
+            <w:shd w:fill="F4CCCC" w:color="auto" w:val="clear"/>
             <w:tcMar>
               <w:top w:type="dxa" w:w="50"/>
               <w:left w:type="dxa" w:w="60"/>
@@ -28570,130 +28701,23 @@
           </w:tcPr>
           <w:p>
             <w:pPr>
-              <w:autoSpaceDE w:val="0"/>
-              <w:autoSpaceDN w:val="0"/>
-              <w:spacing w:after="20" w:before="0" w:line="218" w:lineRule="exact"/>
-              <w:jc w:val="center"/>
-            </w:pPr>
-            <w:r>
-              <w:rPr>
-                <w:rFonts w:ascii="맑은 고딕" w:cs="맑은 고딕" w:eastAsia="맑은 고딕" w:hAnsi="맑은 고딕"/>
-                <w:b/>
-                <w:bCs/>
-                <w:i w:val="false"/>
-                <w:iCs w:val="false"/>
-                <w:sz w:val="16"/>
-                <w:szCs w:val="16"/>
-              </w:rPr>
-              <w:t xml:space="preserve">DN솔루션즈 (창원)</w:t>
-            </w:r>
-          </w:p>
-        </w:tc>
-        <w:tc>
-          <w:tcPr>
-            <w:tcW w:type="dxa" w:w="986"/>
-            <w:tcMar>
-              <w:top w:type="dxa" w:w="50"/>
-              <w:left w:type="dxa" w:w="60"/>
-              <w:bottom w:type="dxa" w:w="50"/>
-              <w:right w:type="dxa" w:w="60"/>
-            </w:tcMar>
-            <w:vAlign w:val="center"/>
-          </w:tcPr>
-          <w:p>
-            <w:pPr>
-              <w:autoSpaceDE w:val="0"/>
-              <w:autoSpaceDN w:val="0"/>
-              <w:spacing w:after="20" w:before="0" w:line="218" w:lineRule="exact"/>
-              <w:jc w:val="left"/>
-            </w:pPr>
-            <w:r>
-              <w:rPr>
-                <w:rFonts w:ascii="맑은 고딕" w:cs="맑은 고딕" w:eastAsia="맑은 고딕" w:hAnsi="맑은 고딕"/>
-                <w:b w:val="false"/>
-                <w:bCs w:val="false"/>
-                <w:i w:val="false"/>
-                <w:iCs w:val="false"/>
-                <w:sz w:val="16"/>
-                <w:szCs w:val="16"/>
-              </w:rPr>
-              <w:t xml:space="preserve">대상</w:t>
-            </w:r>
-          </w:p>
-        </w:tc>
-        <w:tc>
-          <w:tcPr>
-            <w:tcW w:type="dxa" w:w="6018"/>
-            <w:tcMar>
-              <w:top w:type="dxa" w:w="50"/>
-              <w:left w:type="dxa" w:w="60"/>
-              <w:bottom w:type="dxa" w:w="50"/>
-              <w:right w:type="dxa" w:w="60"/>
-            </w:tcMar>
-            <w:vAlign w:val="center"/>
-          </w:tcPr>
-          <w:p>
-            <w:pPr>
-              <w:autoSpaceDE w:val="0"/>
-              <w:autoSpaceDN w:val="0"/>
-              <w:spacing w:after="20" w:before="0" w:line="218" w:lineRule="exact"/>
-              <w:jc w:val="left"/>
-            </w:pPr>
-            <w:r>
-              <w:rPr>
-                <w:rFonts w:ascii="맑은 고딕" w:cs="맑은 고딕" w:eastAsia="맑은 고딕" w:hAnsi="맑은 고딕"/>
-                <w:b/>
-                <w:bCs/>
-                <w:i w:val="false"/>
-                <w:iCs w:val="false"/>
-                <w:sz w:val="16"/>
-                <w:szCs w:val="16"/>
-              </w:rPr>
-              <w:t xml:space="preserve">노동자 건강 침해(지배회사 사건)</w:t>
-            </w:r>
-            <w:r>
-              <w:rPr>
-                <w:rFonts w:ascii="맑은 고딕" w:cs="맑은 고딕" w:eastAsia="맑은 고딕" w:hAnsi="맑은 고딕"/>
-                <w:b w:val="false"/>
-                <w:bCs w:val="false"/>
-                <w:i w:val="false"/>
-                <w:iCs w:val="false"/>
-                <w:sz w:val="16"/>
-                <w:szCs w:val="16"/>
-              </w:rPr>
-              <w:t xml:space="preserve"> 지분 85.39%를 가진 지배회사 DN오토모티브의 울산공장이 납 취급 노동자 건강 문제로 노동부 감독을 받아 산업안전보건법 위반 88건이 적발되고 68건이 사법처리됨(2026. 4.). DN솔루션즈 자체의 위반은 확인되지 않음</w:t>
-            </w:r>
-          </w:p>
-        </w:tc>
-        <w:tc>
-          <w:tcPr>
-            <w:tcW w:type="dxa" w:w="889"/>
-            <w:tcMar>
-              <w:top w:type="dxa" w:w="50"/>
-              <w:left w:type="dxa" w:w="60"/>
-              <w:bottom w:type="dxa" w:w="50"/>
-              <w:right w:type="dxa" w:w="60"/>
-            </w:tcMar>
-            <w:vAlign w:val="center"/>
-          </w:tcPr>
-          <w:p>
-            <w:pPr>
-              <w:autoSpaceDE w:val="0"/>
-              <w:autoSpaceDN w:val="0"/>
-              <w:spacing w:after="20" w:before="0" w:line="218" w:lineRule="exact"/>
-              <w:jc w:val="left"/>
-            </w:pPr>
-            <w:r>
-              <w:rPr>
-                <w:rFonts w:ascii="맑은 고딕" w:cs="맑은 고딕" w:eastAsia="맑은 고딕" w:hAnsi="맑은 고딕"/>
-                <w:b w:val="false"/>
-                <w:bCs w:val="false"/>
-                <w:i w:val="false"/>
-                <w:iCs w:val="false"/>
-                <w:sz w:val="16"/>
-                <w:szCs w:val="16"/>
-              </w:rPr>
-              <w:t xml:space="preserve">[37]</w:t>
+              <w:keepNext/>
+              <w:autoSpaceDE w:val="0"/>
+              <w:autoSpaceDN w:val="0"/>
+              <w:spacing w:after="20" w:before="0" w:line="218" w:lineRule="exact"/>
+              <w:jc w:val="left"/>
+            </w:pPr>
+            <w:r>
+              <w:rPr>
+                <w:rFonts w:ascii="맑은 고딕" w:cs="맑은 고딕" w:eastAsia="맑은 고딕" w:hAnsi="맑은 고딕"/>
+                <w:b/>
+                <w:bCs/>
+                <w:i w:val="false"/>
+                <w:iCs w:val="false"/>
+                <w:sz w:val="16"/>
+                <w:szCs w:val="16"/>
+              </w:rPr>
+              <w:t xml:space="preserve">결격: 노동자 안전·건강 (6곳) — 사업장에서 노동자가 숨지거나 직업병을 얻어 노동당국의 조사·수사나 처벌을 받음(지배·종속회사와 대표 겸직 계열회사 포함)</w:t>
             </w:r>
           </w:p>
         </w:tc>
@@ -28705,7 +28729,7 @@
         </w:trPr>
         <w:tc>
           <w:tcPr>
-            <w:tcW w:type="dxa" w:w="1973"/>
+            <w:tcW w:type="dxa" w:w="2170"/>
             <w:shd w:fill="DEEAF6" w:color="auto" w:val="clear"/>
             <w:tcMar>
               <w:top w:type="dxa" w:w="50"/>
@@ -28732,13 +28756,33 @@
                 <w:sz w:val="16"/>
                 <w:szCs w:val="16"/>
               </w:rPr>
-              <w:t xml:space="preserve">한국카본 (밀양)</w:t>
-            </w:r>
-          </w:p>
-        </w:tc>
-        <w:tc>
-          <w:tcPr>
-            <w:tcW w:type="dxa" w:w="986"/>
+              <w:t xml:space="preserve">대한제강/와이케이스틸 (부산 사하)</w:t>
+            </w:r>
+          </w:p>
+          <w:p>
+            <w:pPr>
+              <w:autoSpaceDE w:val="0"/>
+              <w:autoSpaceDN w:val="0"/>
+              <w:spacing w:after="20" w:before="0" w:line="218" w:lineRule="exact"/>
+              <w:jc w:val="center"/>
+            </w:pPr>
+            <w:r>
+              <w:rPr>
+                <w:rFonts w:ascii="맑은 고딕" w:cs="맑은 고딕" w:eastAsia="맑은 고딕" w:hAnsi="맑은 고딕"/>
+                <w:b/>
+                <w:bCs/>
+                <w:i w:val="false"/>
+                <w:iCs w:val="false"/>
+                <w:sz w:val="16"/>
+                <w:szCs w:val="16"/>
+              </w:rPr>
+              <w:t xml:space="preserve">대체 후보였음</w:t>
+            </w:r>
+          </w:p>
+        </w:tc>
+        <w:tc>
+          <w:tcPr>
+            <w:tcW w:type="dxa" w:w="7696"/>
             <w:tcMar>
               <w:top w:type="dxa" w:w="50"/>
               <w:left w:type="dxa" w:w="60"/>
@@ -28757,90 +28801,26 @@
             <w:r>
               <w:rPr>
                 <w:rFonts w:ascii="맑은 고딕" w:cs="맑은 고딕" w:eastAsia="맑은 고딕" w:hAnsi="맑은 고딕"/>
-                <w:b w:val="false"/>
-                <w:bCs w:val="false"/>
-                <w:i w:val="false"/>
-                <w:iCs w:val="false"/>
-                <w:sz w:val="16"/>
-                <w:szCs w:val="16"/>
-              </w:rPr>
-              <w:t xml:space="preserve">대상</w:t>
-            </w:r>
-          </w:p>
-        </w:tc>
-        <w:tc>
-          <w:tcPr>
-            <w:tcW w:type="dxa" w:w="6018"/>
-            <w:tcMar>
-              <w:top w:type="dxa" w:w="50"/>
-              <w:left w:type="dxa" w:w="60"/>
-              <w:bottom w:type="dxa" w:w="50"/>
-              <w:right w:type="dxa" w:w="60"/>
-            </w:tcMar>
-            <w:vAlign w:val="center"/>
-          </w:tcPr>
-          <w:p>
-            <w:pPr>
-              <w:autoSpaceDE w:val="0"/>
-              <w:autoSpaceDN w:val="0"/>
-              <w:spacing w:after="20" w:before="0" w:line="218" w:lineRule="exact"/>
-              <w:jc w:val="left"/>
-            </w:pPr>
-            <w:r>
-              <w:rPr>
-                <w:rFonts w:ascii="맑은 고딕" w:cs="맑은 고딕" w:eastAsia="맑은 고딕" w:hAnsi="맑은 고딕"/>
-                <w:b/>
-                <w:bCs/>
-                <w:i w:val="false"/>
-                <w:iCs w:val="false"/>
-                <w:sz w:val="16"/>
-                <w:szCs w:val="16"/>
-              </w:rPr>
-              <w:t xml:space="preserve">노동자 사망</w:t>
-            </w:r>
-            <w:r>
-              <w:rPr>
-                <w:rFonts w:ascii="맑은 고딕" w:cs="맑은 고딕" w:eastAsia="맑은 고딕" w:hAnsi="맑은 고딕"/>
-                <w:b w:val="false"/>
-                <w:bCs w:val="false"/>
-                <w:i w:val="false"/>
-                <w:iCs w:val="false"/>
-                <w:sz w:val="16"/>
-                <w:szCs w:val="16"/>
-              </w:rPr>
-              <w:t xml:space="preserve"> 밀양 공장 폭발 사고로 노동자 2명 사망(2022. 12.). 직원 평가도 기준 미달(블라인드 평점 2.0점·추천율 22%)</w:t>
-            </w:r>
-          </w:p>
-        </w:tc>
-        <w:tc>
-          <w:tcPr>
-            <w:tcW w:type="dxa" w:w="889"/>
-            <w:tcMar>
-              <w:top w:type="dxa" w:w="50"/>
-              <w:left w:type="dxa" w:w="60"/>
-              <w:bottom w:type="dxa" w:w="50"/>
-              <w:right w:type="dxa" w:w="60"/>
-            </w:tcMar>
-            <w:vAlign w:val="center"/>
-          </w:tcPr>
-          <w:p>
-            <w:pPr>
-              <w:autoSpaceDE w:val="0"/>
-              <w:autoSpaceDN w:val="0"/>
-              <w:spacing w:after="20" w:before="0" w:line="218" w:lineRule="exact"/>
-              <w:jc w:val="left"/>
-            </w:pPr>
-            <w:r>
-              <w:rPr>
-                <w:rFonts w:ascii="맑은 고딕" w:cs="맑은 고딕" w:eastAsia="맑은 고딕" w:hAnsi="맑은 고딕"/>
-                <w:b w:val="false"/>
-                <w:bCs w:val="false"/>
-                <w:i w:val="false"/>
-                <w:iCs w:val="false"/>
-                <w:sz w:val="16"/>
-                <w:szCs w:val="16"/>
-              </w:rPr>
-              <w:t xml:space="preserve">[38][34]</w:t>
+                <w:b/>
+                <w:bCs/>
+                <w:i w:val="false"/>
+                <w:iCs w:val="false"/>
+                <w:sz w:val="16"/>
+                <w:szCs w:val="16"/>
+              </w:rPr>
+              <w:t xml:space="preserve">종속회사 사건</w:t>
+            </w:r>
+            <w:r>
+              <w:rPr>
+                <w:rFonts w:ascii="맑은 고딕" w:cs="맑은 고딕" w:eastAsia="맑은 고딕" w:hAnsi="맑은 고딕"/>
+                <w:b w:val="false"/>
+                <w:bCs w:val="false"/>
+                <w:i w:val="false"/>
+                <w:iCs w:val="false"/>
+                <w:sz w:val="16"/>
+                <w:szCs w:val="16"/>
+              </w:rPr>
+              <w:t xml:space="preserve"> 종속회사 와이케이스틸 공장에서 직원이 설비에 끼여 숨져(2021. 7.) 법인과 안전보건관리책임자가 1심 유죄(2022. 11.). 종속회사 사업장의 추락 사망을 중대재해 발생으로 공시함(2026. 1.) [39][46]</w:t>
             </w:r>
           </w:p>
         </w:tc>
@@ -28852,7 +28832,7 @@
         </w:trPr>
         <w:tc>
           <w:tcPr>
-            <w:tcW w:type="dxa" w:w="1973"/>
+            <w:tcW w:type="dxa" w:w="2170"/>
             <w:shd w:fill="DEEAF6" w:color="auto" w:val="clear"/>
             <w:tcMar>
               <w:top w:type="dxa" w:w="50"/>
@@ -28879,13 +28859,13 @@
                 <w:sz w:val="16"/>
                 <w:szCs w:val="16"/>
               </w:rPr>
-              <w:t xml:space="preserve">비엠티 (부산 기장)</w:t>
-            </w:r>
-          </w:p>
-        </w:tc>
-        <w:tc>
-          <w:tcPr>
-            <w:tcW w:type="dxa" w:w="986"/>
+              <w:t xml:space="preserve">인터지스 (부산 중구)</w:t>
+            </w:r>
+          </w:p>
+        </w:tc>
+        <w:tc>
+          <w:tcPr>
+            <w:tcW w:type="dxa" w:w="7696"/>
             <w:tcMar>
               <w:top w:type="dxa" w:w="50"/>
               <w:left w:type="dxa" w:w="60"/>
@@ -28904,90 +28884,26 @@
             <w:r>
               <w:rPr>
                 <w:rFonts w:ascii="맑은 고딕" w:cs="맑은 고딕" w:eastAsia="맑은 고딕" w:hAnsi="맑은 고딕"/>
-                <w:b w:val="false"/>
-                <w:bCs w:val="false"/>
-                <w:i w:val="false"/>
-                <w:iCs w:val="false"/>
-                <w:sz w:val="16"/>
-                <w:szCs w:val="16"/>
-              </w:rPr>
-              <w:t xml:space="preserve">대상</w:t>
-            </w:r>
-          </w:p>
-        </w:tc>
-        <w:tc>
-          <w:tcPr>
-            <w:tcW w:type="dxa" w:w="6018"/>
-            <w:tcMar>
-              <w:top w:type="dxa" w:w="50"/>
-              <w:left w:type="dxa" w:w="60"/>
-              <w:bottom w:type="dxa" w:w="50"/>
-              <w:right w:type="dxa" w:w="60"/>
-            </w:tcMar>
-            <w:vAlign w:val="center"/>
-          </w:tcPr>
-          <w:p>
-            <w:pPr>
-              <w:autoSpaceDE w:val="0"/>
-              <w:autoSpaceDN w:val="0"/>
-              <w:spacing w:after="20" w:before="0" w:line="218" w:lineRule="exact"/>
-              <w:jc w:val="left"/>
-            </w:pPr>
-            <w:r>
-              <w:rPr>
-                <w:rFonts w:ascii="맑은 고딕" w:cs="맑은 고딕" w:eastAsia="맑은 고딕" w:hAnsi="맑은 고딕"/>
-                <w:b/>
-                <w:bCs/>
-                <w:i w:val="false"/>
-                <w:iCs w:val="false"/>
-                <w:sz w:val="16"/>
-                <w:szCs w:val="16"/>
-              </w:rPr>
-              <w:t xml:space="preserve">직원 평가 기준 미달</w:t>
-            </w:r>
-            <w:r>
-              <w:rPr>
-                <w:rFonts w:ascii="맑은 고딕" w:cs="맑은 고딕" w:eastAsia="맑은 고딕" w:hAnsi="맑은 고딕"/>
-                <w:b w:val="false"/>
-                <w:bCs w:val="false"/>
-                <w:i w:val="false"/>
-                <w:iCs w:val="false"/>
-                <w:sz w:val="16"/>
-                <w:szCs w:val="16"/>
-              </w:rPr>
-              <w:t xml:space="preserve"> 블라인드 평점 2.0점(리뷰 44건)</w:t>
-            </w:r>
-          </w:p>
-        </w:tc>
-        <w:tc>
-          <w:tcPr>
-            <w:tcW w:type="dxa" w:w="889"/>
-            <w:tcMar>
-              <w:top w:type="dxa" w:w="50"/>
-              <w:left w:type="dxa" w:w="60"/>
-              <w:bottom w:type="dxa" w:w="50"/>
-              <w:right w:type="dxa" w:w="60"/>
-            </w:tcMar>
-            <w:vAlign w:val="center"/>
-          </w:tcPr>
-          <w:p>
-            <w:pPr>
-              <w:autoSpaceDE w:val="0"/>
-              <w:autoSpaceDN w:val="0"/>
-              <w:spacing w:after="20" w:before="0" w:line="218" w:lineRule="exact"/>
-              <w:jc w:val="left"/>
-            </w:pPr>
-            <w:r>
-              <w:rPr>
-                <w:rFonts w:ascii="맑은 고딕" w:cs="맑은 고딕" w:eastAsia="맑은 고딕" w:hAnsi="맑은 고딕"/>
-                <w:b w:val="false"/>
-                <w:bCs w:val="false"/>
-                <w:i w:val="false"/>
-                <w:iCs w:val="false"/>
-                <w:sz w:val="16"/>
-                <w:szCs w:val="16"/>
-              </w:rPr>
-              <w:t xml:space="preserve">[34]</w:t>
+                <w:b/>
+                <w:bCs/>
+                <w:i w:val="false"/>
+                <w:iCs w:val="false"/>
+                <w:sz w:val="16"/>
+                <w:szCs w:val="16"/>
+              </w:rPr>
+              <w:t xml:space="preserve">중대재해처벌법 유죄 선고</w:t>
+            </w:r>
+            <w:r>
+              <w:rPr>
+                <w:rFonts w:ascii="맑은 고딕" w:cs="맑은 고딕" w:eastAsia="맑은 고딕" w:hAnsi="맑은 고딕"/>
+                <w:b w:val="false"/>
+                <w:bCs w:val="false"/>
+                <w:i w:val="false"/>
+                <w:iCs w:val="false"/>
+                <w:sz w:val="16"/>
+                <w:szCs w:val="16"/>
+              </w:rPr>
+              <w:t xml:space="preserve"> 부산 북항 부두의 지게차 기사 사망(2023. 7.)으로 회사와 전 대표이사가 1심(2026. 7.)과 항소심(2026. 10.)에서 유죄 선고를 받음 [47]</w:t>
             </w:r>
           </w:p>
         </w:tc>
@@ -28999,7 +28915,7 @@
         </w:trPr>
         <w:tc>
           <w:tcPr>
-            <w:tcW w:type="dxa" w:w="1973"/>
+            <w:tcW w:type="dxa" w:w="2170"/>
             <w:shd w:fill="DEEAF6" w:color="auto" w:val="clear"/>
             <w:tcMar>
               <w:top w:type="dxa" w:w="50"/>
@@ -29026,13 +28942,33 @@
                 <w:sz w:val="16"/>
                 <w:szCs w:val="16"/>
               </w:rPr>
-              <w:t xml:space="preserve">은산해운항공 (부산 중구)</w:t>
-            </w:r>
-          </w:p>
-        </w:tc>
-        <w:tc>
-          <w:tcPr>
-            <w:tcW w:type="dxa" w:w="986"/>
+              <w:t xml:space="preserve">경동도시가스 (울산 북구)</w:t>
+            </w:r>
+          </w:p>
+          <w:p>
+            <w:pPr>
+              <w:autoSpaceDE w:val="0"/>
+              <w:autoSpaceDN w:val="0"/>
+              <w:spacing w:after="20" w:before="0" w:line="218" w:lineRule="exact"/>
+              <w:jc w:val="center"/>
+            </w:pPr>
+            <w:r>
+              <w:rPr>
+                <w:rFonts w:ascii="맑은 고딕" w:cs="맑은 고딕" w:eastAsia="맑은 고딕" w:hAnsi="맑은 고딕"/>
+                <w:b/>
+                <w:bCs/>
+                <w:i w:val="false"/>
+                <w:iCs w:val="false"/>
+                <w:sz w:val="16"/>
+                <w:szCs w:val="16"/>
+              </w:rPr>
+              <w:t xml:space="preserve">처음 대상</w:t>
+            </w:r>
+          </w:p>
+        </w:tc>
+        <w:tc>
+          <w:tcPr>
+            <w:tcW w:type="dxa" w:w="7696"/>
             <w:tcMar>
               <w:top w:type="dxa" w:w="50"/>
               <w:left w:type="dxa" w:w="60"/>
@@ -29051,90 +28987,26 @@
             <w:r>
               <w:rPr>
                 <w:rFonts w:ascii="맑은 고딕" w:cs="맑은 고딕" w:eastAsia="맑은 고딕" w:hAnsi="맑은 고딕"/>
-                <w:b w:val="false"/>
-                <w:bCs w:val="false"/>
-                <w:i w:val="false"/>
-                <w:iCs w:val="false"/>
-                <w:sz w:val="16"/>
-                <w:szCs w:val="16"/>
-              </w:rPr>
-              <w:t xml:space="preserve">대상</w:t>
-            </w:r>
-          </w:p>
-        </w:tc>
-        <w:tc>
-          <w:tcPr>
-            <w:tcW w:type="dxa" w:w="6018"/>
-            <w:tcMar>
-              <w:top w:type="dxa" w:w="50"/>
-              <w:left w:type="dxa" w:w="60"/>
-              <w:bottom w:type="dxa" w:w="50"/>
-              <w:right w:type="dxa" w:w="60"/>
-            </w:tcMar>
-            <w:vAlign w:val="center"/>
-          </w:tcPr>
-          <w:p>
-            <w:pPr>
-              <w:autoSpaceDE w:val="0"/>
-              <w:autoSpaceDN w:val="0"/>
-              <w:spacing w:after="20" w:before="0" w:line="218" w:lineRule="exact"/>
-              <w:jc w:val="left"/>
-            </w:pPr>
-            <w:r>
-              <w:rPr>
-                <w:rFonts w:ascii="맑은 고딕" w:cs="맑은 고딕" w:eastAsia="맑은 고딕" w:hAnsi="맑은 고딕"/>
-                <w:b/>
-                <w:bCs/>
-                <w:i w:val="false"/>
-                <w:iCs w:val="false"/>
-                <w:sz w:val="16"/>
-                <w:szCs w:val="16"/>
-              </w:rPr>
-              <w:t xml:space="preserve">직원 평가 기준 미달</w:t>
-            </w:r>
-            <w:r>
-              <w:rPr>
-                <w:rFonts w:ascii="맑은 고딕" w:cs="맑은 고딕" w:eastAsia="맑은 고딕" w:hAnsi="맑은 고딕"/>
-                <w:b w:val="false"/>
-                <w:bCs w:val="false"/>
-                <w:i w:val="false"/>
-                <w:iCs w:val="false"/>
-                <w:sz w:val="16"/>
-                <w:szCs w:val="16"/>
-              </w:rPr>
-              <w:t xml:space="preserve"> 블라인드 추천율 20%(리뷰 73건)</w:t>
-            </w:r>
-          </w:p>
-        </w:tc>
-        <w:tc>
-          <w:tcPr>
-            <w:tcW w:type="dxa" w:w="889"/>
-            <w:tcMar>
-              <w:top w:type="dxa" w:w="50"/>
-              <w:left w:type="dxa" w:w="60"/>
-              <w:bottom w:type="dxa" w:w="50"/>
-              <w:right w:type="dxa" w:w="60"/>
-            </w:tcMar>
-            <w:vAlign w:val="center"/>
-          </w:tcPr>
-          <w:p>
-            <w:pPr>
-              <w:autoSpaceDE w:val="0"/>
-              <w:autoSpaceDN w:val="0"/>
-              <w:spacing w:after="20" w:before="0" w:line="218" w:lineRule="exact"/>
-              <w:jc w:val="left"/>
-            </w:pPr>
-            <w:r>
-              <w:rPr>
-                <w:rFonts w:ascii="맑은 고딕" w:cs="맑은 고딕" w:eastAsia="맑은 고딕" w:hAnsi="맑은 고딕"/>
-                <w:b w:val="false"/>
-                <w:bCs w:val="false"/>
-                <w:i w:val="false"/>
-                <w:iCs w:val="false"/>
-                <w:sz w:val="16"/>
-                <w:szCs w:val="16"/>
-              </w:rPr>
-              <w:t xml:space="preserve">[34]</w:t>
+                <w:b/>
+                <w:bCs/>
+                <w:i w:val="false"/>
+                <w:iCs w:val="false"/>
+                <w:sz w:val="16"/>
+                <w:szCs w:val="16"/>
+              </w:rPr>
+              <w:t xml:space="preserve">대표 겸직 계열회사 사건</w:t>
+            </w:r>
+            <w:r>
+              <w:rPr>
+                <w:rFonts w:ascii="맑은 고딕" w:cs="맑은 고딕" w:eastAsia="맑은 고딕" w:hAnsi="맑은 고딕"/>
+                <w:b w:val="false"/>
+                <w:bCs w:val="false"/>
+                <w:i w:val="false"/>
+                <w:iCs w:val="false"/>
+                <w:sz w:val="16"/>
+                <w:szCs w:val="16"/>
+              </w:rPr>
+              <w:t xml:space="preserve"> 반기보고서에 대표이사 회장이 계열회사 ㈜경동의 대표이사를 겸임한다고 적혀 있고(2026. 6. 30. 기준), ㈜경동 삼척 상덕광업소에서 노동자가 갱도에 매몰돼 숨져 노동부 등이 합동조사함(2025. 6.) [43][44]</w:t>
             </w:r>
           </w:p>
         </w:tc>
@@ -29146,7 +29018,7 @@
         </w:trPr>
         <w:tc>
           <w:tcPr>
-            <w:tcW w:type="dxa" w:w="1973"/>
+            <w:tcW w:type="dxa" w:w="2170"/>
             <w:shd w:fill="DEEAF6" w:color="auto" w:val="clear"/>
             <w:tcMar>
               <w:top w:type="dxa" w:w="50"/>
@@ -29173,13 +29045,13 @@
                 <w:sz w:val="16"/>
                 <w:szCs w:val="16"/>
               </w:rPr>
-              <w:t xml:space="preserve">대한제강 (부산 사하)</w:t>
-            </w:r>
-          </w:p>
-        </w:tc>
-        <w:tc>
-          <w:tcPr>
-            <w:tcW w:type="dxa" w:w="986"/>
+              <w:t xml:space="preserve">대흥알앤티 (경남 김해)</w:t>
+            </w:r>
+          </w:p>
+        </w:tc>
+        <w:tc>
+          <w:tcPr>
+            <w:tcW w:type="dxa" w:w="7696"/>
             <w:tcMar>
               <w:top w:type="dxa" w:w="50"/>
               <w:left w:type="dxa" w:w="60"/>
@@ -29198,90 +29070,26 @@
             <w:r>
               <w:rPr>
                 <w:rFonts w:ascii="맑은 고딕" w:cs="맑은 고딕" w:eastAsia="맑은 고딕" w:hAnsi="맑은 고딕"/>
-                <w:b w:val="false"/>
-                <w:bCs w:val="false"/>
-                <w:i w:val="false"/>
-                <w:iCs w:val="false"/>
-                <w:sz w:val="16"/>
-                <w:szCs w:val="16"/>
-              </w:rPr>
-              <w:t xml:space="preserve">대체 후보</w:t>
-            </w:r>
-          </w:p>
-        </w:tc>
-        <w:tc>
-          <w:tcPr>
-            <w:tcW w:type="dxa" w:w="6018"/>
-            <w:tcMar>
-              <w:top w:type="dxa" w:w="50"/>
-              <w:left w:type="dxa" w:w="60"/>
-              <w:bottom w:type="dxa" w:w="50"/>
-              <w:right w:type="dxa" w:w="60"/>
-            </w:tcMar>
-            <w:vAlign w:val="center"/>
-          </w:tcPr>
-          <w:p>
-            <w:pPr>
-              <w:autoSpaceDE w:val="0"/>
-              <w:autoSpaceDN w:val="0"/>
-              <w:spacing w:after="20" w:before="0" w:line="218" w:lineRule="exact"/>
-              <w:jc w:val="left"/>
-            </w:pPr>
-            <w:r>
-              <w:rPr>
-                <w:rFonts w:ascii="맑은 고딕" w:cs="맑은 고딕" w:eastAsia="맑은 고딕" w:hAnsi="맑은 고딕"/>
-                <w:b/>
-                <w:bCs/>
-                <w:i w:val="false"/>
-                <w:iCs w:val="false"/>
-                <w:sz w:val="16"/>
-                <w:szCs w:val="16"/>
-              </w:rPr>
-              <w:t xml:space="preserve">노동자 사망(종속회사)</w:t>
-            </w:r>
-            <w:r>
-              <w:rPr>
-                <w:rFonts w:ascii="맑은 고딕" w:cs="맑은 고딕" w:eastAsia="맑은 고딕" w:hAnsi="맑은 고딕"/>
-                <w:b w:val="false"/>
-                <w:bCs w:val="false"/>
-                <w:i w:val="false"/>
-                <w:iCs w:val="false"/>
-                <w:sz w:val="16"/>
-                <w:szCs w:val="16"/>
-              </w:rPr>
-              <w:t xml:space="preserve"> 종속회사 와이케이스틸 공장의 사망사고(2021. 7.)로 법인과 안전보건관리책임자가 1심 유죄 판결을 받음(2022. 11.)</w:t>
-            </w:r>
-          </w:p>
-        </w:tc>
-        <w:tc>
-          <w:tcPr>
-            <w:tcW w:type="dxa" w:w="889"/>
-            <w:tcMar>
-              <w:top w:type="dxa" w:w="50"/>
-              <w:left w:type="dxa" w:w="60"/>
-              <w:bottom w:type="dxa" w:w="50"/>
-              <w:right w:type="dxa" w:w="60"/>
-            </w:tcMar>
-            <w:vAlign w:val="center"/>
-          </w:tcPr>
-          <w:p>
-            <w:pPr>
-              <w:autoSpaceDE w:val="0"/>
-              <w:autoSpaceDN w:val="0"/>
-              <w:spacing w:after="20" w:before="0" w:line="218" w:lineRule="exact"/>
-              <w:jc w:val="left"/>
-            </w:pPr>
-            <w:r>
-              <w:rPr>
-                <w:rFonts w:ascii="맑은 고딕" w:cs="맑은 고딕" w:eastAsia="맑은 고딕" w:hAnsi="맑은 고딕"/>
-                <w:b w:val="false"/>
-                <w:bCs w:val="false"/>
-                <w:i w:val="false"/>
-                <w:iCs w:val="false"/>
-                <w:sz w:val="16"/>
-                <w:szCs w:val="16"/>
-              </w:rPr>
-              <w:t xml:space="preserve">[39]</w:t>
+                <w:b/>
+                <w:bCs/>
+                <w:i w:val="false"/>
+                <w:iCs w:val="false"/>
+                <w:sz w:val="16"/>
+                <w:szCs w:val="16"/>
+              </w:rPr>
+              <w:t xml:space="preserve">직업성 질병</w:t>
+            </w:r>
+            <w:r>
+              <w:rPr>
+                <w:rFonts w:ascii="맑은 고딕" w:cs="맑은 고딕" w:eastAsia="맑은 고딕" w:hAnsi="맑은 고딕"/>
+                <w:b w:val="false"/>
+                <w:bCs w:val="false"/>
+                <w:i w:val="false"/>
+                <w:iCs w:val="false"/>
+                <w:sz w:val="16"/>
+                <w:szCs w:val="16"/>
+              </w:rPr>
+              <w:t xml:space="preserve"> 김해공장 노동자 13명이 세척제 노출로 독성간염에 걸렸고(2022. 3.), 1심에서 당시 대표가 업무상과실치상·산업안전보건법 위반으로 징역형 집행유예, 법인이 벌금형을 선고받음(2023. 11.) [45]</w:t>
             </w:r>
           </w:p>
         </w:tc>
@@ -29293,7 +29101,7 @@
         </w:trPr>
         <w:tc>
           <w:tcPr>
-            <w:tcW w:type="dxa" w:w="1973"/>
+            <w:tcW w:type="dxa" w:w="2170"/>
             <w:shd w:fill="DEEAF6" w:color="auto" w:val="clear"/>
             <w:tcMar>
               <w:top w:type="dxa" w:w="50"/>
@@ -29320,13 +29128,33 @@
                 <w:sz w:val="16"/>
                 <w:szCs w:val="16"/>
               </w:rPr>
-              <w:t xml:space="preserve">DN오토모티브 (양산)</w:t>
-            </w:r>
-          </w:p>
-        </w:tc>
-        <w:tc>
-          <w:tcPr>
-            <w:tcW w:type="dxa" w:w="986"/>
+              <w:t xml:space="preserve">DN솔루션즈 (경남 창원)</w:t>
+            </w:r>
+          </w:p>
+          <w:p>
+            <w:pPr>
+              <w:autoSpaceDE w:val="0"/>
+              <w:autoSpaceDN w:val="0"/>
+              <w:spacing w:after="20" w:before="0" w:line="218" w:lineRule="exact"/>
+              <w:jc w:val="center"/>
+            </w:pPr>
+            <w:r>
+              <w:rPr>
+                <w:rFonts w:ascii="맑은 고딕" w:cs="맑은 고딕" w:eastAsia="맑은 고딕" w:hAnsi="맑은 고딕"/>
+                <w:b/>
+                <w:bCs/>
+                <w:i w:val="false"/>
+                <w:iCs w:val="false"/>
+                <w:sz w:val="16"/>
+                <w:szCs w:val="16"/>
+              </w:rPr>
+              <w:t xml:space="preserve">처음 대상</w:t>
+            </w:r>
+          </w:p>
+        </w:tc>
+        <w:tc>
+          <w:tcPr>
+            <w:tcW w:type="dxa" w:w="7696"/>
             <w:tcMar>
               <w:top w:type="dxa" w:w="50"/>
               <w:left w:type="dxa" w:w="60"/>
@@ -29345,90 +29173,26 @@
             <w:r>
               <w:rPr>
                 <w:rFonts w:ascii="맑은 고딕" w:cs="맑은 고딕" w:eastAsia="맑은 고딕" w:hAnsi="맑은 고딕"/>
-                <w:b w:val="false"/>
-                <w:bCs w:val="false"/>
-                <w:i w:val="false"/>
-                <w:iCs w:val="false"/>
-                <w:sz w:val="16"/>
-                <w:szCs w:val="16"/>
-              </w:rPr>
-              <w:t xml:space="preserve">예비후보</w:t>
-            </w:r>
-          </w:p>
-        </w:tc>
-        <w:tc>
-          <w:tcPr>
-            <w:tcW w:type="dxa" w:w="6018"/>
-            <w:tcMar>
-              <w:top w:type="dxa" w:w="50"/>
-              <w:left w:type="dxa" w:w="60"/>
-              <w:bottom w:type="dxa" w:w="50"/>
-              <w:right w:type="dxa" w:w="60"/>
-            </w:tcMar>
-            <w:vAlign w:val="center"/>
-          </w:tcPr>
-          <w:p>
-            <w:pPr>
-              <w:autoSpaceDE w:val="0"/>
-              <w:autoSpaceDN w:val="0"/>
-              <w:spacing w:after="20" w:before="0" w:line="218" w:lineRule="exact"/>
-              <w:jc w:val="left"/>
-            </w:pPr>
-            <w:r>
-              <w:rPr>
-                <w:rFonts w:ascii="맑은 고딕" w:cs="맑은 고딕" w:eastAsia="맑은 고딕" w:hAnsi="맑은 고딕"/>
-                <w:b/>
-                <w:bCs/>
-                <w:i w:val="false"/>
-                <w:iCs w:val="false"/>
-                <w:sz w:val="16"/>
-                <w:szCs w:val="16"/>
-              </w:rPr>
-              <w:t xml:space="preserve">노동자 건강 침해</w:t>
-            </w:r>
-            <w:r>
-              <w:rPr>
-                <w:rFonts w:ascii="맑은 고딕" w:cs="맑은 고딕" w:eastAsia="맑은 고딕" w:hAnsi="맑은 고딕"/>
-                <w:b w:val="false"/>
-                <w:bCs w:val="false"/>
-                <w:i w:val="false"/>
-                <w:iCs w:val="false"/>
-                <w:sz w:val="16"/>
-                <w:szCs w:val="16"/>
-              </w:rPr>
-              <w:t xml:space="preserve"> 위 노동부 감독의 당사자</w:t>
-            </w:r>
-          </w:p>
-        </w:tc>
-        <w:tc>
-          <w:tcPr>
-            <w:tcW w:type="dxa" w:w="889"/>
-            <w:tcMar>
-              <w:top w:type="dxa" w:w="50"/>
-              <w:left w:type="dxa" w:w="60"/>
-              <w:bottom w:type="dxa" w:w="50"/>
-              <w:right w:type="dxa" w:w="60"/>
-            </w:tcMar>
-            <w:vAlign w:val="center"/>
-          </w:tcPr>
-          <w:p>
-            <w:pPr>
-              <w:autoSpaceDE w:val="0"/>
-              <w:autoSpaceDN w:val="0"/>
-              <w:spacing w:after="20" w:before="0" w:line="218" w:lineRule="exact"/>
-              <w:jc w:val="left"/>
-            </w:pPr>
-            <w:r>
-              <w:rPr>
-                <w:rFonts w:ascii="맑은 고딕" w:cs="맑은 고딕" w:eastAsia="맑은 고딕" w:hAnsi="맑은 고딕"/>
-                <w:b w:val="false"/>
-                <w:bCs w:val="false"/>
-                <w:i w:val="false"/>
-                <w:iCs w:val="false"/>
-                <w:sz w:val="16"/>
-                <w:szCs w:val="16"/>
-              </w:rPr>
-              <w:t xml:space="preserve">[37]</w:t>
+                <w:b/>
+                <w:bCs/>
+                <w:i w:val="false"/>
+                <w:iCs w:val="false"/>
+                <w:sz w:val="16"/>
+                <w:szCs w:val="16"/>
+              </w:rPr>
+              <w:t xml:space="preserve">지배회사 사건</w:t>
+            </w:r>
+            <w:r>
+              <w:rPr>
+                <w:rFonts w:ascii="맑은 고딕" w:cs="맑은 고딕" w:eastAsia="맑은 고딕" w:hAnsi="맑은 고딕"/>
+                <w:b w:val="false"/>
+                <w:bCs w:val="false"/>
+                <w:i w:val="false"/>
+                <w:iCs w:val="false"/>
+                <w:sz w:val="16"/>
+                <w:szCs w:val="16"/>
+              </w:rPr>
+              <w:t xml:space="preserve"> 지배회사 DN오토모티브(지분 85.39%) 울산공장의 납 취급 노동자 건강 문제로 노동부 감독에서 산업안전보건법 위반 88건 적발, 68건 사법처리(2026. 4.). DN솔루션즈 자체의 위반은 확인되지 않음 [37]</w:t>
             </w:r>
           </w:p>
         </w:tc>
@@ -29440,7 +29204,7 @@
         </w:trPr>
         <w:tc>
           <w:tcPr>
-            <w:tcW w:type="dxa" w:w="1973"/>
+            <w:tcW w:type="dxa" w:w="2170"/>
             <w:shd w:fill="DEEAF6" w:color="auto" w:val="clear"/>
             <w:tcMar>
               <w:top w:type="dxa" w:w="50"/>
@@ -29467,13 +29231,33 @@
                 <w:sz w:val="16"/>
                 <w:szCs w:val="16"/>
               </w:rPr>
-              <w:t xml:space="preserve">동원개발 (부산 수영)</w:t>
-            </w:r>
-          </w:p>
-        </w:tc>
-        <w:tc>
-          <w:tcPr>
-            <w:tcW w:type="dxa" w:w="986"/>
+              <w:t xml:space="preserve">DN오토모티브 (경남 양산)</w:t>
+            </w:r>
+          </w:p>
+          <w:p>
+            <w:pPr>
+              <w:autoSpaceDE w:val="0"/>
+              <w:autoSpaceDN w:val="0"/>
+              <w:spacing w:after="20" w:before="0" w:line="218" w:lineRule="exact"/>
+              <w:jc w:val="center"/>
+            </w:pPr>
+            <w:r>
+              <w:rPr>
+                <w:rFonts w:ascii="맑은 고딕" w:cs="맑은 고딕" w:eastAsia="맑은 고딕" w:hAnsi="맑은 고딕"/>
+                <w:b/>
+                <w:bCs/>
+                <w:i w:val="false"/>
+                <w:iCs w:val="false"/>
+                <w:sz w:val="16"/>
+                <w:szCs w:val="16"/>
+              </w:rPr>
+              <w:t xml:space="preserve">예비후보였음</w:t>
+            </w:r>
+          </w:p>
+        </w:tc>
+        <w:tc>
+          <w:tcPr>
+            <w:tcW w:type="dxa" w:w="7696"/>
             <w:tcMar>
               <w:top w:type="dxa" w:w="50"/>
               <w:left w:type="dxa" w:w="60"/>
@@ -29492,90 +29276,26 @@
             <w:r>
               <w:rPr>
                 <w:rFonts w:ascii="맑은 고딕" w:cs="맑은 고딕" w:eastAsia="맑은 고딕" w:hAnsi="맑은 고딕"/>
-                <w:b w:val="false"/>
-                <w:bCs w:val="false"/>
-                <w:i w:val="false"/>
-                <w:iCs w:val="false"/>
-                <w:sz w:val="16"/>
-                <w:szCs w:val="16"/>
-              </w:rPr>
-              <w:t xml:space="preserve">예비후보</w:t>
-            </w:r>
-          </w:p>
-        </w:tc>
-        <w:tc>
-          <w:tcPr>
-            <w:tcW w:type="dxa" w:w="6018"/>
-            <w:tcMar>
-              <w:top w:type="dxa" w:w="50"/>
-              <w:left w:type="dxa" w:w="60"/>
-              <w:bottom w:type="dxa" w:w="50"/>
-              <w:right w:type="dxa" w:w="60"/>
-            </w:tcMar>
-            <w:vAlign w:val="center"/>
-          </w:tcPr>
-          <w:p>
-            <w:pPr>
-              <w:autoSpaceDE w:val="0"/>
-              <w:autoSpaceDN w:val="0"/>
-              <w:spacing w:after="20" w:before="0" w:line="218" w:lineRule="exact"/>
-              <w:jc w:val="left"/>
-            </w:pPr>
-            <w:r>
-              <w:rPr>
-                <w:rFonts w:ascii="맑은 고딕" w:cs="맑은 고딕" w:eastAsia="맑은 고딕" w:hAnsi="맑은 고딕"/>
-                <w:b/>
-                <w:bCs/>
-                <w:i w:val="false"/>
-                <w:iCs w:val="false"/>
-                <w:sz w:val="16"/>
-                <w:szCs w:val="16"/>
-              </w:rPr>
-              <w:t xml:space="preserve">노동자 사망</w:t>
-            </w:r>
-            <w:r>
-              <w:rPr>
-                <w:rFonts w:ascii="맑은 고딕" w:cs="맑은 고딕" w:eastAsia="맑은 고딕" w:hAnsi="맑은 고딕"/>
-                <w:b w:val="false"/>
-                <w:bCs w:val="false"/>
-                <w:i w:val="false"/>
-                <w:iCs w:val="false"/>
-                <w:sz w:val="16"/>
-                <w:szCs w:val="16"/>
-              </w:rPr>
-              <w:t xml:space="preserve"> 직접 시공한 공사 현장에서 하청 노동자 사망사고 2건(2023. 8., 2025. 12.)</w:t>
-            </w:r>
-          </w:p>
-        </w:tc>
-        <w:tc>
-          <w:tcPr>
-            <w:tcW w:type="dxa" w:w="889"/>
-            <w:tcMar>
-              <w:top w:type="dxa" w:w="50"/>
-              <w:left w:type="dxa" w:w="60"/>
-              <w:bottom w:type="dxa" w:w="50"/>
-              <w:right w:type="dxa" w:w="60"/>
-            </w:tcMar>
-            <w:vAlign w:val="center"/>
-          </w:tcPr>
-          <w:p>
-            <w:pPr>
-              <w:autoSpaceDE w:val="0"/>
-              <w:autoSpaceDN w:val="0"/>
-              <w:spacing w:after="20" w:before="0" w:line="218" w:lineRule="exact"/>
-              <w:jc w:val="left"/>
-            </w:pPr>
-            <w:r>
-              <w:rPr>
-                <w:rFonts w:ascii="맑은 고딕" w:cs="맑은 고딕" w:eastAsia="맑은 고딕" w:hAnsi="맑은 고딕"/>
-                <w:b w:val="false"/>
-                <w:bCs w:val="false"/>
-                <w:i w:val="false"/>
-                <w:iCs w:val="false"/>
-                <w:sz w:val="16"/>
-                <w:szCs w:val="16"/>
-              </w:rPr>
-              <w:t xml:space="preserve">[40][41]</w:t>
+                <w:b/>
+                <w:bCs/>
+                <w:i w:val="false"/>
+                <w:iCs w:val="false"/>
+                <w:sz w:val="16"/>
+                <w:szCs w:val="16"/>
+              </w:rPr>
+              <w:t xml:space="preserve">사건 당사자</w:t>
+            </w:r>
+            <w:r>
+              <w:rPr>
+                <w:rFonts w:ascii="맑은 고딕" w:cs="맑은 고딕" w:eastAsia="맑은 고딕" w:hAnsi="맑은 고딕"/>
+                <w:b w:val="false"/>
+                <w:bCs w:val="false"/>
+                <w:i w:val="false"/>
+                <w:iCs w:val="false"/>
+                <w:sz w:val="16"/>
+                <w:szCs w:val="16"/>
+              </w:rPr>
+              <w:t xml:space="preserve"> 위 노동부 감독의 당사자로, 납 노출 공정에 사용중지 명령을 받음(2026. 4.) [37]</w:t>
             </w:r>
           </w:p>
         </w:tc>
@@ -29587,7 +29307,48 @@
         </w:trPr>
         <w:tc>
           <w:tcPr>
-            <w:tcW w:type="dxa" w:w="1973"/>
+            <w:tcW w:type="dxa" w:w="9866"/>
+            <w:gridSpan w:val="2"/>
+            <w:shd w:fill="F4CCCC" w:color="auto" w:val="clear"/>
+            <w:tcMar>
+              <w:top w:type="dxa" w:w="50"/>
+              <w:left w:type="dxa" w:w="60"/>
+              <w:bottom w:type="dxa" w:w="50"/>
+              <w:right w:type="dxa" w:w="60"/>
+            </w:tcMar>
+            <w:vAlign w:val="center"/>
+          </w:tcPr>
+          <w:p>
+            <w:pPr>
+              <w:keepNext/>
+              <w:autoSpaceDE w:val="0"/>
+              <w:autoSpaceDN w:val="0"/>
+              <w:spacing w:after="20" w:before="0" w:line="218" w:lineRule="exact"/>
+              <w:jc w:val="left"/>
+            </w:pPr>
+            <w:r>
+              <w:rPr>
+                <w:rFonts w:ascii="맑은 고딕" w:cs="맑은 고딕" w:eastAsia="맑은 고딕" w:hAnsi="맑은 고딕"/>
+                <w:b/>
+                <w:bCs/>
+                <w:i w:val="false"/>
+                <w:iCs w:val="false"/>
+                <w:sz w:val="16"/>
+                <w:szCs w:val="16"/>
+              </w:rPr>
+              <w:t xml:space="preserve">결격: 직원 평가 (5곳) — 블라인드 평점 2.0 이하 또는 추천율 25% 미만(리뷰 30건 이상)</w:t>
+            </w:r>
+          </w:p>
+        </w:tc>
+      </w:tr>
+      <w:tr>
+        <w:trPr>
+          <w:cantSplit/>
+          <w:tblHeader w:val="false"/>
+        </w:trPr>
+        <w:tc>
+          <w:tcPr>
+            <w:tcW w:type="dxa" w:w="2170"/>
             <w:shd w:fill="DEEAF6" w:color="auto" w:val="clear"/>
             <w:tcMar>
               <w:top w:type="dxa" w:w="50"/>
@@ -29614,13 +29375,1646 @@
                 <w:sz w:val="16"/>
                 <w:szCs w:val="16"/>
               </w:rPr>
+              <w:t xml:space="preserve">비엠티 (부산 기장)</w:t>
+            </w:r>
+          </w:p>
+          <w:p>
+            <w:pPr>
+              <w:autoSpaceDE w:val="0"/>
+              <w:autoSpaceDN w:val="0"/>
+              <w:spacing w:after="20" w:before="0" w:line="218" w:lineRule="exact"/>
+              <w:jc w:val="center"/>
+            </w:pPr>
+            <w:r>
+              <w:rPr>
+                <w:rFonts w:ascii="맑은 고딕" w:cs="맑은 고딕" w:eastAsia="맑은 고딕" w:hAnsi="맑은 고딕"/>
+                <w:b/>
+                <w:bCs/>
+                <w:i w:val="false"/>
+                <w:iCs w:val="false"/>
+                <w:sz w:val="16"/>
+                <w:szCs w:val="16"/>
+              </w:rPr>
+              <w:t xml:space="preserve">처음 대상</w:t>
+            </w:r>
+          </w:p>
+        </w:tc>
+        <w:tc>
+          <w:tcPr>
+            <w:tcW w:type="dxa" w:w="7696"/>
+            <w:tcMar>
+              <w:top w:type="dxa" w:w="50"/>
+              <w:left w:type="dxa" w:w="60"/>
+              <w:bottom w:type="dxa" w:w="50"/>
+              <w:right w:type="dxa" w:w="60"/>
+            </w:tcMar>
+            <w:vAlign w:val="center"/>
+          </w:tcPr>
+          <w:p>
+            <w:pPr>
+              <w:autoSpaceDE w:val="0"/>
+              <w:autoSpaceDN w:val="0"/>
+              <w:spacing w:after="20" w:before="0" w:line="218" w:lineRule="exact"/>
+              <w:jc w:val="left"/>
+            </w:pPr>
+            <w:r>
+              <w:rPr>
+                <w:rFonts w:ascii="맑은 고딕" w:cs="맑은 고딕" w:eastAsia="맑은 고딕" w:hAnsi="맑은 고딕"/>
+                <w:b w:val="false"/>
+                <w:bCs w:val="false"/>
+                <w:i w:val="false"/>
+                <w:iCs w:val="false"/>
+                <w:sz w:val="16"/>
+                <w:szCs w:val="16"/>
+              </w:rPr>
+              <w:t xml:space="preserve">평점 2.0점(리뷰 44건) [34]</w:t>
+            </w:r>
+          </w:p>
+        </w:tc>
+      </w:tr>
+      <w:tr>
+        <w:trPr>
+          <w:cantSplit/>
+          <w:tblHeader w:val="false"/>
+        </w:trPr>
+        <w:tc>
+          <w:tcPr>
+            <w:tcW w:type="dxa" w:w="2170"/>
+            <w:shd w:fill="DEEAF6" w:color="auto" w:val="clear"/>
+            <w:tcMar>
+              <w:top w:type="dxa" w:w="50"/>
+              <w:left w:type="dxa" w:w="60"/>
+              <w:bottom w:type="dxa" w:w="50"/>
+              <w:right w:type="dxa" w:w="60"/>
+            </w:tcMar>
+            <w:vAlign w:val="center"/>
+          </w:tcPr>
+          <w:p>
+            <w:pPr>
+              <w:autoSpaceDE w:val="0"/>
+              <w:autoSpaceDN w:val="0"/>
+              <w:spacing w:after="20" w:before="0" w:line="218" w:lineRule="exact"/>
+              <w:jc w:val="center"/>
+            </w:pPr>
+            <w:r>
+              <w:rPr>
+                <w:rFonts w:ascii="맑은 고딕" w:cs="맑은 고딕" w:eastAsia="맑은 고딕" w:hAnsi="맑은 고딕"/>
+                <w:b/>
+                <w:bCs/>
+                <w:i w:val="false"/>
+                <w:iCs w:val="false"/>
+                <w:sz w:val="16"/>
+                <w:szCs w:val="16"/>
+              </w:rPr>
+              <w:t xml:space="preserve">은산해운항공 (부산 중구)</w:t>
+            </w:r>
+          </w:p>
+          <w:p>
+            <w:pPr>
+              <w:autoSpaceDE w:val="0"/>
+              <w:autoSpaceDN w:val="0"/>
+              <w:spacing w:after="20" w:before="0" w:line="218" w:lineRule="exact"/>
+              <w:jc w:val="center"/>
+            </w:pPr>
+            <w:r>
+              <w:rPr>
+                <w:rFonts w:ascii="맑은 고딕" w:cs="맑은 고딕" w:eastAsia="맑은 고딕" w:hAnsi="맑은 고딕"/>
+                <w:b/>
+                <w:bCs/>
+                <w:i w:val="false"/>
+                <w:iCs w:val="false"/>
+                <w:sz w:val="16"/>
+                <w:szCs w:val="16"/>
+              </w:rPr>
+              <w:t xml:space="preserve">처음 대상</w:t>
+            </w:r>
+          </w:p>
+        </w:tc>
+        <w:tc>
+          <w:tcPr>
+            <w:tcW w:type="dxa" w:w="7696"/>
+            <w:tcMar>
+              <w:top w:type="dxa" w:w="50"/>
+              <w:left w:type="dxa" w:w="60"/>
+              <w:bottom w:type="dxa" w:w="50"/>
+              <w:right w:type="dxa" w:w="60"/>
+            </w:tcMar>
+            <w:vAlign w:val="center"/>
+          </w:tcPr>
+          <w:p>
+            <w:pPr>
+              <w:autoSpaceDE w:val="0"/>
+              <w:autoSpaceDN w:val="0"/>
+              <w:spacing w:after="20" w:before="0" w:line="218" w:lineRule="exact"/>
+              <w:jc w:val="left"/>
+            </w:pPr>
+            <w:r>
+              <w:rPr>
+                <w:rFonts w:ascii="맑은 고딕" w:cs="맑은 고딕" w:eastAsia="맑은 고딕" w:hAnsi="맑은 고딕"/>
+                <w:b w:val="false"/>
+                <w:bCs w:val="false"/>
+                <w:i w:val="false"/>
+                <w:iCs w:val="false"/>
+                <w:sz w:val="16"/>
+                <w:szCs w:val="16"/>
+              </w:rPr>
+              <w:t xml:space="preserve">추천율 20%(평점 2.3점, 리뷰 73건). 12행 EUNSAN은 같은 회사 [34]</w:t>
+            </w:r>
+          </w:p>
+        </w:tc>
+      </w:tr>
+      <w:tr>
+        <w:trPr>
+          <w:cantSplit/>
+          <w:tblHeader w:val="false"/>
+        </w:trPr>
+        <w:tc>
+          <w:tcPr>
+            <w:tcW w:type="dxa" w:w="2170"/>
+            <w:shd w:fill="DEEAF6" w:color="auto" w:val="clear"/>
+            <w:tcMar>
+              <w:top w:type="dxa" w:w="50"/>
+              <w:left w:type="dxa" w:w="60"/>
+              <w:bottom w:type="dxa" w:w="50"/>
+              <w:right w:type="dxa" w:w="60"/>
+            </w:tcMar>
+            <w:vAlign w:val="center"/>
+          </w:tcPr>
+          <w:p>
+            <w:pPr>
+              <w:autoSpaceDE w:val="0"/>
+              <w:autoSpaceDN w:val="0"/>
+              <w:spacing w:after="20" w:before="0" w:line="218" w:lineRule="exact"/>
+              <w:jc w:val="center"/>
+            </w:pPr>
+            <w:r>
+              <w:rPr>
+                <w:rFonts w:ascii="맑은 고딕" w:cs="맑은 고딕" w:eastAsia="맑은 고딕" w:hAnsi="맑은 고딕"/>
+                <w:b/>
+                <w:bCs/>
+                <w:i w:val="false"/>
+                <w:iCs w:val="false"/>
+                <w:sz w:val="16"/>
+                <w:szCs w:val="16"/>
+              </w:rPr>
+              <w:t xml:space="preserve">하이록코리아 (부산 강서)</w:t>
+            </w:r>
+          </w:p>
+        </w:tc>
+        <w:tc>
+          <w:tcPr>
+            <w:tcW w:type="dxa" w:w="7696"/>
+            <w:tcMar>
+              <w:top w:type="dxa" w:w="50"/>
+              <w:left w:type="dxa" w:w="60"/>
+              <w:bottom w:type="dxa" w:w="50"/>
+              <w:right w:type="dxa" w:w="60"/>
+            </w:tcMar>
+            <w:vAlign w:val="center"/>
+          </w:tcPr>
+          <w:p>
+            <w:pPr>
+              <w:autoSpaceDE w:val="0"/>
+              <w:autoSpaceDN w:val="0"/>
+              <w:spacing w:after="20" w:before="0" w:line="218" w:lineRule="exact"/>
+              <w:jc w:val="left"/>
+            </w:pPr>
+            <w:r>
+              <w:rPr>
+                <w:rFonts w:ascii="맑은 고딕" w:cs="맑은 고딕" w:eastAsia="맑은 고딕" w:hAnsi="맑은 고딕"/>
+                <w:b w:val="false"/>
+                <w:bCs w:val="false"/>
+                <w:i w:val="false"/>
+                <w:iCs w:val="false"/>
+                <w:sz w:val="16"/>
+                <w:szCs w:val="16"/>
+              </w:rPr>
+              <w:t xml:space="preserve">추천율 11%(평점 2.2점, 리뷰 40건) [34]</w:t>
+            </w:r>
+          </w:p>
+        </w:tc>
+      </w:tr>
+      <w:tr>
+        <w:trPr>
+          <w:cantSplit/>
+          <w:tblHeader w:val="false"/>
+        </w:trPr>
+        <w:tc>
+          <w:tcPr>
+            <w:tcW w:type="dxa" w:w="2170"/>
+            <w:shd w:fill="DEEAF6" w:color="auto" w:val="clear"/>
+            <w:tcMar>
+              <w:top w:type="dxa" w:w="50"/>
+              <w:left w:type="dxa" w:w="60"/>
+              <w:bottom w:type="dxa" w:w="50"/>
+              <w:right w:type="dxa" w:w="60"/>
+            </w:tcMar>
+            <w:vAlign w:val="center"/>
+          </w:tcPr>
+          <w:p>
+            <w:pPr>
+              <w:autoSpaceDE w:val="0"/>
+              <w:autoSpaceDN w:val="0"/>
+              <w:spacing w:after="20" w:before="0" w:line="218" w:lineRule="exact"/>
+              <w:jc w:val="center"/>
+            </w:pPr>
+            <w:r>
+              <w:rPr>
+                <w:rFonts w:ascii="맑은 고딕" w:cs="맑은 고딕" w:eastAsia="맑은 고딕" w:hAnsi="맑은 고딕"/>
+                <w:b/>
+                <w:bCs/>
+                <w:i w:val="false"/>
+                <w:iCs w:val="false"/>
+                <w:sz w:val="16"/>
+                <w:szCs w:val="16"/>
+              </w:rPr>
+              <w:t xml:space="preserve">이엠텍 (경남 창원)</w:t>
+            </w:r>
+          </w:p>
+        </w:tc>
+        <w:tc>
+          <w:tcPr>
+            <w:tcW w:type="dxa" w:w="7696"/>
+            <w:tcMar>
+              <w:top w:type="dxa" w:w="50"/>
+              <w:left w:type="dxa" w:w="60"/>
+              <w:bottom w:type="dxa" w:w="50"/>
+              <w:right w:type="dxa" w:w="60"/>
+            </w:tcMar>
+            <w:vAlign w:val="center"/>
+          </w:tcPr>
+          <w:p>
+            <w:pPr>
+              <w:autoSpaceDE w:val="0"/>
+              <w:autoSpaceDN w:val="0"/>
+              <w:spacing w:after="20" w:before="0" w:line="218" w:lineRule="exact"/>
+              <w:jc w:val="left"/>
+            </w:pPr>
+            <w:r>
+              <w:rPr>
+                <w:rFonts w:ascii="맑은 고딕" w:cs="맑은 고딕" w:eastAsia="맑은 고딕" w:hAnsi="맑은 고딕"/>
+                <w:b w:val="false"/>
+                <w:bCs w:val="false"/>
+                <w:i w:val="false"/>
+                <w:iCs w:val="false"/>
+                <w:sz w:val="16"/>
+                <w:szCs w:val="16"/>
+              </w:rPr>
+              <w:t xml:space="preserve">평점 1.8점·추천율 15%(리뷰 244건) [34]</w:t>
+            </w:r>
+          </w:p>
+        </w:tc>
+      </w:tr>
+      <w:tr>
+        <w:trPr>
+          <w:cantSplit/>
+          <w:tblHeader w:val="false"/>
+        </w:trPr>
+        <w:tc>
+          <w:tcPr>
+            <w:tcW w:type="dxa" w:w="2170"/>
+            <w:shd w:fill="DEEAF6" w:color="auto" w:val="clear"/>
+            <w:tcMar>
+              <w:top w:type="dxa" w:w="50"/>
+              <w:left w:type="dxa" w:w="60"/>
+              <w:bottom w:type="dxa" w:w="50"/>
+              <w:right w:type="dxa" w:w="60"/>
+            </w:tcMar>
+            <w:vAlign w:val="center"/>
+          </w:tcPr>
+          <w:p>
+            <w:pPr>
+              <w:autoSpaceDE w:val="0"/>
+              <w:autoSpaceDN w:val="0"/>
+              <w:spacing w:after="20" w:before="0" w:line="218" w:lineRule="exact"/>
+              <w:jc w:val="center"/>
+            </w:pPr>
+            <w:r>
+              <w:rPr>
+                <w:rFonts w:ascii="맑은 고딕" w:cs="맑은 고딕" w:eastAsia="맑은 고딕" w:hAnsi="맑은 고딕"/>
+                <w:b/>
+                <w:bCs/>
+                <w:i w:val="false"/>
+                <w:iCs w:val="false"/>
+                <w:sz w:val="16"/>
+                <w:szCs w:val="16"/>
+              </w:rPr>
+              <w:t xml:space="preserve">삼현 (경남 창원)</w:t>
+            </w:r>
+          </w:p>
+        </w:tc>
+        <w:tc>
+          <w:tcPr>
+            <w:tcW w:type="dxa" w:w="7696"/>
+            <w:tcMar>
+              <w:top w:type="dxa" w:w="50"/>
+              <w:left w:type="dxa" w:w="60"/>
+              <w:bottom w:type="dxa" w:w="50"/>
+              <w:right w:type="dxa" w:w="60"/>
+            </w:tcMar>
+            <w:vAlign w:val="center"/>
+          </w:tcPr>
+          <w:p>
+            <w:pPr>
+              <w:autoSpaceDE w:val="0"/>
+              <w:autoSpaceDN w:val="0"/>
+              <w:spacing w:after="20" w:before="0" w:line="218" w:lineRule="exact"/>
+              <w:jc w:val="left"/>
+            </w:pPr>
+            <w:r>
+              <w:rPr>
+                <w:rFonts w:ascii="맑은 고딕" w:cs="맑은 고딕" w:eastAsia="맑은 고딕" w:hAnsi="맑은 고딕"/>
+                <w:b w:val="false"/>
+                <w:bCs w:val="false"/>
+                <w:i w:val="false"/>
+                <w:iCs w:val="false"/>
+                <w:sz w:val="16"/>
+                <w:szCs w:val="16"/>
+              </w:rPr>
+              <w:t xml:space="preserve">추천율 19%(평점 2.1점, 리뷰 60건) [34]</w:t>
+            </w:r>
+          </w:p>
+        </w:tc>
+      </w:tr>
+      <w:tr>
+        <w:trPr>
+          <w:cantSplit/>
+          <w:tblHeader w:val="false"/>
+        </w:trPr>
+        <w:tc>
+          <w:tcPr>
+            <w:tcW w:type="dxa" w:w="9866"/>
+            <w:gridSpan w:val="2"/>
+            <w:shd w:fill="F2F2F2" w:color="auto" w:val="clear"/>
+            <w:tcMar>
+              <w:top w:type="dxa" w:w="50"/>
+              <w:left w:type="dxa" w:w="60"/>
+              <w:bottom w:type="dxa" w:w="50"/>
+              <w:right w:type="dxa" w:w="60"/>
+            </w:tcMar>
+            <w:vAlign w:val="center"/>
+          </w:tcPr>
+          <w:p>
+            <w:pPr>
+              <w:keepNext/>
+              <w:autoSpaceDE w:val="0"/>
+              <w:autoSpaceDN w:val="0"/>
+              <w:spacing w:after="20" w:before="0" w:line="218" w:lineRule="exact"/>
+              <w:jc w:val="left"/>
+            </w:pPr>
+            <w:r>
+              <w:rPr>
+                <w:rFonts w:ascii="맑은 고딕" w:cs="맑은 고딕" w:eastAsia="맑은 고딕" w:hAnsi="맑은 고딕"/>
+                <w:b/>
+                <w:bCs/>
+                <w:i w:val="false"/>
+                <w:iCs w:val="false"/>
+                <w:sz w:val="16"/>
+                <w:szCs w:val="16"/>
+              </w:rPr>
+              <w:t xml:space="preserve">지역 기준 미달 (14곳) — 등기 본점이 부울경 밖(DART 기업개황, 2026. 10.)</w:t>
+            </w:r>
+          </w:p>
+        </w:tc>
+      </w:tr>
+      <w:tr>
+        <w:trPr>
+          <w:cantSplit/>
+          <w:tblHeader w:val="false"/>
+        </w:trPr>
+        <w:tc>
+          <w:tcPr>
+            <w:tcW w:type="dxa" w:w="2170"/>
+            <w:shd w:fill="DEEAF6" w:color="auto" w:val="clear"/>
+            <w:tcMar>
+              <w:top w:type="dxa" w:w="50"/>
+              <w:left w:type="dxa" w:w="60"/>
+              <w:bottom w:type="dxa" w:w="50"/>
+              <w:right w:type="dxa" w:w="60"/>
+            </w:tcMar>
+            <w:vAlign w:val="center"/>
+          </w:tcPr>
+          <w:p>
+            <w:pPr>
+              <w:autoSpaceDE w:val="0"/>
+              <w:autoSpaceDN w:val="0"/>
+              <w:spacing w:after="20" w:before="0" w:line="218" w:lineRule="exact"/>
+              <w:jc w:val="center"/>
+            </w:pPr>
+            <w:r>
+              <w:rPr>
+                <w:rFonts w:ascii="맑은 고딕" w:cs="맑은 고딕" w:eastAsia="맑은 고딕" w:hAnsi="맑은 고딕"/>
+                <w:b/>
+                <w:bCs/>
+                <w:i w:val="false"/>
+                <w:iCs w:val="false"/>
+                <w:sz w:val="16"/>
+                <w:szCs w:val="16"/>
+              </w:rPr>
+              <w:t xml:space="preserve">국도화학</w:t>
+            </w:r>
+          </w:p>
+        </w:tc>
+        <w:tc>
+          <w:tcPr>
+            <w:tcW w:type="dxa" w:w="7696"/>
+            <w:tcMar>
+              <w:top w:type="dxa" w:w="50"/>
+              <w:left w:type="dxa" w:w="60"/>
+              <w:bottom w:type="dxa" w:w="50"/>
+              <w:right w:type="dxa" w:w="60"/>
+            </w:tcMar>
+            <w:vAlign w:val="center"/>
+          </w:tcPr>
+          <w:p>
+            <w:pPr>
+              <w:autoSpaceDE w:val="0"/>
+              <w:autoSpaceDN w:val="0"/>
+              <w:spacing w:after="20" w:before="0" w:line="218" w:lineRule="exact"/>
+              <w:jc w:val="left"/>
+            </w:pPr>
+            <w:r>
+              <w:rPr>
+                <w:rFonts w:ascii="맑은 고딕" w:cs="맑은 고딕" w:eastAsia="맑은 고딕" w:hAnsi="맑은 고딕"/>
+                <w:b w:val="false"/>
+                <w:bCs w:val="false"/>
+                <w:i w:val="false"/>
+                <w:iCs w:val="false"/>
+                <w:sz w:val="16"/>
+                <w:szCs w:val="16"/>
+              </w:rPr>
+              <w:t xml:space="preserve">서울 금천(부산에 공장)</w:t>
+            </w:r>
+          </w:p>
+        </w:tc>
+      </w:tr>
+      <w:tr>
+        <w:trPr>
+          <w:cantSplit/>
+          <w:tblHeader w:val="false"/>
+        </w:trPr>
+        <w:tc>
+          <w:tcPr>
+            <w:tcW w:type="dxa" w:w="2170"/>
+            <w:shd w:fill="DEEAF6" w:color="auto" w:val="clear"/>
+            <w:tcMar>
+              <w:top w:type="dxa" w:w="50"/>
+              <w:left w:type="dxa" w:w="60"/>
+              <w:bottom w:type="dxa" w:w="50"/>
+              <w:right w:type="dxa" w:w="60"/>
+            </w:tcMar>
+            <w:vAlign w:val="center"/>
+          </w:tcPr>
+          <w:p>
+            <w:pPr>
+              <w:autoSpaceDE w:val="0"/>
+              <w:autoSpaceDN w:val="0"/>
+              <w:spacing w:after="20" w:before="0" w:line="218" w:lineRule="exact"/>
+              <w:jc w:val="center"/>
+            </w:pPr>
+            <w:r>
+              <w:rPr>
+                <w:rFonts w:ascii="맑은 고딕" w:cs="맑은 고딕" w:eastAsia="맑은 고딕" w:hAnsi="맑은 고딕"/>
+                <w:b/>
+                <w:bCs/>
+                <w:i w:val="false"/>
+                <w:iCs w:val="false"/>
+                <w:sz w:val="16"/>
+                <w:szCs w:val="16"/>
+              </w:rPr>
+              <w:t xml:space="preserve">대명화학</w:t>
+            </w:r>
+          </w:p>
+        </w:tc>
+        <w:tc>
+          <w:tcPr>
+            <w:tcW w:type="dxa" w:w="7696"/>
+            <w:tcMar>
+              <w:top w:type="dxa" w:w="50"/>
+              <w:left w:type="dxa" w:w="60"/>
+              <w:bottom w:type="dxa" w:w="50"/>
+              <w:right w:type="dxa" w:w="60"/>
+            </w:tcMar>
+            <w:vAlign w:val="center"/>
+          </w:tcPr>
+          <w:p>
+            <w:pPr>
+              <w:autoSpaceDE w:val="0"/>
+              <w:autoSpaceDN w:val="0"/>
+              <w:spacing w:after="20" w:before="0" w:line="218" w:lineRule="exact"/>
+              <w:jc w:val="left"/>
+            </w:pPr>
+            <w:r>
+              <w:rPr>
+                <w:rFonts w:ascii="맑은 고딕" w:cs="맑은 고딕" w:eastAsia="맑은 고딕" w:hAnsi="맑은 고딕"/>
+                <w:b w:val="false"/>
+                <w:bCs w:val="false"/>
+                <w:i w:val="false"/>
+                <w:iCs w:val="false"/>
+                <w:sz w:val="16"/>
+                <w:szCs w:val="16"/>
+              </w:rPr>
+              <w:t xml:space="preserve">경북 문경. 공시대상기업집단 「대명화학」 신규 지정(2026. 5.) [30]</w:t>
+            </w:r>
+          </w:p>
+        </w:tc>
+      </w:tr>
+      <w:tr>
+        <w:trPr>
+          <w:cantSplit/>
+          <w:tblHeader w:val="false"/>
+        </w:trPr>
+        <w:tc>
+          <w:tcPr>
+            <w:tcW w:type="dxa" w:w="2170"/>
+            <w:shd w:fill="DEEAF6" w:color="auto" w:val="clear"/>
+            <w:tcMar>
+              <w:top w:type="dxa" w:w="50"/>
+              <w:left w:type="dxa" w:w="60"/>
+              <w:bottom w:type="dxa" w:w="50"/>
+              <w:right w:type="dxa" w:w="60"/>
+            </w:tcMar>
+            <w:vAlign w:val="center"/>
+          </w:tcPr>
+          <w:p>
+            <w:pPr>
+              <w:autoSpaceDE w:val="0"/>
+              <w:autoSpaceDN w:val="0"/>
+              <w:spacing w:after="20" w:before="0" w:line="218" w:lineRule="exact"/>
+              <w:jc w:val="center"/>
+            </w:pPr>
+            <w:r>
+              <w:rPr>
+                <w:rFonts w:ascii="맑은 고딕" w:cs="맑은 고딕" w:eastAsia="맑은 고딕" w:hAnsi="맑은 고딕"/>
+                <w:b/>
+                <w:bCs/>
+                <w:i w:val="false"/>
+                <w:iCs w:val="false"/>
+                <w:sz w:val="16"/>
+                <w:szCs w:val="16"/>
+              </w:rPr>
+              <w:t xml:space="preserve">동국씨엠</w:t>
+            </w:r>
+          </w:p>
+        </w:tc>
+        <w:tc>
+          <w:tcPr>
+            <w:tcW w:type="dxa" w:w="7696"/>
+            <w:tcMar>
+              <w:top w:type="dxa" w:w="50"/>
+              <w:left w:type="dxa" w:w="60"/>
+              <w:bottom w:type="dxa" w:w="50"/>
+              <w:right w:type="dxa" w:w="60"/>
+            </w:tcMar>
+            <w:vAlign w:val="center"/>
+          </w:tcPr>
+          <w:p>
+            <w:pPr>
+              <w:autoSpaceDE w:val="0"/>
+              <w:autoSpaceDN w:val="0"/>
+              <w:spacing w:after="20" w:before="0" w:line="218" w:lineRule="exact"/>
+              <w:jc w:val="left"/>
+            </w:pPr>
+            <w:r>
+              <w:rPr>
+                <w:rFonts w:ascii="맑은 고딕" w:cs="맑은 고딕" w:eastAsia="맑은 고딕" w:hAnsi="맑은 고딕"/>
+                <w:b w:val="false"/>
+                <w:bCs w:val="false"/>
+                <w:i w:val="false"/>
+                <w:iCs w:val="false"/>
+                <w:sz w:val="16"/>
+                <w:szCs w:val="16"/>
+              </w:rPr>
+              <w:t xml:space="preserve">서울 중구(부산에 공장). 공시대상기업집단 「동국제강」 소속 [30]</w:t>
+            </w:r>
+          </w:p>
+        </w:tc>
+      </w:tr>
+      <w:tr>
+        <w:trPr>
+          <w:cantSplit/>
+          <w:tblHeader w:val="false"/>
+        </w:trPr>
+        <w:tc>
+          <w:tcPr>
+            <w:tcW w:type="dxa" w:w="2170"/>
+            <w:shd w:fill="DEEAF6" w:color="auto" w:val="clear"/>
+            <w:tcMar>
+              <w:top w:type="dxa" w:w="50"/>
+              <w:left w:type="dxa" w:w="60"/>
+              <w:bottom w:type="dxa" w:w="50"/>
+              <w:right w:type="dxa" w:w="60"/>
+            </w:tcMar>
+            <w:vAlign w:val="center"/>
+          </w:tcPr>
+          <w:p>
+            <w:pPr>
+              <w:autoSpaceDE w:val="0"/>
+              <w:autoSpaceDN w:val="0"/>
+              <w:spacing w:after="20" w:before="0" w:line="218" w:lineRule="exact"/>
+              <w:jc w:val="center"/>
+            </w:pPr>
+            <w:r>
+              <w:rPr>
+                <w:rFonts w:ascii="맑은 고딕" w:cs="맑은 고딕" w:eastAsia="맑은 고딕" w:hAnsi="맑은 고딕"/>
+                <w:b/>
+                <w:bCs/>
+                <w:i w:val="false"/>
+                <w:iCs w:val="false"/>
+                <w:sz w:val="16"/>
+                <w:szCs w:val="16"/>
+              </w:rPr>
+              <w:t xml:space="preserve">로지스올</w:t>
+            </w:r>
+          </w:p>
+        </w:tc>
+        <w:tc>
+          <w:tcPr>
+            <w:tcW w:type="dxa" w:w="7696"/>
+            <w:tcMar>
+              <w:top w:type="dxa" w:w="50"/>
+              <w:left w:type="dxa" w:w="60"/>
+              <w:bottom w:type="dxa" w:w="50"/>
+              <w:right w:type="dxa" w:w="60"/>
+            </w:tcMar>
+            <w:vAlign w:val="center"/>
+          </w:tcPr>
+          <w:p>
+            <w:pPr>
+              <w:autoSpaceDE w:val="0"/>
+              <w:autoSpaceDN w:val="0"/>
+              <w:spacing w:after="20" w:before="0" w:line="218" w:lineRule="exact"/>
+              <w:jc w:val="left"/>
+            </w:pPr>
+            <w:r>
+              <w:rPr>
+                <w:rFonts w:ascii="맑은 고딕" w:cs="맑은 고딕" w:eastAsia="맑은 고딕" w:hAnsi="맑은 고딕"/>
+                <w:b w:val="false"/>
+                <w:bCs w:val="false"/>
+                <w:i w:val="false"/>
+                <w:iCs w:val="false"/>
+                <w:sz w:val="16"/>
+                <w:szCs w:val="16"/>
+              </w:rPr>
+              <w:t xml:space="preserve">로지스올㈜·한국파렛트풀·한국컨테이너풀 등 주요 법인이 모두 서울 마포</w:t>
+            </w:r>
+          </w:p>
+        </w:tc>
+      </w:tr>
+      <w:tr>
+        <w:trPr>
+          <w:cantSplit/>
+          <w:tblHeader w:val="false"/>
+        </w:trPr>
+        <w:tc>
+          <w:tcPr>
+            <w:tcW w:type="dxa" w:w="2170"/>
+            <w:shd w:fill="DEEAF6" w:color="auto" w:val="clear"/>
+            <w:tcMar>
+              <w:top w:type="dxa" w:w="50"/>
+              <w:left w:type="dxa" w:w="60"/>
+              <w:bottom w:type="dxa" w:w="50"/>
+              <w:right w:type="dxa" w:w="60"/>
+            </w:tcMar>
+            <w:vAlign w:val="center"/>
+          </w:tcPr>
+          <w:p>
+            <w:pPr>
+              <w:autoSpaceDE w:val="0"/>
+              <w:autoSpaceDN w:val="0"/>
+              <w:spacing w:after="20" w:before="0" w:line="218" w:lineRule="exact"/>
+              <w:jc w:val="center"/>
+            </w:pPr>
+            <w:r>
+              <w:rPr>
+                <w:rFonts w:ascii="맑은 고딕" w:cs="맑은 고딕" w:eastAsia="맑은 고딕" w:hAnsi="맑은 고딕"/>
+                <w:b/>
+                <w:bCs/>
+                <w:i w:val="false"/>
+                <w:iCs w:val="false"/>
+                <w:sz w:val="16"/>
+                <w:szCs w:val="16"/>
+              </w:rPr>
+              <w:t xml:space="preserve">삼화페인트공업(현 SP삼화)</w:t>
+            </w:r>
+          </w:p>
+        </w:tc>
+        <w:tc>
+          <w:tcPr>
+            <w:tcW w:type="dxa" w:w="7696"/>
+            <w:tcMar>
+              <w:top w:type="dxa" w:w="50"/>
+              <w:left w:type="dxa" w:w="60"/>
+              <w:bottom w:type="dxa" w:w="50"/>
+              <w:right w:type="dxa" w:w="60"/>
+            </w:tcMar>
+            <w:vAlign w:val="center"/>
+          </w:tcPr>
+          <w:p>
+            <w:pPr>
+              <w:autoSpaceDE w:val="0"/>
+              <w:autoSpaceDN w:val="0"/>
+              <w:spacing w:after="20" w:before="0" w:line="218" w:lineRule="exact"/>
+              <w:jc w:val="left"/>
+            </w:pPr>
+            <w:r>
+              <w:rPr>
+                <w:rFonts w:ascii="맑은 고딕" w:cs="맑은 고딕" w:eastAsia="맑은 고딕" w:hAnsi="맑은 고딕"/>
+                <w:b w:val="false"/>
+                <w:bCs w:val="false"/>
+                <w:i w:val="false"/>
+                <w:iCs w:val="false"/>
+                <w:sz w:val="16"/>
+                <w:szCs w:val="16"/>
+              </w:rPr>
+              <w:t xml:space="preserve">경기 안산(김해에 공장)</w:t>
+            </w:r>
+          </w:p>
+        </w:tc>
+      </w:tr>
+      <w:tr>
+        <w:trPr>
+          <w:cantSplit/>
+          <w:tblHeader w:val="false"/>
+        </w:trPr>
+        <w:tc>
+          <w:tcPr>
+            <w:tcW w:type="dxa" w:w="2170"/>
+            <w:shd w:fill="DEEAF6" w:color="auto" w:val="clear"/>
+            <w:tcMar>
+              <w:top w:type="dxa" w:w="50"/>
+              <w:left w:type="dxa" w:w="60"/>
+              <w:bottom w:type="dxa" w:w="50"/>
+              <w:right w:type="dxa" w:w="60"/>
+            </w:tcMar>
+            <w:vAlign w:val="center"/>
+          </w:tcPr>
+          <w:p>
+            <w:pPr>
+              <w:autoSpaceDE w:val="0"/>
+              <w:autoSpaceDN w:val="0"/>
+              <w:spacing w:after="20" w:before="0" w:line="218" w:lineRule="exact"/>
+              <w:jc w:val="center"/>
+            </w:pPr>
+            <w:r>
+              <w:rPr>
+                <w:rFonts w:ascii="맑은 고딕" w:cs="맑은 고딕" w:eastAsia="맑은 고딕" w:hAnsi="맑은 고딕"/>
+                <w:b/>
+                <w:bCs/>
+                <w:i w:val="false"/>
+                <w:iCs w:val="false"/>
+                <w:sz w:val="16"/>
+                <w:szCs w:val="16"/>
+              </w:rPr>
+              <w:t xml:space="preserve">세아제강</w:t>
+            </w:r>
+          </w:p>
+        </w:tc>
+        <w:tc>
+          <w:tcPr>
+            <w:tcW w:type="dxa" w:w="7696"/>
+            <w:tcMar>
+              <w:top w:type="dxa" w:w="50"/>
+              <w:left w:type="dxa" w:w="60"/>
+              <w:bottom w:type="dxa" w:w="50"/>
+              <w:right w:type="dxa" w:w="60"/>
+            </w:tcMar>
+            <w:vAlign w:val="center"/>
+          </w:tcPr>
+          <w:p>
+            <w:pPr>
+              <w:autoSpaceDE w:val="0"/>
+              <w:autoSpaceDN w:val="0"/>
+              <w:spacing w:after="20" w:before="0" w:line="218" w:lineRule="exact"/>
+              <w:jc w:val="left"/>
+            </w:pPr>
+            <w:r>
+              <w:rPr>
+                <w:rFonts w:ascii="맑은 고딕" w:cs="맑은 고딕" w:eastAsia="맑은 고딕" w:hAnsi="맑은 고딕"/>
+                <w:b w:val="false"/>
+                <w:bCs w:val="false"/>
+                <w:i w:val="false"/>
+                <w:iCs w:val="false"/>
+                <w:sz w:val="16"/>
+                <w:szCs w:val="16"/>
+              </w:rPr>
+              <w:t xml:space="preserve">서울 마포(창원에 공장). 상호출자제한기업집단 「세아」 소속 [30]</w:t>
+            </w:r>
+          </w:p>
+        </w:tc>
+      </w:tr>
+      <w:tr>
+        <w:trPr>
+          <w:cantSplit/>
+          <w:tblHeader w:val="false"/>
+        </w:trPr>
+        <w:tc>
+          <w:tcPr>
+            <w:tcW w:type="dxa" w:w="2170"/>
+            <w:shd w:fill="DEEAF6" w:color="auto" w:val="clear"/>
+            <w:tcMar>
+              <w:top w:type="dxa" w:w="50"/>
+              <w:left w:type="dxa" w:w="60"/>
+              <w:bottom w:type="dxa" w:w="50"/>
+              <w:right w:type="dxa" w:w="60"/>
+            </w:tcMar>
+            <w:vAlign w:val="center"/>
+          </w:tcPr>
+          <w:p>
+            <w:pPr>
+              <w:autoSpaceDE w:val="0"/>
+              <w:autoSpaceDN w:val="0"/>
+              <w:spacing w:after="20" w:before="0" w:line="218" w:lineRule="exact"/>
+              <w:jc w:val="center"/>
+            </w:pPr>
+            <w:r>
+              <w:rPr>
+                <w:rFonts w:ascii="맑은 고딕" w:cs="맑은 고딕" w:eastAsia="맑은 고딕" w:hAnsi="맑은 고딕"/>
+                <w:b/>
+                <w:bCs/>
+                <w:i w:val="false"/>
+                <w:iCs w:val="false"/>
+                <w:sz w:val="16"/>
+                <w:szCs w:val="16"/>
+              </w:rPr>
+              <w:t xml:space="preserve">쎄트렉아이</w:t>
+            </w:r>
+          </w:p>
+        </w:tc>
+        <w:tc>
+          <w:tcPr>
+            <w:tcW w:type="dxa" w:w="7696"/>
+            <w:tcMar>
+              <w:top w:type="dxa" w:w="50"/>
+              <w:left w:type="dxa" w:w="60"/>
+              <w:bottom w:type="dxa" w:w="50"/>
+              <w:right w:type="dxa" w:w="60"/>
+            </w:tcMar>
+            <w:vAlign w:val="center"/>
+          </w:tcPr>
+          <w:p>
+            <w:pPr>
+              <w:autoSpaceDE w:val="0"/>
+              <w:autoSpaceDN w:val="0"/>
+              <w:spacing w:after="20" w:before="0" w:line="218" w:lineRule="exact"/>
+              <w:jc w:val="left"/>
+            </w:pPr>
+            <w:r>
+              <w:rPr>
+                <w:rFonts w:ascii="맑은 고딕" w:cs="맑은 고딕" w:eastAsia="맑은 고딕" w:hAnsi="맑은 고딕"/>
+                <w:b w:val="false"/>
+                <w:bCs w:val="false"/>
+                <w:i w:val="false"/>
+                <w:iCs w:val="false"/>
+                <w:sz w:val="16"/>
+                <w:szCs w:val="16"/>
+              </w:rPr>
+              <w:t xml:space="preserve">대전 유성</w:t>
+            </w:r>
+          </w:p>
+        </w:tc>
+      </w:tr>
+      <w:tr>
+        <w:trPr>
+          <w:cantSplit/>
+          <w:tblHeader w:val="false"/>
+        </w:trPr>
+        <w:tc>
+          <w:tcPr>
+            <w:tcW w:type="dxa" w:w="2170"/>
+            <w:shd w:fill="DEEAF6" w:color="auto" w:val="clear"/>
+            <w:tcMar>
+              <w:top w:type="dxa" w:w="50"/>
+              <w:left w:type="dxa" w:w="60"/>
+              <w:bottom w:type="dxa" w:w="50"/>
+              <w:right w:type="dxa" w:w="60"/>
+            </w:tcMar>
+            <w:vAlign w:val="center"/>
+          </w:tcPr>
+          <w:p>
+            <w:pPr>
+              <w:autoSpaceDE w:val="0"/>
+              <w:autoSpaceDN w:val="0"/>
+              <w:spacing w:after="20" w:before="0" w:line="218" w:lineRule="exact"/>
+              <w:jc w:val="center"/>
+            </w:pPr>
+            <w:r>
+              <w:rPr>
+                <w:rFonts w:ascii="맑은 고딕" w:cs="맑은 고딕" w:eastAsia="맑은 고딕" w:hAnsi="맑은 고딕"/>
+                <w:b/>
+                <w:bCs/>
+                <w:i w:val="false"/>
+                <w:iCs w:val="false"/>
+                <w:sz w:val="16"/>
+                <w:szCs w:val="16"/>
+              </w:rPr>
+              <w:t xml:space="preserve">원익</w:t>
+            </w:r>
+          </w:p>
+        </w:tc>
+        <w:tc>
+          <w:tcPr>
+            <w:tcW w:type="dxa" w:w="7696"/>
+            <w:tcMar>
+              <w:top w:type="dxa" w:w="50"/>
+              <w:left w:type="dxa" w:w="60"/>
+              <w:bottom w:type="dxa" w:w="50"/>
+              <w:right w:type="dxa" w:w="60"/>
+            </w:tcMar>
+            <w:vAlign w:val="center"/>
+          </w:tcPr>
+          <w:p>
+            <w:pPr>
+              <w:autoSpaceDE w:val="0"/>
+              <w:autoSpaceDN w:val="0"/>
+              <w:spacing w:after="20" w:before="0" w:line="218" w:lineRule="exact"/>
+              <w:jc w:val="left"/>
+            </w:pPr>
+            <w:r>
+              <w:rPr>
+                <w:rFonts w:ascii="맑은 고딕" w:cs="맑은 고딕" w:eastAsia="맑은 고딕" w:hAnsi="맑은 고딕"/>
+                <w:b w:val="false"/>
+                <w:bCs w:val="false"/>
+                <w:i w:val="false"/>
+                <w:iCs w:val="false"/>
+                <w:sz w:val="16"/>
+                <w:szCs w:val="16"/>
+              </w:rPr>
+              <w:t xml:space="preserve">㈜원익이 경기 성남. 공시대상기업집단 「원익」 소속 [30]</w:t>
+            </w:r>
+          </w:p>
+        </w:tc>
+      </w:tr>
+      <w:tr>
+        <w:trPr>
+          <w:cantSplit/>
+          <w:tblHeader w:val="false"/>
+        </w:trPr>
+        <w:tc>
+          <w:tcPr>
+            <w:tcW w:type="dxa" w:w="2170"/>
+            <w:shd w:fill="DEEAF6" w:color="auto" w:val="clear"/>
+            <w:tcMar>
+              <w:top w:type="dxa" w:w="50"/>
+              <w:left w:type="dxa" w:w="60"/>
+              <w:bottom w:type="dxa" w:w="50"/>
+              <w:right w:type="dxa" w:w="60"/>
+            </w:tcMar>
+            <w:vAlign w:val="center"/>
+          </w:tcPr>
+          <w:p>
+            <w:pPr>
+              <w:autoSpaceDE w:val="0"/>
+              <w:autoSpaceDN w:val="0"/>
+              <w:spacing w:after="20" w:before="0" w:line="218" w:lineRule="exact"/>
+              <w:jc w:val="center"/>
+            </w:pPr>
+            <w:r>
+              <w:rPr>
+                <w:rFonts w:ascii="맑은 고딕" w:cs="맑은 고딕" w:eastAsia="맑은 고딕" w:hAnsi="맑은 고딕"/>
+                <w:b/>
+                <w:bCs/>
+                <w:i w:val="false"/>
+                <w:iCs w:val="false"/>
+                <w:sz w:val="16"/>
+                <w:szCs w:val="16"/>
+              </w:rPr>
+              <w:t xml:space="preserve">이수화학</w:t>
+            </w:r>
+          </w:p>
+        </w:tc>
+        <w:tc>
+          <w:tcPr>
+            <w:tcW w:type="dxa" w:w="7696"/>
+            <w:tcMar>
+              <w:top w:type="dxa" w:w="50"/>
+              <w:left w:type="dxa" w:w="60"/>
+              <w:bottom w:type="dxa" w:w="50"/>
+              <w:right w:type="dxa" w:w="60"/>
+            </w:tcMar>
+            <w:vAlign w:val="center"/>
+          </w:tcPr>
+          <w:p>
+            <w:pPr>
+              <w:autoSpaceDE w:val="0"/>
+              <w:autoSpaceDN w:val="0"/>
+              <w:spacing w:after="20" w:before="0" w:line="218" w:lineRule="exact"/>
+              <w:jc w:val="left"/>
+            </w:pPr>
+            <w:r>
+              <w:rPr>
+                <w:rFonts w:ascii="맑은 고딕" w:cs="맑은 고딕" w:eastAsia="맑은 고딕" w:hAnsi="맑은 고딕"/>
+                <w:b w:val="false"/>
+                <w:bCs w:val="false"/>
+                <w:i w:val="false"/>
+                <w:iCs w:val="false"/>
+                <w:sz w:val="16"/>
+                <w:szCs w:val="16"/>
+              </w:rPr>
+              <w:t xml:space="preserve">서울 서초(울산에 공장)</w:t>
+            </w:r>
+          </w:p>
+        </w:tc>
+      </w:tr>
+      <w:tr>
+        <w:trPr>
+          <w:cantSplit/>
+          <w:tblHeader w:val="false"/>
+        </w:trPr>
+        <w:tc>
+          <w:tcPr>
+            <w:tcW w:type="dxa" w:w="2170"/>
+            <w:shd w:fill="DEEAF6" w:color="auto" w:val="clear"/>
+            <w:tcMar>
+              <w:top w:type="dxa" w:w="50"/>
+              <w:left w:type="dxa" w:w="60"/>
+              <w:bottom w:type="dxa" w:w="50"/>
+              <w:right w:type="dxa" w:w="60"/>
+            </w:tcMar>
+            <w:vAlign w:val="center"/>
+          </w:tcPr>
+          <w:p>
+            <w:pPr>
+              <w:autoSpaceDE w:val="0"/>
+              <w:autoSpaceDN w:val="0"/>
+              <w:spacing w:after="20" w:before="0" w:line="218" w:lineRule="exact"/>
+              <w:jc w:val="center"/>
+            </w:pPr>
+            <w:r>
+              <w:rPr>
+                <w:rFonts w:ascii="맑은 고딕" w:cs="맑은 고딕" w:eastAsia="맑은 고딕" w:hAnsi="맑은 고딕"/>
+                <w:b/>
+                <w:bCs/>
+                <w:i w:val="false"/>
+                <w:iCs w:val="false"/>
+                <w:sz w:val="16"/>
+                <w:szCs w:val="16"/>
+              </w:rPr>
+              <w:t xml:space="preserve">KPX케미칼 울산공장</w:t>
+            </w:r>
+          </w:p>
+        </w:tc>
+        <w:tc>
+          <w:tcPr>
+            <w:tcW w:type="dxa" w:w="7696"/>
+            <w:tcMar>
+              <w:top w:type="dxa" w:w="50"/>
+              <w:left w:type="dxa" w:w="60"/>
+              <w:bottom w:type="dxa" w:w="50"/>
+              <w:right w:type="dxa" w:w="60"/>
+            </w:tcMar>
+            <w:vAlign w:val="center"/>
+          </w:tcPr>
+          <w:p>
+            <w:pPr>
+              <w:autoSpaceDE w:val="0"/>
+              <w:autoSpaceDN w:val="0"/>
+              <w:spacing w:after="20" w:before="0" w:line="218" w:lineRule="exact"/>
+              <w:jc w:val="left"/>
+            </w:pPr>
+            <w:r>
+              <w:rPr>
+                <w:rFonts w:ascii="맑은 고딕" w:cs="맑은 고딕" w:eastAsia="맑은 고딕" w:hAnsi="맑은 고딕"/>
+                <w:b w:val="false"/>
+                <w:bCs w:val="false"/>
+                <w:i w:val="false"/>
+                <w:iCs w:val="false"/>
+                <w:sz w:val="16"/>
+                <w:szCs w:val="16"/>
+              </w:rPr>
+              <w:t xml:space="preserve">법인 KPX케미칼㈜의 본점이 서울 마포(울산공장은 사업장)</w:t>
+            </w:r>
+          </w:p>
+        </w:tc>
+      </w:tr>
+      <w:tr>
+        <w:trPr>
+          <w:cantSplit/>
+          <w:tblHeader w:val="false"/>
+        </w:trPr>
+        <w:tc>
+          <w:tcPr>
+            <w:tcW w:type="dxa" w:w="2170"/>
+            <w:shd w:fill="DEEAF6" w:color="auto" w:val="clear"/>
+            <w:tcMar>
+              <w:top w:type="dxa" w:w="50"/>
+              <w:left w:type="dxa" w:w="60"/>
+              <w:bottom w:type="dxa" w:w="50"/>
+              <w:right w:type="dxa" w:w="60"/>
+            </w:tcMar>
+            <w:vAlign w:val="center"/>
+          </w:tcPr>
+          <w:p>
+            <w:pPr>
+              <w:autoSpaceDE w:val="0"/>
+              <w:autoSpaceDN w:val="0"/>
+              <w:spacing w:after="20" w:before="0" w:line="218" w:lineRule="exact"/>
+              <w:jc w:val="center"/>
+            </w:pPr>
+            <w:r>
+              <w:rPr>
+                <w:rFonts w:ascii="맑은 고딕" w:cs="맑은 고딕" w:eastAsia="맑은 고딕" w:hAnsi="맑은 고딕"/>
+                <w:b/>
+                <w:bCs/>
+                <w:i w:val="false"/>
+                <w:iCs w:val="false"/>
+                <w:sz w:val="16"/>
+                <w:szCs w:val="16"/>
+              </w:rPr>
+              <w:t xml:space="preserve">KPX홀딩스</w:t>
+            </w:r>
+          </w:p>
+        </w:tc>
+        <w:tc>
+          <w:tcPr>
+            <w:tcW w:type="dxa" w:w="7696"/>
+            <w:tcMar>
+              <w:top w:type="dxa" w:w="50"/>
+              <w:left w:type="dxa" w:w="60"/>
+              <w:bottom w:type="dxa" w:w="50"/>
+              <w:right w:type="dxa" w:w="60"/>
+            </w:tcMar>
+            <w:vAlign w:val="center"/>
+          </w:tcPr>
+          <w:p>
+            <w:pPr>
+              <w:autoSpaceDE w:val="0"/>
+              <w:autoSpaceDN w:val="0"/>
+              <w:spacing w:after="20" w:before="0" w:line="218" w:lineRule="exact"/>
+              <w:jc w:val="left"/>
+            </w:pPr>
+            <w:r>
+              <w:rPr>
+                <w:rFonts w:ascii="맑은 고딕" w:cs="맑은 고딕" w:eastAsia="맑은 고딕" w:hAnsi="맑은 고딕"/>
+                <w:b w:val="false"/>
+                <w:bCs w:val="false"/>
+                <w:i w:val="false"/>
+                <w:iCs w:val="false"/>
+                <w:sz w:val="16"/>
+                <w:szCs w:val="16"/>
+              </w:rPr>
+              <w:t xml:space="preserve">서울 마포(지주회사)</w:t>
+            </w:r>
+          </w:p>
+        </w:tc>
+      </w:tr>
+      <w:tr>
+        <w:trPr>
+          <w:cantSplit/>
+          <w:tblHeader w:val="false"/>
+        </w:trPr>
+        <w:tc>
+          <w:tcPr>
+            <w:tcW w:type="dxa" w:w="2170"/>
+            <w:shd w:fill="DEEAF6" w:color="auto" w:val="clear"/>
+            <w:tcMar>
+              <w:top w:type="dxa" w:w="50"/>
+              <w:left w:type="dxa" w:w="60"/>
+              <w:bottom w:type="dxa" w:w="50"/>
+              <w:right w:type="dxa" w:w="60"/>
+            </w:tcMar>
+            <w:vAlign w:val="center"/>
+          </w:tcPr>
+          <w:p>
+            <w:pPr>
+              <w:autoSpaceDE w:val="0"/>
+              <w:autoSpaceDN w:val="0"/>
+              <w:spacing w:after="20" w:before="0" w:line="218" w:lineRule="exact"/>
+              <w:jc w:val="center"/>
+            </w:pPr>
+            <w:r>
+              <w:rPr>
+                <w:rFonts w:ascii="맑은 고딕" w:cs="맑은 고딕" w:eastAsia="맑은 고딕" w:hAnsi="맑은 고딕"/>
+                <w:b/>
+                <w:bCs/>
+                <w:i w:val="false"/>
+                <w:iCs w:val="false"/>
+                <w:sz w:val="16"/>
+                <w:szCs w:val="16"/>
+              </w:rPr>
+              <w:t xml:space="preserve">티맥스소프트</w:t>
+            </w:r>
+          </w:p>
+        </w:tc>
+        <w:tc>
+          <w:tcPr>
+            <w:tcW w:type="dxa" w:w="7696"/>
+            <w:tcMar>
+              <w:top w:type="dxa" w:w="50"/>
+              <w:left w:type="dxa" w:w="60"/>
+              <w:bottom w:type="dxa" w:w="50"/>
+              <w:right w:type="dxa" w:w="60"/>
+            </w:tcMar>
+            <w:vAlign w:val="center"/>
+          </w:tcPr>
+          <w:p>
+            <w:pPr>
+              <w:autoSpaceDE w:val="0"/>
+              <w:autoSpaceDN w:val="0"/>
+              <w:spacing w:after="20" w:before="0" w:line="218" w:lineRule="exact"/>
+              <w:jc w:val="left"/>
+            </w:pPr>
+            <w:r>
+              <w:rPr>
+                <w:rFonts w:ascii="맑은 고딕" w:cs="맑은 고딕" w:eastAsia="맑은 고딕" w:hAnsi="맑은 고딕"/>
+                <w:b w:val="false"/>
+                <w:bCs w:val="false"/>
+                <w:i w:val="false"/>
+                <w:iCs w:val="false"/>
+                <w:sz w:val="16"/>
+                <w:szCs w:val="16"/>
+              </w:rPr>
+              <w:t xml:space="preserve">경기 성남</w:t>
+            </w:r>
+          </w:p>
+        </w:tc>
+      </w:tr>
+      <w:tr>
+        <w:trPr>
+          <w:cantSplit/>
+          <w:tblHeader w:val="false"/>
+        </w:trPr>
+        <w:tc>
+          <w:tcPr>
+            <w:tcW w:type="dxa" w:w="2170"/>
+            <w:shd w:fill="DEEAF6" w:color="auto" w:val="clear"/>
+            <w:tcMar>
+              <w:top w:type="dxa" w:w="50"/>
+              <w:left w:type="dxa" w:w="60"/>
+              <w:bottom w:type="dxa" w:w="50"/>
+              <w:right w:type="dxa" w:w="60"/>
+            </w:tcMar>
+            <w:vAlign w:val="center"/>
+          </w:tcPr>
+          <w:p>
+            <w:pPr>
+              <w:autoSpaceDE w:val="0"/>
+              <w:autoSpaceDN w:val="0"/>
+              <w:spacing w:after="20" w:before="0" w:line="218" w:lineRule="exact"/>
+              <w:jc w:val="center"/>
+            </w:pPr>
+            <w:r>
+              <w:rPr>
+                <w:rFonts w:ascii="맑은 고딕" w:cs="맑은 고딕" w:eastAsia="맑은 고딕" w:hAnsi="맑은 고딕"/>
+                <w:b/>
+                <w:bCs/>
+                <w:i w:val="false"/>
+                <w:iCs w:val="false"/>
+                <w:sz w:val="16"/>
+                <w:szCs w:val="16"/>
+              </w:rPr>
+              <w:t xml:space="preserve">한솔케미칼</w:t>
+            </w:r>
+          </w:p>
+        </w:tc>
+        <w:tc>
+          <w:tcPr>
+            <w:tcW w:type="dxa" w:w="7696"/>
+            <w:tcMar>
+              <w:top w:type="dxa" w:w="50"/>
+              <w:left w:type="dxa" w:w="60"/>
+              <w:bottom w:type="dxa" w:w="50"/>
+              <w:right w:type="dxa" w:w="60"/>
+            </w:tcMar>
+            <w:vAlign w:val="center"/>
+          </w:tcPr>
+          <w:p>
+            <w:pPr>
+              <w:autoSpaceDE w:val="0"/>
+              <w:autoSpaceDN w:val="0"/>
+              <w:spacing w:after="20" w:before="0" w:line="218" w:lineRule="exact"/>
+              <w:jc w:val="left"/>
+            </w:pPr>
+            <w:r>
+              <w:rPr>
+                <w:rFonts w:ascii="맑은 고딕" w:cs="맑은 고딕" w:eastAsia="맑은 고딕" w:hAnsi="맑은 고딕"/>
+                <w:b w:val="false"/>
+                <w:bCs w:val="false"/>
+                <w:i w:val="false"/>
+                <w:iCs w:val="false"/>
+                <w:sz w:val="16"/>
+                <w:szCs w:val="16"/>
+              </w:rPr>
+              <w:t xml:space="preserve">서울 강남(울산에 공장)</w:t>
+            </w:r>
+          </w:p>
+        </w:tc>
+      </w:tr>
+      <w:tr>
+        <w:trPr>
+          <w:cantSplit/>
+          <w:tblHeader w:val="false"/>
+        </w:trPr>
+        <w:tc>
+          <w:tcPr>
+            <w:tcW w:type="dxa" w:w="2170"/>
+            <w:shd w:fill="DEEAF6" w:color="auto" w:val="clear"/>
+            <w:tcMar>
+              <w:top w:type="dxa" w:w="50"/>
+              <w:left w:type="dxa" w:w="60"/>
+              <w:bottom w:type="dxa" w:w="50"/>
+              <w:right w:type="dxa" w:w="60"/>
+            </w:tcMar>
+            <w:vAlign w:val="center"/>
+          </w:tcPr>
+          <w:p>
+            <w:pPr>
+              <w:autoSpaceDE w:val="0"/>
+              <w:autoSpaceDN w:val="0"/>
+              <w:spacing w:after="20" w:before="0" w:line="218" w:lineRule="exact"/>
+              <w:jc w:val="center"/>
+            </w:pPr>
+            <w:r>
+              <w:rPr>
+                <w:rFonts w:ascii="맑은 고딕" w:cs="맑은 고딕" w:eastAsia="맑은 고딕" w:hAnsi="맑은 고딕"/>
+                <w:b/>
+                <w:bCs/>
+                <w:i w:val="false"/>
+                <w:iCs w:val="false"/>
+                <w:sz w:val="16"/>
+                <w:szCs w:val="16"/>
+              </w:rPr>
+              <w:t xml:space="preserve">화천기계</w:t>
+            </w:r>
+          </w:p>
+        </w:tc>
+        <w:tc>
+          <w:tcPr>
+            <w:tcW w:type="dxa" w:w="7696"/>
+            <w:tcMar>
+              <w:top w:type="dxa" w:w="50"/>
+              <w:left w:type="dxa" w:w="60"/>
+              <w:bottom w:type="dxa" w:w="50"/>
+              <w:right w:type="dxa" w:w="60"/>
+            </w:tcMar>
+            <w:vAlign w:val="center"/>
+          </w:tcPr>
+          <w:p>
+            <w:pPr>
+              <w:autoSpaceDE w:val="0"/>
+              <w:autoSpaceDN w:val="0"/>
+              <w:spacing w:after="20" w:before="0" w:line="218" w:lineRule="exact"/>
+              <w:jc w:val="left"/>
+            </w:pPr>
+            <w:r>
+              <w:rPr>
+                <w:rFonts w:ascii="맑은 고딕" w:cs="맑은 고딕" w:eastAsia="맑은 고딕" w:hAnsi="맑은 고딕"/>
+                <w:b w:val="false"/>
+                <w:bCs w:val="false"/>
+                <w:i w:val="false"/>
+                <w:iCs w:val="false"/>
+                <w:sz w:val="16"/>
+                <w:szCs w:val="16"/>
+              </w:rPr>
+              <w:t xml:space="preserve">서울 서초(창원에 공장)</w:t>
+            </w:r>
+          </w:p>
+        </w:tc>
+      </w:tr>
+      <w:tr>
+        <w:trPr>
+          <w:cantSplit/>
+          <w:tblHeader w:val="false"/>
+        </w:trPr>
+        <w:tc>
+          <w:tcPr>
+            <w:tcW w:type="dxa" w:w="9866"/>
+            <w:gridSpan w:val="2"/>
+            <w:shd w:fill="F2F2F2" w:color="auto" w:val="clear"/>
+            <w:tcMar>
+              <w:top w:type="dxa" w:w="50"/>
+              <w:left w:type="dxa" w:w="60"/>
+              <w:bottom w:type="dxa" w:w="50"/>
+              <w:right w:type="dxa" w:w="60"/>
+            </w:tcMar>
+            <w:vAlign w:val="center"/>
+          </w:tcPr>
+          <w:p>
+            <w:pPr>
+              <w:keepNext/>
+              <w:autoSpaceDE w:val="0"/>
+              <w:autoSpaceDN w:val="0"/>
+              <w:spacing w:after="20" w:before="0" w:line="218" w:lineRule="exact"/>
+              <w:jc w:val="left"/>
+            </w:pPr>
+            <w:r>
+              <w:rPr>
+                <w:rFonts w:ascii="맑은 고딕" w:cs="맑은 고딕" w:eastAsia="맑은 고딕" w:hAnsi="맑은 고딕"/>
+                <w:b/>
+                <w:bCs/>
+                <w:i w:val="false"/>
+                <w:iCs w:val="false"/>
+                <w:sz w:val="16"/>
+                <w:szCs w:val="16"/>
+              </w:rPr>
+              <w:t xml:space="preserve">신입 직무 근거 없음·약함 (6곳) — 최근 24개월 부울경 근무 학사 신입 공고</w:t>
+            </w:r>
+          </w:p>
+        </w:tc>
+      </w:tr>
+      <w:tr>
+        <w:trPr>
+          <w:cantSplit/>
+          <w:tblHeader w:val="false"/>
+        </w:trPr>
+        <w:tc>
+          <w:tcPr>
+            <w:tcW w:type="dxa" w:w="2170"/>
+            <w:shd w:fill="DEEAF6" w:color="auto" w:val="clear"/>
+            <w:tcMar>
+              <w:top w:type="dxa" w:w="50"/>
+              <w:left w:type="dxa" w:w="60"/>
+              <w:bottom w:type="dxa" w:w="50"/>
+              <w:right w:type="dxa" w:w="60"/>
+            </w:tcMar>
+            <w:vAlign w:val="center"/>
+          </w:tcPr>
+          <w:p>
+            <w:pPr>
+              <w:autoSpaceDE w:val="0"/>
+              <w:autoSpaceDN w:val="0"/>
+              <w:spacing w:after="20" w:before="0" w:line="218" w:lineRule="exact"/>
+              <w:jc w:val="center"/>
+            </w:pPr>
+            <w:r>
+              <w:rPr>
+                <w:rFonts w:ascii="맑은 고딕" w:cs="맑은 고딕" w:eastAsia="맑은 고딕" w:hAnsi="맑은 고딕"/>
+                <w:b/>
+                <w:bCs/>
+                <w:i w:val="false"/>
+                <w:iCs w:val="false"/>
+                <w:sz w:val="16"/>
+                <w:szCs w:val="16"/>
+              </w:rPr>
+              <w:t xml:space="preserve">아난티코브 (부산 기장)</w:t>
+            </w:r>
+          </w:p>
+        </w:tc>
+        <w:tc>
+          <w:tcPr>
+            <w:tcW w:type="dxa" w:w="7696"/>
+            <w:tcMar>
+              <w:top w:type="dxa" w:w="50"/>
+              <w:left w:type="dxa" w:w="60"/>
+              <w:bottom w:type="dxa" w:w="50"/>
+              <w:right w:type="dxa" w:w="60"/>
+            </w:tcMar>
+            <w:vAlign w:val="center"/>
+          </w:tcPr>
+          <w:p>
+            <w:pPr>
+              <w:autoSpaceDE w:val="0"/>
+              <w:autoSpaceDN w:val="0"/>
+              <w:spacing w:after="20" w:before="0" w:line="218" w:lineRule="exact"/>
+              <w:jc w:val="left"/>
+            </w:pPr>
+            <w:r>
+              <w:rPr>
+                <w:rFonts w:ascii="맑은 고딕" w:cs="맑은 고딕" w:eastAsia="맑은 고딕" w:hAnsi="맑은 고딕"/>
+                <w:b w:val="false"/>
+                <w:bCs w:val="false"/>
+                <w:i w:val="false"/>
+                <w:iCs w:val="false"/>
+                <w:sz w:val="16"/>
+                <w:szCs w:val="16"/>
+              </w:rPr>
+              <w:t xml:space="preserve">부산 근무 학사 신입 공고를 찾지 못함(마케팅 공고는 학력무관). 모회사 아난티의 블라인드 추천율 30% [34]</w:t>
+            </w:r>
+          </w:p>
+        </w:tc>
+      </w:tr>
+      <w:tr>
+        <w:trPr>
+          <w:cantSplit/>
+          <w:tblHeader w:val="false"/>
+        </w:trPr>
+        <w:tc>
+          <w:tcPr>
+            <w:tcW w:type="dxa" w:w="2170"/>
+            <w:shd w:fill="DEEAF6" w:color="auto" w:val="clear"/>
+            <w:tcMar>
+              <w:top w:type="dxa" w:w="50"/>
+              <w:left w:type="dxa" w:w="60"/>
+              <w:bottom w:type="dxa" w:w="50"/>
+              <w:right w:type="dxa" w:w="60"/>
+            </w:tcMar>
+            <w:vAlign w:val="center"/>
+          </w:tcPr>
+          <w:p>
+            <w:pPr>
+              <w:autoSpaceDE w:val="0"/>
+              <w:autoSpaceDN w:val="0"/>
+              <w:spacing w:after="20" w:before="0" w:line="218" w:lineRule="exact"/>
+              <w:jc w:val="center"/>
+            </w:pPr>
+            <w:r>
+              <w:rPr>
+                <w:rFonts w:ascii="맑은 고딕" w:cs="맑은 고딕" w:eastAsia="맑은 고딕" w:hAnsi="맑은 고딕"/>
+                <w:b/>
+                <w:bCs/>
+                <w:i w:val="false"/>
+                <w:iCs w:val="false"/>
+                <w:sz w:val="16"/>
+                <w:szCs w:val="16"/>
+              </w:rPr>
+              <w:t xml:space="preserve">오리엔탈정공 (부산 강서)</w:t>
+            </w:r>
+          </w:p>
+        </w:tc>
+        <w:tc>
+          <w:tcPr>
+            <w:tcW w:type="dxa" w:w="7696"/>
+            <w:tcMar>
+              <w:top w:type="dxa" w:w="50"/>
+              <w:left w:type="dxa" w:w="60"/>
+              <w:bottom w:type="dxa" w:w="50"/>
+              <w:right w:type="dxa" w:w="60"/>
+            </w:tcMar>
+            <w:vAlign w:val="center"/>
+          </w:tcPr>
+          <w:p>
+            <w:pPr>
+              <w:autoSpaceDE w:val="0"/>
+              <w:autoSpaceDN w:val="0"/>
+              <w:spacing w:after="20" w:before="0" w:line="218" w:lineRule="exact"/>
+              <w:jc w:val="left"/>
+            </w:pPr>
+            <w:r>
+              <w:rPr>
+                <w:rFonts w:ascii="맑은 고딕" w:cs="맑은 고딕" w:eastAsia="맑은 고딕" w:hAnsi="맑은 고딕"/>
+                <w:b w:val="false"/>
+                <w:bCs w:val="false"/>
+                <w:i w:val="false"/>
+                <w:iCs w:val="false"/>
+                <w:sz w:val="16"/>
+                <w:szCs w:val="16"/>
+              </w:rPr>
+              <w:t xml:space="preserve">부울경 근무 학사 신입 공고를 찾지 못함</w:t>
+            </w:r>
+          </w:p>
+        </w:tc>
+      </w:tr>
+      <w:tr>
+        <w:trPr>
+          <w:cantSplit/>
+          <w:tblHeader w:val="false"/>
+        </w:trPr>
+        <w:tc>
+          <w:tcPr>
+            <w:tcW w:type="dxa" w:w="2170"/>
+            <w:shd w:fill="DEEAF6" w:color="auto" w:val="clear"/>
+            <w:tcMar>
+              <w:top w:type="dxa" w:w="50"/>
+              <w:left w:type="dxa" w:w="60"/>
+              <w:bottom w:type="dxa" w:w="50"/>
+              <w:right w:type="dxa" w:w="60"/>
+            </w:tcMar>
+            <w:vAlign w:val="center"/>
+          </w:tcPr>
+          <w:p>
+            <w:pPr>
+              <w:autoSpaceDE w:val="0"/>
+              <w:autoSpaceDN w:val="0"/>
+              <w:spacing w:after="20" w:before="0" w:line="218" w:lineRule="exact"/>
+              <w:jc w:val="center"/>
+            </w:pPr>
+            <w:r>
+              <w:rPr>
+                <w:rFonts w:ascii="맑은 고딕" w:cs="맑은 고딕" w:eastAsia="맑은 고딕" w:hAnsi="맑은 고딕"/>
+                <w:b/>
+                <w:bCs/>
+                <w:i w:val="false"/>
+                <w:iCs w:val="false"/>
+                <w:sz w:val="16"/>
+                <w:szCs w:val="16"/>
+              </w:rPr>
               <w:t xml:space="preserve">윌로펌프 (부산 강서)</w:t>
             </w:r>
           </w:p>
-        </w:tc>
-        <w:tc>
-          <w:tcPr>
-            <w:tcW w:type="dxa" w:w="986"/>
+          <w:p>
+            <w:pPr>
+              <w:autoSpaceDE w:val="0"/>
+              <w:autoSpaceDN w:val="0"/>
+              <w:spacing w:after="20" w:before="0" w:line="218" w:lineRule="exact"/>
+              <w:jc w:val="center"/>
+            </w:pPr>
+            <w:r>
+              <w:rPr>
+                <w:rFonts w:ascii="맑은 고딕" w:cs="맑은 고딕" w:eastAsia="맑은 고딕" w:hAnsi="맑은 고딕"/>
+                <w:b/>
+                <w:bCs/>
+                <w:i w:val="false"/>
+                <w:iCs w:val="false"/>
+                <w:sz w:val="16"/>
+                <w:szCs w:val="16"/>
+              </w:rPr>
+              <w:t xml:space="preserve">대체 후보였음</w:t>
+            </w:r>
+          </w:p>
+        </w:tc>
+        <w:tc>
+          <w:tcPr>
+            <w:tcW w:type="dxa" w:w="7696"/>
             <w:tcMar>
               <w:top w:type="dxa" w:w="50"/>
               <w:left w:type="dxa" w:w="60"/>
@@ -29646,13 +31040,20 @@
                 <w:sz w:val="16"/>
                 <w:szCs w:val="16"/>
               </w:rPr>
-              <w:t xml:space="preserve">대체 후보</w:t>
-            </w:r>
-          </w:p>
-        </w:tc>
-        <w:tc>
-          <w:tcPr>
-            <w:tcW w:type="dxa" w:w="6018"/>
+              <w:t xml:space="preserve">평판은 적합하나 최근 공고가 모두 경력직(요약란은 ‘경력무관’, 본문 자격은 경력 4~10년 등) [42]</w:t>
+            </w:r>
+          </w:p>
+        </w:tc>
+      </w:tr>
+      <w:tr>
+        <w:trPr>
+          <w:cantSplit/>
+          <w:tblHeader w:val="false"/>
+        </w:trPr>
+        <w:tc>
+          <w:tcPr>
+            <w:tcW w:type="dxa" w:w="2170"/>
+            <w:shd w:fill="DEEAF6" w:color="auto" w:val="clear"/>
             <w:tcMar>
               <w:top w:type="dxa" w:w="50"/>
               <w:left w:type="dxa" w:w="60"/>
@@ -29666,37 +31067,25 @@
               <w:autoSpaceDE w:val="0"/>
               <w:autoSpaceDN w:val="0"/>
               <w:spacing w:after="20" w:before="0" w:line="218" w:lineRule="exact"/>
-              <w:jc w:val="left"/>
-            </w:pPr>
-            <w:r>
-              <w:rPr>
-                <w:rFonts w:ascii="맑은 고딕" w:cs="맑은 고딕" w:eastAsia="맑은 고딕" w:hAnsi="맑은 고딕"/>
-                <w:b/>
-                <w:bCs/>
-                <w:i w:val="false"/>
-                <w:iCs w:val="false"/>
-                <w:sz w:val="16"/>
-                <w:szCs w:val="16"/>
-              </w:rPr>
-              <w:t xml:space="preserve">신입 직무 없음</w:t>
-            </w:r>
-            <w:r>
-              <w:rPr>
-                <w:rFonts w:ascii="맑은 고딕" w:cs="맑은 고딕" w:eastAsia="맑은 고딕" w:hAnsi="맑은 고딕"/>
-                <w:b w:val="false"/>
-                <w:bCs w:val="false"/>
-                <w:i w:val="false"/>
-                <w:iCs w:val="false"/>
-                <w:sz w:val="16"/>
-                <w:szCs w:val="16"/>
-              </w:rPr>
-              <w:t xml:space="preserve"> 평판은 적합했으나 최근 공고가 모두 경력직</w:t>
-            </w:r>
-          </w:p>
-        </w:tc>
-        <w:tc>
-          <w:tcPr>
-            <w:tcW w:type="dxa" w:w="889"/>
+              <w:jc w:val="center"/>
+            </w:pPr>
+            <w:r>
+              <w:rPr>
+                <w:rFonts w:ascii="맑은 고딕" w:cs="맑은 고딕" w:eastAsia="맑은 고딕" w:hAnsi="맑은 고딕"/>
+                <w:b/>
+                <w:bCs/>
+                <w:i w:val="false"/>
+                <w:iCs w:val="false"/>
+                <w:sz w:val="16"/>
+                <w:szCs w:val="16"/>
+              </w:rPr>
+              <w:t xml:space="preserve">조광페인트 (부산 사상)</w:t>
+            </w:r>
+          </w:p>
+        </w:tc>
+        <w:tc>
+          <w:tcPr>
+            <w:tcW w:type="dxa" w:w="7696"/>
             <w:tcMar>
               <w:top w:type="dxa" w:w="50"/>
               <w:left w:type="dxa" w:w="60"/>
@@ -29722,7 +31111,1918 @@
                 <w:sz w:val="16"/>
                 <w:szCs w:val="16"/>
               </w:rPr>
-              <w:t xml:space="preserve">[42]</w:t>
+              <w:t xml:space="preserve">확인한 신입 공고가 고졸 이상 생산직 계약직과 전문학사 이상 영업직뿐이고, 같은 계열에서는 학사 신입 공고가 있는 조광요턴을 대상으로 함</w:t>
+            </w:r>
+          </w:p>
+        </w:tc>
+      </w:tr>
+      <w:tr>
+        <w:trPr>
+          <w:cantSplit/>
+          <w:tblHeader w:val="false"/>
+        </w:trPr>
+        <w:tc>
+          <w:tcPr>
+            <w:tcW w:type="dxa" w:w="2170"/>
+            <w:shd w:fill="DEEAF6" w:color="auto" w:val="clear"/>
+            <w:tcMar>
+              <w:top w:type="dxa" w:w="50"/>
+              <w:left w:type="dxa" w:w="60"/>
+              <w:bottom w:type="dxa" w:w="50"/>
+              <w:right w:type="dxa" w:w="60"/>
+            </w:tcMar>
+            <w:vAlign w:val="center"/>
+          </w:tcPr>
+          <w:p>
+            <w:pPr>
+              <w:autoSpaceDE w:val="0"/>
+              <w:autoSpaceDN w:val="0"/>
+              <w:spacing w:after="20" w:before="0" w:line="218" w:lineRule="exact"/>
+              <w:jc w:val="center"/>
+            </w:pPr>
+            <w:r>
+              <w:rPr>
+                <w:rFonts w:ascii="맑은 고딕" w:cs="맑은 고딕" w:eastAsia="맑은 고딕" w:hAnsi="맑은 고딕"/>
+                <w:b/>
+                <w:bCs/>
+                <w:i w:val="false"/>
+                <w:iCs w:val="false"/>
+                <w:sz w:val="16"/>
+                <w:szCs w:val="16"/>
+              </w:rPr>
+              <w:t xml:space="preserve">한라IMS (부산 강서)</w:t>
+            </w:r>
+          </w:p>
+        </w:tc>
+        <w:tc>
+          <w:tcPr>
+            <w:tcW w:type="dxa" w:w="7696"/>
+            <w:tcMar>
+              <w:top w:type="dxa" w:w="50"/>
+              <w:left w:type="dxa" w:w="60"/>
+              <w:bottom w:type="dxa" w:w="50"/>
+              <w:right w:type="dxa" w:w="60"/>
+            </w:tcMar>
+            <w:vAlign w:val="center"/>
+          </w:tcPr>
+          <w:p>
+            <w:pPr>
+              <w:autoSpaceDE w:val="0"/>
+              <w:autoSpaceDN w:val="0"/>
+              <w:spacing w:after="20" w:before="0" w:line="218" w:lineRule="exact"/>
+              <w:jc w:val="left"/>
+            </w:pPr>
+            <w:r>
+              <w:rPr>
+                <w:rFonts w:ascii="맑은 고딕" w:cs="맑은 고딕" w:eastAsia="맑은 고딕" w:hAnsi="맑은 고딕"/>
+                <w:b w:val="false"/>
+                <w:bCs w:val="false"/>
+                <w:i w:val="false"/>
+                <w:iCs w:val="false"/>
+                <w:sz w:val="16"/>
+                <w:szCs w:val="16"/>
+              </w:rPr>
+              <w:t xml:space="preserve">확인한 채용 공고가 모두 경력직</w:t>
+            </w:r>
+          </w:p>
+        </w:tc>
+      </w:tr>
+      <w:tr>
+        <w:trPr>
+          <w:cantSplit/>
+          <w:tblHeader w:val="false"/>
+        </w:trPr>
+        <w:tc>
+          <w:tcPr>
+            <w:tcW w:type="dxa" w:w="2170"/>
+            <w:shd w:fill="DEEAF6" w:color="auto" w:val="clear"/>
+            <w:tcMar>
+              <w:top w:type="dxa" w:w="50"/>
+              <w:left w:type="dxa" w:w="60"/>
+              <w:bottom w:type="dxa" w:w="50"/>
+              <w:right w:type="dxa" w:w="60"/>
+            </w:tcMar>
+            <w:vAlign w:val="center"/>
+          </w:tcPr>
+          <w:p>
+            <w:pPr>
+              <w:autoSpaceDE w:val="0"/>
+              <w:autoSpaceDN w:val="0"/>
+              <w:spacing w:after="20" w:before="0" w:line="218" w:lineRule="exact"/>
+              <w:jc w:val="center"/>
+            </w:pPr>
+            <w:r>
+              <w:rPr>
+                <w:rFonts w:ascii="맑은 고딕" w:cs="맑은 고딕" w:eastAsia="맑은 고딕" w:hAnsi="맑은 고딕"/>
+                <w:b/>
+                <w:bCs/>
+                <w:i w:val="false"/>
+                <w:iCs w:val="false"/>
+                <w:sz w:val="16"/>
+                <w:szCs w:val="16"/>
+              </w:rPr>
+              <w:t xml:space="preserve">휴롬 (경남 김해)</w:t>
+            </w:r>
+          </w:p>
+        </w:tc>
+        <w:tc>
+          <w:tcPr>
+            <w:tcW w:type="dxa" w:w="7696"/>
+            <w:tcMar>
+              <w:top w:type="dxa" w:w="50"/>
+              <w:left w:type="dxa" w:w="60"/>
+              <w:bottom w:type="dxa" w:w="50"/>
+              <w:right w:type="dxa" w:w="60"/>
+            </w:tcMar>
+            <w:vAlign w:val="center"/>
+          </w:tcPr>
+          <w:p>
+            <w:pPr>
+              <w:autoSpaceDE w:val="0"/>
+              <w:autoSpaceDN w:val="0"/>
+              <w:spacing w:after="20" w:before="0" w:line="218" w:lineRule="exact"/>
+              <w:jc w:val="left"/>
+            </w:pPr>
+            <w:r>
+              <w:rPr>
+                <w:rFonts w:ascii="맑은 고딕" w:cs="맑은 고딕" w:eastAsia="맑은 고딕" w:hAnsi="맑은 고딕"/>
+                <w:b w:val="false"/>
+                <w:bCs w:val="false"/>
+                <w:i w:val="false"/>
+                <w:iCs w:val="false"/>
+                <w:sz w:val="16"/>
+                <w:szCs w:val="16"/>
+              </w:rPr>
+              <w:t xml:space="preserve">휴롬 명의의 학사 신입 공고를 찾지 못함(관계사 명의의 전문학사 이상 공고 1건뿐)</w:t>
+            </w:r>
+          </w:p>
+        </w:tc>
+      </w:tr>
+      <w:tr>
+        <w:trPr>
+          <w:cantSplit/>
+          <w:tblHeader w:val="false"/>
+        </w:trPr>
+        <w:tc>
+          <w:tcPr>
+            <w:tcW w:type="dxa" w:w="9866"/>
+            <w:gridSpan w:val="2"/>
+            <w:shd w:fill="F2F2F2" w:color="auto" w:val="clear"/>
+            <w:tcMar>
+              <w:top w:type="dxa" w:w="50"/>
+              <w:left w:type="dxa" w:w="60"/>
+              <w:bottom w:type="dxa" w:w="50"/>
+              <w:right w:type="dxa" w:w="60"/>
+            </w:tcMar>
+            <w:vAlign w:val="center"/>
+          </w:tcPr>
+          <w:p>
+            <w:pPr>
+              <w:keepNext/>
+              <w:autoSpaceDE w:val="0"/>
+              <w:autoSpaceDN w:val="0"/>
+              <w:spacing w:after="20" w:before="0" w:line="218" w:lineRule="exact"/>
+              <w:jc w:val="left"/>
+            </w:pPr>
+            <w:r>
+              <w:rPr>
+                <w:rFonts w:ascii="맑은 고딕" w:cs="맑은 고딕" w:eastAsia="맑은 고딕" w:hAnsi="맑은 고딕"/>
+                <w:b/>
+                <w:bCs/>
+                <w:i w:val="false"/>
+                <w:iCs w:val="false"/>
+                <w:sz w:val="16"/>
+                <w:szCs w:val="16"/>
+              </w:rPr>
+              <w:t xml:space="preserve">같은 기업집단 (4곳) — 집단마다 1곳만 대상</w:t>
+            </w:r>
+          </w:p>
+        </w:tc>
+      </w:tr>
+      <w:tr>
+        <w:trPr>
+          <w:cantSplit/>
+          <w:tblHeader w:val="false"/>
+        </w:trPr>
+        <w:tc>
+          <w:tcPr>
+            <w:tcW w:type="dxa" w:w="2170"/>
+            <w:shd w:fill="DEEAF6" w:color="auto" w:val="clear"/>
+            <w:tcMar>
+              <w:top w:type="dxa" w:w="50"/>
+              <w:left w:type="dxa" w:w="60"/>
+              <w:bottom w:type="dxa" w:w="50"/>
+              <w:right w:type="dxa" w:w="60"/>
+            </w:tcMar>
+            <w:vAlign w:val="center"/>
+          </w:tcPr>
+          <w:p>
+            <w:pPr>
+              <w:autoSpaceDE w:val="0"/>
+              <w:autoSpaceDN w:val="0"/>
+              <w:spacing w:after="20" w:before="0" w:line="218" w:lineRule="exact"/>
+              <w:jc w:val="center"/>
+            </w:pPr>
+            <w:r>
+              <w:rPr>
+                <w:rFonts w:ascii="맑은 고딕" w:cs="맑은 고딕" w:eastAsia="맑은 고딕" w:hAnsi="맑은 고딕"/>
+                <w:b/>
+                <w:bCs/>
+                <w:i w:val="false"/>
+                <w:iCs w:val="false"/>
+                <w:sz w:val="16"/>
+                <w:szCs w:val="16"/>
+              </w:rPr>
+              <w:t xml:space="preserve">동화뉴텍 (부산 강서)</w:t>
+            </w:r>
+          </w:p>
+        </w:tc>
+        <w:tc>
+          <w:tcPr>
+            <w:tcW w:type="dxa" w:w="7696"/>
+            <w:tcMar>
+              <w:top w:type="dxa" w:w="50"/>
+              <w:left w:type="dxa" w:w="60"/>
+              <w:bottom w:type="dxa" w:w="50"/>
+              <w:right w:type="dxa" w:w="60"/>
+            </w:tcMar>
+            <w:vAlign w:val="center"/>
+          </w:tcPr>
+          <w:p>
+            <w:pPr>
+              <w:autoSpaceDE w:val="0"/>
+              <w:autoSpaceDN w:val="0"/>
+              <w:spacing w:after="20" w:before="0" w:line="218" w:lineRule="exact"/>
+              <w:jc w:val="left"/>
+            </w:pPr>
+            <w:r>
+              <w:rPr>
+                <w:rFonts w:ascii="맑은 고딕" w:cs="맑은 고딕" w:eastAsia="맑은 고딕" w:hAnsi="맑은 고딕"/>
+                <w:b w:val="false"/>
+                <w:bCs w:val="false"/>
+                <w:i w:val="false"/>
+                <w:iCs w:val="false"/>
+                <w:sz w:val="16"/>
+                <w:szCs w:val="16"/>
+              </w:rPr>
+              <w:t xml:space="preserve">대상 동화엔텍의 100% 종속회사</w:t>
+            </w:r>
+          </w:p>
+        </w:tc>
+      </w:tr>
+      <w:tr>
+        <w:trPr>
+          <w:cantSplit/>
+          <w:tblHeader w:val="false"/>
+        </w:trPr>
+        <w:tc>
+          <w:tcPr>
+            <w:tcW w:type="dxa" w:w="2170"/>
+            <w:shd w:fill="DEEAF6" w:color="auto" w:val="clear"/>
+            <w:tcMar>
+              <w:top w:type="dxa" w:w="50"/>
+              <w:left w:type="dxa" w:w="60"/>
+              <w:bottom w:type="dxa" w:w="50"/>
+              <w:right w:type="dxa" w:w="60"/>
+            </w:tcMar>
+            <w:vAlign w:val="center"/>
+          </w:tcPr>
+          <w:p>
+            <w:pPr>
+              <w:autoSpaceDE w:val="0"/>
+              <w:autoSpaceDN w:val="0"/>
+              <w:spacing w:after="20" w:before="0" w:line="218" w:lineRule="exact"/>
+              <w:jc w:val="center"/>
+            </w:pPr>
+            <w:r>
+              <w:rPr>
+                <w:rFonts w:ascii="맑은 고딕" w:cs="맑은 고딕" w:eastAsia="맑은 고딕" w:hAnsi="맑은 고딕"/>
+                <w:b/>
+                <w:bCs/>
+                <w:i w:val="false"/>
+                <w:iCs w:val="false"/>
+                <w:sz w:val="16"/>
+                <w:szCs w:val="16"/>
+              </w:rPr>
+              <w:t xml:space="preserve">화승네트웍스 (부산 연제)</w:t>
+            </w:r>
+          </w:p>
+        </w:tc>
+        <w:tc>
+          <w:tcPr>
+            <w:tcW w:type="dxa" w:w="7696"/>
+            <w:tcMar>
+              <w:top w:type="dxa" w:w="50"/>
+              <w:left w:type="dxa" w:w="60"/>
+              <w:bottom w:type="dxa" w:w="50"/>
+              <w:right w:type="dxa" w:w="60"/>
+            </w:tcMar>
+            <w:vAlign w:val="center"/>
+          </w:tcPr>
+          <w:p>
+            <w:pPr>
+              <w:autoSpaceDE w:val="0"/>
+              <w:autoSpaceDN w:val="0"/>
+              <w:spacing w:after="20" w:before="0" w:line="218" w:lineRule="exact"/>
+              <w:jc w:val="left"/>
+            </w:pPr>
+            <w:r>
+              <w:rPr>
+                <w:rFonts w:ascii="맑은 고딕" w:cs="맑은 고딕" w:eastAsia="맑은 고딕" w:hAnsi="맑은 고딕"/>
+                <w:b w:val="false"/>
+                <w:bCs w:val="false"/>
+                <w:i w:val="false"/>
+                <w:iCs w:val="false"/>
+                <w:sz w:val="16"/>
+                <w:szCs w:val="16"/>
+              </w:rPr>
+              <w:t xml:space="preserve">화승코퍼레이션의 100% 자회사(무역·조달)</w:t>
+            </w:r>
+          </w:p>
+        </w:tc>
+      </w:tr>
+      <w:tr>
+        <w:trPr>
+          <w:cantSplit/>
+          <w:tblHeader w:val="false"/>
+        </w:trPr>
+        <w:tc>
+          <w:tcPr>
+            <w:tcW w:type="dxa" w:w="2170"/>
+            <w:shd w:fill="DEEAF6" w:color="auto" w:val="clear"/>
+            <w:tcMar>
+              <w:top w:type="dxa" w:w="50"/>
+              <w:left w:type="dxa" w:w="60"/>
+              <w:bottom w:type="dxa" w:w="50"/>
+              <w:right w:type="dxa" w:w="60"/>
+            </w:tcMar>
+            <w:vAlign w:val="center"/>
+          </w:tcPr>
+          <w:p>
+            <w:pPr>
+              <w:autoSpaceDE w:val="0"/>
+              <w:autoSpaceDN w:val="0"/>
+              <w:spacing w:after="20" w:before="0" w:line="218" w:lineRule="exact"/>
+              <w:jc w:val="center"/>
+            </w:pPr>
+            <w:r>
+              <w:rPr>
+                <w:rFonts w:ascii="맑은 고딕" w:cs="맑은 고딕" w:eastAsia="맑은 고딕" w:hAnsi="맑은 고딕"/>
+                <w:b/>
+                <w:bCs/>
+                <w:i w:val="false"/>
+                <w:iCs w:val="false"/>
+                <w:sz w:val="16"/>
+                <w:szCs w:val="16"/>
+              </w:rPr>
+              <w:t xml:space="preserve">넥센 (경남 김해)</w:t>
+            </w:r>
+          </w:p>
+        </w:tc>
+        <w:tc>
+          <w:tcPr>
+            <w:tcW w:type="dxa" w:w="7696"/>
+            <w:tcMar>
+              <w:top w:type="dxa" w:w="50"/>
+              <w:left w:type="dxa" w:w="60"/>
+              <w:bottom w:type="dxa" w:w="50"/>
+              <w:right w:type="dxa" w:w="60"/>
+            </w:tcMar>
+            <w:vAlign w:val="center"/>
+          </w:tcPr>
+          <w:p>
+            <w:pPr>
+              <w:autoSpaceDE w:val="0"/>
+              <w:autoSpaceDN w:val="0"/>
+              <w:spacing w:after="20" w:before="0" w:line="218" w:lineRule="exact"/>
+              <w:jc w:val="left"/>
+            </w:pPr>
+            <w:r>
+              <w:rPr>
+                <w:rFonts w:ascii="맑은 고딕" w:cs="맑은 고딕" w:eastAsia="맑은 고딕" w:hAnsi="맑은 고딕"/>
+                <w:b w:val="false"/>
+                <w:bCs w:val="false"/>
+                <w:i w:val="false"/>
+                <w:iCs w:val="false"/>
+                <w:sz w:val="16"/>
+                <w:szCs w:val="16"/>
+              </w:rPr>
+              <w:t xml:space="preserve">대상 넥센타이어의 지배회사(지분 46.48%). 직원 평가도 넥센타이어보다 낮음(2.4점·37% 대 2.8점·45%) [34]</w:t>
+            </w:r>
+          </w:p>
+        </w:tc>
+      </w:tr>
+      <w:tr>
+        <w:trPr>
+          <w:cantSplit/>
+          <w:tblHeader w:val="false"/>
+        </w:trPr>
+        <w:tc>
+          <w:tcPr>
+            <w:tcW w:type="dxa" w:w="2170"/>
+            <w:shd w:fill="DEEAF6" w:color="auto" w:val="clear"/>
+            <w:tcMar>
+              <w:top w:type="dxa" w:w="50"/>
+              <w:left w:type="dxa" w:w="60"/>
+              <w:bottom w:type="dxa" w:w="50"/>
+              <w:right w:type="dxa" w:w="60"/>
+            </w:tcMar>
+            <w:vAlign w:val="center"/>
+          </w:tcPr>
+          <w:p>
+            <w:pPr>
+              <w:autoSpaceDE w:val="0"/>
+              <w:autoSpaceDN w:val="0"/>
+              <w:spacing w:after="20" w:before="0" w:line="218" w:lineRule="exact"/>
+              <w:jc w:val="center"/>
+            </w:pPr>
+            <w:r>
+              <w:rPr>
+                <w:rFonts w:ascii="맑은 고딕" w:cs="맑은 고딕" w:eastAsia="맑은 고딕" w:hAnsi="맑은 고딕"/>
+                <w:b/>
+                <w:bCs/>
+                <w:i w:val="false"/>
+                <w:iCs w:val="false"/>
+                <w:sz w:val="16"/>
+                <w:szCs w:val="16"/>
+              </w:rPr>
+              <w:t xml:space="preserve">화승R&amp;A (경남 양산)</w:t>
+            </w:r>
+          </w:p>
+        </w:tc>
+        <w:tc>
+          <w:tcPr>
+            <w:tcW w:type="dxa" w:w="7696"/>
+            <w:tcMar>
+              <w:top w:type="dxa" w:w="50"/>
+              <w:left w:type="dxa" w:w="60"/>
+              <w:bottom w:type="dxa" w:w="50"/>
+              <w:right w:type="dxa" w:w="60"/>
+            </w:tcMar>
+            <w:vAlign w:val="center"/>
+          </w:tcPr>
+          <w:p>
+            <w:pPr>
+              <w:autoSpaceDE w:val="0"/>
+              <w:autoSpaceDN w:val="0"/>
+              <w:spacing w:after="20" w:before="0" w:line="218" w:lineRule="exact"/>
+              <w:jc w:val="left"/>
+            </w:pPr>
+            <w:r>
+              <w:rPr>
+                <w:rFonts w:ascii="맑은 고딕" w:cs="맑은 고딕" w:eastAsia="맑은 고딕" w:hAnsi="맑은 고딕"/>
+                <w:b w:val="false"/>
+                <w:bCs w:val="false"/>
+                <w:i w:val="false"/>
+                <w:iCs w:val="false"/>
+                <w:sz w:val="16"/>
+                <w:szCs w:val="16"/>
+              </w:rPr>
+              <w:t xml:space="preserve">화승코퍼레이션이 지배하는 같은 집단 회사로, 지배회사보다 직원 평가(2.6점 대 2.9점)와 신입 근거가 약함 [34]</w:t>
+            </w:r>
+          </w:p>
+        </w:tc>
+      </w:tr>
+      <w:tr>
+        <w:trPr>
+          <w:cantSplit/>
+          <w:tblHeader w:val="false"/>
+        </w:trPr>
+        <w:tc>
+          <w:tcPr>
+            <w:tcW w:type="dxa" w:w="9866"/>
+            <w:gridSpan w:val="2"/>
+            <w:shd w:fill="FFF2CC" w:color="auto" w:val="clear"/>
+            <w:tcMar>
+              <w:top w:type="dxa" w:w="50"/>
+              <w:left w:type="dxa" w:w="60"/>
+              <w:bottom w:type="dxa" w:w="50"/>
+              <w:right w:type="dxa" w:w="60"/>
+            </w:tcMar>
+            <w:vAlign w:val="center"/>
+          </w:tcPr>
+          <w:p>
+            <w:pPr>
+              <w:keepNext/>
+              <w:autoSpaceDE w:val="0"/>
+              <w:autoSpaceDN w:val="0"/>
+              <w:spacing w:after="20" w:before="0" w:line="218" w:lineRule="exact"/>
+              <w:jc w:val="left"/>
+            </w:pPr>
+            <w:r>
+              <w:rPr>
+                <w:rFonts w:ascii="맑은 고딕" w:cs="맑은 고딕" w:eastAsia="맑은 고딕" w:hAnsi="맑은 고딕"/>
+                <w:b/>
+                <w:bCs/>
+                <w:i w:val="false"/>
+                <w:iCs w:val="false"/>
+                <w:sz w:val="16"/>
+                <w:szCs w:val="16"/>
+              </w:rPr>
+              <w:t xml:space="preserve">예비후보·비교 열위 (15곳) — 관문은 지났거나 확인이 남았으나 현재 대상보다 낫지 않음</w:t>
+            </w:r>
+          </w:p>
+        </w:tc>
+      </w:tr>
+      <w:tr>
+        <w:trPr>
+          <w:cantSplit/>
+          <w:tblHeader w:val="false"/>
+        </w:trPr>
+        <w:tc>
+          <w:tcPr>
+            <w:tcW w:type="dxa" w:w="2170"/>
+            <w:shd w:fill="DEEAF6" w:color="auto" w:val="clear"/>
+            <w:tcMar>
+              <w:top w:type="dxa" w:w="50"/>
+              <w:left w:type="dxa" w:w="60"/>
+              <w:bottom w:type="dxa" w:w="50"/>
+              <w:right w:type="dxa" w:w="60"/>
+            </w:tcMar>
+            <w:vAlign w:val="center"/>
+          </w:tcPr>
+          <w:p>
+            <w:pPr>
+              <w:autoSpaceDE w:val="0"/>
+              <w:autoSpaceDN w:val="0"/>
+              <w:spacing w:after="20" w:before="0" w:line="218" w:lineRule="exact"/>
+              <w:jc w:val="center"/>
+            </w:pPr>
+            <w:r>
+              <w:rPr>
+                <w:rFonts w:ascii="맑은 고딕" w:cs="맑은 고딕" w:eastAsia="맑은 고딕" w:hAnsi="맑은 고딕"/>
+                <w:b/>
+                <w:bCs/>
+                <w:i w:val="false"/>
+                <w:iCs w:val="false"/>
+                <w:sz w:val="16"/>
+                <w:szCs w:val="16"/>
+              </w:rPr>
+              <w:t xml:space="preserve">덕산하이메탈 (울산 북구)</w:t>
+            </w:r>
+          </w:p>
+        </w:tc>
+        <w:tc>
+          <w:tcPr>
+            <w:tcW w:type="dxa" w:w="7696"/>
+            <w:tcMar>
+              <w:top w:type="dxa" w:w="50"/>
+              <w:left w:type="dxa" w:w="60"/>
+              <w:bottom w:type="dxa" w:w="50"/>
+              <w:right w:type="dxa" w:w="60"/>
+            </w:tcMar>
+            <w:vAlign w:val="center"/>
+          </w:tcPr>
+          <w:p>
+            <w:pPr>
+              <w:autoSpaceDE w:val="0"/>
+              <w:autoSpaceDN w:val="0"/>
+              <w:spacing w:after="20" w:before="0" w:line="218" w:lineRule="exact"/>
+              <w:jc w:val="left"/>
+            </w:pPr>
+            <w:r>
+              <w:rPr>
+                <w:rFonts w:ascii="맑은 고딕" w:cs="맑은 고딕" w:eastAsia="맑은 고딕" w:hAnsi="맑은 고딕"/>
+                <w:b w:val="false"/>
+                <w:bCs w:val="false"/>
+                <w:i w:val="false"/>
+                <w:iCs w:val="false"/>
+                <w:sz w:val="16"/>
+                <w:szCs w:val="16"/>
+              </w:rPr>
+              <w:t xml:space="preserve">결격 사유는 확인되지 않았으나 같은 울산의 송원산업보다 직원 평가가 낮음(평점 2.6점·추천율 45% 대 3.8점·62%, 리뷰 각 106건) → 예비후보 [34]</w:t>
+            </w:r>
+          </w:p>
+        </w:tc>
+      </w:tr>
+      <w:tr>
+        <w:trPr>
+          <w:cantSplit/>
+          <w:tblHeader w:val="false"/>
+        </w:trPr>
+        <w:tc>
+          <w:tcPr>
+            <w:tcW w:type="dxa" w:w="2170"/>
+            <w:shd w:fill="DEEAF6" w:color="auto" w:val="clear"/>
+            <w:tcMar>
+              <w:top w:type="dxa" w:w="50"/>
+              <w:left w:type="dxa" w:w="60"/>
+              <w:bottom w:type="dxa" w:w="50"/>
+              <w:right w:type="dxa" w:w="60"/>
+            </w:tcMar>
+            <w:vAlign w:val="center"/>
+          </w:tcPr>
+          <w:p>
+            <w:pPr>
+              <w:autoSpaceDE w:val="0"/>
+              <w:autoSpaceDN w:val="0"/>
+              <w:spacing w:after="20" w:before="0" w:line="218" w:lineRule="exact"/>
+              <w:jc w:val="center"/>
+            </w:pPr>
+            <w:r>
+              <w:rPr>
+                <w:rFonts w:ascii="맑은 고딕" w:cs="맑은 고딕" w:eastAsia="맑은 고딕" w:hAnsi="맑은 고딕"/>
+                <w:b/>
+                <w:bCs/>
+                <w:i w:val="false"/>
+                <w:iCs w:val="false"/>
+                <w:sz w:val="16"/>
+                <w:szCs w:val="16"/>
+              </w:rPr>
+              <w:t xml:space="preserve">코엔텍 (울산 남구)</w:t>
+            </w:r>
+          </w:p>
+        </w:tc>
+        <w:tc>
+          <w:tcPr>
+            <w:tcW w:type="dxa" w:w="7696"/>
+            <w:tcMar>
+              <w:top w:type="dxa" w:w="50"/>
+              <w:left w:type="dxa" w:w="60"/>
+              <w:bottom w:type="dxa" w:w="50"/>
+              <w:right w:type="dxa" w:w="60"/>
+            </w:tcMar>
+            <w:vAlign w:val="center"/>
+          </w:tcPr>
+          <w:p>
+            <w:pPr>
+              <w:autoSpaceDE w:val="0"/>
+              <w:autoSpaceDN w:val="0"/>
+              <w:spacing w:after="20" w:before="0" w:line="218" w:lineRule="exact"/>
+              <w:jc w:val="left"/>
+            </w:pPr>
+            <w:r>
+              <w:rPr>
+                <w:rFonts w:ascii="맑은 고딕" w:cs="맑은 고딕" w:eastAsia="맑은 고딕" w:hAnsi="맑은 고딕"/>
+                <w:b w:val="false"/>
+                <w:bCs w:val="false"/>
+                <w:i w:val="false"/>
+                <w:iCs w:val="false"/>
+                <w:sz w:val="16"/>
+                <w:szCs w:val="16"/>
+              </w:rPr>
+              <w:t xml:space="preserve">울산 근무 학사 신입 추천채용(2026. 8.)은 있으나 블라인드 리뷰가 10건뿐이라 다른 울산 후보와 직원 평가를 비교할 수 없음(사업보고서상 중소기업)</w:t>
+            </w:r>
+          </w:p>
+        </w:tc>
+      </w:tr>
+      <w:tr>
+        <w:trPr>
+          <w:cantSplit/>
+          <w:tblHeader w:val="false"/>
+        </w:trPr>
+        <w:tc>
+          <w:tcPr>
+            <w:tcW w:type="dxa" w:w="2170"/>
+            <w:shd w:fill="DEEAF6" w:color="auto" w:val="clear"/>
+            <w:tcMar>
+              <w:top w:type="dxa" w:w="50"/>
+              <w:left w:type="dxa" w:w="60"/>
+              <w:bottom w:type="dxa" w:w="50"/>
+              <w:right w:type="dxa" w:w="60"/>
+            </w:tcMar>
+            <w:vAlign w:val="center"/>
+          </w:tcPr>
+          <w:p>
+            <w:pPr>
+              <w:autoSpaceDE w:val="0"/>
+              <w:autoSpaceDN w:val="0"/>
+              <w:spacing w:after="20" w:before="0" w:line="218" w:lineRule="exact"/>
+              <w:jc w:val="center"/>
+            </w:pPr>
+            <w:r>
+              <w:rPr>
+                <w:rFonts w:ascii="맑은 고딕" w:cs="맑은 고딕" w:eastAsia="맑은 고딕" w:hAnsi="맑은 고딕"/>
+                <w:b/>
+                <w:bCs/>
+                <w:i w:val="false"/>
+                <w:iCs w:val="false"/>
+                <w:sz w:val="16"/>
+                <w:szCs w:val="16"/>
+              </w:rPr>
+              <w:t xml:space="preserve">부산신항만 (부산 강서)</w:t>
+            </w:r>
+          </w:p>
+        </w:tc>
+        <w:tc>
+          <w:tcPr>
+            <w:tcW w:type="dxa" w:w="7696"/>
+            <w:tcMar>
+              <w:top w:type="dxa" w:w="50"/>
+              <w:left w:type="dxa" w:w="60"/>
+              <w:bottom w:type="dxa" w:w="50"/>
+              <w:right w:type="dxa" w:w="60"/>
+            </w:tcMar>
+            <w:vAlign w:val="center"/>
+          </w:tcPr>
+          <w:p>
+            <w:pPr>
+              <w:autoSpaceDE w:val="0"/>
+              <w:autoSpaceDN w:val="0"/>
+              <w:spacing w:after="20" w:before="0" w:line="218" w:lineRule="exact"/>
+              <w:jc w:val="left"/>
+            </w:pPr>
+            <w:r>
+              <w:rPr>
+                <w:rFonts w:ascii="맑은 고딕" w:cs="맑은 고딕" w:eastAsia="맑은 고딕" w:hAnsi="맑은 고딕"/>
+                <w:b w:val="false"/>
+                <w:bCs w:val="false"/>
+                <w:i w:val="false"/>
+                <w:iCs w:val="false"/>
+                <w:sz w:val="16"/>
+                <w:szCs w:val="16"/>
+              </w:rPr>
+              <w:t xml:space="preserve">학사 신입 공고와 블라인드 3.4점·62%를 갖췄으나 최대주주가 해외 항만운영사(DP World) 계열이라 ‘대기업 제외’ 해당 여부를 주최 측에 확인 중 → 예비후보 [34]</w:t>
+            </w:r>
+          </w:p>
+        </w:tc>
+      </w:tr>
+      <w:tr>
+        <w:trPr>
+          <w:cantSplit/>
+          <w:tblHeader w:val="false"/>
+        </w:trPr>
+        <w:tc>
+          <w:tcPr>
+            <w:tcW w:type="dxa" w:w="2170"/>
+            <w:shd w:fill="DEEAF6" w:color="auto" w:val="clear"/>
+            <w:tcMar>
+              <w:top w:type="dxa" w:w="50"/>
+              <w:left w:type="dxa" w:w="60"/>
+              <w:bottom w:type="dxa" w:w="50"/>
+              <w:right w:type="dxa" w:w="60"/>
+            </w:tcMar>
+            <w:vAlign w:val="center"/>
+          </w:tcPr>
+          <w:p>
+            <w:pPr>
+              <w:autoSpaceDE w:val="0"/>
+              <w:autoSpaceDN w:val="0"/>
+              <w:spacing w:after="20" w:before="0" w:line="218" w:lineRule="exact"/>
+              <w:jc w:val="center"/>
+            </w:pPr>
+            <w:r>
+              <w:rPr>
+                <w:rFonts w:ascii="맑은 고딕" w:cs="맑은 고딕" w:eastAsia="맑은 고딕" w:hAnsi="맑은 고딕"/>
+                <w:b/>
+                <w:bCs/>
+                <w:i w:val="false"/>
+                <w:iCs w:val="false"/>
+                <w:sz w:val="16"/>
+                <w:szCs w:val="16"/>
+              </w:rPr>
+              <w:t xml:space="preserve">BNK시스템 (부산)</w:t>
+            </w:r>
+          </w:p>
+        </w:tc>
+        <w:tc>
+          <w:tcPr>
+            <w:tcW w:type="dxa" w:w="7696"/>
+            <w:tcMar>
+              <w:top w:type="dxa" w:w="50"/>
+              <w:left w:type="dxa" w:w="60"/>
+              <w:bottom w:type="dxa" w:w="50"/>
+              <w:right w:type="dxa" w:w="60"/>
+            </w:tcMar>
+            <w:vAlign w:val="center"/>
+          </w:tcPr>
+          <w:p>
+            <w:pPr>
+              <w:autoSpaceDE w:val="0"/>
+              <w:autoSpaceDN w:val="0"/>
+              <w:spacing w:after="20" w:before="0" w:line="218" w:lineRule="exact"/>
+              <w:jc w:val="left"/>
+            </w:pPr>
+            <w:r>
+              <w:rPr>
+                <w:rFonts w:ascii="맑은 고딕" w:cs="맑은 고딕" w:eastAsia="맑은 고딕" w:hAnsi="맑은 고딕"/>
+                <w:b w:val="false"/>
+                <w:bCs w:val="false"/>
+                <w:i w:val="false"/>
+                <w:iCs w:val="false"/>
+                <w:sz w:val="16"/>
+                <w:szCs w:val="16"/>
+              </w:rPr>
+              <w:t xml:space="preserve">블라인드 3.0점·62%이나 금융지주 계열이라 ‘대기업 제외’ 해당 여부를 주최 측에 확인 중 → 예비후보 [34]</w:t>
+            </w:r>
+          </w:p>
+        </w:tc>
+      </w:tr>
+      <w:tr>
+        <w:trPr>
+          <w:cantSplit/>
+          <w:tblHeader w:val="false"/>
+        </w:trPr>
+        <w:tc>
+          <w:tcPr>
+            <w:tcW w:type="dxa" w:w="2170"/>
+            <w:shd w:fill="DEEAF6" w:color="auto" w:val="clear"/>
+            <w:tcMar>
+              <w:top w:type="dxa" w:w="50"/>
+              <w:left w:type="dxa" w:w="60"/>
+              <w:bottom w:type="dxa" w:w="50"/>
+              <w:right w:type="dxa" w:w="60"/>
+            </w:tcMar>
+            <w:vAlign w:val="center"/>
+          </w:tcPr>
+          <w:p>
+            <w:pPr>
+              <w:autoSpaceDE w:val="0"/>
+              <w:autoSpaceDN w:val="0"/>
+              <w:spacing w:after="20" w:before="0" w:line="218" w:lineRule="exact"/>
+              <w:jc w:val="center"/>
+            </w:pPr>
+            <w:r>
+              <w:rPr>
+                <w:rFonts w:ascii="맑은 고딕" w:cs="맑은 고딕" w:eastAsia="맑은 고딕" w:hAnsi="맑은 고딕"/>
+                <w:b/>
+                <w:bCs/>
+                <w:i w:val="false"/>
+                <w:iCs w:val="false"/>
+                <w:sz w:val="16"/>
+                <w:szCs w:val="16"/>
+              </w:rPr>
+              <w:t xml:space="preserve">화승코퍼레이션 (부산 연제)</w:t>
+            </w:r>
+          </w:p>
+        </w:tc>
+        <w:tc>
+          <w:tcPr>
+            <w:tcW w:type="dxa" w:w="7696"/>
+            <w:tcMar>
+              <w:top w:type="dxa" w:w="50"/>
+              <w:left w:type="dxa" w:w="60"/>
+              <w:bottom w:type="dxa" w:w="50"/>
+              <w:right w:type="dxa" w:w="60"/>
+            </w:tcMar>
+            <w:vAlign w:val="center"/>
+          </w:tcPr>
+          <w:p>
+            <w:pPr>
+              <w:autoSpaceDE w:val="0"/>
+              <w:autoSpaceDN w:val="0"/>
+              <w:spacing w:after="20" w:before="0" w:line="218" w:lineRule="exact"/>
+              <w:jc w:val="left"/>
+            </w:pPr>
+            <w:r>
+              <w:rPr>
+                <w:rFonts w:ascii="맑은 고딕" w:cs="맑은 고딕" w:eastAsia="맑은 고딕" w:hAnsi="맑은 고딕"/>
+                <w:b w:val="false"/>
+                <w:bCs w:val="false"/>
+                <w:i w:val="false"/>
+                <w:iCs w:val="false"/>
+                <w:sz w:val="16"/>
+                <w:szCs w:val="16"/>
+              </w:rPr>
+              <w:t xml:space="preserve">신입 공고와 블라인드 2.9점·43%를 갖췄으나, 지금 종속회사가 맡은 자동차부품 사업이 입찰담합으로 과징금 315억 원을 받았고(2021. 3.) 직원 평가가 같은 부산의 조광요턴(3.2점·56%)보다 낮아 예비후보 [48][34]</w:t>
+            </w:r>
+          </w:p>
+        </w:tc>
+      </w:tr>
+      <w:tr>
+        <w:trPr>
+          <w:cantSplit/>
+          <w:tblHeader w:val="false"/>
+        </w:trPr>
+        <w:tc>
+          <w:tcPr>
+            <w:tcW w:type="dxa" w:w="2170"/>
+            <w:shd w:fill="DEEAF6" w:color="auto" w:val="clear"/>
+            <w:tcMar>
+              <w:top w:type="dxa" w:w="50"/>
+              <w:left w:type="dxa" w:w="60"/>
+              <w:bottom w:type="dxa" w:w="50"/>
+              <w:right w:type="dxa" w:w="60"/>
+            </w:tcMar>
+            <w:vAlign w:val="center"/>
+          </w:tcPr>
+          <w:p>
+            <w:pPr>
+              <w:autoSpaceDE w:val="0"/>
+              <w:autoSpaceDN w:val="0"/>
+              <w:spacing w:after="20" w:before="0" w:line="218" w:lineRule="exact"/>
+              <w:jc w:val="center"/>
+            </w:pPr>
+            <w:r>
+              <w:rPr>
+                <w:rFonts w:ascii="맑은 고딕" w:cs="맑은 고딕" w:eastAsia="맑은 고딕" w:hAnsi="맑은 고딕"/>
+                <w:b/>
+                <w:bCs/>
+                <w:i w:val="false"/>
+                <w:iCs w:val="false"/>
+                <w:sz w:val="16"/>
+                <w:szCs w:val="16"/>
+              </w:rPr>
+              <w:t xml:space="preserve">SNT모티브 (부산 기장)</w:t>
+            </w:r>
+          </w:p>
+        </w:tc>
+        <w:tc>
+          <w:tcPr>
+            <w:tcW w:type="dxa" w:w="7696"/>
+            <w:tcMar>
+              <w:top w:type="dxa" w:w="50"/>
+              <w:left w:type="dxa" w:w="60"/>
+              <w:bottom w:type="dxa" w:w="50"/>
+              <w:right w:type="dxa" w:w="60"/>
+            </w:tcMar>
+            <w:vAlign w:val="center"/>
+          </w:tcPr>
+          <w:p>
+            <w:pPr>
+              <w:autoSpaceDE w:val="0"/>
+              <w:autoSpaceDN w:val="0"/>
+              <w:spacing w:after="20" w:before="0" w:line="218" w:lineRule="exact"/>
+              <w:jc w:val="left"/>
+            </w:pPr>
+            <w:r>
+              <w:rPr>
+                <w:rFonts w:ascii="맑은 고딕" w:cs="맑은 고딕" w:eastAsia="맑은 고딕" w:hAnsi="맑은 고딕"/>
+                <w:b w:val="false"/>
+                <w:bCs w:val="false"/>
+                <w:i w:val="false"/>
+                <w:iCs w:val="false"/>
+                <w:sz w:val="16"/>
+                <w:szCs w:val="16"/>
+              </w:rPr>
+              <w:t xml:space="preserve">학사 채용연계형 인턴과 블라인드 3.0점·42%를 갖췄으나, 회사가 공시한 사업장 내 인명 사고(2025. 9.)의 경위와 노동부 조사 여부를 확인하지 못해 보류 [49]</w:t>
+            </w:r>
+          </w:p>
+        </w:tc>
+      </w:tr>
+      <w:tr>
+        <w:trPr>
+          <w:cantSplit/>
+          <w:tblHeader w:val="false"/>
+        </w:trPr>
+        <w:tc>
+          <w:tcPr>
+            <w:tcW w:type="dxa" w:w="2170"/>
+            <w:shd w:fill="DEEAF6" w:color="auto" w:val="clear"/>
+            <w:tcMar>
+              <w:top w:type="dxa" w:w="50"/>
+              <w:left w:type="dxa" w:w="60"/>
+              <w:bottom w:type="dxa" w:w="50"/>
+              <w:right w:type="dxa" w:w="60"/>
+            </w:tcMar>
+            <w:vAlign w:val="center"/>
+          </w:tcPr>
+          <w:p>
+            <w:pPr>
+              <w:autoSpaceDE w:val="0"/>
+              <w:autoSpaceDN w:val="0"/>
+              <w:spacing w:after="20" w:before="0" w:line="218" w:lineRule="exact"/>
+              <w:jc w:val="center"/>
+            </w:pPr>
+            <w:r>
+              <w:rPr>
+                <w:rFonts w:ascii="맑은 고딕" w:cs="맑은 고딕" w:eastAsia="맑은 고딕" w:hAnsi="맑은 고딕"/>
+                <w:b/>
+                <w:bCs/>
+                <w:i w:val="false"/>
+                <w:iCs w:val="false"/>
+                <w:sz w:val="16"/>
+                <w:szCs w:val="16"/>
+              </w:rPr>
+              <w:t xml:space="preserve">성우하이텍 (부산 기장)</w:t>
+            </w:r>
+          </w:p>
+        </w:tc>
+        <w:tc>
+          <w:tcPr>
+            <w:tcW w:type="dxa" w:w="7696"/>
+            <w:tcMar>
+              <w:top w:type="dxa" w:w="50"/>
+              <w:left w:type="dxa" w:w="60"/>
+              <w:bottom w:type="dxa" w:w="50"/>
+              <w:right w:type="dxa" w:w="60"/>
+            </w:tcMar>
+            <w:vAlign w:val="center"/>
+          </w:tcPr>
+          <w:p>
+            <w:pPr>
+              <w:autoSpaceDE w:val="0"/>
+              <w:autoSpaceDN w:val="0"/>
+              <w:spacing w:after="20" w:before="0" w:line="218" w:lineRule="exact"/>
+              <w:jc w:val="left"/>
+            </w:pPr>
+            <w:r>
+              <w:rPr>
+                <w:rFonts w:ascii="맑은 고딕" w:cs="맑은 고딕" w:eastAsia="맑은 고딕" w:hAnsi="맑은 고딕"/>
+                <w:b w:val="false"/>
+                <w:bCs w:val="false"/>
+                <w:i w:val="false"/>
+                <w:iCs w:val="false"/>
+                <w:sz w:val="16"/>
+                <w:szCs w:val="16"/>
+              </w:rPr>
+              <w:t xml:space="preserve">하도급법 위반으로 시정명령과 과징금을 받았고(2026. 4.) 직원 평가(2.6점·41%)가 태광후지킨·파나시아보다 낮아 예비후보 [50]</w:t>
+            </w:r>
+          </w:p>
+        </w:tc>
+      </w:tr>
+      <w:tr>
+        <w:trPr>
+          <w:cantSplit/>
+          <w:tblHeader w:val="false"/>
+        </w:trPr>
+        <w:tc>
+          <w:tcPr>
+            <w:tcW w:type="dxa" w:w="2170"/>
+            <w:shd w:fill="DEEAF6" w:color="auto" w:val="clear"/>
+            <w:tcMar>
+              <w:top w:type="dxa" w:w="50"/>
+              <w:left w:type="dxa" w:w="60"/>
+              <w:bottom w:type="dxa" w:w="50"/>
+              <w:right w:type="dxa" w:w="60"/>
+            </w:tcMar>
+            <w:vAlign w:val="center"/>
+          </w:tcPr>
+          <w:p>
+            <w:pPr>
+              <w:autoSpaceDE w:val="0"/>
+              <w:autoSpaceDN w:val="0"/>
+              <w:spacing w:after="20" w:before="0" w:line="218" w:lineRule="exact"/>
+              <w:jc w:val="center"/>
+            </w:pPr>
+            <w:r>
+              <w:rPr>
+                <w:rFonts w:ascii="맑은 고딕" w:cs="맑은 고딕" w:eastAsia="맑은 고딕" w:hAnsi="맑은 고딕"/>
+                <w:b/>
+                <w:bCs/>
+                <w:i w:val="false"/>
+                <w:iCs w:val="false"/>
+                <w:sz w:val="16"/>
+                <w:szCs w:val="16"/>
+              </w:rPr>
+              <w:t xml:space="preserve">동성케미컬 (부산 사하)</w:t>
+            </w:r>
+          </w:p>
+        </w:tc>
+        <w:tc>
+          <w:tcPr>
+            <w:tcW w:type="dxa" w:w="7696"/>
+            <w:tcMar>
+              <w:top w:type="dxa" w:w="50"/>
+              <w:left w:type="dxa" w:w="60"/>
+              <w:bottom w:type="dxa" w:w="50"/>
+              <w:right w:type="dxa" w:w="60"/>
+            </w:tcMar>
+            <w:vAlign w:val="center"/>
+          </w:tcPr>
+          <w:p>
+            <w:pPr>
+              <w:autoSpaceDE w:val="0"/>
+              <w:autoSpaceDN w:val="0"/>
+              <w:spacing w:after="20" w:before="0" w:line="218" w:lineRule="exact"/>
+              <w:jc w:val="left"/>
+            </w:pPr>
+            <w:r>
+              <w:rPr>
+                <w:rFonts w:ascii="맑은 고딕" w:cs="맑은 고딕" w:eastAsia="맑은 고딕" w:hAnsi="맑은 고딕"/>
+                <w:b w:val="false"/>
+                <w:bCs w:val="false"/>
+                <w:i w:val="false"/>
+                <w:iCs w:val="false"/>
+                <w:sz w:val="16"/>
+                <w:szCs w:val="16"/>
+              </w:rPr>
+              <w:t xml:space="preserve">학사 신입 공채와 블라인드 3.1점·60%를 갖췄으나, 부산 1공장 라인 정리로 희망퇴직이 진행됐고(2026. 6.) 종속회사가 회계처리기준 위반으로 증선위 과징금·검찰통보를 받아(2025. 10.) 교체하지 않음 [51]</w:t>
+            </w:r>
+          </w:p>
+        </w:tc>
+      </w:tr>
+      <w:tr>
+        <w:trPr>
+          <w:cantSplit/>
+          <w:tblHeader w:val="false"/>
+        </w:trPr>
+        <w:tc>
+          <w:tcPr>
+            <w:tcW w:type="dxa" w:w="2170"/>
+            <w:shd w:fill="DEEAF6" w:color="auto" w:val="clear"/>
+            <w:tcMar>
+              <w:top w:type="dxa" w:w="50"/>
+              <w:left w:type="dxa" w:w="60"/>
+              <w:bottom w:type="dxa" w:w="50"/>
+              <w:right w:type="dxa" w:w="60"/>
+            </w:tcMar>
+            <w:vAlign w:val="center"/>
+          </w:tcPr>
+          <w:p>
+            <w:pPr>
+              <w:autoSpaceDE w:val="0"/>
+              <w:autoSpaceDN w:val="0"/>
+              <w:spacing w:after="20" w:before="0" w:line="218" w:lineRule="exact"/>
+              <w:jc w:val="center"/>
+            </w:pPr>
+            <w:r>
+              <w:rPr>
+                <w:rFonts w:ascii="맑은 고딕" w:cs="맑은 고딕" w:eastAsia="맑은 고딕" w:hAnsi="맑은 고딕"/>
+                <w:b/>
+                <w:bCs/>
+                <w:i w:val="false"/>
+                <w:iCs w:val="false"/>
+                <w:sz w:val="16"/>
+                <w:szCs w:val="16"/>
+              </w:rPr>
+              <w:t xml:space="preserve">세정 (부산 금정)</w:t>
+            </w:r>
+          </w:p>
+        </w:tc>
+        <w:tc>
+          <w:tcPr>
+            <w:tcW w:type="dxa" w:w="7696"/>
+            <w:tcMar>
+              <w:top w:type="dxa" w:w="50"/>
+              <w:left w:type="dxa" w:w="60"/>
+              <w:bottom w:type="dxa" w:w="50"/>
+              <w:right w:type="dxa" w:w="60"/>
+            </w:tcMar>
+            <w:vAlign w:val="center"/>
+          </w:tcPr>
+          <w:p>
+            <w:pPr>
+              <w:autoSpaceDE w:val="0"/>
+              <w:autoSpaceDN w:val="0"/>
+              <w:spacing w:after="20" w:before="0" w:line="218" w:lineRule="exact"/>
+              <w:jc w:val="left"/>
+            </w:pPr>
+            <w:r>
+              <w:rPr>
+                <w:rFonts w:ascii="맑은 고딕" w:cs="맑은 고딕" w:eastAsia="맑은 고딕" w:hAnsi="맑은 고딕"/>
+                <w:b w:val="false"/>
+                <w:bCs w:val="false"/>
+                <w:i w:val="false"/>
+                <w:iCs w:val="false"/>
+                <w:sz w:val="16"/>
+                <w:szCs w:val="16"/>
+              </w:rPr>
+              <w:t xml:space="preserve">학사 신입 공고는 있으나 블라인드 추천율 37%(평점 2.8점)로 주의 기준(40% 미만)에 해당 [34]</w:t>
+            </w:r>
+          </w:p>
+        </w:tc>
+      </w:tr>
+      <w:tr>
+        <w:trPr>
+          <w:cantSplit/>
+          <w:tblHeader w:val="false"/>
+        </w:trPr>
+        <w:tc>
+          <w:tcPr>
+            <w:tcW w:type="dxa" w:w="2170"/>
+            <w:shd w:fill="DEEAF6" w:color="auto" w:val="clear"/>
+            <w:tcMar>
+              <w:top w:type="dxa" w:w="50"/>
+              <w:left w:type="dxa" w:w="60"/>
+              <w:bottom w:type="dxa" w:w="50"/>
+              <w:right w:type="dxa" w:w="60"/>
+            </w:tcMar>
+            <w:vAlign w:val="center"/>
+          </w:tcPr>
+          <w:p>
+            <w:pPr>
+              <w:autoSpaceDE w:val="0"/>
+              <w:autoSpaceDN w:val="0"/>
+              <w:spacing w:after="20" w:before="0" w:line="218" w:lineRule="exact"/>
+              <w:jc w:val="center"/>
+            </w:pPr>
+            <w:r>
+              <w:rPr>
+                <w:rFonts w:ascii="맑은 고딕" w:cs="맑은 고딕" w:eastAsia="맑은 고딕" w:hAnsi="맑은 고딕"/>
+                <w:b/>
+                <w:bCs/>
+                <w:i w:val="false"/>
+                <w:iCs w:val="false"/>
+                <w:sz w:val="16"/>
+                <w:szCs w:val="16"/>
+              </w:rPr>
+              <w:t xml:space="preserve">바이넥스 (부산 사하)</w:t>
+            </w:r>
+          </w:p>
+        </w:tc>
+        <w:tc>
+          <w:tcPr>
+            <w:tcW w:type="dxa" w:w="7696"/>
+            <w:tcMar>
+              <w:top w:type="dxa" w:w="50"/>
+              <w:left w:type="dxa" w:w="60"/>
+              <w:bottom w:type="dxa" w:w="50"/>
+              <w:right w:type="dxa" w:w="60"/>
+            </w:tcMar>
+            <w:vAlign w:val="center"/>
+          </w:tcPr>
+          <w:p>
+            <w:pPr>
+              <w:autoSpaceDE w:val="0"/>
+              <w:autoSpaceDN w:val="0"/>
+              <w:spacing w:after="20" w:before="0" w:line="218" w:lineRule="exact"/>
+              <w:jc w:val="left"/>
+            </w:pPr>
+            <w:r>
+              <w:rPr>
+                <w:rFonts w:ascii="맑은 고딕" w:cs="맑은 고딕" w:eastAsia="맑은 고딕" w:hAnsi="맑은 고딕"/>
+                <w:b w:val="false"/>
+                <w:bCs w:val="false"/>
+                <w:i w:val="false"/>
+                <w:iCs w:val="false"/>
+                <w:sz w:val="16"/>
+                <w:szCs w:val="16"/>
+              </w:rPr>
+              <w:t xml:space="preserve">약사법 위반으로 부산공장 제조업무정지(2022. 12.~2023. 1., 2026. 5.)와 벌금형(2024. 7.)을 받았고 블라인드 추천율 39% [52][34]</w:t>
+            </w:r>
+          </w:p>
+        </w:tc>
+      </w:tr>
+      <w:tr>
+        <w:trPr>
+          <w:cantSplit/>
+          <w:tblHeader w:val="false"/>
+        </w:trPr>
+        <w:tc>
+          <w:tcPr>
+            <w:tcW w:type="dxa" w:w="2170"/>
+            <w:shd w:fill="DEEAF6" w:color="auto" w:val="clear"/>
+            <w:tcMar>
+              <w:top w:type="dxa" w:w="50"/>
+              <w:left w:type="dxa" w:w="60"/>
+              <w:bottom w:type="dxa" w:w="50"/>
+              <w:right w:type="dxa" w:w="60"/>
+            </w:tcMar>
+            <w:vAlign w:val="center"/>
+          </w:tcPr>
+          <w:p>
+            <w:pPr>
+              <w:autoSpaceDE w:val="0"/>
+              <w:autoSpaceDN w:val="0"/>
+              <w:spacing w:after="20" w:before="0" w:line="218" w:lineRule="exact"/>
+              <w:jc w:val="center"/>
+            </w:pPr>
+            <w:r>
+              <w:rPr>
+                <w:rFonts w:ascii="맑은 고딕" w:cs="맑은 고딕" w:eastAsia="맑은 고딕" w:hAnsi="맑은 고딕"/>
+                <w:b/>
+                <w:bCs/>
+                <w:i w:val="false"/>
+                <w:iCs w:val="false"/>
+                <w:sz w:val="16"/>
+                <w:szCs w:val="16"/>
+              </w:rPr>
+              <w:t xml:space="preserve">미창석유공업 (부산 영도)</w:t>
+            </w:r>
+          </w:p>
+        </w:tc>
+        <w:tc>
+          <w:tcPr>
+            <w:tcW w:type="dxa" w:w="7696"/>
+            <w:tcMar>
+              <w:top w:type="dxa" w:w="50"/>
+              <w:left w:type="dxa" w:w="60"/>
+              <w:bottom w:type="dxa" w:w="50"/>
+              <w:right w:type="dxa" w:w="60"/>
+            </w:tcMar>
+            <w:vAlign w:val="center"/>
+          </w:tcPr>
+          <w:p>
+            <w:pPr>
+              <w:autoSpaceDE w:val="0"/>
+              <w:autoSpaceDN w:val="0"/>
+              <w:spacing w:after="20" w:before="0" w:line="218" w:lineRule="exact"/>
+              <w:jc w:val="left"/>
+            </w:pPr>
+            <w:r>
+              <w:rPr>
+                <w:rFonts w:ascii="맑은 고딕" w:cs="맑은 고딕" w:eastAsia="맑은 고딕" w:hAnsi="맑은 고딕"/>
+                <w:b w:val="false"/>
+                <w:bCs w:val="false"/>
+                <w:i w:val="false"/>
+                <w:iCs w:val="false"/>
+                <w:sz w:val="16"/>
+                <w:szCs w:val="16"/>
+              </w:rPr>
+              <w:t xml:space="preserve">학사 신입 공고는 있으나 직원 평가(평점 1.9점, 리뷰 14건)가 부산 대상보다 낮음 [34]</w:t>
+            </w:r>
+          </w:p>
+        </w:tc>
+      </w:tr>
+      <w:tr>
+        <w:trPr>
+          <w:cantSplit/>
+          <w:tblHeader w:val="false"/>
+        </w:trPr>
+        <w:tc>
+          <w:tcPr>
+            <w:tcW w:type="dxa" w:w="2170"/>
+            <w:shd w:fill="DEEAF6" w:color="auto" w:val="clear"/>
+            <w:tcMar>
+              <w:top w:type="dxa" w:w="50"/>
+              <w:left w:type="dxa" w:w="60"/>
+              <w:bottom w:type="dxa" w:w="50"/>
+              <w:right w:type="dxa" w:w="60"/>
+            </w:tcMar>
+            <w:vAlign w:val="center"/>
+          </w:tcPr>
+          <w:p>
+            <w:pPr>
+              <w:autoSpaceDE w:val="0"/>
+              <w:autoSpaceDN w:val="0"/>
+              <w:spacing w:after="20" w:before="0" w:line="218" w:lineRule="exact"/>
+              <w:jc w:val="center"/>
+            </w:pPr>
+            <w:r>
+              <w:rPr>
+                <w:rFonts w:ascii="맑은 고딕" w:cs="맑은 고딕" w:eastAsia="맑은 고딕" w:hAnsi="맑은 고딕"/>
+                <w:b/>
+                <w:bCs/>
+                <w:i w:val="false"/>
+                <w:iCs w:val="false"/>
+                <w:sz w:val="16"/>
+                <w:szCs w:val="16"/>
+              </w:rPr>
+              <w:t xml:space="preserve">씨티알(CTR) (경남 창원)</w:t>
+            </w:r>
+          </w:p>
+        </w:tc>
+        <w:tc>
+          <w:tcPr>
+            <w:tcW w:type="dxa" w:w="7696"/>
+            <w:tcMar>
+              <w:top w:type="dxa" w:w="50"/>
+              <w:left w:type="dxa" w:w="60"/>
+              <w:bottom w:type="dxa" w:w="50"/>
+              <w:right w:type="dxa" w:w="60"/>
+            </w:tcMar>
+            <w:vAlign w:val="center"/>
+          </w:tcPr>
+          <w:p>
+            <w:pPr>
+              <w:autoSpaceDE w:val="0"/>
+              <w:autoSpaceDN w:val="0"/>
+              <w:spacing w:after="20" w:before="0" w:line="218" w:lineRule="exact"/>
+              <w:jc w:val="left"/>
+            </w:pPr>
+            <w:r>
+              <w:rPr>
+                <w:rFonts w:ascii="맑은 고딕" w:cs="맑은 고딕" w:eastAsia="맑은 고딕" w:hAnsi="맑은 고딕"/>
+                <w:b w:val="false"/>
+                <w:bCs w:val="false"/>
+                <w:i w:val="false"/>
+                <w:iCs w:val="false"/>
+                <w:sz w:val="16"/>
+                <w:szCs w:val="16"/>
+              </w:rPr>
+              <w:t xml:space="preserve">결격 사유는 없으나 직원 평가(3.0점·43%, 리뷰 474건)가 경남 대체 자리에 넣은 지엠비코리아·BHI보다 낮아 예비후보 [34]</w:t>
+            </w:r>
+          </w:p>
+        </w:tc>
+      </w:tr>
+      <w:tr>
+        <w:trPr>
+          <w:cantSplit/>
+          <w:tblHeader w:val="false"/>
+        </w:trPr>
+        <w:tc>
+          <w:tcPr>
+            <w:tcW w:type="dxa" w:w="2170"/>
+            <w:shd w:fill="DEEAF6" w:color="auto" w:val="clear"/>
+            <w:tcMar>
+              <w:top w:type="dxa" w:w="50"/>
+              <w:left w:type="dxa" w:w="60"/>
+              <w:bottom w:type="dxa" w:w="50"/>
+              <w:right w:type="dxa" w:w="60"/>
+            </w:tcMar>
+            <w:vAlign w:val="center"/>
+          </w:tcPr>
+          <w:p>
+            <w:pPr>
+              <w:autoSpaceDE w:val="0"/>
+              <w:autoSpaceDN w:val="0"/>
+              <w:spacing w:after="20" w:before="0" w:line="218" w:lineRule="exact"/>
+              <w:jc w:val="center"/>
+            </w:pPr>
+            <w:r>
+              <w:rPr>
+                <w:rFonts w:ascii="맑은 고딕" w:cs="맑은 고딕" w:eastAsia="맑은 고딕" w:hAnsi="맑은 고딕"/>
+                <w:b/>
+                <w:bCs/>
+                <w:i w:val="false"/>
+                <w:iCs w:val="false"/>
+                <w:sz w:val="16"/>
+                <w:szCs w:val="16"/>
+              </w:rPr>
+              <w:t xml:space="preserve">유니크 (경남 김해)</w:t>
+            </w:r>
+          </w:p>
+        </w:tc>
+        <w:tc>
+          <w:tcPr>
+            <w:tcW w:type="dxa" w:w="7696"/>
+            <w:tcMar>
+              <w:top w:type="dxa" w:w="50"/>
+              <w:left w:type="dxa" w:w="60"/>
+              <w:bottom w:type="dxa" w:w="50"/>
+              <w:right w:type="dxa" w:w="60"/>
+            </w:tcMar>
+            <w:vAlign w:val="center"/>
+          </w:tcPr>
+          <w:p>
+            <w:pPr>
+              <w:autoSpaceDE w:val="0"/>
+              <w:autoSpaceDN w:val="0"/>
+              <w:spacing w:after="20" w:before="0" w:line="218" w:lineRule="exact"/>
+              <w:jc w:val="left"/>
+            </w:pPr>
+            <w:r>
+              <w:rPr>
+                <w:rFonts w:ascii="맑은 고딕" w:cs="맑은 고딕" w:eastAsia="맑은 고딕" w:hAnsi="맑은 고딕"/>
+                <w:b w:val="false"/>
+                <w:bCs w:val="false"/>
+                <w:i w:val="false"/>
+                <w:iCs w:val="false"/>
+                <w:sz w:val="16"/>
+                <w:szCs w:val="16"/>
+              </w:rPr>
+              <w:t xml:space="preserve">평판은 적합하나 같은 경남 자동차부품 대상인 지엠비코리아보다 직원 평가가 낮음(2.9점·40% 대 3.3점·63%) [34]</w:t>
+            </w:r>
+          </w:p>
+        </w:tc>
+      </w:tr>
+      <w:tr>
+        <w:trPr>
+          <w:cantSplit/>
+          <w:tblHeader w:val="false"/>
+        </w:trPr>
+        <w:tc>
+          <w:tcPr>
+            <w:tcW w:type="dxa" w:w="2170"/>
+            <w:shd w:fill="DEEAF6" w:color="auto" w:val="clear"/>
+            <w:tcMar>
+              <w:top w:type="dxa" w:w="50"/>
+              <w:left w:type="dxa" w:w="60"/>
+              <w:bottom w:type="dxa" w:w="50"/>
+              <w:right w:type="dxa" w:w="60"/>
+            </w:tcMar>
+            <w:vAlign w:val="center"/>
+          </w:tcPr>
+          <w:p>
+            <w:pPr>
+              <w:autoSpaceDE w:val="0"/>
+              <w:autoSpaceDN w:val="0"/>
+              <w:spacing w:after="20" w:before="0" w:line="218" w:lineRule="exact"/>
+              <w:jc w:val="center"/>
+            </w:pPr>
+            <w:r>
+              <w:rPr>
+                <w:rFonts w:ascii="맑은 고딕" w:cs="맑은 고딕" w:eastAsia="맑은 고딕" w:hAnsi="맑은 고딕"/>
+                <w:b/>
+                <w:bCs/>
+                <w:i w:val="false"/>
+                <w:iCs w:val="false"/>
+                <w:sz w:val="16"/>
+                <w:szCs w:val="16"/>
+              </w:rPr>
+              <w:t xml:space="preserve">송월타올 (경남 양산)</w:t>
+            </w:r>
+          </w:p>
+        </w:tc>
+        <w:tc>
+          <w:tcPr>
+            <w:tcW w:type="dxa" w:w="7696"/>
+            <w:tcMar>
+              <w:top w:type="dxa" w:w="50"/>
+              <w:left w:type="dxa" w:w="60"/>
+              <w:bottom w:type="dxa" w:w="50"/>
+              <w:right w:type="dxa" w:w="60"/>
+            </w:tcMar>
+            <w:vAlign w:val="center"/>
+          </w:tcPr>
+          <w:p>
+            <w:pPr>
+              <w:autoSpaceDE w:val="0"/>
+              <w:autoSpaceDN w:val="0"/>
+              <w:spacing w:after="20" w:before="0" w:line="218" w:lineRule="exact"/>
+              <w:jc w:val="left"/>
+            </w:pPr>
+            <w:r>
+              <w:rPr>
+                <w:rFonts w:ascii="맑은 고딕" w:cs="맑은 고딕" w:eastAsia="맑은 고딕" w:hAnsi="맑은 고딕"/>
+                <w:b w:val="false"/>
+                <w:bCs w:val="false"/>
+                <w:i w:val="false"/>
+                <w:iCs w:val="false"/>
+                <w:sz w:val="16"/>
+                <w:szCs w:val="16"/>
+              </w:rPr>
+              <w:t xml:space="preserve">결격·제재는 확인되지 않았으나 블라인드 리뷰가 23건(평점 2.4점)뿐이라 같은 양산의 넥센타이어보다 직원 평가 근거가 약함 [34]</w:t>
+            </w:r>
+          </w:p>
+        </w:tc>
+      </w:tr>
+      <w:tr>
+        <w:trPr>
+          <w:cantSplit/>
+          <w:tblHeader w:val="false"/>
+        </w:trPr>
+        <w:tc>
+          <w:tcPr>
+            <w:tcW w:type="dxa" w:w="2170"/>
+            <w:shd w:fill="DEEAF6" w:color="auto" w:val="clear"/>
+            <w:tcMar>
+              <w:top w:type="dxa" w:w="50"/>
+              <w:left w:type="dxa" w:w="60"/>
+              <w:bottom w:type="dxa" w:w="50"/>
+              <w:right w:type="dxa" w:w="60"/>
+            </w:tcMar>
+            <w:vAlign w:val="center"/>
+          </w:tcPr>
+          <w:p>
+            <w:pPr>
+              <w:autoSpaceDE w:val="0"/>
+              <w:autoSpaceDN w:val="0"/>
+              <w:spacing w:after="20" w:before="0" w:line="218" w:lineRule="exact"/>
+              <w:jc w:val="center"/>
+            </w:pPr>
+            <w:r>
+              <w:rPr>
+                <w:rFonts w:ascii="맑은 고딕" w:cs="맑은 고딕" w:eastAsia="맑은 고딕" w:hAnsi="맑은 고딕"/>
+                <w:b/>
+                <w:bCs/>
+                <w:i w:val="false"/>
+                <w:iCs w:val="false"/>
+                <w:sz w:val="16"/>
+                <w:szCs w:val="16"/>
+              </w:rPr>
+              <w:t xml:space="preserve">신성델타테크 (경남 창원)</w:t>
+            </w:r>
+          </w:p>
+        </w:tc>
+        <w:tc>
+          <w:tcPr>
+            <w:tcW w:type="dxa" w:w="7696"/>
+            <w:tcMar>
+              <w:top w:type="dxa" w:w="50"/>
+              <w:left w:type="dxa" w:w="60"/>
+              <w:bottom w:type="dxa" w:w="50"/>
+              <w:right w:type="dxa" w:w="60"/>
+            </w:tcMar>
+            <w:vAlign w:val="center"/>
+          </w:tcPr>
+          <w:p>
+            <w:pPr>
+              <w:autoSpaceDE w:val="0"/>
+              <w:autoSpaceDN w:val="0"/>
+              <w:spacing w:after="20" w:before="0" w:line="218" w:lineRule="exact"/>
+              <w:jc w:val="left"/>
+            </w:pPr>
+            <w:r>
+              <w:rPr>
+                <w:rFonts w:ascii="맑은 고딕" w:cs="맑은 고딕" w:eastAsia="맑은 고딕" w:hAnsi="맑은 고딕"/>
+                <w:b w:val="false"/>
+                <w:bCs w:val="false"/>
+                <w:i w:val="false"/>
+                <w:iCs w:val="false"/>
+                <w:sz w:val="16"/>
+                <w:szCs w:val="16"/>
+              </w:rPr>
+              <w:t xml:space="preserve">직원 평가(평점 2.3점·추천율 27%)가 경남 대상보다 낮음 [34]</w:t>
+            </w:r>
+          </w:p>
+        </w:tc>
+      </w:tr>
+      <w:tr>
+        <w:trPr>
+          <w:cantSplit/>
+          <w:tblHeader w:val="false"/>
+        </w:trPr>
+        <w:tc>
+          <w:tcPr>
+            <w:tcW w:type="dxa" w:w="9866"/>
+            <w:gridSpan w:val="2"/>
+            <w:shd w:fill="F2F2F2" w:color="auto" w:val="clear"/>
+            <w:tcMar>
+              <w:top w:type="dxa" w:w="50"/>
+              <w:left w:type="dxa" w:w="60"/>
+              <w:bottom w:type="dxa" w:w="50"/>
+              <w:right w:type="dxa" w:w="60"/>
+            </w:tcMar>
+            <w:vAlign w:val="center"/>
+          </w:tcPr>
+          <w:p>
+            <w:pPr>
+              <w:keepNext/>
+              <w:autoSpaceDE w:val="0"/>
+              <w:autoSpaceDN w:val="0"/>
+              <w:spacing w:after="20" w:before="0" w:line="218" w:lineRule="exact"/>
+              <w:jc w:val="left"/>
+            </w:pPr>
+            <w:r>
+              <w:rPr>
+                <w:rFonts w:ascii="맑은 고딕" w:cs="맑은 고딕" w:eastAsia="맑은 고딕" w:hAnsi="맑은 고딕"/>
+                <w:b/>
+                <w:bCs/>
+                <w:i w:val="false"/>
+                <w:iCs w:val="false"/>
+                <w:sz w:val="16"/>
+                <w:szCs w:val="16"/>
+              </w:rPr>
+              <w:t xml:space="preserve">참고목록 밖 팀 후보 (3곳) — 처음 대상·예비후보 가운데 뺀 곳</w:t>
+            </w:r>
+          </w:p>
+        </w:tc>
+      </w:tr>
+      <w:tr>
+        <w:trPr>
+          <w:cantSplit/>
+          <w:tblHeader w:val="false"/>
+        </w:trPr>
+        <w:tc>
+          <w:tcPr>
+            <w:tcW w:type="dxa" w:w="2170"/>
+            <w:shd w:fill="DEEAF6" w:color="auto" w:val="clear"/>
+            <w:tcMar>
+              <w:top w:type="dxa" w:w="50"/>
+              <w:left w:type="dxa" w:w="60"/>
+              <w:bottom w:type="dxa" w:w="50"/>
+              <w:right w:type="dxa" w:w="60"/>
+            </w:tcMar>
+            <w:vAlign w:val="center"/>
+          </w:tcPr>
+          <w:p>
+            <w:pPr>
+              <w:autoSpaceDE w:val="0"/>
+              <w:autoSpaceDN w:val="0"/>
+              <w:spacing w:after="20" w:before="0" w:line="218" w:lineRule="exact"/>
+              <w:jc w:val="center"/>
+            </w:pPr>
+            <w:r>
+              <w:rPr>
+                <w:rFonts w:ascii="맑은 고딕" w:cs="맑은 고딕" w:eastAsia="맑은 고딕" w:hAnsi="맑은 고딕"/>
+                <w:b/>
+                <w:bCs/>
+                <w:i w:val="false"/>
+                <w:iCs w:val="false"/>
+                <w:sz w:val="16"/>
+                <w:szCs w:val="16"/>
+              </w:rPr>
+              <w:t xml:space="preserve">오토닉스 (부산 해운대)</w:t>
+            </w:r>
+          </w:p>
+          <w:p>
+            <w:pPr>
+              <w:autoSpaceDE w:val="0"/>
+              <w:autoSpaceDN w:val="0"/>
+              <w:spacing w:after="20" w:before="0" w:line="218" w:lineRule="exact"/>
+              <w:jc w:val="center"/>
+            </w:pPr>
+            <w:r>
+              <w:rPr>
+                <w:rFonts w:ascii="맑은 고딕" w:cs="맑은 고딕" w:eastAsia="맑은 고딕" w:hAnsi="맑은 고딕"/>
+                <w:b/>
+                <w:bCs/>
+                <w:i w:val="false"/>
+                <w:iCs w:val="false"/>
+                <w:sz w:val="16"/>
+                <w:szCs w:val="16"/>
+              </w:rPr>
+              <w:t xml:space="preserve">처음 대상</w:t>
+            </w:r>
+          </w:p>
+        </w:tc>
+        <w:tc>
+          <w:tcPr>
+            <w:tcW w:type="dxa" w:w="7696"/>
+            <w:tcMar>
+              <w:top w:type="dxa" w:w="50"/>
+              <w:left w:type="dxa" w:w="60"/>
+              <w:bottom w:type="dxa" w:w="50"/>
+              <w:right w:type="dxa" w:w="60"/>
+            </w:tcMar>
+            <w:vAlign w:val="center"/>
+          </w:tcPr>
+          <w:p>
+            <w:pPr>
+              <w:autoSpaceDE w:val="0"/>
+              <w:autoSpaceDN w:val="0"/>
+              <w:spacing w:after="20" w:before="0" w:line="218" w:lineRule="exact"/>
+              <w:jc w:val="left"/>
+            </w:pPr>
+            <w:r>
+              <w:rPr>
+                <w:rFonts w:ascii="맑은 고딕" w:cs="맑은 고딕" w:eastAsia="맑은 고딕" w:hAnsi="맑은 고딕"/>
+                <w:b w:val="false"/>
+                <w:bCs w:val="false"/>
+                <w:i w:val="false"/>
+                <w:iCs w:val="false"/>
+                <w:sz w:val="16"/>
+                <w:szCs w:val="16"/>
+              </w:rPr>
+              <w:t xml:space="preserve">결격 사유는 확인되지 않았으나 직원 평가가 처음 대상 가운데 가장 낮아(블라인드 평점 2.4점·추천율 35%, 리뷰 301건) 같은 부산의 조광요턴(3.2점·56%)으로 바꾸고 부산 예비 1순위로 둠 [34]</w:t>
+            </w:r>
+          </w:p>
+        </w:tc>
+      </w:tr>
+      <w:tr>
+        <w:trPr>
+          <w:cantSplit/>
+          <w:tblHeader w:val="false"/>
+        </w:trPr>
+        <w:tc>
+          <w:tcPr>
+            <w:tcW w:type="dxa" w:w="2170"/>
+            <w:shd w:fill="DEEAF6" w:color="auto" w:val="clear"/>
+            <w:tcMar>
+              <w:top w:type="dxa" w:w="50"/>
+              <w:left w:type="dxa" w:w="60"/>
+              <w:bottom w:type="dxa" w:w="50"/>
+              <w:right w:type="dxa" w:w="60"/>
+            </w:tcMar>
+            <w:vAlign w:val="center"/>
+          </w:tcPr>
+          <w:p>
+            <w:pPr>
+              <w:autoSpaceDE w:val="0"/>
+              <w:autoSpaceDN w:val="0"/>
+              <w:spacing w:after="20" w:before="0" w:line="218" w:lineRule="exact"/>
+              <w:jc w:val="center"/>
+            </w:pPr>
+            <w:r>
+              <w:rPr>
+                <w:rFonts w:ascii="맑은 고딕" w:cs="맑은 고딕" w:eastAsia="맑은 고딕" w:hAnsi="맑은 고딕"/>
+                <w:b/>
+                <w:bCs/>
+                <w:i w:val="false"/>
+                <w:iCs w:val="false"/>
+                <w:sz w:val="16"/>
+                <w:szCs w:val="16"/>
+              </w:rPr>
+              <w:t xml:space="preserve">동원개발 (부산 수영)</w:t>
+            </w:r>
+          </w:p>
+          <w:p>
+            <w:pPr>
+              <w:autoSpaceDE w:val="0"/>
+              <w:autoSpaceDN w:val="0"/>
+              <w:spacing w:after="20" w:before="0" w:line="218" w:lineRule="exact"/>
+              <w:jc w:val="center"/>
+            </w:pPr>
+            <w:r>
+              <w:rPr>
+                <w:rFonts w:ascii="맑은 고딕" w:cs="맑은 고딕" w:eastAsia="맑은 고딕" w:hAnsi="맑은 고딕"/>
+                <w:b/>
+                <w:bCs/>
+                <w:i w:val="false"/>
+                <w:iCs w:val="false"/>
+                <w:sz w:val="16"/>
+                <w:szCs w:val="16"/>
+              </w:rPr>
+              <w:t xml:space="preserve">예비후보였음</w:t>
+            </w:r>
+          </w:p>
+        </w:tc>
+        <w:tc>
+          <w:tcPr>
+            <w:tcW w:type="dxa" w:w="7696"/>
+            <w:tcMar>
+              <w:top w:type="dxa" w:w="50"/>
+              <w:left w:type="dxa" w:w="60"/>
+              <w:bottom w:type="dxa" w:w="50"/>
+              <w:right w:type="dxa" w:w="60"/>
+            </w:tcMar>
+            <w:vAlign w:val="center"/>
+          </w:tcPr>
+          <w:p>
+            <w:pPr>
+              <w:autoSpaceDE w:val="0"/>
+              <w:autoSpaceDN w:val="0"/>
+              <w:spacing w:after="20" w:before="0" w:line="218" w:lineRule="exact"/>
+              <w:jc w:val="left"/>
+            </w:pPr>
+            <w:r>
+              <w:rPr>
+                <w:rFonts w:ascii="맑은 고딕" w:cs="맑은 고딕" w:eastAsia="맑은 고딕" w:hAnsi="맑은 고딕"/>
+                <w:b/>
+                <w:bCs/>
+                <w:i w:val="false"/>
+                <w:iCs w:val="false"/>
+                <w:sz w:val="16"/>
+                <w:szCs w:val="16"/>
+              </w:rPr>
+              <w:t xml:space="preserve">노동자 사망</w:t>
+            </w:r>
+            <w:r>
+              <w:rPr>
+                <w:rFonts w:ascii="맑은 고딕" w:cs="맑은 고딕" w:eastAsia="맑은 고딕" w:hAnsi="맑은 고딕"/>
+                <w:b w:val="false"/>
+                <w:bCs w:val="false"/>
+                <w:i w:val="false"/>
+                <w:iCs w:val="false"/>
+                <w:sz w:val="16"/>
+                <w:szCs w:val="16"/>
+              </w:rPr>
+              <w:t xml:space="preserve"> 직접 시공한 공사 현장에서 하청 노동자 사망사고 2건(2023. 8., 2025. 12.) [40][41]</w:t>
+            </w:r>
+          </w:p>
+        </w:tc>
+      </w:tr>
+      <w:tr>
+        <w:trPr>
+          <w:cantSplit/>
+          <w:tblHeader w:val="false"/>
+        </w:trPr>
+        <w:tc>
+          <w:tcPr>
+            <w:tcW w:type="dxa" w:w="2170"/>
+            <w:shd w:fill="DEEAF6" w:color="auto" w:val="clear"/>
+            <w:tcMar>
+              <w:top w:type="dxa" w:w="50"/>
+              <w:left w:type="dxa" w:w="60"/>
+              <w:bottom w:type="dxa" w:w="50"/>
+              <w:right w:type="dxa" w:w="60"/>
+            </w:tcMar>
+            <w:vAlign w:val="center"/>
+          </w:tcPr>
+          <w:p>
+            <w:pPr>
+              <w:autoSpaceDE w:val="0"/>
+              <w:autoSpaceDN w:val="0"/>
+              <w:spacing w:after="20" w:before="0" w:line="218" w:lineRule="exact"/>
+              <w:jc w:val="center"/>
+            </w:pPr>
+            <w:r>
+              <w:rPr>
+                <w:rFonts w:ascii="맑은 고딕" w:cs="맑은 고딕" w:eastAsia="맑은 고딕" w:hAnsi="맑은 고딕"/>
+                <w:b/>
+                <w:bCs/>
+                <w:i w:val="false"/>
+                <w:iCs w:val="false"/>
+                <w:sz w:val="16"/>
+                <w:szCs w:val="16"/>
+              </w:rPr>
+              <w:t xml:space="preserve">한국카본 (경남 밀양)</w:t>
+            </w:r>
+          </w:p>
+          <w:p>
+            <w:pPr>
+              <w:autoSpaceDE w:val="0"/>
+              <w:autoSpaceDN w:val="0"/>
+              <w:spacing w:after="20" w:before="0" w:line="218" w:lineRule="exact"/>
+              <w:jc w:val="center"/>
+            </w:pPr>
+            <w:r>
+              <w:rPr>
+                <w:rFonts w:ascii="맑은 고딕" w:cs="맑은 고딕" w:eastAsia="맑은 고딕" w:hAnsi="맑은 고딕"/>
+                <w:b/>
+                <w:bCs/>
+                <w:i w:val="false"/>
+                <w:iCs w:val="false"/>
+                <w:sz w:val="16"/>
+                <w:szCs w:val="16"/>
+              </w:rPr>
+              <w:t xml:space="preserve">처음 대상</w:t>
+            </w:r>
+          </w:p>
+        </w:tc>
+        <w:tc>
+          <w:tcPr>
+            <w:tcW w:type="dxa" w:w="7696"/>
+            <w:tcMar>
+              <w:top w:type="dxa" w:w="50"/>
+              <w:left w:type="dxa" w:w="60"/>
+              <w:bottom w:type="dxa" w:w="50"/>
+              <w:right w:type="dxa" w:w="60"/>
+            </w:tcMar>
+            <w:vAlign w:val="center"/>
+          </w:tcPr>
+          <w:p>
+            <w:pPr>
+              <w:autoSpaceDE w:val="0"/>
+              <w:autoSpaceDN w:val="0"/>
+              <w:spacing w:after="20" w:before="0" w:line="218" w:lineRule="exact"/>
+              <w:jc w:val="left"/>
+            </w:pPr>
+            <w:r>
+              <w:rPr>
+                <w:rFonts w:ascii="맑은 고딕" w:cs="맑은 고딕" w:eastAsia="맑은 고딕" w:hAnsi="맑은 고딕"/>
+                <w:b/>
+                <w:bCs/>
+                <w:i w:val="false"/>
+                <w:iCs w:val="false"/>
+                <w:sz w:val="16"/>
+                <w:szCs w:val="16"/>
+              </w:rPr>
+              <w:t xml:space="preserve">노동자 사망</w:t>
+            </w:r>
+            <w:r>
+              <w:rPr>
+                <w:rFonts w:ascii="맑은 고딕" w:cs="맑은 고딕" w:eastAsia="맑은 고딕" w:hAnsi="맑은 고딕"/>
+                <w:b w:val="false"/>
+                <w:bCs w:val="false"/>
+                <w:i w:val="false"/>
+                <w:iCs w:val="false"/>
+                <w:sz w:val="16"/>
+                <w:szCs w:val="16"/>
+              </w:rPr>
+              <w:t xml:space="preserve"> 밀양 공장 폭발 사고로 노동자 2명 사망(2022. 12.). 직원 평가도 기준 미달(평점 2.0점·추천율 22%) [38][34]</w:t>
             </w:r>
           </w:p>
         </w:tc>
@@ -29746,7 +33046,7 @@
           <w:sz w:val="17"/>
           <w:szCs w:val="17"/>
         </w:rPr>
-        <w:t xml:space="preserve">제외는 연구팀 기준(Ⅳ-2)을 적용한 결과이며 기업 전체를 평가한 것이 아니다. 사실관계는 자료 기준일(2026. 10. 18.) 이후 달라질 수 있고, 수사·재판이 끝나지 않은 사안은 결론을 단정하지 않는다. 블라인드 수치는 공개된 평균 평점·추천율·리뷰 수만 적었다.</w:t>
+        <w:t xml:space="preserve">제외는 연구팀 기준(Ⅳ-2)을 적용한 결과이며 기업 전체를 평가한 것이 아니다. 사실관계는 자료 기준일(2026. 10. 18.~19.) 이후 달라질 수 있고, 수사·재판이 끝나지 않은 사안은 결론을 단정하지 않는다. 블라인드 수치는 공개된 평균 평점·추천율·리뷰 수만 적었고[34], 본점은 DART 기업개황 기준이다. 행별 출처와 확인일은 연구팀 점검 자료에 보관한다.</w:t>
       </w:r>
     </w:p>
     <w:p>
@@ -30289,7 +33589,7 @@
           <w:sz w:val="17"/>
           <w:szCs w:val="17"/>
         </w:rPr>
-        <w:t xml:space="preserve">경동도시가스 2026년 1분기 보고서</w:t>
+        <w:t xml:space="preserve">송원산업 2026년 반기보고서(DART)</w:t>
       </w:r>
       <w:r>
         <w:rPr>
@@ -30301,7 +33601,7 @@
           <w:sz w:val="17"/>
           <w:szCs w:val="17"/>
         </w:rPr>
-        <w:t xml:space="preserve">  울산 본점, 사업과 기업 분류</w:t>
+        <w:t xml:space="preserve">  울산 남구 본점, 중견기업 해당, 대표이사의 타회사 임원 겸임 현황(국내 계열회사는 감사만 겸임)과 계열·종속회사</w:t>
       </w:r>
     </w:p>
     <w:p>
@@ -30321,7 +33621,7 @@
           <w:sz w:val="14"/>
           <w:szCs w:val="14"/>
         </w:rPr>
-        <w:t xml:space="preserve">https://dart.fss.or.kr/dsaf001/main.do?rcpNo=20260515000050</w:t>
+        <w:t xml:space="preserve">https://dart.fss.or.kr/dsaf001/main.do?rcpNo=20260813000597</w:t>
       </w:r>
     </w:p>
     <w:p>
@@ -30353,7 +33653,7 @@
           <w:sz w:val="17"/>
           <w:szCs w:val="17"/>
         </w:rPr>
-        <w:t xml:space="preserve">부산대 경동도시가스 추천채용 안내</w:t>
+        <w:t xml:space="preserve">부산대 화학과 「[송원산업(주)] 추천채용 안내」</w:t>
       </w:r>
       <w:r>
         <w:rPr>
@@ -30365,7 +33665,7 @@
           <w:sz w:val="17"/>
           <w:szCs w:val="17"/>
         </w:rPr>
-        <w:t xml:space="preserve">  2026년 6월 12일 게시, 안전기획·기술직 정규직, 울산 근무</w:t>
+        <w:t xml:space="preserve">  2026년 2월 13일 게시(2. 25. 마감), 공정관리(Process &amp; Engineering) 정규직, 울산 근무, 2026년 2월 또는 이전 졸업 화학 관련 전공자. 2025년 10월 16일에도 기술개발·생산·R&amp;D(울산) 추천채용</w:t>
       </w:r>
     </w:p>
     <w:p>
@@ -30385,7 +33685,7 @@
           <w:sz w:val="14"/>
           <w:szCs w:val="14"/>
         </w:rPr>
-        <w:t xml:space="preserve">https://aerospace.pusan.ac.kr/bbs/aerospace/238/1443169/artclView.do</w:t>
+        <w:t xml:space="preserve">https://chem.pusan.ac.kr/bbs/chem/709/1317402/artclView.do</w:t>
       </w:r>
     </w:p>
     <w:p>
@@ -30673,7 +33973,7 @@
           <w:sz w:val="17"/>
           <w:szCs w:val="17"/>
         </w:rPr>
-        <w:t xml:space="preserve">오토닉스 관리회계 담당자 신입 채용(링커리어 재게시)</w:t>
+        <w:t xml:space="preserve">조광요턴 구매 신입사원 채용(사람인)</w:t>
       </w:r>
       <w:r>
         <w:rPr>
@@ -30685,7 +33985,7 @@
           <w:sz w:val="17"/>
           <w:szCs w:val="17"/>
         </w:rPr>
-        <w:t xml:space="preserve">  2026년 6월 23일 게시, 부산 해운대구 본사 근무</w:t>
+        <w:t xml:space="preserve">  2026년 9월 16~30일 접수, 신입·대졸(4년제) 이상 정규직, 부산 강서구 본사 근무</w:t>
       </w:r>
     </w:p>
     <w:p>
@@ -30705,7 +34005,7 @@
           <w:sz w:val="14"/>
           <w:szCs w:val="14"/>
         </w:rPr>
-        <w:t xml:space="preserve">https://linkareer.com/activity/330322</w:t>
+        <w:t xml:space="preserve">https://www.saramin.co.kr/zf_user/jobs/view?rec_idx=55031257</w:t>
       </w:r>
     </w:p>
     <w:p>
@@ -31121,7 +34421,7 @@
           <w:sz w:val="17"/>
           <w:szCs w:val="17"/>
         </w:rPr>
-        <w:t xml:space="preserve">오토닉스 공식 컨트롤러 제품 안내</w:t>
+        <w:t xml:space="preserve">조광요턴 2025년 감사보고서(DART)</w:t>
       </w:r>
       <w:r>
         <w:rPr>
@@ -31133,7 +34433,7 @@
           <w:sz w:val="17"/>
           <w:szCs w:val="17"/>
         </w:rPr>
-        <w:t xml:space="preserve">  센서·제어 과제의 공개 제품 자료 참고 경로</w:t>
+        <w:t xml:space="preserve">  부산 강서구 본사·공장, 조광페인트와 노르웨이 JOTUN A/S가 50%씩 출자한 공동기업(외국인투자법인), 대표이사 2인</w:t>
       </w:r>
     </w:p>
     <w:p>
@@ -31153,7 +34453,7 @@
           <w:sz w:val="14"/>
           <w:szCs w:val="14"/>
         </w:rPr>
-        <w:t xml:space="preserve">https://www.autonics.com/kr/product/class/Controllers</w:t>
+        <w:t xml:space="preserve">https://dart.fss.or.kr/dsaf001/main.do?rcpNo=20260323000097</w:t>
       </w:r>
     </w:p>
     <w:p>
@@ -31889,7 +35189,7 @@
           <w:sz w:val="17"/>
           <w:szCs w:val="17"/>
         </w:rPr>
-        <w:t xml:space="preserve">오토닉스 연구소 회계·프로젝트 관리 신입 채용(링커리어)</w:t>
+        <w:t xml:space="preserve">조광요턴 기술영업·기술감리·R&amp;D 채용(고용24)</w:t>
       </w:r>
       <w:r>
         <w:rPr>
@@ -31901,7 +35201,7 @@
           <w:sz w:val="17"/>
           <w:szCs w:val="17"/>
         </w:rPr>
-        <w:t xml:space="preserve">  2026년 8월 3일 게시, 근무지 서울 강서구 마곡·부산 해운대구</w:t>
+        <w:t xml:space="preserve">  2026년 10월 8일 등록(10. 26. 마감), 대졸(4년)~박사·경력 관계없음, 부산 강서구 근무(기술감리는 조선소 현장)</w:t>
       </w:r>
     </w:p>
     <w:p>
@@ -31921,7 +35221,7 @@
           <w:sz w:val="14"/>
           <w:szCs w:val="14"/>
         </w:rPr>
-        <w:t xml:space="preserve">https://linkareer.com/activity/339795</w:t>
+        <w:t xml:space="preserve">https://www.work24.go.kr/wk/a/b/1500/empDetailAuthView.do?wantedAuthNo=KJ20282610080080&amp;infoTypeCd=VALIDATION&amp;infoTypeGroup=tb_workinfoworknet</w:t>
       </w:r>
     </w:p>
     <w:p>
@@ -32498,6 +35798,646 @@
           <w:szCs w:val="14"/>
         </w:rPr>
         <w:t xml:space="preserve">https://www.saramin.co.kr/zf_user/jobs/relay/view?rec_idx=55205508</w:t>
+      </w:r>
+    </w:p>
+    <w:p>
+      <w:pPr>
+        <w:keepNext/>
+        <w:autoSpaceDE w:val="0"/>
+        <w:autoSpaceDN w:val="0"/>
+        <w:spacing w:after="0" w:before="50" w:line="238" w:lineRule="exact"/>
+      </w:pPr>
+      <w:r>
+        <w:rPr>
+          <w:rFonts w:ascii="맑은 고딕" w:cs="맑은 고딕" w:eastAsia="맑은 고딕" w:hAnsi="맑은 고딕"/>
+          <w:b/>
+          <w:bCs/>
+          <w:i w:val="false"/>
+          <w:iCs w:val="false"/>
+          <w:sz w:val="17"/>
+          <w:szCs w:val="17"/>
+        </w:rPr>
+        <w:t xml:space="preserve">[43] </w:t>
+      </w:r>
+      <w:r>
+        <w:rPr>
+          <w:rFonts w:ascii="맑은 고딕" w:cs="맑은 고딕" w:eastAsia="맑은 고딕" w:hAnsi="맑은 고딕"/>
+          <w:b/>
+          <w:bCs/>
+          <w:i w:val="false"/>
+          <w:iCs w:val="false"/>
+          <w:sz w:val="17"/>
+          <w:szCs w:val="17"/>
+        </w:rPr>
+        <w:t xml:space="preserve">경동도시가스 2026년 반기보고서(DART)</w:t>
+      </w:r>
+      <w:r>
+        <w:rPr>
+          <w:rFonts w:ascii="맑은 고딕" w:cs="맑은 고딕" w:eastAsia="맑은 고딕" w:hAnsi="맑은 고딕"/>
+          <w:b w:val="false"/>
+          <w:bCs w:val="false"/>
+          <w:i w:val="false"/>
+          <w:iCs w:val="false"/>
+          <w:sz w:val="17"/>
+          <w:szCs w:val="17"/>
+        </w:rPr>
+        <w:t xml:space="preserve">  ‘등기이사의 타회사 겸임 현황’, 대표이사 회장의 계열회사 ㈜경동 대표이사 겸임(2026. 6. 30. 기준)</w:t>
+      </w:r>
+    </w:p>
+    <w:p>
+      <w:pPr>
+        <w:autoSpaceDE w:val="0"/>
+        <w:autoSpaceDN w:val="0"/>
+        <w:spacing w:after="10" w:line="190" w:lineRule="exact"/>
+      </w:pPr>
+      <w:r>
+        <w:rPr>
+          <w:rFonts w:ascii="맑은 고딕" w:cs="맑은 고딕" w:eastAsia="맑은 고딕" w:hAnsi="맑은 고딕"/>
+          <w:b w:val="false"/>
+          <w:bCs w:val="false"/>
+          <w:i w:val="false"/>
+          <w:iCs w:val="false"/>
+          <w:color w:val="595959"/>
+          <w:sz w:val="14"/>
+          <w:szCs w:val="14"/>
+        </w:rPr>
+        <w:t xml:space="preserve">https://dart.fss.or.kr/dsaf001/main.do?rcpNo=20260814001069</w:t>
+      </w:r>
+    </w:p>
+    <w:p>
+      <w:pPr>
+        <w:keepNext/>
+        <w:autoSpaceDE w:val="0"/>
+        <w:autoSpaceDN w:val="0"/>
+        <w:spacing w:after="0" w:before="50" w:line="238" w:lineRule="exact"/>
+      </w:pPr>
+      <w:r>
+        <w:rPr>
+          <w:rFonts w:ascii="맑은 고딕" w:cs="맑은 고딕" w:eastAsia="맑은 고딕" w:hAnsi="맑은 고딕"/>
+          <w:b/>
+          <w:bCs/>
+          <w:i w:val="false"/>
+          <w:iCs w:val="false"/>
+          <w:sz w:val="17"/>
+          <w:szCs w:val="17"/>
+        </w:rPr>
+        <w:t xml:space="preserve">[44] </w:t>
+      </w:r>
+      <w:r>
+        <w:rPr>
+          <w:rFonts w:ascii="맑은 고딕" w:cs="맑은 고딕" w:eastAsia="맑은 고딕" w:hAnsi="맑은 고딕"/>
+          <w:b/>
+          <w:bCs/>
+          <w:i w:val="false"/>
+          <w:iCs w:val="false"/>
+          <w:sz w:val="17"/>
+          <w:szCs w:val="17"/>
+        </w:rPr>
+        <w:t xml:space="preserve">㈜경동 상덕광업소 매몰 사고 보도(강원일보)</w:t>
+      </w:r>
+      <w:r>
+        <w:rPr>
+          <w:rFonts w:ascii="맑은 고딕" w:cs="맑은 고딕" w:eastAsia="맑은 고딕" w:hAnsi="맑은 고딕"/>
+          <w:b w:val="false"/>
+          <w:bCs w:val="false"/>
+          <w:i w:val="false"/>
+          <w:iCs w:val="false"/>
+          <w:sz w:val="17"/>
+          <w:szCs w:val="17"/>
+        </w:rPr>
+        <w:t xml:space="preserve">  2025년 6월 17일, 삼척 상덕광업소 갱도 매몰로 노동자 사망, 노동부 등 합동조사</w:t>
+      </w:r>
+    </w:p>
+    <w:p>
+      <w:pPr>
+        <w:autoSpaceDE w:val="0"/>
+        <w:autoSpaceDN w:val="0"/>
+        <w:spacing w:after="10" w:line="190" w:lineRule="exact"/>
+      </w:pPr>
+      <w:r>
+        <w:rPr>
+          <w:rFonts w:ascii="맑은 고딕" w:cs="맑은 고딕" w:eastAsia="맑은 고딕" w:hAnsi="맑은 고딕"/>
+          <w:b w:val="false"/>
+          <w:bCs w:val="false"/>
+          <w:i w:val="false"/>
+          <w:iCs w:val="false"/>
+          <w:color w:val="595959"/>
+          <w:sz w:val="14"/>
+          <w:szCs w:val="14"/>
+        </w:rPr>
+        <w:t xml:space="preserve">https://www.kwnews.co.kr/page/view/2025061717581295757</w:t>
+      </w:r>
+    </w:p>
+    <w:p>
+      <w:pPr>
+        <w:keepNext/>
+        <w:autoSpaceDE w:val="0"/>
+        <w:autoSpaceDN w:val="0"/>
+        <w:spacing w:after="0" w:before="50" w:line="238" w:lineRule="exact"/>
+      </w:pPr>
+      <w:r>
+        <w:rPr>
+          <w:rFonts w:ascii="맑은 고딕" w:cs="맑은 고딕" w:eastAsia="맑은 고딕" w:hAnsi="맑은 고딕"/>
+          <w:b/>
+          <w:bCs/>
+          <w:i w:val="false"/>
+          <w:iCs w:val="false"/>
+          <w:sz w:val="17"/>
+          <w:szCs w:val="17"/>
+        </w:rPr>
+        <w:t xml:space="preserve">[45] </w:t>
+      </w:r>
+      <w:r>
+        <w:rPr>
+          <w:rFonts w:ascii="맑은 고딕" w:cs="맑은 고딕" w:eastAsia="맑은 고딕" w:hAnsi="맑은 고딕"/>
+          <w:b/>
+          <w:bCs/>
+          <w:i w:val="false"/>
+          <w:iCs w:val="false"/>
+          <w:sz w:val="17"/>
+          <w:szCs w:val="17"/>
+        </w:rPr>
+        <w:t xml:space="preserve">창원지방법원 2022고단1429 판결문(두성산업·대흥알앤티 사건 1심)</w:t>
+      </w:r>
+      <w:r>
+        <w:rPr>
+          <w:rFonts w:ascii="맑은 고딕" w:cs="맑은 고딕" w:eastAsia="맑은 고딕" w:hAnsi="맑은 고딕"/>
+          <w:b w:val="false"/>
+          <w:bCs w:val="false"/>
+          <w:i w:val="false"/>
+          <w:iCs w:val="false"/>
+          <w:sz w:val="17"/>
+          <w:szCs w:val="17"/>
+        </w:rPr>
+        <w:t xml:space="preserve">  2023년 11월 3일 선고, 대흥알앤티 부분: 세척제 노출 노동자 13명 독성간염, 당시 대표 징역 10월·집행유예 2년(업무상과실치상·산업안전보건법 위반), 법인 벌금 1천만 원</w:t>
+      </w:r>
+    </w:p>
+    <w:p>
+      <w:pPr>
+        <w:autoSpaceDE w:val="0"/>
+        <w:autoSpaceDN w:val="0"/>
+        <w:spacing w:after="10" w:line="190" w:lineRule="exact"/>
+      </w:pPr>
+      <w:r>
+        <w:rPr>
+          <w:rFonts w:ascii="맑은 고딕" w:cs="맑은 고딕" w:eastAsia="맑은 고딕" w:hAnsi="맑은 고딕"/>
+          <w:b w:val="false"/>
+          <w:bCs w:val="false"/>
+          <w:i w:val="false"/>
+          <w:iCs w:val="false"/>
+          <w:color w:val="595959"/>
+          <w:sz w:val="14"/>
+          <w:szCs w:val="14"/>
+        </w:rPr>
+        <w:t xml:space="preserve">https://yongkyun.nodong.org/wp-content/uploads/2024/07/8_%EB%91%90%EC%84%B1%EC%82%B0%EC%97%851%EC%8B%AC_%EC%B0%BD%EC%9B%90%EC%A7%80%EB%B0%A9%EB%B2%95%EC%9B%90_2022%EA%B3%A0%EB%8B%A81429_231103.pdf</w:t>
+      </w:r>
+    </w:p>
+    <w:p>
+      <w:pPr>
+        <w:keepNext/>
+        <w:autoSpaceDE w:val="0"/>
+        <w:autoSpaceDN w:val="0"/>
+        <w:spacing w:after="0" w:before="50" w:line="238" w:lineRule="exact"/>
+      </w:pPr>
+      <w:r>
+        <w:rPr>
+          <w:rFonts w:ascii="맑은 고딕" w:cs="맑은 고딕" w:eastAsia="맑은 고딕" w:hAnsi="맑은 고딕"/>
+          <w:b/>
+          <w:bCs/>
+          <w:i w:val="false"/>
+          <w:iCs w:val="false"/>
+          <w:sz w:val="17"/>
+          <w:szCs w:val="17"/>
+        </w:rPr>
+        <w:t xml:space="preserve">[46] </w:t>
+      </w:r>
+      <w:r>
+        <w:rPr>
+          <w:rFonts w:ascii="맑은 고딕" w:cs="맑은 고딕" w:eastAsia="맑은 고딕" w:hAnsi="맑은 고딕"/>
+          <w:b/>
+          <w:bCs/>
+          <w:i w:val="false"/>
+          <w:iCs w:val="false"/>
+          <w:sz w:val="17"/>
+          <w:szCs w:val="17"/>
+        </w:rPr>
+        <w:t xml:space="preserve">대한제강 중대재해 발생 공시(DART)</w:t>
+      </w:r>
+      <w:r>
+        <w:rPr>
+          <w:rFonts w:ascii="맑은 고딕" w:cs="맑은 고딕" w:eastAsia="맑은 고딕" w:hAnsi="맑은 고딕"/>
+          <w:b w:val="false"/>
+          <w:bCs w:val="false"/>
+          <w:i w:val="false"/>
+          <w:iCs w:val="false"/>
+          <w:sz w:val="17"/>
+          <w:szCs w:val="17"/>
+        </w:rPr>
+        <w:t xml:space="preserve">  2026년 1월 12일, 종속회사 사업장의 노동자 추락 사망</w:t>
+      </w:r>
+    </w:p>
+    <w:p>
+      <w:pPr>
+        <w:autoSpaceDE w:val="0"/>
+        <w:autoSpaceDN w:val="0"/>
+        <w:spacing w:after="10" w:line="190" w:lineRule="exact"/>
+      </w:pPr>
+      <w:r>
+        <w:rPr>
+          <w:rFonts w:ascii="맑은 고딕" w:cs="맑은 고딕" w:eastAsia="맑은 고딕" w:hAnsi="맑은 고딕"/>
+          <w:b w:val="false"/>
+          <w:bCs w:val="false"/>
+          <w:i w:val="false"/>
+          <w:iCs w:val="false"/>
+          <w:color w:val="595959"/>
+          <w:sz w:val="14"/>
+          <w:szCs w:val="14"/>
+        </w:rPr>
+        <w:t xml:space="preserve">https://dart.fss.or.kr/dsaf001/main.do?rcpNo=20260112800129</w:t>
+      </w:r>
+    </w:p>
+    <w:p>
+      <w:pPr>
+        <w:keepNext/>
+        <w:autoSpaceDE w:val="0"/>
+        <w:autoSpaceDN w:val="0"/>
+        <w:spacing w:after="0" w:before="50" w:line="238" w:lineRule="exact"/>
+      </w:pPr>
+      <w:r>
+        <w:rPr>
+          <w:rFonts w:ascii="맑은 고딕" w:cs="맑은 고딕" w:eastAsia="맑은 고딕" w:hAnsi="맑은 고딕"/>
+          <w:b/>
+          <w:bCs/>
+          <w:i w:val="false"/>
+          <w:iCs w:val="false"/>
+          <w:sz w:val="17"/>
+          <w:szCs w:val="17"/>
+        </w:rPr>
+        <w:t xml:space="preserve">[47] </w:t>
+      </w:r>
+      <w:r>
+        <w:rPr>
+          <w:rFonts w:ascii="맑은 고딕" w:cs="맑은 고딕" w:eastAsia="맑은 고딕" w:hAnsi="맑은 고딕"/>
+          <w:b/>
+          <w:bCs/>
+          <w:i w:val="false"/>
+          <w:iCs w:val="false"/>
+          <w:sz w:val="17"/>
+          <w:szCs w:val="17"/>
+        </w:rPr>
+        <w:t xml:space="preserve">인터지스 항소심 판결 공시(DART)</w:t>
+      </w:r>
+      <w:r>
+        <w:rPr>
+          <w:rFonts w:ascii="맑은 고딕" w:cs="맑은 고딕" w:eastAsia="맑은 고딕" w:hAnsi="맑은 고딕"/>
+          <w:b w:val="false"/>
+          <w:bCs w:val="false"/>
+          <w:i w:val="false"/>
+          <w:iCs w:val="false"/>
+          <w:sz w:val="17"/>
+          <w:szCs w:val="17"/>
+        </w:rPr>
+        <w:t xml:space="preserve">  2026년 10월 15일, 부산 북항 지게차 기사 사망(2023. 7.)에 대한 중대재해처벌법 위반 항소심 선고(원심 유지, 회사 벌금 1억 원·전 대표이사 징역 6개월·집행유예 1년)</w:t>
+      </w:r>
+    </w:p>
+    <w:p>
+      <w:pPr>
+        <w:autoSpaceDE w:val="0"/>
+        <w:autoSpaceDN w:val="0"/>
+        <w:spacing w:after="10" w:line="190" w:lineRule="exact"/>
+      </w:pPr>
+      <w:r>
+        <w:rPr>
+          <w:rFonts w:ascii="맑은 고딕" w:cs="맑은 고딕" w:eastAsia="맑은 고딕" w:hAnsi="맑은 고딕"/>
+          <w:b w:val="false"/>
+          <w:bCs w:val="false"/>
+          <w:i w:val="false"/>
+          <w:iCs w:val="false"/>
+          <w:color w:val="595959"/>
+          <w:sz w:val="14"/>
+          <w:szCs w:val="14"/>
+        </w:rPr>
+        <w:t xml:space="preserve">https://dart.fss.or.kr/dsaf001/main.do?rcpNo=20261015800725</w:t>
+      </w:r>
+    </w:p>
+    <w:p>
+      <w:pPr>
+        <w:keepNext/>
+        <w:autoSpaceDE w:val="0"/>
+        <w:autoSpaceDN w:val="0"/>
+        <w:spacing w:after="0" w:before="50" w:line="238" w:lineRule="exact"/>
+      </w:pPr>
+      <w:r>
+        <w:rPr>
+          <w:rFonts w:ascii="맑은 고딕" w:cs="맑은 고딕" w:eastAsia="맑은 고딕" w:hAnsi="맑은 고딕"/>
+          <w:b/>
+          <w:bCs/>
+          <w:i w:val="false"/>
+          <w:iCs w:val="false"/>
+          <w:sz w:val="17"/>
+          <w:szCs w:val="17"/>
+        </w:rPr>
+        <w:t xml:space="preserve">[48] </w:t>
+      </w:r>
+      <w:r>
+        <w:rPr>
+          <w:rFonts w:ascii="맑은 고딕" w:cs="맑은 고딕" w:eastAsia="맑은 고딕" w:hAnsi="맑은 고딕"/>
+          <w:b/>
+          <w:bCs/>
+          <w:i w:val="false"/>
+          <w:iCs w:val="false"/>
+          <w:sz w:val="17"/>
+          <w:szCs w:val="17"/>
+        </w:rPr>
+        <w:t xml:space="preserve">자동차부품 입찰담합 제재 보도(정책브리핑)</w:t>
+      </w:r>
+      <w:r>
+        <w:rPr>
+          <w:rFonts w:ascii="맑은 고딕" w:cs="맑은 고딕" w:eastAsia="맑은 고딕" w:hAnsi="맑은 고딕"/>
+          <w:b w:val="false"/>
+          <w:bCs w:val="false"/>
+          <w:i w:val="false"/>
+          <w:iCs w:val="false"/>
+          <w:sz w:val="17"/>
+          <w:szCs w:val="17"/>
+        </w:rPr>
+        <w:t xml:space="preserve">  2021년 3월, 공정위가 화승알앤에이에 시정명령과 과징금 315억5,700만 원 부과(고발 없음)</w:t>
+      </w:r>
+    </w:p>
+    <w:p>
+      <w:pPr>
+        <w:autoSpaceDE w:val="0"/>
+        <w:autoSpaceDN w:val="0"/>
+        <w:spacing w:after="10" w:line="190" w:lineRule="exact"/>
+      </w:pPr>
+      <w:r>
+        <w:rPr>
+          <w:rFonts w:ascii="맑은 고딕" w:cs="맑은 고딕" w:eastAsia="맑은 고딕" w:hAnsi="맑은 고딕"/>
+          <w:b w:val="false"/>
+          <w:bCs w:val="false"/>
+          <w:i w:val="false"/>
+          <w:iCs w:val="false"/>
+          <w:color w:val="595959"/>
+          <w:sz w:val="14"/>
+          <w:szCs w:val="14"/>
+        </w:rPr>
+        <w:t xml:space="preserve">https://www.korea.kr/news/policyNewsView.do?newsId=156442665</w:t>
+      </w:r>
+    </w:p>
+    <w:p>
+      <w:pPr>
+        <w:keepNext/>
+        <w:autoSpaceDE w:val="0"/>
+        <w:autoSpaceDN w:val="0"/>
+        <w:spacing w:after="0" w:before="50" w:line="238" w:lineRule="exact"/>
+      </w:pPr>
+      <w:r>
+        <w:rPr>
+          <w:rFonts w:ascii="맑은 고딕" w:cs="맑은 고딕" w:eastAsia="맑은 고딕" w:hAnsi="맑은 고딕"/>
+          <w:b/>
+          <w:bCs/>
+          <w:i w:val="false"/>
+          <w:iCs w:val="false"/>
+          <w:sz w:val="17"/>
+          <w:szCs w:val="17"/>
+        </w:rPr>
+        <w:t xml:space="preserve">[49] </w:t>
+      </w:r>
+      <w:r>
+        <w:rPr>
+          <w:rFonts w:ascii="맑은 고딕" w:cs="맑은 고딕" w:eastAsia="맑은 고딕" w:hAnsi="맑은 고딕"/>
+          <w:b/>
+          <w:bCs/>
+          <w:i w:val="false"/>
+          <w:iCs w:val="false"/>
+          <w:sz w:val="17"/>
+          <w:szCs w:val="17"/>
+        </w:rPr>
+        <w:t xml:space="preserve">SNT모티브 사업장 인명 사고 공시 보도(KET)</w:t>
+      </w:r>
+      <w:r>
+        <w:rPr>
+          <w:rFonts w:ascii="맑은 고딕" w:cs="맑은 고딕" w:eastAsia="맑은 고딕" w:hAnsi="맑은 고딕"/>
+          <w:b w:val="false"/>
+          <w:bCs w:val="false"/>
+          <w:i w:val="false"/>
+          <w:iCs w:val="false"/>
+          <w:sz w:val="17"/>
+          <w:szCs w:val="17"/>
+        </w:rPr>
+        <w:t xml:space="preserve">  2025년 9월, 사업장 내 인명 사고로 방산 공장 가동 중단 공시</w:t>
+      </w:r>
+    </w:p>
+    <w:p>
+      <w:pPr>
+        <w:autoSpaceDE w:val="0"/>
+        <w:autoSpaceDN w:val="0"/>
+        <w:spacing w:after="10" w:line="190" w:lineRule="exact"/>
+      </w:pPr>
+      <w:r>
+        <w:rPr>
+          <w:rFonts w:ascii="맑은 고딕" w:cs="맑은 고딕" w:eastAsia="맑은 고딕" w:hAnsi="맑은 고딕"/>
+          <w:b w:val="false"/>
+          <w:bCs w:val="false"/>
+          <w:i w:val="false"/>
+          <w:iCs w:val="false"/>
+          <w:color w:val="595959"/>
+          <w:sz w:val="14"/>
+          <w:szCs w:val="14"/>
+        </w:rPr>
+        <w:t xml:space="preserve">https://www.ket.kr/news/article.html?no=34411</w:t>
+      </w:r>
+    </w:p>
+    <w:p>
+      <w:pPr>
+        <w:keepNext/>
+        <w:autoSpaceDE w:val="0"/>
+        <w:autoSpaceDN w:val="0"/>
+        <w:spacing w:after="0" w:before="50" w:line="238" w:lineRule="exact"/>
+      </w:pPr>
+      <w:r>
+        <w:rPr>
+          <w:rFonts w:ascii="맑은 고딕" w:cs="맑은 고딕" w:eastAsia="맑은 고딕" w:hAnsi="맑은 고딕"/>
+          <w:b/>
+          <w:bCs/>
+          <w:i w:val="false"/>
+          <w:iCs w:val="false"/>
+          <w:sz w:val="17"/>
+          <w:szCs w:val="17"/>
+        </w:rPr>
+        <w:t xml:space="preserve">[50] </w:t>
+      </w:r>
+      <w:r>
+        <w:rPr>
+          <w:rFonts w:ascii="맑은 고딕" w:cs="맑은 고딕" w:eastAsia="맑은 고딕" w:hAnsi="맑은 고딕"/>
+          <w:b/>
+          <w:bCs/>
+          <w:i w:val="false"/>
+          <w:iCs w:val="false"/>
+          <w:sz w:val="17"/>
+          <w:szCs w:val="17"/>
+        </w:rPr>
+        <w:t xml:space="preserve">성우하이텍 하도급법 위반 제재 보도(연합뉴스)</w:t>
+      </w:r>
+      <w:r>
+        <w:rPr>
+          <w:rFonts w:ascii="맑은 고딕" w:cs="맑은 고딕" w:eastAsia="맑은 고딕" w:hAnsi="맑은 고딕"/>
+          <w:b w:val="false"/>
+          <w:bCs w:val="false"/>
+          <w:i w:val="false"/>
+          <w:iCs w:val="false"/>
+          <w:sz w:val="17"/>
+          <w:szCs w:val="17"/>
+        </w:rPr>
+        <w:t xml:space="preserve">  2026년 4월 6일, 공정위 시정명령과 과징금 4,600만 원</w:t>
+      </w:r>
+    </w:p>
+    <w:p>
+      <w:pPr>
+        <w:autoSpaceDE w:val="0"/>
+        <w:autoSpaceDN w:val="0"/>
+        <w:spacing w:after="10" w:line="190" w:lineRule="exact"/>
+      </w:pPr>
+      <w:r>
+        <w:rPr>
+          <w:rFonts w:ascii="맑은 고딕" w:cs="맑은 고딕" w:eastAsia="맑은 고딕" w:hAnsi="맑은 고딕"/>
+          <w:b w:val="false"/>
+          <w:bCs w:val="false"/>
+          <w:i w:val="false"/>
+          <w:iCs w:val="false"/>
+          <w:color w:val="595959"/>
+          <w:sz w:val="14"/>
+          <w:szCs w:val="14"/>
+        </w:rPr>
+        <w:t xml:space="preserve">https://v.daum.net/v/20260406121000830</w:t>
+      </w:r>
+    </w:p>
+    <w:p>
+      <w:pPr>
+        <w:keepNext/>
+        <w:autoSpaceDE w:val="0"/>
+        <w:autoSpaceDN w:val="0"/>
+        <w:spacing w:after="0" w:before="50" w:line="238" w:lineRule="exact"/>
+      </w:pPr>
+      <w:r>
+        <w:rPr>
+          <w:rFonts w:ascii="맑은 고딕" w:cs="맑은 고딕" w:eastAsia="맑은 고딕" w:hAnsi="맑은 고딕"/>
+          <w:b/>
+          <w:bCs/>
+          <w:i w:val="false"/>
+          <w:iCs w:val="false"/>
+          <w:sz w:val="17"/>
+          <w:szCs w:val="17"/>
+        </w:rPr>
+        <w:t xml:space="preserve">[51] </w:t>
+      </w:r>
+      <w:r>
+        <w:rPr>
+          <w:rFonts w:ascii="맑은 고딕" w:cs="맑은 고딕" w:eastAsia="맑은 고딕" w:hAnsi="맑은 고딕"/>
+          <w:b/>
+          <w:bCs/>
+          <w:i w:val="false"/>
+          <w:iCs w:val="false"/>
+          <w:sz w:val="17"/>
+          <w:szCs w:val="17"/>
+        </w:rPr>
+        <w:t xml:space="preserve">동성케미컬 부산 1공장 희망퇴직 보도(국제신문)</w:t>
+      </w:r>
+      <w:r>
+        <w:rPr>
+          <w:rFonts w:ascii="맑은 고딕" w:cs="맑은 고딕" w:eastAsia="맑은 고딕" w:hAnsi="맑은 고딕"/>
+          <w:b w:val="false"/>
+          <w:bCs w:val="false"/>
+          <w:i w:val="false"/>
+          <w:iCs w:val="false"/>
+          <w:sz w:val="17"/>
+          <w:szCs w:val="17"/>
+        </w:rPr>
+        <w:t xml:space="preserve">  2026년 6월 15일, 라인 정리에 따른 희망퇴직과 노조 대응</w:t>
+      </w:r>
+    </w:p>
+    <w:p>
+      <w:pPr>
+        <w:autoSpaceDE w:val="0"/>
+        <w:autoSpaceDN w:val="0"/>
+        <w:spacing w:after="10" w:line="190" w:lineRule="exact"/>
+      </w:pPr>
+      <w:r>
+        <w:rPr>
+          <w:rFonts w:ascii="맑은 고딕" w:cs="맑은 고딕" w:eastAsia="맑은 고딕" w:hAnsi="맑은 고딕"/>
+          <w:b w:val="false"/>
+          <w:bCs w:val="false"/>
+          <w:i w:val="false"/>
+          <w:iCs w:val="false"/>
+          <w:color w:val="595959"/>
+          <w:sz w:val="14"/>
+          <w:szCs w:val="14"/>
+        </w:rPr>
+        <w:t xml:space="preserve">http://www.kookje.co.kr/news2011/asp/newsbody.asp?code=0200&amp;key=20260615.22004003886</w:t>
+      </w:r>
+    </w:p>
+    <w:p>
+      <w:pPr>
+        <w:keepNext/>
+        <w:autoSpaceDE w:val="0"/>
+        <w:autoSpaceDN w:val="0"/>
+        <w:spacing w:after="0" w:before="50" w:line="238" w:lineRule="exact"/>
+      </w:pPr>
+      <w:r>
+        <w:rPr>
+          <w:rFonts w:ascii="맑은 고딕" w:cs="맑은 고딕" w:eastAsia="맑은 고딕" w:hAnsi="맑은 고딕"/>
+          <w:b/>
+          <w:bCs/>
+          <w:i w:val="false"/>
+          <w:iCs w:val="false"/>
+          <w:sz w:val="17"/>
+          <w:szCs w:val="17"/>
+        </w:rPr>
+        <w:t xml:space="preserve">[52] </w:t>
+      </w:r>
+      <w:r>
+        <w:rPr>
+          <w:rFonts w:ascii="맑은 고딕" w:cs="맑은 고딕" w:eastAsia="맑은 고딕" w:hAnsi="맑은 고딕"/>
+          <w:b/>
+          <w:bCs/>
+          <w:i w:val="false"/>
+          <w:iCs w:val="false"/>
+          <w:sz w:val="17"/>
+          <w:szCs w:val="17"/>
+        </w:rPr>
+        <w:t xml:space="preserve">바이넥스 2025년 사업보고서(DART)</w:t>
+      </w:r>
+      <w:r>
+        <w:rPr>
+          <w:rFonts w:ascii="맑은 고딕" w:cs="맑은 고딕" w:eastAsia="맑은 고딕" w:hAnsi="맑은 고딕"/>
+          <w:b w:val="false"/>
+          <w:bCs w:val="false"/>
+          <w:i w:val="false"/>
+          <w:iCs w:val="false"/>
+          <w:sz w:val="17"/>
+          <w:szCs w:val="17"/>
+        </w:rPr>
+        <w:t xml:space="preserve">  ‘제재 등’ 항목, 약사법 위반에 따른 부산공장 제조업무정지(2022. 12.~2023. 1.)와 벌금(2024. 7.)</w:t>
+      </w:r>
+    </w:p>
+    <w:p>
+      <w:pPr>
+        <w:autoSpaceDE w:val="0"/>
+        <w:autoSpaceDN w:val="0"/>
+        <w:spacing w:after="10" w:line="190" w:lineRule="exact"/>
+      </w:pPr>
+      <w:r>
+        <w:rPr>
+          <w:rFonts w:ascii="맑은 고딕" w:cs="맑은 고딕" w:eastAsia="맑은 고딕" w:hAnsi="맑은 고딕"/>
+          <w:b w:val="false"/>
+          <w:bCs w:val="false"/>
+          <w:i w:val="false"/>
+          <w:iCs w:val="false"/>
+          <w:color w:val="595959"/>
+          <w:sz w:val="14"/>
+          <w:szCs w:val="14"/>
+        </w:rPr>
+        <w:t xml:space="preserve">https://dart.fss.or.kr/dsaf001/main.do?rcpNo=20260313001124</w:t>
       </w:r>
     </w:p>
     <w:sectPr>

--- a/reports/간판떼고_연구계획서.docx
+++ b/reports/간판떼고_연구계획서.docx
@@ -24179,7 +24179,7 @@
                 <w:sz w:val="17"/>
                 <w:szCs w:val="17"/>
               </w:rPr>
-              <w:t xml:space="preserve">부산 1순위 후보(조광요턴의 자격 해석이 다를 때). 2026년 관리회계·연구소 회계 신입 공고(부산 해운대·서울 마곡) 확인. 평판 ‘주의’(직원 평가 저조: 블라인드 2.4점·추천율 35%)</w:t>
+              <w:t xml:space="preserve">부산 1순위 후보. 2026년 관리회계·연구소 회계 신입 공고(부산 해운대·서울 마곡) 확인. 평판 ‘주의’(직원 평가 저조: 블라인드 2.4점·추천율 35%)</w:t>
             </w:r>
           </w:p>
         </w:tc>

--- a/reports/간판떼고_연구계획서.docx
+++ b/reports/간판떼고_연구계획서.docx
@@ -457,7 +457,7 @@
                 <w:sz w:val="19"/>
                 <w:szCs w:val="19"/>
               </w:rPr>
-              <w:t xml:space="preserve">부산대 재학생 5명 팀 ‘간판떼고’ — 경영학·영어영문학(통계)·사학(경제)·전기공학·사회복지학(경제) 전공이 기업을 2곳씩 맡고, 평가와 TOP3 선정은 전원이 함께 검토</w:t>
+              <w:t xml:space="preserve">부산대 재학생 5명 팀 ‘간판떼고’ — 경영학·영어영문학(통계)·사학(경제)·전기공학·실내환경디자인학 전공이 기업을 2곳씩 맡고, 평가와 TOP3 선정은 전원이 함께 검토</w:t>
             </w:r>
           </w:p>
         </w:tc>
@@ -2367,7 +2367,7 @@
                 <w:sz w:val="18"/>
                 <w:szCs w:val="18"/>
               </w:rPr>
-              <w:t xml:space="preserve">정예림</w:t>
+              <w:t xml:space="preserve">김채현</w:t>
             </w:r>
           </w:p>
         </w:tc>
@@ -2605,27 +2605,7 @@
                 <w:sz w:val="18"/>
                 <w:szCs w:val="18"/>
               </w:rPr>
-              <w:t xml:space="preserve">사회복지학</w:t>
-            </w:r>
-          </w:p>
-          <w:p>
-            <w:pPr>
-              <w:autoSpaceDE w:val="0"/>
-              <w:autoSpaceDN w:val="0"/>
-              <w:spacing w:after="20" w:before="0" w:line="245" w:lineRule="exact"/>
-              <w:jc w:val="center"/>
-            </w:pPr>
-            <w:r>
-              <w:rPr>
-                <w:rFonts w:ascii="맑은 고딕" w:cs="맑은 고딕" w:eastAsia="맑은 고딕" w:hAnsi="맑은 고딕"/>
-                <w:b w:val="false"/>
-                <w:bCs w:val="false"/>
-                <w:i w:val="false"/>
-                <w:iCs w:val="false"/>
-                <w:sz w:val="18"/>
-                <w:szCs w:val="18"/>
-              </w:rPr>
-              <w:t xml:space="preserve">(경제학 복수전공)</w:t>
+              <w:t xml:space="preserve">실내환경디자인학</w:t>
             </w:r>
           </w:p>
         </w:tc>
@@ -6383,7 +6363,7 @@
                 <w:sz w:val="17"/>
                 <w:szCs w:val="17"/>
               </w:rPr>
-              <w:t xml:space="preserve">설계·분석 강현민, 모집·운영 정예림</w:t>
+              <w:t xml:space="preserve">설계·분석 강현민, 모집·운영 김채현</w:t>
             </w:r>
           </w:p>
         </w:tc>
@@ -6415,7 +6395,7 @@
                 <w:sz w:val="17"/>
                 <w:szCs w:val="17"/>
               </w:rPr>
-              <w:t xml:space="preserve">섭외·진행 정예림, 질문 설계 전원</w:t>
+              <w:t xml:space="preserve">섭외·진행 김채현, 질문 설계 전원</w:t>
             </w:r>
           </w:p>
         </w:tc>

--- a/reports/간판떼고_연구계획서.docx
+++ b/reports/간판떼고_연구계획서.docx
@@ -2070,7 +2070,7 @@
                 <w:sz w:val="18"/>
                 <w:szCs w:val="18"/>
               </w:rPr>
-              <w:t xml:space="preserve">팀원 1</w:t>
+              <w:t xml:space="preserve">팀원1</w:t>
             </w:r>
           </w:p>
         </w:tc>
@@ -2103,7 +2103,7 @@
                 <w:sz w:val="18"/>
                 <w:szCs w:val="18"/>
               </w:rPr>
-              <w:t xml:space="preserve">팀원 2</w:t>
+              <w:t xml:space="preserve">팀원2</w:t>
             </w:r>
           </w:p>
         </w:tc>
@@ -2136,7 +2136,7 @@
                 <w:sz w:val="18"/>
                 <w:szCs w:val="18"/>
               </w:rPr>
-              <w:t xml:space="preserve">팀원 3</w:t>
+              <w:t xml:space="preserve">팀원3</w:t>
             </w:r>
           </w:p>
         </w:tc>
@@ -2169,7 +2169,7 @@
                 <w:sz w:val="18"/>
                 <w:szCs w:val="18"/>
               </w:rPr>
-              <w:t xml:space="preserve">팀원 4</w:t>
+              <w:t xml:space="preserve">팀원4</w:t>
             </w:r>
           </w:p>
         </w:tc>

--- a/reports/간판떼고_연구계획서.docx
+++ b/reports/간판떼고_연구계획서.docx
@@ -4454,7 +4454,7 @@
                 <w:sz w:val="18"/>
                 <w:szCs w:val="18"/>
               </w:rPr>
-              <w:t xml:space="preserve">동남권 대학생의 지역 정주 의향은 44.4%로 비수도권 권역 가운데 가장 높다[25]. 그러나 구직자·직장인은 기업을 고를 때 연봉·보상(32~48%)을 가장 먼저 보고 기업 브랜드·인지도도 10~21%를 차지하며[26][27], 지역기업의 직무·처우 정보는 공시·채용공고·홈페이지에 흩어져 있어 같은 기준으로 비교하기 어렵다는 것이 2026년 하반기 취업을 준비하는 우리 팀의 경험이다. 이것이 학생의 선택에 영향을 주는지는 블라인드 설문(Q2)과 정보 부족 항목 조사(Q3)로 확인한다.</w:t>
+              <w:t xml:space="preserve">동남권 대학생의 지역 정주 의향은 44.4%로 비수도권 권역 가운데 가장 높다[25]. 그러나 구직자·직장인은 기업을 고를 때 연봉·보상(32~48%)을 가장 먼저 보고 기업 브랜드·인지도도 10~21%를 차지하며[26][27], 지역기업의 직무·처우 정보는 공시·채용공고·홈페이지에 흩어져 있어 같은 기준으로 비교하기 어렵다는 것이 2026년 하반기 취업을 준비하는 우리 팀의 경험이다. 이 정보 부족이 학생의 선택에 영향을 주는지는 블라인드 설문(Q2)과 정보 부족 항목 조사(Q3)로 확인한다.</w:t>
             </w:r>
           </w:p>
         </w:tc>
@@ -7349,7 +7349,7 @@
           <w:sz w:val="21"/>
           <w:szCs w:val="21"/>
         </w:rPr>
-        <w:t xml:space="preserve">(1) 먼저 거른다 — 평판·결격 점검</w:t>
+        <w:t xml:space="preserve">(1) 결격 사유가 있으면 대상에서 제외한다 — 평판·결격 점검</w:t>
       </w:r>
     </w:p>
     <w:p>
@@ -10180,7 +10180,7 @@
           <w:sz w:val="18"/>
           <w:szCs w:val="18"/>
         </w:rPr>
-        <w:t xml:space="preserve"> 정부·지자체의 청년 일자리 우수기업 기준과 공식 결과보고서 양식에 맞추었다. 「청년일자리 강소기업」(고용노동부)은 임금체불·산재 공표 등 결격 사유를 먼저 거른 뒤 임금 등 보수, 고용안정, 일생활균형, 교육훈련, 혁신역량 등을 보고[28], 부산시 「청끌기업」은 부산 청년이 직접 참여해 급여·복지·워라밸·미래 측면에서 끌리는 기업을 뽑는다[29]. 결과보고서 양식의 종합 비교표 기준(성장성·기술력·직무매력·근무환경·글로벌·적합성)과도 대응하며, ‘적합성’은 블라인드 학생 선호(30%)로 반영한다[4].</w:t>
+        <w:t xml:space="preserve"> 정부·지자체의 청년 일자리 우수기업 기준과 공식 결과보고서 양식에 맞추었다. 「청년일자리 강소기업」(고용노동부)은 임금체불·산재 공표 등 결격 사유를 먼저 거른 뒤 임금 등 보수, 고용안정, 일생활균형, 교육훈련, 혁신역량 등을 보고[28], 부산시 「청끌기업」은 부산 청년이 직접 참여해 급여·복지·워라밸·미래 측면에서 끌리는 기업을 뽑는다[29]. 결과보고서 양식의 종합 비교표 기준(성장성·기술력·직무매력·근무환경·글로벌·적합성·기타)과도 대응하며, ‘적합성’은 블라인드 학생 선호(30%)로 반영한다[4].</w:t>
       </w:r>
     </w:p>
     <w:p>
@@ -11302,7 +11302,7 @@
           <w:sz w:val="20"/>
           <w:szCs w:val="20"/>
         </w:rPr>
-        <w:t xml:space="preserve"> 성명·학번·연락처는 수집하지 않는다. 조사 목적과 정보가 가려진 카드가 있음을 알리고 자발적 참여와 중단 가능성을 설명하며, 조사 종료 시 기업명과 실제 근무지역을 안내한다. 추첨·사용 과제 참여 연락처는 응답과 분리된 별도 양식으로 받아 추첨 후 파기하고, 원자료는 팀원만 접근하는 저장소에 두었다가 2026. 12. 31.에 파기한다.</w:t>
+        <w:t xml:space="preserve"> 설문 응답에는 성명·학번·연락처를 포함하지 않는다. 조사 목적과 정보가 가려진 카드가 있음을 알리고 자발적 참여와 중단 가능성을 설명하며, 조사 종료 시 기업명과 실제 근무지역을 안내한다. 추첨·사용 과제 참여 연락처는 응답과 분리된 별도 양식으로 받아 추첨 후 파기하고, 원자료는 팀원만 접근하는 저장소에 두었다가 2026. 12. 31.에 파기한다.</w:t>
       </w:r>
     </w:p>
     <w:p>
@@ -21122,7 +21122,7 @@
                 <w:sz w:val="16"/>
                 <w:szCs w:val="16"/>
               </w:rPr>
-              <w:t xml:space="preserve">함안에서 설계·생산기술 인력을 신입·경력으로 뽑는 발전설비 기업이다[13].</w:t>
+              <w:t xml:space="preserve">함안에서 설계·토목·구매 등 인력을 신입·경력으로 뽑는 발전설비 기업이다[13].</w:t>
             </w:r>
           </w:p>
           <w:p>
@@ -21420,11 +21420,10 @@
       </w:tblPr>
       <w:tblGrid>
         <w:gridCol w:w="1183"/>
-        <w:gridCol w:w="1479"/>
-        <w:gridCol w:w="1874"/>
+        <w:gridCol w:w="1578"/>
+        <w:gridCol w:w="2170"/>
         <w:gridCol w:w="789"/>
-        <w:gridCol w:w="690"/>
-        <w:gridCol w:w="3851"/>
+        <w:gridCol w:w="4146"/>
       </w:tblGrid>
       <w:tr>
         <w:trPr>
@@ -21466,7 +21465,7 @@
         </w:tc>
         <w:tc>
           <w:tcPr>
-            <w:tcW w:type="dxa" w:w="1479"/>
+            <w:tcW w:type="dxa" w:w="1578"/>
             <w:shd w:fill="D9E2F3" w:color="auto" w:val="clear"/>
             <w:tcMar>
               <w:top w:type="dxa" w:w="50"/>
@@ -21499,7 +21498,7 @@
         </w:tc>
         <w:tc>
           <w:tcPr>
-            <w:tcW w:type="dxa" w:w="1874"/>
+            <w:tcW w:type="dxa" w:w="2170"/>
             <w:shd w:fill="D9E2F3" w:color="auto" w:val="clear"/>
             <w:tcMar>
               <w:top w:type="dxa" w:w="50"/>
@@ -21559,46 +21558,13 @@
                 <w:sz w:val="16"/>
                 <w:szCs w:val="16"/>
               </w:rPr>
-              <w:t xml:space="preserve">참고목록</w:t>
-            </w:r>
-          </w:p>
-        </w:tc>
-        <w:tc>
-          <w:tcPr>
-            <w:tcW w:type="dxa" w:w="690"/>
-            <w:shd w:fill="D9E2F3" w:color="auto" w:val="clear"/>
-            <w:tcMar>
-              <w:top w:type="dxa" w:w="50"/>
-              <w:left w:type="dxa" w:w="60"/>
-              <w:bottom w:type="dxa" w:w="50"/>
-              <w:right w:type="dxa" w:w="60"/>
-            </w:tcMar>
-            <w:vAlign w:val="center"/>
-          </w:tcPr>
-          <w:p>
-            <w:pPr>
-              <w:autoSpaceDE w:val="0"/>
-              <w:autoSpaceDN w:val="0"/>
-              <w:spacing w:after="20" w:before="0" w:line="218" w:lineRule="exact"/>
-              <w:jc w:val="center"/>
-            </w:pPr>
-            <w:r>
-              <w:rPr>
-                <w:rFonts w:ascii="맑은 고딕" w:cs="맑은 고딕" w:eastAsia="맑은 고딕" w:hAnsi="맑은 고딕"/>
-                <w:b/>
-                <w:bCs/>
-                <w:i w:val="false"/>
-                <w:iCs w:val="false"/>
-                <w:sz w:val="16"/>
-                <w:szCs w:val="16"/>
-              </w:rPr>
               <w:t xml:space="preserve">평판</w:t>
             </w:r>
           </w:p>
         </w:tc>
         <w:tc>
           <w:tcPr>
-            <w:tcW w:type="dxa" w:w="3851"/>
+            <w:tcW w:type="dxa" w:w="4146"/>
             <w:shd w:fill="D9E2F3" w:color="auto" w:val="clear"/>
             <w:tcMar>
               <w:top w:type="dxa" w:w="50"/>
@@ -21670,7 +21636,7 @@
         </w:tc>
         <w:tc>
           <w:tcPr>
-            <w:tcW w:type="dxa" w:w="1479"/>
+            <w:tcW w:type="dxa" w:w="1578"/>
             <w:tcMar>
               <w:top w:type="dxa" w:w="50"/>
               <w:left w:type="dxa" w:w="60"/>
@@ -21702,7 +21668,7 @@
         </w:tc>
         <w:tc>
           <w:tcPr>
-            <w:tcW w:type="dxa" w:w="1874"/>
+            <w:tcW w:type="dxa" w:w="2170"/>
             <w:tcMar>
               <w:top w:type="dxa" w:w="50"/>
               <w:left w:type="dxa" w:w="60"/>
@@ -21735,6 +21701,7 @@
         <w:tc>
           <w:tcPr>
             <w:tcW w:type="dxa" w:w="789"/>
+            <w:shd w:fill="E2EFDA" w:color="auto" w:val="clear"/>
             <w:tcMar>
               <w:top w:type="dxa" w:w="50"/>
               <w:left w:type="dxa" w:w="60"/>
@@ -21748,39 +21715,6 @@
               <w:autoSpaceDE w:val="0"/>
               <w:autoSpaceDN w:val="0"/>
               <w:spacing w:after="20" w:before="0" w:line="218" w:lineRule="exact"/>
-              <w:jc w:val="left"/>
-            </w:pPr>
-            <w:r>
-              <w:rPr>
-                <w:rFonts w:ascii="맑은 고딕" w:cs="맑은 고딕" w:eastAsia="맑은 고딕" w:hAnsi="맑은 고딕"/>
-                <w:b w:val="false"/>
-                <w:bCs w:val="false"/>
-                <w:i w:val="false"/>
-                <w:iCs w:val="false"/>
-                <w:sz w:val="16"/>
-                <w:szCs w:val="16"/>
-              </w:rPr>
-              <w:t xml:space="preserve">O</w:t>
-            </w:r>
-          </w:p>
-        </w:tc>
-        <w:tc>
-          <w:tcPr>
-            <w:tcW w:type="dxa" w:w="690"/>
-            <w:shd w:fill="E2EFDA" w:color="auto" w:val="clear"/>
-            <w:tcMar>
-              <w:top w:type="dxa" w:w="50"/>
-              <w:left w:type="dxa" w:w="60"/>
-              <w:bottom w:type="dxa" w:w="50"/>
-              <w:right w:type="dxa" w:w="60"/>
-            </w:tcMar>
-            <w:vAlign w:val="center"/>
-          </w:tcPr>
-          <w:p>
-            <w:pPr>
-              <w:autoSpaceDE w:val="0"/>
-              <w:autoSpaceDN w:val="0"/>
-              <w:spacing w:after="20" w:before="0" w:line="218" w:lineRule="exact"/>
               <w:jc w:val="center"/>
             </w:pPr>
             <w:r>
@@ -21799,7 +21733,7 @@
         </w:tc>
         <w:tc>
           <w:tcPr>
-            <w:tcW w:type="dxa" w:w="3851"/>
+            <w:tcW w:type="dxa" w:w="4146"/>
             <w:tcMar>
               <w:top w:type="dxa" w:w="50"/>
               <w:left w:type="dxa" w:w="60"/>
@@ -21870,7 +21804,7 @@
         </w:tc>
         <w:tc>
           <w:tcPr>
-            <w:tcW w:type="dxa" w:w="1479"/>
+            <w:tcW w:type="dxa" w:w="1578"/>
             <w:tcMar>
               <w:top w:type="dxa" w:w="50"/>
               <w:left w:type="dxa" w:w="60"/>
@@ -21902,7 +21836,7 @@
         </w:tc>
         <w:tc>
           <w:tcPr>
-            <w:tcW w:type="dxa" w:w="1874"/>
+            <w:tcW w:type="dxa" w:w="2170"/>
             <w:tcMar>
               <w:top w:type="dxa" w:w="50"/>
               <w:left w:type="dxa" w:w="60"/>
@@ -21935,6 +21869,7 @@
         <w:tc>
           <w:tcPr>
             <w:tcW w:type="dxa" w:w="789"/>
+            <w:shd w:fill="E2EFDA" w:color="auto" w:val="clear"/>
             <w:tcMar>
               <w:top w:type="dxa" w:w="50"/>
               <w:left w:type="dxa" w:w="60"/>
@@ -21948,39 +21883,6 @@
               <w:autoSpaceDE w:val="0"/>
               <w:autoSpaceDN w:val="0"/>
               <w:spacing w:after="20" w:before="0" w:line="218" w:lineRule="exact"/>
-              <w:jc w:val="left"/>
-            </w:pPr>
-            <w:r>
-              <w:rPr>
-                <w:rFonts w:ascii="맑은 고딕" w:cs="맑은 고딕" w:eastAsia="맑은 고딕" w:hAnsi="맑은 고딕"/>
-                <w:b w:val="false"/>
-                <w:bCs w:val="false"/>
-                <w:i w:val="false"/>
-                <w:iCs w:val="false"/>
-                <w:sz w:val="16"/>
-                <w:szCs w:val="16"/>
-              </w:rPr>
-              <w:t xml:space="preserve">O</w:t>
-            </w:r>
-          </w:p>
-        </w:tc>
-        <w:tc>
-          <w:tcPr>
-            <w:tcW w:type="dxa" w:w="690"/>
-            <w:shd w:fill="E2EFDA" w:color="auto" w:val="clear"/>
-            <w:tcMar>
-              <w:top w:type="dxa" w:w="50"/>
-              <w:left w:type="dxa" w:w="60"/>
-              <w:bottom w:type="dxa" w:w="50"/>
-              <w:right w:type="dxa" w:w="60"/>
-            </w:tcMar>
-            <w:vAlign w:val="center"/>
-          </w:tcPr>
-          <w:p>
-            <w:pPr>
-              <w:autoSpaceDE w:val="0"/>
-              <w:autoSpaceDN w:val="0"/>
-              <w:spacing w:after="20" w:before="0" w:line="218" w:lineRule="exact"/>
               <w:jc w:val="center"/>
             </w:pPr>
             <w:r>
@@ -21999,7 +21901,7 @@
         </w:tc>
         <w:tc>
           <w:tcPr>
-            <w:tcW w:type="dxa" w:w="3851"/>
+            <w:tcW w:type="dxa" w:w="4146"/>
             <w:tcMar>
               <w:top w:type="dxa" w:w="50"/>
               <w:left w:type="dxa" w:w="60"/>
@@ -22070,7 +21972,7 @@
         </w:tc>
         <w:tc>
           <w:tcPr>
-            <w:tcW w:type="dxa" w:w="1479"/>
+            <w:tcW w:type="dxa" w:w="1578"/>
             <w:tcMar>
               <w:top w:type="dxa" w:w="50"/>
               <w:left w:type="dxa" w:w="60"/>
@@ -22102,7 +22004,7 @@
         </w:tc>
         <w:tc>
           <w:tcPr>
-            <w:tcW w:type="dxa" w:w="1874"/>
+            <w:tcW w:type="dxa" w:w="2170"/>
             <w:tcMar>
               <w:top w:type="dxa" w:w="50"/>
               <w:left w:type="dxa" w:w="60"/>
@@ -22135,6 +22037,7 @@
         <w:tc>
           <w:tcPr>
             <w:tcW w:type="dxa" w:w="789"/>
+            <w:shd w:fill="E2EFDA" w:color="auto" w:val="clear"/>
             <w:tcMar>
               <w:top w:type="dxa" w:w="50"/>
               <w:left w:type="dxa" w:w="60"/>
@@ -22148,39 +22051,6 @@
               <w:autoSpaceDE w:val="0"/>
               <w:autoSpaceDN w:val="0"/>
               <w:spacing w:after="20" w:before="0" w:line="218" w:lineRule="exact"/>
-              <w:jc w:val="left"/>
-            </w:pPr>
-            <w:r>
-              <w:rPr>
-                <w:rFonts w:ascii="맑은 고딕" w:cs="맑은 고딕" w:eastAsia="맑은 고딕" w:hAnsi="맑은 고딕"/>
-                <w:b w:val="false"/>
-                <w:bCs w:val="false"/>
-                <w:i w:val="false"/>
-                <w:iCs w:val="false"/>
-                <w:sz w:val="16"/>
-                <w:szCs w:val="16"/>
-              </w:rPr>
-              <w:t xml:space="preserve">O</w:t>
-            </w:r>
-          </w:p>
-        </w:tc>
-        <w:tc>
-          <w:tcPr>
-            <w:tcW w:type="dxa" w:w="690"/>
-            <w:shd w:fill="E2EFDA" w:color="auto" w:val="clear"/>
-            <w:tcMar>
-              <w:top w:type="dxa" w:w="50"/>
-              <w:left w:type="dxa" w:w="60"/>
-              <w:bottom w:type="dxa" w:w="50"/>
-              <w:right w:type="dxa" w:w="60"/>
-            </w:tcMar>
-            <w:vAlign w:val="center"/>
-          </w:tcPr>
-          <w:p>
-            <w:pPr>
-              <w:autoSpaceDE w:val="0"/>
-              <w:autoSpaceDN w:val="0"/>
-              <w:spacing w:after="20" w:before="0" w:line="218" w:lineRule="exact"/>
               <w:jc w:val="center"/>
             </w:pPr>
             <w:r>
@@ -22199,7 +22069,7 @@
         </w:tc>
         <w:tc>
           <w:tcPr>
-            <w:tcW w:type="dxa" w:w="3851"/>
+            <w:tcW w:type="dxa" w:w="4146"/>
             <w:tcMar>
               <w:top w:type="dxa" w:w="50"/>
               <w:left w:type="dxa" w:w="60"/>
@@ -22270,7 +22140,7 @@
         </w:tc>
         <w:tc>
           <w:tcPr>
-            <w:tcW w:type="dxa" w:w="1479"/>
+            <w:tcW w:type="dxa" w:w="1578"/>
             <w:tcMar>
               <w:top w:type="dxa" w:w="50"/>
               <w:left w:type="dxa" w:w="60"/>
@@ -22302,7 +22172,7 @@
         </w:tc>
         <w:tc>
           <w:tcPr>
-            <w:tcW w:type="dxa" w:w="1874"/>
+            <w:tcW w:type="dxa" w:w="2170"/>
             <w:tcMar>
               <w:top w:type="dxa" w:w="50"/>
               <w:left w:type="dxa" w:w="60"/>
@@ -22335,6 +22205,7 @@
         <w:tc>
           <w:tcPr>
             <w:tcW w:type="dxa" w:w="789"/>
+            <w:shd w:fill="FFF2CC" w:color="auto" w:val="clear"/>
             <w:tcMar>
               <w:top w:type="dxa" w:w="50"/>
               <w:left w:type="dxa" w:w="60"/>
@@ -22348,39 +22219,6 @@
               <w:autoSpaceDE w:val="0"/>
               <w:autoSpaceDN w:val="0"/>
               <w:spacing w:after="20" w:before="0" w:line="218" w:lineRule="exact"/>
-              <w:jc w:val="left"/>
-            </w:pPr>
-            <w:r>
-              <w:rPr>
-                <w:rFonts w:ascii="맑은 고딕" w:cs="맑은 고딕" w:eastAsia="맑은 고딕" w:hAnsi="맑은 고딕"/>
-                <w:b w:val="false"/>
-                <w:bCs w:val="false"/>
-                <w:i w:val="false"/>
-                <w:iCs w:val="false"/>
-                <w:sz w:val="16"/>
-                <w:szCs w:val="16"/>
-              </w:rPr>
-              <w:t xml:space="preserve">O</w:t>
-            </w:r>
-          </w:p>
-        </w:tc>
-        <w:tc>
-          <w:tcPr>
-            <w:tcW w:type="dxa" w:w="690"/>
-            <w:shd w:fill="FFF2CC" w:color="auto" w:val="clear"/>
-            <w:tcMar>
-              <w:top w:type="dxa" w:w="50"/>
-              <w:left w:type="dxa" w:w="60"/>
-              <w:bottom w:type="dxa" w:w="50"/>
-              <w:right w:type="dxa" w:w="60"/>
-            </w:tcMar>
-            <w:vAlign w:val="center"/>
-          </w:tcPr>
-          <w:p>
-            <w:pPr>
-              <w:autoSpaceDE w:val="0"/>
-              <w:autoSpaceDN w:val="0"/>
-              <w:spacing w:after="20" w:before="0" w:line="218" w:lineRule="exact"/>
               <w:jc w:val="center"/>
             </w:pPr>
             <w:r>
@@ -22399,7 +22237,7 @@
         </w:tc>
         <w:tc>
           <w:tcPr>
-            <w:tcW w:type="dxa" w:w="3851"/>
+            <w:tcW w:type="dxa" w:w="4146"/>
             <w:tcMar>
               <w:top w:type="dxa" w:w="50"/>
               <w:left w:type="dxa" w:w="60"/>
@@ -22470,7 +22308,7 @@
         </w:tc>
         <w:tc>
           <w:tcPr>
-            <w:tcW w:type="dxa" w:w="1479"/>
+            <w:tcW w:type="dxa" w:w="1578"/>
             <w:tcMar>
               <w:top w:type="dxa" w:w="50"/>
               <w:left w:type="dxa" w:w="60"/>
@@ -22502,7 +22340,7 @@
         </w:tc>
         <w:tc>
           <w:tcPr>
-            <w:tcW w:type="dxa" w:w="1874"/>
+            <w:tcW w:type="dxa" w:w="2170"/>
             <w:tcMar>
               <w:top w:type="dxa" w:w="50"/>
               <w:left w:type="dxa" w:w="60"/>
@@ -22535,6 +22373,7 @@
         <w:tc>
           <w:tcPr>
             <w:tcW w:type="dxa" w:w="789"/>
+            <w:shd w:fill="FFF2CC" w:color="auto" w:val="clear"/>
             <w:tcMar>
               <w:top w:type="dxa" w:w="50"/>
               <w:left w:type="dxa" w:w="60"/>
@@ -22548,39 +22387,6 @@
               <w:autoSpaceDE w:val="0"/>
               <w:autoSpaceDN w:val="0"/>
               <w:spacing w:after="20" w:before="0" w:line="218" w:lineRule="exact"/>
-              <w:jc w:val="left"/>
-            </w:pPr>
-            <w:r>
-              <w:rPr>
-                <w:rFonts w:ascii="맑은 고딕" w:cs="맑은 고딕" w:eastAsia="맑은 고딕" w:hAnsi="맑은 고딕"/>
-                <w:b w:val="false"/>
-                <w:bCs w:val="false"/>
-                <w:i w:val="false"/>
-                <w:iCs w:val="false"/>
-                <w:sz w:val="16"/>
-                <w:szCs w:val="16"/>
-              </w:rPr>
-              <w:t xml:space="preserve">O</w:t>
-            </w:r>
-          </w:p>
-        </w:tc>
-        <w:tc>
-          <w:tcPr>
-            <w:tcW w:type="dxa" w:w="690"/>
-            <w:shd w:fill="FFF2CC" w:color="auto" w:val="clear"/>
-            <w:tcMar>
-              <w:top w:type="dxa" w:w="50"/>
-              <w:left w:type="dxa" w:w="60"/>
-              <w:bottom w:type="dxa" w:w="50"/>
-              <w:right w:type="dxa" w:w="60"/>
-            </w:tcMar>
-            <w:vAlign w:val="center"/>
-          </w:tcPr>
-          <w:p>
-            <w:pPr>
-              <w:autoSpaceDE w:val="0"/>
-              <w:autoSpaceDN w:val="0"/>
-              <w:spacing w:after="20" w:before="0" w:line="218" w:lineRule="exact"/>
               <w:jc w:val="center"/>
             </w:pPr>
             <w:r>
@@ -22599,7 +22405,7 @@
         </w:tc>
         <w:tc>
           <w:tcPr>
-            <w:tcW w:type="dxa" w:w="3851"/>
+            <w:tcW w:type="dxa" w:w="4146"/>
             <w:tcMar>
               <w:top w:type="dxa" w:w="50"/>
               <w:left w:type="dxa" w:w="60"/>
@@ -22670,7 +22476,7 @@
         </w:tc>
         <w:tc>
           <w:tcPr>
-            <w:tcW w:type="dxa" w:w="1479"/>
+            <w:tcW w:type="dxa" w:w="1578"/>
             <w:tcMar>
               <w:top w:type="dxa" w:w="50"/>
               <w:left w:type="dxa" w:w="60"/>
@@ -22702,7 +22508,7 @@
         </w:tc>
         <w:tc>
           <w:tcPr>
-            <w:tcW w:type="dxa" w:w="1874"/>
+            <w:tcW w:type="dxa" w:w="2170"/>
             <w:tcMar>
               <w:top w:type="dxa" w:w="50"/>
               <w:left w:type="dxa" w:w="60"/>
@@ -22735,6 +22541,7 @@
         <w:tc>
           <w:tcPr>
             <w:tcW w:type="dxa" w:w="789"/>
+            <w:shd w:fill="E2EFDA" w:color="auto" w:val="clear"/>
             <w:tcMar>
               <w:top w:type="dxa" w:w="50"/>
               <w:left w:type="dxa" w:w="60"/>
@@ -22748,39 +22555,6 @@
               <w:autoSpaceDE w:val="0"/>
               <w:autoSpaceDN w:val="0"/>
               <w:spacing w:after="20" w:before="0" w:line="218" w:lineRule="exact"/>
-              <w:jc w:val="left"/>
-            </w:pPr>
-            <w:r>
-              <w:rPr>
-                <w:rFonts w:ascii="맑은 고딕" w:cs="맑은 고딕" w:eastAsia="맑은 고딕" w:hAnsi="맑은 고딕"/>
-                <w:b w:val="false"/>
-                <w:bCs w:val="false"/>
-                <w:i w:val="false"/>
-                <w:iCs w:val="false"/>
-                <w:sz w:val="16"/>
-                <w:szCs w:val="16"/>
-              </w:rPr>
-              <w:t xml:space="preserve">O</w:t>
-            </w:r>
-          </w:p>
-        </w:tc>
-        <w:tc>
-          <w:tcPr>
-            <w:tcW w:type="dxa" w:w="690"/>
-            <w:shd w:fill="E2EFDA" w:color="auto" w:val="clear"/>
-            <w:tcMar>
-              <w:top w:type="dxa" w:w="50"/>
-              <w:left w:type="dxa" w:w="60"/>
-              <w:bottom w:type="dxa" w:w="50"/>
-              <w:right w:type="dxa" w:w="60"/>
-            </w:tcMar>
-            <w:vAlign w:val="center"/>
-          </w:tcPr>
-          <w:p>
-            <w:pPr>
-              <w:autoSpaceDE w:val="0"/>
-              <w:autoSpaceDN w:val="0"/>
-              <w:spacing w:after="20" w:before="0" w:line="218" w:lineRule="exact"/>
               <w:jc w:val="center"/>
             </w:pPr>
             <w:r>
@@ -22799,7 +22573,7 @@
         </w:tc>
         <w:tc>
           <w:tcPr>
-            <w:tcW w:type="dxa" w:w="3851"/>
+            <w:tcW w:type="dxa" w:w="4146"/>
             <w:tcMar>
               <w:top w:type="dxa" w:w="50"/>
               <w:left w:type="dxa" w:w="60"/>
@@ -22870,7 +22644,7 @@
         </w:tc>
         <w:tc>
           <w:tcPr>
-            <w:tcW w:type="dxa" w:w="1479"/>
+            <w:tcW w:type="dxa" w:w="1578"/>
             <w:tcMar>
               <w:top w:type="dxa" w:w="50"/>
               <w:left w:type="dxa" w:w="60"/>
@@ -22902,7 +22676,7 @@
         </w:tc>
         <w:tc>
           <w:tcPr>
-            <w:tcW w:type="dxa" w:w="1874"/>
+            <w:tcW w:type="dxa" w:w="2170"/>
             <w:tcMar>
               <w:top w:type="dxa" w:w="50"/>
               <w:left w:type="dxa" w:w="60"/>
@@ -22935,6 +22709,7 @@
         <w:tc>
           <w:tcPr>
             <w:tcW w:type="dxa" w:w="789"/>
+            <w:shd w:fill="FFF2CC" w:color="auto" w:val="clear"/>
             <w:tcMar>
               <w:top w:type="dxa" w:w="50"/>
               <w:left w:type="dxa" w:w="60"/>
@@ -22948,39 +22723,6 @@
               <w:autoSpaceDE w:val="0"/>
               <w:autoSpaceDN w:val="0"/>
               <w:spacing w:after="20" w:before="0" w:line="218" w:lineRule="exact"/>
-              <w:jc w:val="left"/>
-            </w:pPr>
-            <w:r>
-              <w:rPr>
-                <w:rFonts w:ascii="맑은 고딕" w:cs="맑은 고딕" w:eastAsia="맑은 고딕" w:hAnsi="맑은 고딕"/>
-                <w:b w:val="false"/>
-                <w:bCs w:val="false"/>
-                <w:i w:val="false"/>
-                <w:iCs w:val="false"/>
-                <w:sz w:val="16"/>
-                <w:szCs w:val="16"/>
-              </w:rPr>
-              <w:t xml:space="preserve">X</w:t>
-            </w:r>
-          </w:p>
-        </w:tc>
-        <w:tc>
-          <w:tcPr>
-            <w:tcW w:type="dxa" w:w="690"/>
-            <w:shd w:fill="FFF2CC" w:color="auto" w:val="clear"/>
-            <w:tcMar>
-              <w:top w:type="dxa" w:w="50"/>
-              <w:left w:type="dxa" w:w="60"/>
-              <w:bottom w:type="dxa" w:w="50"/>
-              <w:right w:type="dxa" w:w="60"/>
-            </w:tcMar>
-            <w:vAlign w:val="center"/>
-          </w:tcPr>
-          <w:p>
-            <w:pPr>
-              <w:autoSpaceDE w:val="0"/>
-              <w:autoSpaceDN w:val="0"/>
-              <w:spacing w:after="20" w:before="0" w:line="218" w:lineRule="exact"/>
               <w:jc w:val="center"/>
             </w:pPr>
             <w:r>
@@ -22999,7 +22741,7 @@
         </w:tc>
         <w:tc>
           <w:tcPr>
-            <w:tcW w:type="dxa" w:w="3851"/>
+            <w:tcW w:type="dxa" w:w="4146"/>
             <w:tcMar>
               <w:top w:type="dxa" w:w="50"/>
               <w:left w:type="dxa" w:w="60"/>
@@ -23070,7 +22812,7 @@
         </w:tc>
         <w:tc>
           <w:tcPr>
-            <w:tcW w:type="dxa" w:w="1479"/>
+            <w:tcW w:type="dxa" w:w="1578"/>
             <w:tcMar>
               <w:top w:type="dxa" w:w="50"/>
               <w:left w:type="dxa" w:w="60"/>
@@ -23102,7 +22844,7 @@
         </w:tc>
         <w:tc>
           <w:tcPr>
-            <w:tcW w:type="dxa" w:w="1874"/>
+            <w:tcW w:type="dxa" w:w="2170"/>
             <w:tcMar>
               <w:top w:type="dxa" w:w="50"/>
               <w:left w:type="dxa" w:w="60"/>
@@ -23135,6 +22877,7 @@
         <w:tc>
           <w:tcPr>
             <w:tcW w:type="dxa" w:w="789"/>
+            <w:shd w:fill="FFF2CC" w:color="auto" w:val="clear"/>
             <w:tcMar>
               <w:top w:type="dxa" w:w="50"/>
               <w:left w:type="dxa" w:w="60"/>
@@ -23148,39 +22891,6 @@
               <w:autoSpaceDE w:val="0"/>
               <w:autoSpaceDN w:val="0"/>
               <w:spacing w:after="20" w:before="0" w:line="218" w:lineRule="exact"/>
-              <w:jc w:val="left"/>
-            </w:pPr>
-            <w:r>
-              <w:rPr>
-                <w:rFonts w:ascii="맑은 고딕" w:cs="맑은 고딕" w:eastAsia="맑은 고딕" w:hAnsi="맑은 고딕"/>
-                <w:b w:val="false"/>
-                <w:bCs w:val="false"/>
-                <w:i w:val="false"/>
-                <w:iCs w:val="false"/>
-                <w:sz w:val="16"/>
-                <w:szCs w:val="16"/>
-              </w:rPr>
-              <w:t xml:space="preserve">O</w:t>
-            </w:r>
-          </w:p>
-        </w:tc>
-        <w:tc>
-          <w:tcPr>
-            <w:tcW w:type="dxa" w:w="690"/>
-            <w:shd w:fill="FFF2CC" w:color="auto" w:val="clear"/>
-            <w:tcMar>
-              <w:top w:type="dxa" w:w="50"/>
-              <w:left w:type="dxa" w:w="60"/>
-              <w:bottom w:type="dxa" w:w="50"/>
-              <w:right w:type="dxa" w:w="60"/>
-            </w:tcMar>
-            <w:vAlign w:val="center"/>
-          </w:tcPr>
-          <w:p>
-            <w:pPr>
-              <w:autoSpaceDE w:val="0"/>
-              <w:autoSpaceDN w:val="0"/>
-              <w:spacing w:after="20" w:before="0" w:line="218" w:lineRule="exact"/>
               <w:jc w:val="center"/>
             </w:pPr>
             <w:r>
@@ -23199,7 +22909,7 @@
         </w:tc>
         <w:tc>
           <w:tcPr>
-            <w:tcW w:type="dxa" w:w="3851"/>
+            <w:tcW w:type="dxa" w:w="4146"/>
             <w:tcMar>
               <w:top w:type="dxa" w:w="50"/>
               <w:left w:type="dxa" w:w="60"/>
@@ -23270,7 +22980,7 @@
         </w:tc>
         <w:tc>
           <w:tcPr>
-            <w:tcW w:type="dxa" w:w="1479"/>
+            <w:tcW w:type="dxa" w:w="1578"/>
             <w:tcMar>
               <w:top w:type="dxa" w:w="50"/>
               <w:left w:type="dxa" w:w="60"/>
@@ -23302,7 +23012,7 @@
         </w:tc>
         <w:tc>
           <w:tcPr>
-            <w:tcW w:type="dxa" w:w="1874"/>
+            <w:tcW w:type="dxa" w:w="2170"/>
             <w:tcMar>
               <w:top w:type="dxa" w:w="50"/>
               <w:left w:type="dxa" w:w="60"/>
@@ -23335,6 +23045,7 @@
         <w:tc>
           <w:tcPr>
             <w:tcW w:type="dxa" w:w="789"/>
+            <w:shd w:fill="E2EFDA" w:color="auto" w:val="clear"/>
             <w:tcMar>
               <w:top w:type="dxa" w:w="50"/>
               <w:left w:type="dxa" w:w="60"/>
@@ -23348,39 +23059,6 @@
               <w:autoSpaceDE w:val="0"/>
               <w:autoSpaceDN w:val="0"/>
               <w:spacing w:after="20" w:before="0" w:line="218" w:lineRule="exact"/>
-              <w:jc w:val="left"/>
-            </w:pPr>
-            <w:r>
-              <w:rPr>
-                <w:rFonts w:ascii="맑은 고딕" w:cs="맑은 고딕" w:eastAsia="맑은 고딕" w:hAnsi="맑은 고딕"/>
-                <w:b w:val="false"/>
-                <w:bCs w:val="false"/>
-                <w:i w:val="false"/>
-                <w:iCs w:val="false"/>
-                <w:sz w:val="16"/>
-                <w:szCs w:val="16"/>
-              </w:rPr>
-              <w:t xml:space="preserve">O</w:t>
-            </w:r>
-          </w:p>
-        </w:tc>
-        <w:tc>
-          <w:tcPr>
-            <w:tcW w:type="dxa" w:w="690"/>
-            <w:shd w:fill="E2EFDA" w:color="auto" w:val="clear"/>
-            <w:tcMar>
-              <w:top w:type="dxa" w:w="50"/>
-              <w:left w:type="dxa" w:w="60"/>
-              <w:bottom w:type="dxa" w:w="50"/>
-              <w:right w:type="dxa" w:w="60"/>
-            </w:tcMar>
-            <w:vAlign w:val="center"/>
-          </w:tcPr>
-          <w:p>
-            <w:pPr>
-              <w:autoSpaceDE w:val="0"/>
-              <w:autoSpaceDN w:val="0"/>
-              <w:spacing w:after="20" w:before="0" w:line="218" w:lineRule="exact"/>
               <w:jc w:val="center"/>
             </w:pPr>
             <w:r>
@@ -23399,7 +23077,7 @@
         </w:tc>
         <w:tc>
           <w:tcPr>
-            <w:tcW w:type="dxa" w:w="3851"/>
+            <w:tcW w:type="dxa" w:w="4146"/>
             <w:tcMar>
               <w:top w:type="dxa" w:w="50"/>
               <w:left w:type="dxa" w:w="60"/>
@@ -23470,7 +23148,7 @@
         </w:tc>
         <w:tc>
           <w:tcPr>
-            <w:tcW w:type="dxa" w:w="1479"/>
+            <w:tcW w:type="dxa" w:w="1578"/>
             <w:tcMar>
               <w:top w:type="dxa" w:w="50"/>
               <w:left w:type="dxa" w:w="60"/>
@@ -23502,7 +23180,7 @@
         </w:tc>
         <w:tc>
           <w:tcPr>
-            <w:tcW w:type="dxa" w:w="1874"/>
+            <w:tcW w:type="dxa" w:w="2170"/>
             <w:tcMar>
               <w:top w:type="dxa" w:w="50"/>
               <w:left w:type="dxa" w:w="60"/>
@@ -23535,6 +23213,7 @@
         <w:tc>
           <w:tcPr>
             <w:tcW w:type="dxa" w:w="789"/>
+            <w:shd w:fill="FFF2CC" w:color="auto" w:val="clear"/>
             <w:tcMar>
               <w:top w:type="dxa" w:w="50"/>
               <w:left w:type="dxa" w:w="60"/>
@@ -23548,39 +23227,6 @@
               <w:autoSpaceDE w:val="0"/>
               <w:autoSpaceDN w:val="0"/>
               <w:spacing w:after="20" w:before="0" w:line="218" w:lineRule="exact"/>
-              <w:jc w:val="left"/>
-            </w:pPr>
-            <w:r>
-              <w:rPr>
-                <w:rFonts w:ascii="맑은 고딕" w:cs="맑은 고딕" w:eastAsia="맑은 고딕" w:hAnsi="맑은 고딕"/>
-                <w:b w:val="false"/>
-                <w:bCs w:val="false"/>
-                <w:i w:val="false"/>
-                <w:iCs w:val="false"/>
-                <w:sz w:val="16"/>
-                <w:szCs w:val="16"/>
-              </w:rPr>
-              <w:t xml:space="preserve">O</w:t>
-            </w:r>
-          </w:p>
-        </w:tc>
-        <w:tc>
-          <w:tcPr>
-            <w:tcW w:type="dxa" w:w="690"/>
-            <w:shd w:fill="FFF2CC" w:color="auto" w:val="clear"/>
-            <w:tcMar>
-              <w:top w:type="dxa" w:w="50"/>
-              <w:left w:type="dxa" w:w="60"/>
-              <w:bottom w:type="dxa" w:w="50"/>
-              <w:right w:type="dxa" w:w="60"/>
-            </w:tcMar>
-            <w:vAlign w:val="center"/>
-          </w:tcPr>
-          <w:p>
-            <w:pPr>
-              <w:autoSpaceDE w:val="0"/>
-              <w:autoSpaceDN w:val="0"/>
-              <w:spacing w:after="20" w:before="0" w:line="218" w:lineRule="exact"/>
               <w:jc w:val="center"/>
             </w:pPr>
             <w:r>
@@ -23599,7 +23245,7 @@
         </w:tc>
         <w:tc>
           <w:tcPr>
-            <w:tcW w:type="dxa" w:w="3851"/>
+            <w:tcW w:type="dxa" w:w="4146"/>
             <w:tcMar>
               <w:top w:type="dxa" w:w="50"/>
               <w:left w:type="dxa" w:w="60"/>
@@ -23707,7 +23353,7 @@
           <w:sz w:val="20"/>
           <w:szCs w:val="20"/>
         </w:rPr>
-        <w:t xml:space="preserve"> 처음 정한 10곳을 Ⅳ-2 기준으로 점검해 5곳을 교체했다. 3곳은 노동자 사망·건강 관련 사건(지배회사와 대표이사가 대표를 겸직하는 계열회사의 사건 포함), 2곳은 직원 평가 기준 미달로 결격에 해당했다. 기업별 사유와 출처는 부록 2에 요약했다.</w:t>
+        <w:t xml:space="preserve"> 처음 정한 10곳을 Ⅳ-2 기준으로 점검해 결격 5곳을 교체했다. 3곳은 노동자 사망·건강 관련 사건(지배회사와 대표이사가 대표를 겸직하는 계열회사의 사건 포함), 2곳은 직원 평가 기준 미달로 결격에 해당했다. 기업별 사유와 출처는 부록 2에 요약했다.</w:t>
       </w:r>
     </w:p>
     <w:p>
@@ -28421,7 +28067,7 @@
                 <w:sz w:val="17"/>
                 <w:szCs w:val="17"/>
               </w:rPr>
-              <w:t xml:space="preserve">참고목록 11곳(노동자 안전·건강 6곳, 직원 평가 5곳)과 참고목록 밖 팀 후보 2곳이 결격. 처음 대상 10곳 중 5곳을 교체</w:t>
+              <w:t xml:space="preserve">참고목록 11곳(노동자 안전·건강 6곳, 직원 평가 5곳)과 참고목록 밖 팀 후보 2곳이 결격. 처음 대상 10곳 중 결격 5곳을 교체</w:t>
             </w:r>
           </w:p>
         </w:tc>
@@ -30178,7 +29824,7 @@
                 <w:sz w:val="16"/>
                 <w:szCs w:val="16"/>
               </w:rPr>
-              <w:t xml:space="preserve">서울 마포(창원에 공장). 상호출자제한기업집단 「세아」 소속 [30]</w:t>
+              <w:t xml:space="preserve">서울 마포(창원에 공장). 공시대상기업집단 「세아」 소속 [30]</w:t>
             </w:r>
           </w:p>
         </w:tc>
@@ -32796,7 +32442,7 @@
                 <w:sz w:val="16"/>
                 <w:szCs w:val="16"/>
               </w:rPr>
-              <w:t xml:space="preserve">결격 사유는 확인되지 않았으나 직원 평가가 처음 대상 가운데 가장 낮아(블라인드 평점 2.4점·추천율 35%, 리뷰 301건) 같은 부산의 조광요턴(3.2점·56%)으로 바꾸고 부산 예비 1순위로 둠 [34]</w:t>
+              <w:t xml:space="preserve">결격 사유는 확인되지 않았으나 직원 평가가 결격이 아닌 처음 대상 가운데 가장 낮아(블라인드 평점 2.4점·추천율 35%, 리뷰 301건) 같은 부산의 조광요턴(3.2점·56%)으로 바꾸고 부산 예비 1순위로 둠 [34]</w:t>
             </w:r>
           </w:p>
         </w:tc>

--- a/reports/간판떼고_연구계획서.docx
+++ b/reports/간판떼고_연구계획서.docx
@@ -1171,7 +1171,7 @@
                 <w:sz w:val="19"/>
                 <w:szCs w:val="19"/>
               </w:rPr>
-              <w:t xml:space="preserve"> 재학생 100명, 기업명·근무지역 공개군과 비공개군 비교</w:t>
+              <w:t xml:space="preserve">(기업명·근무지역을 가린 설문) 재학생 100명, 기업명·근무지역 공개군과 비공개군 비교</w:t>
             </w:r>
           </w:p>
           <w:p>
@@ -4496,7 +4496,7 @@
           <w:sz w:val="20"/>
           <w:szCs w:val="20"/>
         </w:rPr>
-        <w:t xml:space="preserve"> 지역에 남고 싶은 학생이 있어도, 기업명과 지역이라는 ‘간판’에 가려 지역기업의 실제 직무와 처우를 비교할 정보가 없으면 취업 단계에서 수도권을 택하기 쉽다. 본 연구는 이 가설을 직접 확인한다.</w:t>
+        <w:t xml:space="preserve"> 지역에 남고 싶은 학생이 있어도, 기업명과 지역이라는 ‘간판’에 가려 지역기업의 실제 직무와 처우를 비교할 정보가 없으면 취업 단계에서 수도권을 택하기 쉽다. 본 연구는 이 가설을 지원 의향 수준에서 탐색적으로 확인한다.</w:t>
       </w:r>
     </w:p>
     <w:p>
@@ -6717,7 +6717,7 @@
                 <w:sz w:val="17"/>
                 <w:szCs w:val="17"/>
               </w:rPr>
-              <w:t xml:space="preserve">부산대 재학생 100명, 온라인 설문 (에브리타임·학과 학생회 모집)</w:t>
+              <w:t xml:space="preserve">부산대 재학생 100명, 온라인 설문 (에브리타임·전공 모임 모집, 부족하면 학과 학생회)</w:t>
             </w:r>
           </w:p>
         </w:tc>
@@ -7641,7 +7641,7 @@
                 <w:sz w:val="16"/>
                 <w:szCs w:val="16"/>
               </w:rPr>
-              <w:t xml:space="preserve">직원 평가가 매우 낮음: 블라인드 평점 2.0 이하 또는 추천율 25% 미만 (리뷰 30건 이상)</w:t>
+              <w:t xml:space="preserve">직원 평가가 매우 낮음: 블라인드(직장인 익명 앱) 평점 2.0 이하 또는 추천율 25% 미만 (리뷰 30건 이상)</w:t>
             </w:r>
           </w:p>
         </w:tc>
@@ -9462,7 +9462,7 @@
               <w:autoSpaceDE w:val="0"/>
               <w:autoSpaceDN w:val="0"/>
               <w:spacing w:after="20" w:before="0" w:line="231" w:lineRule="exact"/>
-              <w:jc w:val="left"/>
+              <w:jc w:val="center"/>
             </w:pPr>
             <w:r>
               <w:rPr>
@@ -9565,7 +9565,7 @@
               <w:autoSpaceDE w:val="0"/>
               <w:autoSpaceDN w:val="0"/>
               <w:spacing w:after="20" w:before="0" w:line="231" w:lineRule="exact"/>
-              <w:jc w:val="left"/>
+              <w:jc w:val="center"/>
             </w:pPr>
             <w:r>
               <w:rPr>
@@ -9668,7 +9668,7 @@
               <w:autoSpaceDE w:val="0"/>
               <w:autoSpaceDN w:val="0"/>
               <w:spacing w:after="20" w:before="0" w:line="231" w:lineRule="exact"/>
-              <w:jc w:val="left"/>
+              <w:jc w:val="center"/>
             </w:pPr>
             <w:r>
               <w:rPr>
@@ -9771,7 +9771,7 @@
               <w:autoSpaceDE w:val="0"/>
               <w:autoSpaceDN w:val="0"/>
               <w:spacing w:after="20" w:before="0" w:line="231" w:lineRule="exact"/>
-              <w:jc w:val="left"/>
+              <w:jc w:val="center"/>
             </w:pPr>
             <w:r>
               <w:rPr>
@@ -9874,7 +9874,7 @@
               <w:autoSpaceDE w:val="0"/>
               <w:autoSpaceDN w:val="0"/>
               <w:spacing w:after="20" w:before="0" w:line="231" w:lineRule="exact"/>
-              <w:jc w:val="left"/>
+              <w:jc w:val="center"/>
             </w:pPr>
             <w:r>
               <w:rPr>
@@ -9977,7 +9977,7 @@
               <w:autoSpaceDE w:val="0"/>
               <w:autoSpaceDN w:val="0"/>
               <w:spacing w:after="20" w:before="0" w:line="231" w:lineRule="exact"/>
-              <w:jc w:val="left"/>
+              <w:jc w:val="center"/>
             </w:pPr>
             <w:r>
               <w:rPr>
@@ -11302,7 +11302,7 @@
           <w:sz w:val="20"/>
           <w:szCs w:val="20"/>
         </w:rPr>
-        <w:t xml:space="preserve"> 설문 응답에는 성명·학번·연락처를 포함하지 않는다. 조사 목적과 정보가 가려진 카드가 있음을 알리고 자발적 참여와 중단 가능성을 설명하며, 조사 종료 시 기업명과 실제 근무지역을 안내한다. 추첨·사용 과제 참여 연락처는 응답과 분리된 별도 양식으로 받아 추첨 후 파기하고, 원자료는 팀원만 접근하는 저장소에 두었다가 2026. 12. 31.에 파기한다.</w:t>
+        <w:t xml:space="preserve"> 설문 응답에는 성명·학번·연락처를 포함하지 않는다. 조사 목적과 정보가 가려진 카드가 있음을 알리고 자발적 참여와 중단 가능성을 설명하며, 조사 종료 시 기업명과 실제 근무지역을 안내한다. 추첨·사용 과제 참여 연락처는 응답과 분리된 별도 양식으로 받아 사용 과제 종료(11. 14.) 뒤 함께 파기하고, 원자료는 팀원만 접근하는 저장소에 두었다가 2026. 12. 31.에 파기한다.</w:t>
       </w:r>
     </w:p>
     <w:p>
@@ -11938,7 +11938,7 @@
           <w:sz w:val="20"/>
           <w:szCs w:val="20"/>
         </w:rPr>
-        <w:t xml:space="preserve"> 전화·온라인·이메일을 우선하고 기업 방문은 필요할 때 진행한다. 10개 기업 인사팀에 같은 날 같은 문항으로 공통 질의를 보내고(회신 마감 11. 4.), 인터뷰는 정보 충족률이 낮은 기업부터 배정한다. 회신 여부·시점·직무를 기록한다.</w:t>
+        <w:t xml:space="preserve"> 전화·온라인·이메일을 우선하고 기업 방문은 필요할 때 진행한다. 10개 기업 인사팀에 10. 28.에 같은 문항으로 공통 질의를 보내고(회신 마감 11. 4.), 인터뷰는 정보 충족률이 낮은 기업부터 배정한다. 회신 여부·시점·직무를 기록한다.</w:t>
       </w:r>
     </w:p>
     <w:p>
@@ -13210,7 +13210,7 @@
                 <w:sz w:val="17"/>
                 <w:szCs w:val="17"/>
               </w:rPr>
-              <w:t xml:space="preserve">10명 사용 과제의 결과와 수정 내용, 대표 기업·직무 사례 중심의 PPT 발표자료</w:t>
+              <w:t xml:space="preserve">전공별 직무 카드를 쓴 10명 사용 과제의 결과와 수정 내용, 대표 기업·직무 사례 중심의 PPT 발표자료</w:t>
             </w:r>
           </w:p>
         </w:tc>
@@ -17602,7 +17602,7 @@
                 <w:sz w:val="17"/>
                 <w:szCs w:val="17"/>
               </w:rPr>
-              <w:t xml:space="preserve">10. 24.까지 회신이 없으면 예비후보로 바꾸고 본조사 시작, 변경 이유 기록</w:t>
+              <w:t xml:space="preserve">10. 24.까지 회신이 없으면 예비후보로 바꾸고 본조사 시작, 변경 이유 기록, 해당 기업 카드는 10. 25.까지 다시 제작</w:t>
             </w:r>
           </w:p>
         </w:tc>
@@ -22263,7 +22263,7 @@
                 <w:sz w:val="16"/>
                 <w:szCs w:val="16"/>
               </w:rPr>
-              <w:t xml:space="preserve">제품 인증 행정처분 이력(2020)과 후속 조치</w:t>
+              <w:t xml:space="preserve">제품 인증 행정처분 이력(2020, 2021년 이전이라 기준 밖 참고)과 후속 조치</w:t>
             </w:r>
           </w:p>
         </w:tc>
@@ -24217,7 +24217,7 @@
                 <w:sz w:val="17"/>
                 <w:szCs w:val="17"/>
               </w:rPr>
-              <w:t xml:space="preserve">부산 우선 후보. 2026년 10월 신입 포함 공고(4년제, 부산 강서) 확인. 평판 ‘주의’(최대주주 해외 그룹 관련 사안, 2019·2020년 사업장 사고 이력)</w:t>
+              <w:t xml:space="preserve">부산 우선 후보. 2026년 10월 신입 포함 공고(4년제, 부산 강서) 확인. 평판 ‘주의’(최대주주 해외 그룹 관련 사안, 2019·2020년 사업장 사고 이력, 2021년 이전이라 기준 밖 참고)</w:t>
             </w:r>
           </w:p>
         </w:tc>
@@ -26185,7 +26185,7 @@
           <w:sz w:val="20"/>
           <w:szCs w:val="20"/>
         </w:rPr>
-        <w:t xml:space="preserve">0점은 해당 영역에서 뚜렷한 부정적 조건이 확인된 경우에만 부여하며, 자료가 없으면 ‘확인 필요’로 남긴다.</w:t>
+        <w:t xml:space="preserve">0점은 해당 영역의 핵심 조건에서 뚜렷한 부정적 사실(평판 점검의 주의 사유 포함)이 확인된 경우에만 부여하며, 자료가 없으면 ‘확인 필요’로 남긴다.</w:t>
       </w:r>
     </w:p>
     <w:p>
@@ -26210,7 +26210,7 @@
           <w:sz w:val="20"/>
           <w:szCs w:val="20"/>
         </w:rPr>
-        <w:t xml:space="preserve">판정 문장은 조건의 수준으로 판단하고, 정보가 얼마나 공개되었는지는 정보 충족률로만 반영한다. 0점은 해당 영역의 핵심 조건에서 부정적 사실(평판 점검의 주의 사유 포함)이 확인된 경우로 한정한다.</w:t>
+        <w:t xml:space="preserve">판정 문장은 조건의 수준으로 판단하고, 정보가 얼마나 공개되었는지는 정보 충족률로만 반영한다.</w:t>
       </w:r>
     </w:p>
     <w:p>

--- a/reports/간판떼고_연구계획서.docx
+++ b/reports/간판떼고_연구계획서.docx
@@ -4063,7 +4063,7 @@
                 <w:sz w:val="18"/>
                 <w:szCs w:val="18"/>
               </w:rPr>
-              <w:t xml:space="preserve">기업 정보 평가 70%와 학생 선호 30%를 합산해 TOP3를 정하고, 전공별 직무 카드와 8주 준비 안내를 제작</w:t>
+              <w:t xml:space="preserve">기업 정보 평가 70%와 학생 선호 30%를 합산해 TOP3를 정하고, 8주 준비 안내와 전공별 직무 카드를 제작</w:t>
             </w:r>
           </w:p>
         </w:tc>
@@ -5400,7 +5400,7 @@
                 <w:sz w:val="18"/>
                 <w:szCs w:val="18"/>
               </w:rPr>
-              <w:t xml:space="preserve">직무 카드 사용 과제 결과, 직무별 8주 준비 안내(제안)</w:t>
+              <w:t xml:space="preserve">직무별 8주 준비 안내(제안), 직무 카드 사용 과제 결과</w:t>
             </w:r>
           </w:p>
         </w:tc>
@@ -6331,7 +6331,7 @@
                 <w:sz w:val="17"/>
                 <w:szCs w:val="17"/>
               </w:rPr>
-              <w:t xml:space="preserve">기업별 담당 1명 + 교차 평가 1명 (총괄 정시윤)</w:t>
+              <w:t xml:space="preserve">기업별 담당 1명 + 교차 평가자 1명 (총괄 정시윤)</w:t>
             </w:r>
           </w:p>
         </w:tc>
@@ -10275,7 +10275,7 @@
           <w:sz w:val="20"/>
           <w:szCs w:val="20"/>
         </w:rPr>
-        <w:t xml:space="preserve"> 모든 자료에 발행기관·문서명·대상 법인·기준 기간·URL·확인일·담당자를 남기고, 판단의 근거는 공식 자료를 우선한다. 뉴스와 익명 후기는 점수의 근거로 쓰지 않고 평판 점검과 인터뷰 질문에 쓴다. 익명 후기는 평점·리뷰 수·기간·반복 주제만 집계해 내부에 기록하고, 문장 인용·캡처 게재·작성자 추정은 하지 않는다.</w:t>
+        <w:t xml:space="preserve"> 모든 자료에 발행기관·문서명·대상 법인·기준 기간·URL·확인일·담당자를 남기고, 판단의 근거는 공식 자료를 우선한다. 익명 후기는 점수의 근거로 쓰지 않는다. 뉴스는 판결·당국 발표나 2곳 이상의 언론 보도로 확인된 사실만 ESG와 지역 가치 영역에 반영하고, 나머지는 평판 점검과 인터뷰 질문에 쓴다. 익명 후기는 평점·리뷰 수·기간·반복 주제만 집계해 내부에 기록하고, 문장 인용·캡처 게재·작성자 추정은 하지 않는다.</w:t>
       </w:r>
     </w:p>
     <w:p>
@@ -11763,7 +11763,7 @@
                 <w:sz w:val="17"/>
                 <w:szCs w:val="17"/>
               </w:rPr>
-              <w:t xml:space="preserve">분야별 1명, 총 3명</w:t>
+              <w:t xml:space="preserve">분야별 1명씩, 총 3명</w:t>
             </w:r>
           </w:p>
         </w:tc>
@@ -12201,7 +12201,27 @@
                 <w:sz w:val="19"/>
                 <w:szCs w:val="19"/>
               </w:rPr>
-              <w:t xml:space="preserve">학생 선호 점수 = (기업명·근무지역을 가린 조건의 평균 지원 의향[1~5점] − 1) × 25   예) 평균 3.8점 → (3.8 − 1) × 25 = 70점</w:t>
+              <w:t xml:space="preserve">학생 선호 점수 = (기업명·근무지역을 가린 조건의 평균 지원 의향[1~5점] − 1) × 25</w:t>
+            </w:r>
+          </w:p>
+          <w:p>
+            <w:pPr>
+              <w:autoSpaceDE w:val="0"/>
+              <w:autoSpaceDN w:val="0"/>
+              <w:spacing w:after="20" w:before="0" w:line="258" w:lineRule="exact"/>
+              <w:jc w:val="left"/>
+            </w:pPr>
+            <w:r>
+              <w:rPr>
+                <w:rFonts w:ascii="맑은 고딕" w:cs="맑은 고딕" w:eastAsia="맑은 고딕" w:hAnsi="맑은 고딕"/>
+                <w:b w:val="false"/>
+                <w:bCs w:val="false"/>
+                <w:i w:val="false"/>
+                <w:iCs w:val="false"/>
+                <w:sz w:val="19"/>
+                <w:szCs w:val="19"/>
+              </w:rPr>
+              <w:t xml:space="preserve">예) 평균 3.8점 → (3.8 − 1) × 25 = 70점</w:t>
             </w:r>
           </w:p>
         </w:tc>
@@ -12248,7 +12268,7 @@
           <w:sz w:val="20"/>
           <w:szCs w:val="20"/>
         </w:rPr>
-        <w:t xml:space="preserve"> 본 평가 전 예비후보 1~2곳을 전원이 독립 평가해 판정 기준을 맞추고, 기업별로 담당자와 다른 팀원이 독립 평가한다. 두 평가자의 점수 차가 2점 이상인 영역은 원문을 대조해 제3 평가자가 판정하고, 최종 점수는 두 평가자의 평균으로 하며 영역별 일치율을 보고한다.</w:t>
+        <w:t xml:space="preserve"> 본 평가 전 예비후보 1~2곳을 전원이 독립 평가해 판정 기준을 맞추고, 기업별로 담당자와 다른 팀원이 독립 평가한다. 두 평가자의 점수 차가 2점 이상인 영역은 원문을 다시 대조해 제3 평가자가 사실을 판정한다. 판정이 바뀐 항목은 두 평가자가 고쳐 매기고, 최종 점수는 두 평가자 점수의 평균으로 하며 영역별 일치율을 보고한다.</w:t>
       </w:r>
     </w:p>
     <w:p>
@@ -19787,7 +19807,7 @@
                 <w:sz w:val="16"/>
                 <w:szCs w:val="16"/>
               </w:rPr>
-              <w:t xml:space="preserve">부산 강서구 본사·공장에서 구매·기술영업 등 신입(4년제)을 뽑는 선박·플랜트용 방식 도료 기업으로, 조광페인트와 노르웨이 요턴(JOTUN)이 50%씩 출자한 외국인투자 공동기업이다[14][21][33]. 부산시 청끌기업(2024~2026)으로 선정됐다[29].</w:t>
+              <w:t xml:space="preserve">부산 강서구 본사·공장에서 구매·기술영업 등 4년제 신입을 뽑는 선박·플랜트용 방식 도료 기업으로, 조광페인트와 노르웨이 요턴(JOTUN)이 50%씩 출자한 외국인투자 공동기업이다[14][21][33]. 부산시 청끌기업(2024~2026)으로 선정됐다[53][54][29].</w:t>
             </w:r>
           </w:p>
           <w:p>
@@ -20107,7 +20127,7 @@
                 <w:sz w:val="16"/>
                 <w:szCs w:val="16"/>
               </w:rPr>
-              <w:t xml:space="preserve">부산 강서구에서 생산기술 신입(4년제)을 뽑는 반도체·산업용 초정밀 밸브 기업이다[7]. 부산시 청끌기업(2024~2026)으로 선정됐다[29].</w:t>
+              <w:t xml:space="preserve">부산 강서구에서 생산기술 4년제 신입을 뽑는 반도체·산업용 초정밀 밸브 기업이다[7]. 부산시 청끌기업(2024~2026)으로 선정됐다[53][54][29].</w:t>
             </w:r>
           </w:p>
           <w:p>
@@ -20267,7 +20287,7 @@
                 <w:sz w:val="16"/>
                 <w:szCs w:val="16"/>
               </w:rPr>
-              <w:t xml:space="preserve">부산 강서구에서 정보보안·조선해양 기술영업 신입(4년제)을 뽑은 선박평형수·배기가스 처리설비 기업이다[10][36]. 부산시 청끌기업(2024~2026)으로 선정됐다[29].</w:t>
+              <w:t xml:space="preserve">부산 강서구에서 정보보안·조선해양 기술영업 4년제 신입을 뽑은 선박평형수·배기가스 처리설비 기업이다[10][36]. 부산시 청끌기업(2024~2026)으로 선정됐다[53][54][29].</w:t>
             </w:r>
           </w:p>
           <w:p>
@@ -28067,7 +28087,7 @@
                 <w:sz w:val="17"/>
                 <w:szCs w:val="17"/>
               </w:rPr>
-              <w:t xml:space="preserve">참고목록 11곳(노동자 안전·건강 6곳, 직원 평가 5곳)과 참고목록 밖 팀 후보 2곳이 결격. 처음 대상 10곳 중 결격 5곳을 교체</w:t>
+              <w:t xml:space="preserve">참고목록 11곳(노동자 안전·건강 6곳, 직원 평가 5곳)과 참고목록 밖 팀 후보 가운데 2곳이 결격. 처음 대상 10곳 중 결격 5곳을 교체</w:t>
             </w:r>
           </w:p>
         </w:tc>
@@ -28170,7 +28190,7 @@
                 <w:sz w:val="17"/>
                 <w:szCs w:val="17"/>
               </w:rPr>
-              <w:t xml:space="preserve">같은 집단 4곳은 1곳만 남김. 나머지는 현재 대상과 직원 평가·신입 근거·주의 사항을 비교해 예비후보로 둠. 울산은 직원 평가가 높은 송원산업으로 바꿈. 부산은 직원 평가가 가장 낮던 오토닉스를 조광요턴으로 바꿈. 부산 마지막 자리는 파나시아와 부산신항만을 비교해 산재 공표 이력이 없고 부산시 청끌기업에 3년 연속 선정된 파나시아로 정함(재량 판단)</w:t>
+              <w:t xml:space="preserve">같은 집단 계열 4곳은 제외하고 집단마다 1곳만 남김(화승 집단은 화승코퍼레이션이 예비후보). 나머지는 현재 대상과 직원 평가·신입 근거·주의 사항을 비교해 예비후보로 둠. 울산은 직원 평가가 높은 송원산업으로 바꿈. 부산은 직원 평가가 가장 낮던 오토닉스를 조광요턴으로 바꿈. 부산 마지막 자리는 파나시아와 부산신항만을 비교해 산재 공표 이력이 없고 부산시 청끌기업에 3년 연속 선정된 파나시아[53][54][29]로 정함(재량 판단)</w:t>
             </w:r>
           </w:p>
         </w:tc>
@@ -30920,7 +30940,7 @@
                 <w:sz w:val="16"/>
                 <w:szCs w:val="16"/>
               </w:rPr>
-              <w:t xml:space="preserve">같은 기업집단 (4곳) — 집단마다 1곳만 대상</w:t>
+              <w:t xml:space="preserve">같은 기업집단 계열 (4곳) — 집단마다 1곳만 남김</w:t>
             </w:r>
           </w:p>
         </w:tc>
@@ -31813,7 +31833,7 @@
                 <w:sz w:val="16"/>
                 <w:szCs w:val="16"/>
               </w:rPr>
-              <w:t xml:space="preserve">학사 신입 공채와 블라인드 3.1점·60%를 갖췄으나, 부산 1공장 라인 정리로 희망퇴직이 진행됐고(2026. 6.) 종속회사가 회계처리기준 위반으로 증선위 과징금·검찰통보를 받아(2025. 10.) 교체하지 않음 [51]</w:t>
+              <w:t xml:space="preserve">학사 신입 공채와 블라인드 3.1점·60%를 갖췄으나, 부산 1공장 라인 정리로 희망퇴직이 진행됐고(2026. 6.) 종속회사가 회계처리기준 위반으로 증선위 과징금·검찰통보를 받아(2025. 10.) 교체하지 않음 [51][55]</w:t>
             </w:r>
           </w:p>
         </w:tc>
@@ -36064,6 +36084,198 @@
           <w:szCs w:val="14"/>
         </w:rPr>
         <w:t xml:space="preserve">https://dart.fss.or.kr/dsaf001/main.do?rcpNo=20260313001124</w:t>
+      </w:r>
+    </w:p>
+    <w:p>
+      <w:pPr>
+        <w:keepNext/>
+        <w:autoSpaceDE w:val="0"/>
+        <w:autoSpaceDN w:val="0"/>
+        <w:spacing w:after="0" w:before="50" w:line="238" w:lineRule="exact"/>
+      </w:pPr>
+      <w:r>
+        <w:rPr>
+          <w:rFonts w:ascii="맑은 고딕" w:cs="맑은 고딕" w:eastAsia="맑은 고딕" w:hAnsi="맑은 고딕"/>
+          <w:b/>
+          <w:bCs/>
+          <w:i w:val="false"/>
+          <w:iCs w:val="false"/>
+          <w:sz w:val="17"/>
+          <w:szCs w:val="17"/>
+        </w:rPr>
+        <w:t xml:space="preserve">[53] </w:t>
+      </w:r>
+      <w:r>
+        <w:rPr>
+          <w:rFonts w:ascii="맑은 고딕" w:cs="맑은 고딕" w:eastAsia="맑은 고딕" w:hAnsi="맑은 고딕"/>
+          <w:b/>
+          <w:bCs/>
+          <w:i w:val="false"/>
+          <w:iCs w:val="false"/>
+          <w:sz w:val="17"/>
+          <w:szCs w:val="17"/>
+        </w:rPr>
+        <w:t xml:space="preserve">부산광역시 「청끌기업」 선정 보도자료(2024)</w:t>
+      </w:r>
+      <w:r>
+        <w:rPr>
+          <w:rFonts w:ascii="맑은 고딕" w:cs="맑은 고딕" w:eastAsia="맑은 고딕" w:hAnsi="맑은 고딕"/>
+          <w:b w:val="false"/>
+          <w:bCs w:val="false"/>
+          <w:i w:val="false"/>
+          <w:iCs w:val="false"/>
+          <w:sz w:val="17"/>
+          <w:szCs w:val="17"/>
+        </w:rPr>
+        <w:t xml:space="preserve">  2024년 7월 28일, 「부산시, ‘2024년 부산 청끌(청년이 끌리는)기업’ 100개 사 선정!」(참고 3 현황에 조광요턴·태광후지킨·파나시아·동화엔텍 등)</w:t>
+      </w:r>
+    </w:p>
+    <w:p>
+      <w:pPr>
+        <w:autoSpaceDE w:val="0"/>
+        <w:autoSpaceDN w:val="0"/>
+        <w:spacing w:after="10" w:line="190" w:lineRule="exact"/>
+      </w:pPr>
+      <w:r>
+        <w:rPr>
+          <w:rFonts w:ascii="맑은 고딕" w:cs="맑은 고딕" w:eastAsia="맑은 고딕" w:hAnsi="맑은 고딕"/>
+          <w:b w:val="false"/>
+          <w:bCs w:val="false"/>
+          <w:i w:val="false"/>
+          <w:iCs w:val="false"/>
+          <w:color w:val="595959"/>
+          <w:sz w:val="14"/>
+          <w:szCs w:val="14"/>
+        </w:rPr>
+        <w:t xml:space="preserve">https://www.busan.go.kr/nbtnewsBU/1638516</w:t>
+      </w:r>
+    </w:p>
+    <w:p>
+      <w:pPr>
+        <w:keepNext/>
+        <w:autoSpaceDE w:val="0"/>
+        <w:autoSpaceDN w:val="0"/>
+        <w:spacing w:after="0" w:before="50" w:line="238" w:lineRule="exact"/>
+      </w:pPr>
+      <w:r>
+        <w:rPr>
+          <w:rFonts w:ascii="맑은 고딕" w:cs="맑은 고딕" w:eastAsia="맑은 고딕" w:hAnsi="맑은 고딕"/>
+          <w:b/>
+          <w:bCs/>
+          <w:i w:val="false"/>
+          <w:iCs w:val="false"/>
+          <w:sz w:val="17"/>
+          <w:szCs w:val="17"/>
+        </w:rPr>
+        <w:t xml:space="preserve">[54] </w:t>
+      </w:r>
+      <w:r>
+        <w:rPr>
+          <w:rFonts w:ascii="맑은 고딕" w:cs="맑은 고딕" w:eastAsia="맑은 고딕" w:hAnsi="맑은 고딕"/>
+          <w:b/>
+          <w:bCs/>
+          <w:i w:val="false"/>
+          <w:iCs w:val="false"/>
+          <w:sz w:val="17"/>
+          <w:szCs w:val="17"/>
+        </w:rPr>
+        <w:t xml:space="preserve">부산광역시 「청끌기업」 발대식 보도자료(2025)</w:t>
+      </w:r>
+      <w:r>
+        <w:rPr>
+          <w:rFonts w:ascii="맑은 고딕" w:cs="맑은 고딕" w:eastAsia="맑은 고딕" w:hAnsi="맑은 고딕"/>
+          <w:b w:val="false"/>
+          <w:bCs w:val="false"/>
+          <w:i w:val="false"/>
+          <w:iCs w:val="false"/>
+          <w:sz w:val="17"/>
+          <w:szCs w:val="17"/>
+        </w:rPr>
+        <w:t xml:space="preserve">  2025년 7월 3일, 「2025년 부산 청끌기업 발대식」, 110개 사 선정(재인증 현황에 조광요턴·파나시아·동화엔텍 등)</w:t>
+      </w:r>
+    </w:p>
+    <w:p>
+      <w:pPr>
+        <w:autoSpaceDE w:val="0"/>
+        <w:autoSpaceDN w:val="0"/>
+        <w:spacing w:after="10" w:line="190" w:lineRule="exact"/>
+      </w:pPr>
+      <w:r>
+        <w:rPr>
+          <w:rFonts w:ascii="맑은 고딕" w:cs="맑은 고딕" w:eastAsia="맑은 고딕" w:hAnsi="맑은 고딕"/>
+          <w:b w:val="false"/>
+          <w:bCs w:val="false"/>
+          <w:i w:val="false"/>
+          <w:iCs w:val="false"/>
+          <w:color w:val="595959"/>
+          <w:sz w:val="14"/>
+          <w:szCs w:val="14"/>
+        </w:rPr>
+        <w:t xml:space="preserve">https://www.busan.go.kr/nbtnewsBU/1687496</w:t>
+      </w:r>
+    </w:p>
+    <w:p>
+      <w:pPr>
+        <w:keepNext/>
+        <w:autoSpaceDE w:val="0"/>
+        <w:autoSpaceDN w:val="0"/>
+        <w:spacing w:after="0" w:before="50" w:line="238" w:lineRule="exact"/>
+      </w:pPr>
+      <w:r>
+        <w:rPr>
+          <w:rFonts w:ascii="맑은 고딕" w:cs="맑은 고딕" w:eastAsia="맑은 고딕" w:hAnsi="맑은 고딕"/>
+          <w:b/>
+          <w:bCs/>
+          <w:i w:val="false"/>
+          <w:iCs w:val="false"/>
+          <w:sz w:val="17"/>
+          <w:szCs w:val="17"/>
+        </w:rPr>
+        <w:t xml:space="preserve">[55] </w:t>
+      </w:r>
+      <w:r>
+        <w:rPr>
+          <w:rFonts w:ascii="맑은 고딕" w:cs="맑은 고딕" w:eastAsia="맑은 고딕" w:hAnsi="맑은 고딕"/>
+          <w:b/>
+          <w:bCs/>
+          <w:i w:val="false"/>
+          <w:iCs w:val="false"/>
+          <w:sz w:val="17"/>
+          <w:szCs w:val="17"/>
+        </w:rPr>
+        <w:t xml:space="preserve">동성화인텍 증선위 제재 보도(MTN)</w:t>
+      </w:r>
+      <w:r>
+        <w:rPr>
+          <w:rFonts w:ascii="맑은 고딕" w:cs="맑은 고딕" w:eastAsia="맑은 고딕" w:hAnsi="맑은 고딕"/>
+          <w:b w:val="false"/>
+          <w:bCs w:val="false"/>
+          <w:i w:val="false"/>
+          <w:iCs w:val="false"/>
+          <w:sz w:val="17"/>
+          <w:szCs w:val="17"/>
+        </w:rPr>
+        <w:t xml:space="preserve">  2025년 11월 4일, 2025. 10. 29. 증권선물위원회가 공사진행률 조작 등 회계처리기준 위반으로 과징금·해임권고·검찰통보를 의결(동성케미컬의 종속회사)</w:t>
+      </w:r>
+    </w:p>
+    <w:p>
+      <w:pPr>
+        <w:autoSpaceDE w:val="0"/>
+        <w:autoSpaceDN w:val="0"/>
+        <w:spacing w:after="10" w:line="190" w:lineRule="exact"/>
+      </w:pPr>
+      <w:r>
+        <w:rPr>
+          <w:rFonts w:ascii="맑은 고딕" w:cs="맑은 고딕" w:eastAsia="맑은 고딕" w:hAnsi="맑은 고딕"/>
+          <w:b w:val="false"/>
+          <w:bCs w:val="false"/>
+          <w:i w:val="false"/>
+          <w:iCs w:val="false"/>
+          <w:color w:val="595959"/>
+          <w:sz w:val="14"/>
+          <w:szCs w:val="14"/>
+        </w:rPr>
+        <w:t xml:space="preserve">https://news.mtn.co.kr/news-detail/2025110414575086789</w:t>
       </w:r>
     </w:p>
     <w:sectPr>

--- a/reports/간판떼고_연구계획서.docx
+++ b/reports/간판떼고_연구계획서.docx
@@ -12268,7 +12268,7 @@
           <w:sz w:val="20"/>
           <w:szCs w:val="20"/>
         </w:rPr>
-        <w:t xml:space="preserve"> 본 평가 전 예비후보 1~2곳을 전원이 독립 평가해 판정 기준을 맞추고, 기업별로 담당자와 다른 팀원이 독립 평가한다. 두 평가자의 점수 차가 2점 이상인 영역은 원문을 다시 대조해 제3 평가자가 사실을 판정한다. 판정이 바뀐 항목은 두 평가자가 고쳐 매기고, 최종 점수는 두 평가자 점수의 평균으로 하며 영역별 일치율을 보고한다.</w:t>
+        <w:t xml:space="preserve"> 본 평가 전 예비후보 1~2곳을 전원이 독립 평가해 판정 기준을 맞추고, 기업별로 담당자와 다른 팀원이 독립 평가한다. 두 평가자의 점수 차가 2점 이상이거나 한쪽만 확인한 항목은 원문을 다시 대조해 사실 오류를 바로잡은 뒤 두 판정의 평균을 쓰고, 오류가 없으면 평균을 그대로 쓴다. 영역별 일치율을 보고한다.</w:t>
       </w:r>
     </w:p>
     <w:p>

--- a/reports/간판떼고_연구계획서.docx
+++ b/reports/간판떼고_연구계획서.docx
@@ -2303,7 +2303,7 @@
                 <w:sz w:val="18"/>
                 <w:szCs w:val="18"/>
               </w:rPr>
-              <w:t xml:space="preserve">고종범</w:t>
+              <w:t xml:space="preserve">김채현</w:t>
             </w:r>
           </w:p>
         </w:tc>
@@ -2335,7 +2335,7 @@
                 <w:sz w:val="18"/>
                 <w:szCs w:val="18"/>
               </w:rPr>
-              <w:t xml:space="preserve">권민재</w:t>
+              <w:t xml:space="preserve">고종범</w:t>
             </w:r>
           </w:p>
         </w:tc>
@@ -2367,7 +2367,7 @@
                 <w:sz w:val="18"/>
                 <w:szCs w:val="18"/>
               </w:rPr>
-              <w:t xml:space="preserve">김채현</w:t>
+              <w:t xml:space="preserve">권민재</w:t>
             </w:r>
           </w:p>
         </w:tc>
@@ -2521,9 +2521,21 @@
                 <w:sz w:val="18"/>
                 <w:szCs w:val="18"/>
               </w:rPr>
-              <w:t xml:space="preserve">사학</w:t>
-            </w:r>
-          </w:p>
+              <w:t xml:space="preserve">실내환경디자인학</w:t>
+            </w:r>
+          </w:p>
+        </w:tc>
+        <w:tc>
+          <w:tcPr>
+            <w:tcW w:type="dxa" w:w="1716"/>
+            <w:tcMar>
+              <w:top w:type="dxa" w:w="50"/>
+              <w:left w:type="dxa" w:w="90"/>
+              <w:bottom w:type="dxa" w:w="50"/>
+              <w:right w:type="dxa" w:w="90"/>
+            </w:tcMar>
+            <w:vAlign w:val="center"/>
+          </w:tcPr>
           <w:p>
             <w:pPr>
               <w:autoSpaceDE w:val="0"/>
@@ -2541,21 +2553,9 @@
                 <w:sz w:val="18"/>
                 <w:szCs w:val="18"/>
               </w:rPr>
-              <w:t xml:space="preserve">(경제학 복수전공)</w:t>
-            </w:r>
-          </w:p>
-        </w:tc>
-        <w:tc>
-          <w:tcPr>
-            <w:tcW w:type="dxa" w:w="1716"/>
-            <w:tcMar>
-              <w:top w:type="dxa" w:w="50"/>
-              <w:left w:type="dxa" w:w="90"/>
-              <w:bottom w:type="dxa" w:w="50"/>
-              <w:right w:type="dxa" w:w="90"/>
-            </w:tcMar>
-            <w:vAlign w:val="center"/>
-          </w:tcPr>
+              <w:t xml:space="preserve">사학</w:t>
+            </w:r>
+          </w:p>
           <w:p>
             <w:pPr>
               <w:autoSpaceDE w:val="0"/>
@@ -2573,7 +2573,7 @@
                 <w:sz w:val="18"/>
                 <w:szCs w:val="18"/>
               </w:rPr>
-              <w:t xml:space="preserve">전기공학</w:t>
+              <w:t xml:space="preserve">(경제학 복수전공)</w:t>
             </w:r>
           </w:p>
         </w:tc>
@@ -2605,7 +2605,7 @@
                 <w:sz w:val="18"/>
                 <w:szCs w:val="18"/>
               </w:rPr>
-              <w:t xml:space="preserve">실내환경디자인학</w:t>
+              <w:t xml:space="preserve">전기공학</w:t>
             </w:r>
           </w:p>
         </w:tc>
@@ -2779,7 +2779,7 @@
                 <w:sz w:val="18"/>
                 <w:szCs w:val="18"/>
               </w:rPr>
-              <w:t xml:space="preserve">PPT 발표자료 총괄</w:t>
+              <w:t xml:space="preserve">설문·인터뷰 운영 총괄</w:t>
             </w:r>
           </w:p>
         </w:tc>
@@ -2811,7 +2811,7 @@
                 <w:sz w:val="18"/>
                 <w:szCs w:val="18"/>
               </w:rPr>
-              <w:t xml:space="preserve">자료조사 총괄</w:t>
+              <w:t xml:space="preserve">PPT 발표자료 총괄</w:t>
             </w:r>
           </w:p>
         </w:tc>
@@ -2843,7 +2843,7 @@
                 <w:sz w:val="18"/>
                 <w:szCs w:val="18"/>
               </w:rPr>
-              <w:t xml:space="preserve">설문·인터뷰 운영 총괄</w:t>
+              <w:t xml:space="preserve">자료조사 총괄</w:t>
             </w:r>
           </w:p>
         </w:tc>
@@ -2977,7 +2977,7 @@
                 <w:sz w:val="18"/>
                 <w:szCs w:val="18"/>
               </w:rPr>
-              <w:t xml:space="preserve">학생 관점의 취업조건</w:t>
+              <w:t xml:space="preserve">복지·ESG</w:t>
             </w:r>
           </w:p>
         </w:tc>
@@ -3009,7 +3009,7 @@
                 <w:sz w:val="18"/>
                 <w:szCs w:val="18"/>
               </w:rPr>
-              <w:t xml:space="preserve">기술력·산업</w:t>
+              <w:t xml:space="preserve">학생 관점의 취업조건</w:t>
             </w:r>
           </w:p>
         </w:tc>
@@ -3041,7 +3041,7 @@
                 <w:sz w:val="18"/>
                 <w:szCs w:val="18"/>
               </w:rPr>
-              <w:t xml:space="preserve">복지·ESG</w:t>
+              <w:t xml:space="preserve">기술력·산업</w:t>
             </w:r>
           </w:p>
         </w:tc>
@@ -10350,6 +10350,43 @@
           <w:szCs w:val="20"/>
         </w:rPr>
         <w:t xml:space="preserve"> 기업의 부정적 정보는 공식 기록·확정 판정·회사 공시·언론 보도로 확인한 사실만 출처와 기준일을 붙여 중립적으로 쓰고, 쟁점이 있는 사실은 회사 입장을 함께 적는다. 수사 중인 의혹과 익명 후기 문장은 공개 문서에 싣지 않고, 점검에서 제외한 기업과 주최 측 참고목록에서 선정하지 않은 기업은 같은 원칙으로 사유를 한 줄씩 요약해 부록 2에 밝힌다. 결과물에는 ‘공개자료와 제한된 표본에 근거한 학생 연구로 기업을 보증하지 않으며 자료 기준일 이후 달라질 수 있다’는 문장을 넣는다.</w:t>
+      </w:r>
+    </w:p>
+    <w:p>
+      <w:pPr>
+        <w:pStyle w:val="ListParagraph"/>
+        <w:keepLines/>
+        <w:numPr>
+          <w:ilvl w:val="0"/>
+          <w:numId w:val="2"/>
+        </w:numPr>
+        <w:autoSpaceDE w:val="0"/>
+        <w:autoSpaceDN w:val="0"/>
+        <w:spacing w:after="50" w:before="0" w:line="300" w:lineRule="exact"/>
+      </w:pPr>
+      <w:r>
+        <w:rPr>
+          <w:rFonts w:ascii="맑은 고딕" w:cs="맑은 고딕" w:eastAsia="맑은 고딕" w:hAnsi="맑은 고딕"/>
+          <w:b/>
+          <w:bCs/>
+          <w:i w:val="false"/>
+          <w:iCs w:val="false"/>
+          <w:sz w:val="20"/>
+          <w:szCs w:val="20"/>
+        </w:rPr>
+        <w:t xml:space="preserve">AI 도구 사용</w:t>
+      </w:r>
+      <w:r>
+        <w:rPr>
+          <w:rFonts w:ascii="맑은 고딕" w:cs="맑은 고딕" w:eastAsia="맑은 고딕" w:hAnsi="맑은 고딕"/>
+          <w:b w:val="false"/>
+          <w:bCs w:val="false"/>
+          <w:i w:val="false"/>
+          <w:iCs w:val="false"/>
+          <w:sz w:val="20"/>
+          <w:szCs w:val="20"/>
+        </w:rPr>
+        <w:t xml:space="preserve"> 자료 정리와 채점안 작성에는 AI 도구를 활용한다. 도구가 낸 사실은 출처 원문과 대조되기 전에는 판정에 쓰지 않고, 판정마다 출처와 확인일을 남긴다.</w:t>
       </w:r>
     </w:p>
     <w:p>

--- a/reports/간판떼고_연구계획서.docx
+++ b/reports/간판떼고_연구계획서.docx
@@ -10386,7 +10386,7 @@
           <w:sz w:val="20"/>
           <w:szCs w:val="20"/>
         </w:rPr>
-        <w:t xml:space="preserve"> 자료 정리와 채점안 작성에는 AI 도구를 활용한다. 도구가 낸 사실은 출처 원문과 대조되기 전에는 판정에 쓰지 않고, 판정마다 출처와 확인일을 남긴다.</w:t>
+        <w:t xml:space="preserve"> 자료 정리와 채점안 작성에는 AI 도구를 활용하고, 채점안은 담당자와 다른 팀원이 출처 원문과 대조해 확정한다. 도구가 낸 사실은 원문과 대조되기 전에는 판정에 쓰지 않고, 판정마다 출처와 확인일을 남긴다.</w:t>
       </w:r>
     </w:p>
     <w:p>

--- a/reports/간판떼고_연구계획서.docx
+++ b/reports/간판떼고_연구계획서.docx
@@ -457,7 +457,7 @@
                 <w:sz w:val="19"/>
                 <w:szCs w:val="19"/>
               </w:rPr>
-              <w:t xml:space="preserve">부산대 재학생 5명 팀 ‘간판떼고’ — 경영학·영어영문학(통계)·사학(경제)·전기공학·실내환경디자인학 전공이 기업을 2곳씩 맡고, 평가와 TOP3 선정은 전원이 함께 검토</w:t>
+              <w:t xml:space="preserve">부산대 재학생 5명 팀 ‘간판떼고’ — 경영학·영어영문학(통계)·실내환경디자인학·사학(경제)·전기공학 전공이 기업을 2곳씩 맡고, 평가와 TOP3 선정은 전원이 함께 검토</w:t>
             </w:r>
           </w:p>
         </w:tc>
@@ -10386,7 +10386,7 @@
           <w:sz w:val="20"/>
           <w:szCs w:val="20"/>
         </w:rPr>
-        <w:t xml:space="preserve"> 자료 정리와 채점안 작성에는 AI 도구를 활용하고, 채점안은 담당자와 다른 팀원이 출처 원문과 대조해 확정한다. 도구가 낸 사실은 원문과 대조되기 전에는 판정에 쓰지 않고, 판정마다 출처와 확인일을 남긴다.</w:t>
+        <w:t xml:space="preserve"> 자료 정리와 채점안 작성에는 AI 도구를 활용하고, 채점안은 평가자가 각자 출처 원문과 대조해 판정하고, 최종 점수는 Ⅳ-5 ‘평가 일관성’의 규칙에 따른다. 도구가 낸 사실은 원문과 대조되기 전에는 판정에 쓰지 않고, 판정마다 출처와 확인일을 남긴다.</w:t>
       </w:r>
     </w:p>
     <w:p>
@@ -12305,7 +12305,7 @@
           <w:sz w:val="20"/>
           <w:szCs w:val="20"/>
         </w:rPr>
-        <w:t xml:space="preserve"> 본 평가 전 예비후보 1~2곳을 전원이 독립 평가해 판정 기준을 맞추고, 기업별로 담당자와 다른 팀원이 독립 평가한다. 두 평가자의 점수 차가 2점 이상이거나 한쪽만 확인한 항목은 원문을 다시 대조해 사실 오류를 바로잡은 뒤 두 판정의 평균을 쓰고, 오류가 없으면 평균을 그대로 쓴다. 영역별 일치율을 보고한다.</w:t>
+        <w:t xml:space="preserve"> 본 평가 전 예비후보 1~2곳을 전원이 독립 평가해 판정 기준을 맞추고, 기업별로 담당자와 다른 팀원이 독립 평가한다. 두 평가자의 영역 득점 차가 2점 이상인 영역에서 판정이 다른 항목은 원문을 다시 대조해 사실 오류를 바로잡은 뒤 평균을 쓰고, 오류가 없으면 평균을 그대로 쓴다. 한쪽만 확인한 항목은 원문으로 확인되면 그 판정을 쓰고, 확인되지 않으면 ‘확인 필요’로 둔다. 영역별 일치율을 보고한다.</w:t>
       </w:r>
     </w:p>
     <w:p>
@@ -15456,7 +15456,7 @@
                 <w:sz w:val="14"/>
                 <w:szCs w:val="14"/>
               </w:rPr>
-              <w:t xml:space="preserve">10개 기업 인사팀 공통 질의(회신 마감 11.4) → 섭외 기록</w:t>
+              <w:t xml:space="preserve">현직자·전문가 섭외 → 섭외 기록 (인사팀 공통 질의는 10.28 발송, 회신 마감 11.4)</w:t>
             </w:r>
           </w:p>
         </w:tc>
@@ -22320,7 +22320,7 @@
                 <w:sz w:val="16"/>
                 <w:szCs w:val="16"/>
               </w:rPr>
-              <w:t xml:space="preserve">제품 인증 행정처분 이력(2020, 2021년 이전이라 기준 밖 참고)과 후속 조치</w:t>
+              <w:t xml:space="preserve">제품 인증 행정처분 이력(2020, 기준 기간 밖이나 형식승인 취소·수사의 형사 결말 미확인)과 후속 조치</w:t>
             </w:r>
           </w:p>
         </w:tc>
@@ -23521,7 +23521,7 @@
           <w:sz w:val="20"/>
           <w:szCs w:val="20"/>
         </w:rPr>
-        <w:t xml:space="preserve"> 처음 대상 오토닉스는 결격 사유가 없으나 직원 평가가 10곳 가운데 가장 낮았다(블라인드 평점 2.4점·추천율 35%, 리뷰 301건). 참고목록을 다시 검토해 같은 부산의 조광요턴(3.2점·56%, 리뷰 55건)으로 바꿨다. 추천율 차이는 표본 오차의 약 2.9배이고, 조광요턴은 두 명이 따로 한 평판 점검에서 모두 ‘적합’이었다. 오토닉스는 부산 예비 1순위로 둔다[34].</w:t>
+        <w:t xml:space="preserve"> 처음 대상 오토닉스는 결격 사유가 없으나 직원 평가가 결격이 아닌 처음 대상 가운데 가장 낮았다(블라인드 평점 2.4점·추천율 35%, 리뷰 301건). 참고목록을 다시 검토해 같은 부산의 조광요턴(3.2점·56%, 리뷰 55건)으로 바꿨다. 추천율 차이는 표본 오차의 약 2.9배이고, 조광요턴은 두 명이 따로 한 평판 점검에서 모두 ‘적합’이었다. 오토닉스는 부산 예비 1순위로 둔다[34].</w:t>
       </w:r>
     </w:p>
     <w:p>
@@ -28227,7 +28227,7 @@
                 <w:sz w:val="17"/>
                 <w:szCs w:val="17"/>
               </w:rPr>
-              <w:t xml:space="preserve">같은 집단 계열 4곳은 제외하고 집단마다 1곳만 남김(화승 집단은 화승코퍼레이션이 예비후보). 나머지는 현재 대상과 직원 평가·신입 근거·주의 사항을 비교해 예비후보로 둠. 울산은 직원 평가가 높은 송원산업으로 바꿈. 부산은 직원 평가가 가장 낮던 오토닉스를 조광요턴으로 바꿈. 부산 마지막 자리는 파나시아와 부산신항만을 비교해 산재 공표 이력이 없고 부산시 청끌기업에 3년 연속 선정된 파나시아[53][54][29]로 정함(재량 판단)</w:t>
+              <w:t xml:space="preserve">같은 집단 계열 4곳은 제외하고 집단마다 1곳만 남김(화승 집단은 화승코퍼레이션만 남겨 두고 이번 대상에서는 보류). 나머지는 현재 대상과 직원 평가·신입 근거·주의 사항을 비교해 예비후보로 둠. 울산은 직원 평가가 높은 송원산업으로 바꿈. 부산은 결격이 아닌 처음 대상 가운데 직원 평가가 가장 낮던 오토닉스를 조광요턴으로 바꿈. 부산 마지막 자리는 파나시아와 부산신항만을 비교해 산재 공표 이력이 없고 부산시 청끌기업에 3년 연속 선정된 파나시아[53][54][29]로 정함(재량 판단)</w:t>
             </w:r>
           </w:p>
         </w:tc>
@@ -31657,7 +31657,7 @@
                 <w:sz w:val="16"/>
                 <w:szCs w:val="16"/>
               </w:rPr>
-              <w:t xml:space="preserve">신입 공고와 블라인드 2.9점·43%를 갖췄으나, 지금 종속회사가 맡은 자동차부품 사업이 입찰담합으로 과징금 315억 원을 받았고(2021. 3.) 직원 평가가 같은 부산의 조광요턴(3.2점·56%)보다 낮아 예비후보 [48][34]</w:t>
+              <w:t xml:space="preserve">신입 공고와 블라인드 2.9점·43%를 갖췄으나, 지금 종속회사가 맡은 자동차부품 사업이 입찰담합으로 과징금 315억 원을 받았고(2021. 3.) 직원 평가가 같은 부산의 조광요턴(3.2점·56%)보다 낮아 대상에서 보류 [48][34]</w:t>
             </w:r>
           </w:p>
         </w:tc>
@@ -33028,7 +33028,7 @@
           <w:sz w:val="17"/>
           <w:szCs w:val="17"/>
         </w:rPr>
-        <w:t xml:space="preserve">  기업 10개 종합 비교표(성장성·기술력·직무매력·근무환경·글로벌·적합성)와 TOP 3 선정란</w:t>
+        <w:t xml:space="preserve">  기업 10개 종합 비교표(성장성·기술력·직무매력·근무환경·글로벌·적합성·기타)와 TOP 3 선정란</w:t>
       </w:r>
     </w:p>
     <w:p>
@@ -36228,7 +36228,7 @@
           <w:sz w:val="17"/>
           <w:szCs w:val="17"/>
         </w:rPr>
-        <w:t xml:space="preserve">  2025년 7월 3일, 「2025년 부산 청끌기업 발대식」, 110개 사 선정(재인증 현황에 조광요턴·파나시아·동화엔텍 등)</w:t>
+        <w:t xml:space="preserve">  2025년 7월 3일, 「부산시, ‘2025년 부산 청끌(청년이 끌리는)기업’ 110개 사 선정!」(발대식 보도, 재인증 현황에 조광요턴·파나시아·동화엔텍 등)</w:t>
       </w:r>
     </w:p>
     <w:p>
